--- a/Project 4/Dissemination/Project 4 Final Report.docx
+++ b/Project 4/Dissemination/Project 4 Final Report.docx
@@ -1,21 +1,132 @@
 
 <file path=word/document.xml><?xml version="1.0" encoding="utf-8"?>
-<w:document xmlns:wpc="http://schemas.microsoft.com/office/word/2010/wordprocessingCanvas" xmlns:mc="http://schemas.openxmlformats.org/markup-compatibility/2006" xmlns:o="urn:schemas-microsoft-com:office:office" xmlns:r="http://schemas.openxmlformats.org/officeDocument/2006/relationships" xmlns:m="http://schemas.openxmlformats.org/officeDocument/2006/math" xmlns:v="urn:schemas-microsoft-com:vml" xmlns:wp14="http://schemas.microsoft.com/office/word/2010/wordprocessingDrawing" xmlns:wp="http://schemas.openxmlformats.org/drawingml/2006/wordprocessingDrawing" xmlns:w10="urn:schemas-microsoft-com:office:word" xmlns:w="http://schemas.openxmlformats.org/wordprocessingml/2006/main" xmlns:w14="http://schemas.microsoft.com/office/word/2010/wordml" xmlns:w15="http://schemas.microsoft.com/office/word/2012/wordml" xmlns:wpg="http://schemas.microsoft.com/office/word/2010/wordprocessingGroup" xmlns:wpi="http://schemas.microsoft.com/office/word/2010/wordprocessingInk" xmlns:wne="http://schemas.microsoft.com/office/word/2006/wordml" xmlns:wps="http://schemas.microsoft.com/office/word/2010/wordprocessingShape" xmlns:w16se="http://schemas.microsoft.com/office/word/2015/wordml/symex" xmlns:w16cid="http://schemas.microsoft.com/office/word/2016/wordml/cid" xmlns:w16="http://schemas.microsoft.com/office/word/2018/wordml" xmlns:w16cex="http://schemas.microsoft.com/office/word/2018/wordml/cex" xmlns:w16sdtdh="http://schemas.microsoft.com/office/word/2020/wordml/sdtdatahash" xmlns:w16sdtfl="http://schemas.microsoft.com/office/word/2024/wordml/sdtformatlock" mc:Ignorable="w14 w15 wp14 w16se w16cid w16 w16cex w16sdtdh w16sdtfl">
+<w:document xmlns:wpc="http://schemas.microsoft.com/office/word/2010/wordprocessingCanvas" xmlns:mc="http://schemas.openxmlformats.org/markup-compatibility/2006" xmlns:o="urn:schemas-microsoft-com:office:office" xmlns:r="http://schemas.openxmlformats.org/officeDocument/2006/relationships" xmlns:m="http://schemas.openxmlformats.org/officeDocument/2006/math" xmlns:v="urn:schemas-microsoft-com:vml" xmlns:wp14="http://schemas.microsoft.com/office/word/2010/wordprocessingDrawing" xmlns:wp="http://schemas.openxmlformats.org/drawingml/2006/wordprocessingDrawing" xmlns:w10="urn:schemas-microsoft-com:office:word" xmlns:w="http://schemas.openxmlformats.org/wordprocessingml/2006/main" xmlns:w14="http://schemas.microsoft.com/office/word/2010/wordml" xmlns:w15="http://schemas.microsoft.com/office/word/2012/wordml" xmlns:wpg="http://schemas.microsoft.com/office/word/2010/wordprocessingGroup" xmlns:wpi="http://schemas.microsoft.com/office/word/2010/wordprocessingInk" xmlns:wne="http://schemas.microsoft.com/office/word/2006/wordml" xmlns:wps="http://schemas.microsoft.com/office/word/2010/wordprocessingShape" xmlns:w16se="http://schemas.microsoft.com/office/word/2015/wordml/symex" xmlns:w16cid="http://schemas.microsoft.com/office/word/2016/wordml/cid" xmlns:w16="http://schemas.microsoft.com/office/word/2018/wordml" xmlns:w16cex="http://schemas.microsoft.com/office/word/2018/wordml/cex" xmlns:w16sdtdh="http://schemas.microsoft.com/office/word/2020/wordml/sdtdatahash" xmlns:w16sdtfl="http://schemas.microsoft.com/office/word/2024/wordml/sdtformatlock" xmlns:a="http://schemas.openxmlformats.org/drawingml/2006/main" xmlns:pic="http://schemas.openxmlformats.org/drawingml/2006/picture" xmlns:a14="http://schemas.microsoft.com/office/drawing/2010/main" mc:Ignorable="w14 w15 wp14 w16se w16cid w16 w16cex w16sdtdh w16sdtfl">
   <w:body>
+    <w:p xmlns:wp14="http://schemas.microsoft.com/office/word/2010/wordml" wp14:paraId="4BE999FA" wp14:textId="3267221E">
+      <w:pPr>
+        <w:spacing w:before="0" w:beforeAutospacing="off" w:after="0" w:afterAutospacing="off" w:line="480" w:lineRule="auto"/>
+        <w:jc w:val="center"/>
+        <w:rPr>
+          <w:rFonts w:ascii="Times New Roman" w:hAnsi="Times New Roman" w:eastAsia="Times New Roman" w:cs="Times New Roman"/>
+          <w:b w:val="0"/>
+          <w:bCs w:val="0"/>
+          <w:i w:val="0"/>
+          <w:iCs w:val="0"/>
+          <w:caps w:val="0"/>
+          <w:smallCaps w:val="0"/>
+          <w:noProof w:val="0"/>
+          <w:color w:val="auto" w:themeColor="text1" w:themeTint="FF" w:themeShade="FF"/>
+          <w:sz w:val="24"/>
+          <w:szCs w:val="24"/>
+          <w:lang w:val="en-US"/>
+        </w:rPr>
+      </w:pPr>
+      <w:r>
+        <w:rPr>
+          <w:rFonts w:ascii="Times New Roman" w:hAnsi="Times New Roman" w:eastAsia="Times New Roman" w:cs="Times New Roman"/>
+          <w:b w:val="1"/>
+          <w:bCs w:val="1"/>
+          <w:i w:val="0"/>
+          <w:iCs w:val="0"/>
+          <w:caps w:val="0"/>
+          <w:smallCaps w:val="0"/>
+          <w:noProof w:val="0"/>
+          <w:color w:val="auto"/>
+          <w:sz w:val="24"/>
+          <w:szCs w:val="24"/>
+          <w:lang w:val="en-US"/>
+        </w:rPr>
+        <w:t>Project 4 Final Report</w:t>
+      </w:r>
+    </w:p>
+    <w:p xmlns:wp14="http://schemas.microsoft.com/office/word/2010/wordml" wp14:paraId="07493E83" wp14:textId="44FCE7C5">
+      <w:pPr>
+        <w:spacing w:before="0" w:beforeAutospacing="off" w:after="0" w:afterAutospacing="off" w:line="480" w:lineRule="auto"/>
+        <w:jc w:val="center"/>
+        <w:rPr>
+          <w:rFonts w:ascii="Times New Roman" w:hAnsi="Times New Roman" w:eastAsia="Times New Roman" w:cs="Times New Roman"/>
+          <w:b w:val="0"/>
+          <w:bCs w:val="0"/>
+          <w:i w:val="0"/>
+          <w:iCs w:val="0"/>
+          <w:caps w:val="0"/>
+          <w:smallCaps w:val="0"/>
+          <w:noProof w:val="0"/>
+          <w:color w:val="auto" w:themeColor="text1" w:themeTint="FF" w:themeShade="FF"/>
+          <w:sz w:val="24"/>
+          <w:szCs w:val="24"/>
+          <w:lang w:val="en-US"/>
+        </w:rPr>
+      </w:pPr>
+      <w:r>
+        <w:rPr>
+          <w:rFonts w:ascii="Times New Roman" w:hAnsi="Times New Roman" w:eastAsia="Times New Roman" w:cs="Times New Roman"/>
+          <w:b w:val="0"/>
+          <w:bCs w:val="0"/>
+          <w:i w:val="0"/>
+          <w:iCs w:val="0"/>
+          <w:caps w:val="0"/>
+          <w:smallCaps w:val="0"/>
+          <w:noProof w:val="0"/>
+          <w:color w:val="auto"/>
+          <w:sz w:val="24"/>
+          <w:szCs w:val="24"/>
+          <w:lang w:val="en-US"/>
+        </w:rPr>
+        <w:t>Analyst: Kayla Robledo</w:t>
+      </w:r>
+    </w:p>
+    <w:p xmlns:wp14="http://schemas.microsoft.com/office/word/2010/wordml" wp14:paraId="39C10E25" wp14:textId="58825A98">
+      <w:pPr>
+        <w:spacing w:before="0" w:beforeAutospacing="off" w:after="0" w:afterAutospacing="off" w:line="480" w:lineRule="auto"/>
+        <w:jc w:val="center"/>
+        <w:rPr>
+          <w:rFonts w:ascii="Times New Roman" w:hAnsi="Times New Roman" w:eastAsia="Times New Roman" w:cs="Times New Roman"/>
+          <w:b w:val="0"/>
+          <w:bCs w:val="0"/>
+          <w:i w:val="0"/>
+          <w:iCs w:val="0"/>
+          <w:caps w:val="0"/>
+          <w:smallCaps w:val="0"/>
+          <w:noProof w:val="0"/>
+          <w:color w:val="auto" w:themeColor="text1" w:themeTint="FF" w:themeShade="FF"/>
+          <w:sz w:val="24"/>
+          <w:szCs w:val="24"/>
+          <w:lang w:val="en-US"/>
+        </w:rPr>
+      </w:pPr>
+      <w:r>
+        <w:rPr>
+          <w:rFonts w:ascii="Times New Roman" w:hAnsi="Times New Roman" w:eastAsia="Times New Roman" w:cs="Times New Roman"/>
+          <w:b w:val="0"/>
+          <w:bCs w:val="0"/>
+          <w:i w:val="0"/>
+          <w:iCs w:val="0"/>
+          <w:caps w:val="0"/>
+          <w:smallCaps w:val="0"/>
+          <w:noProof w:val="0"/>
+          <w:color w:val="auto"/>
+          <w:sz w:val="24"/>
+          <w:szCs w:val="24"/>
+          <w:lang w:val="en-US"/>
+        </w:rPr>
+        <w:t>Investigator: Carter Sevick, PhD</w:t>
+      </w:r>
+    </w:p>
     <w:p xmlns:wp14="http://schemas.microsoft.com/office/word/2010/wordml" wp14:paraId="29F02C7A" wp14:textId="61655378">
       <w:pPr>
         <w:spacing w:before="0" w:beforeAutospacing="off" w:after="0" w:afterAutospacing="off" w:line="480" w:lineRule="auto"/>
         <w:jc w:val="left"/>
         <w:rPr>
-          <w:rFonts w:ascii="Times New Roman" w:hAnsi="Times New Roman" w:eastAsia="Times New Roman" w:cs="Times New Roman"/>
-          <w:b w:val="0"/>
-          <w:bCs w:val="0"/>
-          <w:i w:val="0"/>
-          <w:iCs w:val="0"/>
-          <w:caps w:val="0"/>
-          <w:smallCaps w:val="0"/>
-          <w:noProof w:val="0"/>
-          <w:color w:val="000000" w:themeColor="text1" w:themeTint="FF" w:themeShade="FF"/>
+          <w:rFonts w:ascii="Times New Roman" w:hAnsi="Times New Roman" w:eastAsia="Times New Roman" w:cs="Times New Roman" w:asciiTheme="minorAscii" w:hAnsiTheme="minorAscii" w:eastAsiaTheme="minorAscii" w:cstheme="minorAscii"/>
+          <w:b w:val="0"/>
+          <w:bCs w:val="0"/>
+          <w:i w:val="0"/>
+          <w:iCs w:val="0"/>
+          <w:caps w:val="0"/>
+          <w:smallCaps w:val="0"/>
+          <w:noProof w:val="0"/>
+          <w:color w:val="auto" w:themeColor="text1" w:themeTint="FF" w:themeShade="FF"/>
           <w:sz w:val="24"/>
           <w:szCs w:val="24"/>
           <w:lang w:val="en-US"/>
@@ -23,7 +134,7 @@
       </w:pPr>
       <w:r>
         <w:rPr>
-          <w:rFonts w:ascii="Times New Roman" w:hAnsi="Times New Roman" w:eastAsia="Times New Roman" w:cs="Times New Roman"/>
+          <w:rFonts w:ascii="Times New Roman" w:hAnsi="Times New Roman" w:eastAsia="Times New Roman" w:cs="Times New Roman" w:asciiTheme="minorAscii" w:hAnsiTheme="minorAscii" w:eastAsiaTheme="minorAscii" w:cstheme="minorAscii"/>
           <w:b w:val="1"/>
           <w:bCs w:val="1"/>
           <w:i w:val="0"/>
@@ -31,7 +142,7 @@
           <w:caps w:val="0"/>
           <w:smallCaps w:val="0"/>
           <w:noProof w:val="0"/>
-          <w:color w:val="000000" w:themeColor="text1" w:themeTint="FF" w:themeShade="FF"/>
+          <w:color w:val="auto"/>
           <w:sz w:val="24"/>
           <w:szCs w:val="24"/>
           <w:lang w:val="en-US"/>
@@ -39,22 +150,22 @@
         <w:t>1 Introduction</w:t>
       </w:r>
     </w:p>
-    <w:p xmlns:wp14="http://schemas.microsoft.com/office/word/2010/wordml" wp14:paraId="48776C5F" wp14:textId="67C0C787">
+    <w:p xmlns:wp14="http://schemas.microsoft.com/office/word/2010/wordml" wp14:paraId="48776C5F" wp14:textId="0FA7F4FE">
       <w:pPr>
         <w:pStyle w:val="Normal"/>
         <w:spacing w:before="0" w:beforeAutospacing="off" w:after="0" w:afterAutospacing="off" w:line="480" w:lineRule="auto"/>
         <w:ind w:firstLine="720"/>
         <w:jc w:val="left"/>
         <w:rPr>
-          <w:rFonts w:ascii="Times New Roman" w:hAnsi="Times New Roman" w:eastAsia="Times New Roman" w:cs="Times New Roman"/>
-          <w:b w:val="0"/>
-          <w:bCs w:val="0"/>
-          <w:i w:val="0"/>
-          <w:iCs w:val="0"/>
-          <w:caps w:val="0"/>
-          <w:smallCaps w:val="0"/>
-          <w:noProof w:val="0"/>
-          <w:color w:val="000000" w:themeColor="text1" w:themeTint="FF" w:themeShade="FF"/>
+          <w:rFonts w:ascii="Times New Roman" w:hAnsi="Times New Roman" w:eastAsia="Times New Roman" w:cs="Times New Roman" w:asciiTheme="minorAscii" w:hAnsiTheme="minorAscii" w:eastAsiaTheme="minorAscii" w:cstheme="minorAscii"/>
+          <w:b w:val="0"/>
+          <w:bCs w:val="0"/>
+          <w:i w:val="0"/>
+          <w:iCs w:val="0"/>
+          <w:caps w:val="0"/>
+          <w:smallCaps w:val="0"/>
+          <w:noProof w:val="0"/>
+          <w:color w:val="auto" w:themeColor="text1" w:themeTint="FF" w:themeShade="FF"/>
           <w:sz w:val="24"/>
           <w:szCs w:val="24"/>
           <w:lang w:val="en-US"/>
@@ -62,15 +173,15 @@
       </w:pPr>
       <w:r>
         <w:rPr>
-          <w:rFonts w:ascii="Times New Roman" w:hAnsi="Times New Roman" w:eastAsia="Times New Roman" w:cs="Times New Roman"/>
-          <w:b w:val="0"/>
-          <w:bCs w:val="0"/>
-          <w:i w:val="0"/>
-          <w:iCs w:val="0"/>
-          <w:caps w:val="0"/>
-          <w:smallCaps w:val="0"/>
-          <w:noProof w:val="0"/>
-          <w:color w:val="000000" w:themeColor="text1" w:themeTint="FF" w:themeShade="FF"/>
+          <w:rFonts w:ascii="Times New Roman" w:hAnsi="Times New Roman" w:eastAsia="Times New Roman" w:cs="Times New Roman" w:asciiTheme="minorAscii" w:hAnsiTheme="minorAscii" w:eastAsiaTheme="minorAscii" w:cstheme="minorAscii"/>
+          <w:b w:val="0"/>
+          <w:bCs w:val="0"/>
+          <w:i w:val="0"/>
+          <w:iCs w:val="0"/>
+          <w:caps w:val="0"/>
+          <w:smallCaps w:val="0"/>
+          <w:noProof w:val="0"/>
+          <w:color w:val="auto"/>
           <w:sz w:val="24"/>
           <w:szCs w:val="24"/>
           <w:lang w:val="en-US"/>
@@ -79,8 +190,9 @@
       </w:r>
       <w:r>
         <w:rPr>
-          <w:rFonts w:ascii="Times New Roman" w:hAnsi="Times New Roman" w:eastAsia="Times New Roman" w:cs="Times New Roman"/>
-          <w:noProof w:val="0"/>
+          <w:rFonts w:ascii="Times New Roman" w:hAnsi="Times New Roman" w:eastAsia="Times New Roman" w:cs="Times New Roman" w:asciiTheme="minorAscii" w:hAnsiTheme="minorAscii" w:eastAsiaTheme="minorAscii" w:cstheme="minorAscii"/>
+          <w:noProof w:val="0"/>
+          <w:color w:val="auto"/>
           <w:sz w:val="24"/>
           <w:szCs w:val="24"/>
           <w:lang w:val="en-US"/>
@@ -89,8 +201,9 @@
       </w:r>
       <w:r>
         <w:rPr>
-          <w:rFonts w:ascii="Times New Roman" w:hAnsi="Times New Roman" w:eastAsia="Times New Roman" w:cs="Times New Roman"/>
-          <w:noProof w:val="0"/>
+          <w:rFonts w:ascii="Times New Roman" w:hAnsi="Times New Roman" w:eastAsia="Times New Roman" w:cs="Times New Roman" w:asciiTheme="minorAscii" w:hAnsiTheme="minorAscii" w:eastAsiaTheme="minorAscii" w:cstheme="minorAscii"/>
+          <w:noProof w:val="0"/>
+          <w:color w:val="auto"/>
           <w:sz w:val="24"/>
           <w:szCs w:val="24"/>
           <w:lang w:val="en-US"/>
@@ -99,8 +212,9 @@
       </w:r>
       <w:r>
         <w:rPr>
-          <w:rFonts w:ascii="Times New Roman" w:hAnsi="Times New Roman" w:eastAsia="Times New Roman" w:cs="Times New Roman"/>
-          <w:noProof w:val="0"/>
+          <w:rFonts w:ascii="Times New Roman" w:hAnsi="Times New Roman" w:eastAsia="Times New Roman" w:cs="Times New Roman" w:asciiTheme="minorAscii" w:hAnsiTheme="minorAscii" w:eastAsiaTheme="minorAscii" w:cstheme="minorAscii"/>
+          <w:noProof w:val="0"/>
+          <w:color w:val="auto"/>
           <w:sz w:val="24"/>
           <w:szCs w:val="24"/>
           <w:lang w:val="en-US"/>
@@ -109,8 +223,9 @@
       </w:r>
       <w:r>
         <w:rPr>
-          <w:rFonts w:ascii="Times New Roman" w:hAnsi="Times New Roman" w:eastAsia="Times New Roman" w:cs="Times New Roman"/>
-          <w:noProof w:val="0"/>
+          <w:rFonts w:ascii="Times New Roman" w:hAnsi="Times New Roman" w:eastAsia="Times New Roman" w:cs="Times New Roman" w:asciiTheme="minorAscii" w:hAnsiTheme="minorAscii" w:eastAsiaTheme="minorAscii" w:cstheme="minorAscii"/>
+          <w:noProof w:val="0"/>
+          <w:color w:val="auto"/>
           <w:sz w:val="24"/>
           <w:szCs w:val="24"/>
           <w:lang w:val="en-US"/>
@@ -119,15 +234,15 @@
       </w:r>
       <w:r>
         <w:rPr>
-          <w:rFonts w:ascii="Times New Roman" w:hAnsi="Times New Roman" w:eastAsia="Times New Roman" w:cs="Times New Roman"/>
-          <w:b w:val="0"/>
-          <w:bCs w:val="0"/>
-          <w:i w:val="0"/>
-          <w:iCs w:val="0"/>
-          <w:caps w:val="0"/>
-          <w:smallCaps w:val="0"/>
-          <w:noProof w:val="0"/>
-          <w:color w:val="000000" w:themeColor="text1" w:themeTint="FF" w:themeShade="FF"/>
+          <w:rFonts w:ascii="Times New Roman" w:hAnsi="Times New Roman" w:eastAsia="Times New Roman" w:cs="Times New Roman" w:asciiTheme="minorAscii" w:hAnsiTheme="minorAscii" w:eastAsiaTheme="minorAscii" w:cstheme="minorAscii"/>
+          <w:b w:val="0"/>
+          <w:bCs w:val="0"/>
+          <w:i w:val="0"/>
+          <w:iCs w:val="0"/>
+          <w:caps w:val="0"/>
+          <w:smallCaps w:val="0"/>
+          <w:noProof w:val="0"/>
+          <w:color w:val="auto"/>
           <w:sz w:val="24"/>
           <w:szCs w:val="24"/>
           <w:lang w:val="en-US"/>
@@ -136,15 +251,15 @@
       </w:r>
       <w:r>
         <w:rPr>
-          <w:rFonts w:ascii="Times New Roman" w:hAnsi="Times New Roman" w:eastAsia="Times New Roman" w:cs="Times New Roman"/>
-          <w:b w:val="0"/>
-          <w:bCs w:val="0"/>
-          <w:i w:val="0"/>
-          <w:iCs w:val="0"/>
-          <w:caps w:val="0"/>
-          <w:smallCaps w:val="0"/>
-          <w:noProof w:val="0"/>
-          <w:color w:val="000000" w:themeColor="text1" w:themeTint="FF" w:themeShade="FF"/>
+          <w:rFonts w:ascii="Times New Roman" w:hAnsi="Times New Roman" w:eastAsia="Times New Roman" w:cs="Times New Roman" w:asciiTheme="minorAscii" w:hAnsiTheme="minorAscii" w:eastAsiaTheme="minorAscii" w:cstheme="minorAscii"/>
+          <w:b w:val="0"/>
+          <w:bCs w:val="0"/>
+          <w:i w:val="0"/>
+          <w:iCs w:val="0"/>
+          <w:caps w:val="0"/>
+          <w:smallCaps w:val="0"/>
+          <w:noProof w:val="0"/>
+          <w:color w:val="auto"/>
           <w:sz w:val="24"/>
           <w:szCs w:val="24"/>
           <w:lang w:val="en-US"/>
@@ -153,15 +268,15 @@
       </w:r>
       <w:r>
         <w:rPr>
-          <w:rFonts w:ascii="Times New Roman" w:hAnsi="Times New Roman" w:eastAsia="Times New Roman" w:cs="Times New Roman"/>
-          <w:b w:val="0"/>
-          <w:bCs w:val="0"/>
-          <w:i w:val="0"/>
-          <w:iCs w:val="0"/>
-          <w:caps w:val="0"/>
-          <w:smallCaps w:val="0"/>
-          <w:noProof w:val="0"/>
-          <w:color w:val="000000" w:themeColor="text1" w:themeTint="FF" w:themeShade="FF"/>
+          <w:rFonts w:ascii="Times New Roman" w:hAnsi="Times New Roman" w:eastAsia="Times New Roman" w:cs="Times New Roman" w:asciiTheme="minorAscii" w:hAnsiTheme="minorAscii" w:eastAsiaTheme="minorAscii" w:cstheme="minorAscii"/>
+          <w:b w:val="0"/>
+          <w:bCs w:val="0"/>
+          <w:i w:val="0"/>
+          <w:iCs w:val="0"/>
+          <w:caps w:val="0"/>
+          <w:smallCaps w:val="0"/>
+          <w:noProof w:val="0"/>
+          <w:color w:val="auto"/>
           <w:sz w:val="24"/>
           <w:szCs w:val="24"/>
           <w:lang w:val="en-US"/>
@@ -170,32 +285,32 @@
       </w:r>
       <w:r>
         <w:rPr>
-          <w:rFonts w:ascii="Times New Roman" w:hAnsi="Times New Roman" w:eastAsia="Times New Roman" w:cs="Times New Roman"/>
-          <w:b w:val="0"/>
-          <w:bCs w:val="0"/>
-          <w:i w:val="0"/>
-          <w:iCs w:val="0"/>
-          <w:caps w:val="0"/>
-          <w:smallCaps w:val="0"/>
-          <w:noProof w:val="0"/>
-          <w:color w:val="000000" w:themeColor="text1" w:themeTint="FF" w:themeShade="FF"/>
-          <w:sz w:val="24"/>
-          <w:szCs w:val="24"/>
-          <w:lang w:val="en-US"/>
-        </w:rPr>
-        <w:t xml:space="preserve"> at least two </w:t>
-      </w:r>
-      <w:r>
-        <w:rPr>
-          <w:rFonts w:ascii="Times New Roman" w:hAnsi="Times New Roman" w:eastAsia="Times New Roman" w:cs="Times New Roman"/>
-          <w:b w:val="0"/>
-          <w:bCs w:val="0"/>
-          <w:i w:val="0"/>
-          <w:iCs w:val="0"/>
-          <w:caps w:val="0"/>
-          <w:smallCaps w:val="0"/>
-          <w:noProof w:val="0"/>
-          <w:color w:val="000000" w:themeColor="text1" w:themeTint="FF" w:themeShade="FF"/>
+          <w:rFonts w:ascii="Times New Roman" w:hAnsi="Times New Roman" w:eastAsia="Times New Roman" w:cs="Times New Roman" w:asciiTheme="minorAscii" w:hAnsiTheme="minorAscii" w:eastAsiaTheme="minorAscii" w:cstheme="minorAscii"/>
+          <w:b w:val="0"/>
+          <w:bCs w:val="0"/>
+          <w:i w:val="0"/>
+          <w:iCs w:val="0"/>
+          <w:caps w:val="0"/>
+          <w:smallCaps w:val="0"/>
+          <w:noProof w:val="0"/>
+          <w:color w:val="auto"/>
+          <w:sz w:val="24"/>
+          <w:szCs w:val="24"/>
+          <w:lang w:val="en-US"/>
+        </w:rPr>
+        <w:t xml:space="preserve"> two </w:t>
+      </w:r>
+      <w:r>
+        <w:rPr>
+          <w:rFonts w:ascii="Times New Roman" w:hAnsi="Times New Roman" w:eastAsia="Times New Roman" w:cs="Times New Roman" w:asciiTheme="minorAscii" w:hAnsiTheme="minorAscii" w:eastAsiaTheme="minorAscii" w:cstheme="minorAscii"/>
+          <w:b w:val="0"/>
+          <w:bCs w:val="0"/>
+          <w:i w:val="0"/>
+          <w:iCs w:val="0"/>
+          <w:caps w:val="0"/>
+          <w:smallCaps w:val="0"/>
+          <w:noProof w:val="0"/>
+          <w:color w:val="auto"/>
           <w:sz w:val="24"/>
           <w:szCs w:val="24"/>
           <w:lang w:val="en-US"/>
@@ -204,15 +319,15 @@
       </w:r>
       <w:r>
         <w:rPr>
-          <w:rFonts w:ascii="Times New Roman" w:hAnsi="Times New Roman" w:eastAsia="Times New Roman" w:cs="Times New Roman"/>
-          <w:b w:val="0"/>
-          <w:bCs w:val="0"/>
-          <w:i w:val="0"/>
-          <w:iCs w:val="0"/>
-          <w:caps w:val="0"/>
-          <w:smallCaps w:val="0"/>
-          <w:noProof w:val="0"/>
-          <w:color w:val="000000" w:themeColor="text1" w:themeTint="FF" w:themeShade="FF"/>
+          <w:rFonts w:ascii="Times New Roman" w:hAnsi="Times New Roman" w:eastAsia="Times New Roman" w:cs="Times New Roman" w:asciiTheme="minorAscii" w:hAnsiTheme="minorAscii" w:eastAsiaTheme="minorAscii" w:cstheme="minorAscii"/>
+          <w:b w:val="0"/>
+          <w:bCs w:val="0"/>
+          <w:i w:val="0"/>
+          <w:iCs w:val="0"/>
+          <w:caps w:val="0"/>
+          <w:smallCaps w:val="0"/>
+          <w:noProof w:val="0"/>
+          <w:color w:val="auto"/>
           <w:sz w:val="24"/>
           <w:szCs w:val="24"/>
           <w:lang w:val="en-US"/>
@@ -220,22 +335,22 @@
         <w:t xml:space="preserve"> of choosing the tuning parameter.</w:t>
       </w:r>
     </w:p>
-    <w:p xmlns:wp14="http://schemas.microsoft.com/office/word/2010/wordml" wp14:paraId="3D174AB5" wp14:textId="2B2508DC">
+    <w:p xmlns:wp14="http://schemas.microsoft.com/office/word/2010/wordml" wp14:paraId="3D174AB5" wp14:textId="34A0E893">
       <w:pPr>
         <w:pStyle w:val="Normal"/>
         <w:spacing w:before="0" w:beforeAutospacing="off" w:after="0" w:afterAutospacing="off" w:line="480" w:lineRule="auto"/>
         <w:ind w:firstLine="720"/>
         <w:jc w:val="left"/>
         <w:rPr>
-          <w:rFonts w:ascii="Times New Roman" w:hAnsi="Times New Roman" w:eastAsia="Times New Roman" w:cs="Times New Roman"/>
-          <w:b w:val="0"/>
-          <w:bCs w:val="0"/>
-          <w:i w:val="0"/>
-          <w:iCs w:val="0"/>
-          <w:caps w:val="0"/>
-          <w:smallCaps w:val="0"/>
-          <w:noProof w:val="0"/>
-          <w:color w:val="000000" w:themeColor="text1" w:themeTint="FF" w:themeShade="FF"/>
+          <w:rFonts w:ascii="Times New Roman" w:hAnsi="Times New Roman" w:eastAsia="Times New Roman" w:cs="Times New Roman" w:asciiTheme="minorAscii" w:hAnsiTheme="minorAscii" w:eastAsiaTheme="minorAscii" w:cstheme="minorAscii"/>
+          <w:b w:val="0"/>
+          <w:bCs w:val="0"/>
+          <w:i w:val="0"/>
+          <w:iCs w:val="0"/>
+          <w:caps w:val="0"/>
+          <w:smallCaps w:val="0"/>
+          <w:noProof w:val="0"/>
+          <w:color w:val="auto" w:themeColor="text1" w:themeTint="FF" w:themeShade="FF"/>
           <w:sz w:val="24"/>
           <w:szCs w:val="24"/>
           <w:lang w:val="en-US"/>
@@ -243,15 +358,15 @@
       </w:pPr>
       <w:r>
         <w:rPr>
-          <w:rFonts w:ascii="Times New Roman" w:hAnsi="Times New Roman" w:eastAsia="Times New Roman" w:cs="Times New Roman"/>
-          <w:b w:val="0"/>
-          <w:bCs w:val="0"/>
-          <w:i w:val="0"/>
-          <w:iCs w:val="0"/>
-          <w:caps w:val="0"/>
-          <w:smallCaps w:val="0"/>
-          <w:noProof w:val="0"/>
-          <w:color w:val="000000" w:themeColor="text1" w:themeTint="FF" w:themeShade="FF"/>
+          <w:rFonts w:ascii="Times New Roman" w:hAnsi="Times New Roman" w:eastAsia="Times New Roman" w:cs="Times New Roman" w:asciiTheme="minorAscii" w:hAnsiTheme="minorAscii" w:eastAsiaTheme="minorAscii" w:cstheme="minorAscii"/>
+          <w:b w:val="0"/>
+          <w:bCs w:val="0"/>
+          <w:i w:val="0"/>
+          <w:iCs w:val="0"/>
+          <w:caps w:val="0"/>
+          <w:smallCaps w:val="0"/>
+          <w:noProof w:val="0"/>
+          <w:color w:val="auto"/>
           <w:sz w:val="24"/>
           <w:szCs w:val="24"/>
           <w:lang w:val="en-US"/>
@@ -260,15 +375,15 @@
       </w:r>
       <w:r>
         <w:rPr>
-          <w:rFonts w:ascii="Times New Roman" w:hAnsi="Times New Roman" w:eastAsia="Times New Roman" w:cs="Times New Roman"/>
-          <w:b w:val="0"/>
-          <w:bCs w:val="0"/>
-          <w:i w:val="0"/>
-          <w:iCs w:val="0"/>
-          <w:caps w:val="0"/>
-          <w:smallCaps w:val="0"/>
-          <w:noProof w:val="0"/>
-          <w:color w:val="000000" w:themeColor="text1" w:themeTint="FF" w:themeShade="FF"/>
+          <w:rFonts w:ascii="Times New Roman" w:hAnsi="Times New Roman" w:eastAsia="Times New Roman" w:cs="Times New Roman" w:asciiTheme="minorAscii" w:hAnsiTheme="minorAscii" w:eastAsiaTheme="minorAscii" w:cstheme="minorAscii"/>
+          <w:b w:val="0"/>
+          <w:bCs w:val="0"/>
+          <w:i w:val="0"/>
+          <w:iCs w:val="0"/>
+          <w:caps w:val="0"/>
+          <w:smallCaps w:val="0"/>
+          <w:noProof w:val="0"/>
+          <w:color w:val="auto"/>
           <w:sz w:val="24"/>
           <w:szCs w:val="24"/>
           <w:lang w:val="en-US"/>
@@ -277,15 +392,15 @@
       </w:r>
       <w:r>
         <w:rPr>
-          <w:rFonts w:ascii="Times New Roman" w:hAnsi="Times New Roman" w:eastAsia="Times New Roman" w:cs="Times New Roman"/>
-          <w:b w:val="0"/>
-          <w:bCs w:val="0"/>
-          <w:i w:val="0"/>
-          <w:iCs w:val="0"/>
-          <w:caps w:val="0"/>
-          <w:smallCaps w:val="0"/>
-          <w:noProof w:val="0"/>
-          <w:color w:val="000000" w:themeColor="text1" w:themeTint="FF" w:themeShade="FF"/>
+          <w:rFonts w:ascii="Times New Roman" w:hAnsi="Times New Roman" w:eastAsia="Times New Roman" w:cs="Times New Roman" w:asciiTheme="minorAscii" w:hAnsiTheme="minorAscii" w:eastAsiaTheme="minorAscii" w:cstheme="minorAscii"/>
+          <w:b w:val="0"/>
+          <w:bCs w:val="0"/>
+          <w:i w:val="0"/>
+          <w:iCs w:val="0"/>
+          <w:caps w:val="0"/>
+          <w:smallCaps w:val="0"/>
+          <w:noProof w:val="0"/>
+          <w:color w:val="auto"/>
           <w:sz w:val="24"/>
           <w:szCs w:val="24"/>
           <w:lang w:val="en-US"/>
@@ -294,15 +409,15 @@
       </w:r>
       <w:r>
         <w:rPr>
-          <w:rFonts w:ascii="Times New Roman" w:hAnsi="Times New Roman" w:eastAsia="Times New Roman" w:cs="Times New Roman"/>
-          <w:b w:val="0"/>
-          <w:bCs w:val="0"/>
-          <w:i w:val="0"/>
-          <w:iCs w:val="0"/>
-          <w:caps w:val="0"/>
-          <w:smallCaps w:val="0"/>
-          <w:noProof w:val="0"/>
-          <w:color w:val="000000" w:themeColor="text1" w:themeTint="FF" w:themeShade="FF"/>
+          <w:rFonts w:ascii="Times New Roman" w:hAnsi="Times New Roman" w:eastAsia="Times New Roman" w:cs="Times New Roman" w:asciiTheme="minorAscii" w:hAnsiTheme="minorAscii" w:eastAsiaTheme="minorAscii" w:cstheme="minorAscii"/>
+          <w:b w:val="0"/>
+          <w:bCs w:val="0"/>
+          <w:i w:val="0"/>
+          <w:iCs w:val="0"/>
+          <w:caps w:val="0"/>
+          <w:smallCaps w:val="0"/>
+          <w:noProof w:val="0"/>
+          <w:color w:val="auto"/>
           <w:sz w:val="24"/>
           <w:szCs w:val="24"/>
           <w:lang w:val="en-US"/>
@@ -311,15 +426,15 @@
       </w:r>
       <w:r>
         <w:rPr>
-          <w:rFonts w:ascii="Times New Roman" w:hAnsi="Times New Roman" w:eastAsia="Times New Roman" w:cs="Times New Roman"/>
-          <w:b w:val="0"/>
-          <w:bCs w:val="0"/>
-          <w:i w:val="0"/>
-          <w:iCs w:val="0"/>
-          <w:caps w:val="0"/>
-          <w:smallCaps w:val="0"/>
-          <w:noProof w:val="0"/>
-          <w:color w:val="000000" w:themeColor="text1" w:themeTint="FF" w:themeShade="FF"/>
+          <w:rFonts w:ascii="Times New Roman" w:hAnsi="Times New Roman" w:eastAsia="Times New Roman" w:cs="Times New Roman" w:asciiTheme="minorAscii" w:hAnsiTheme="minorAscii" w:eastAsiaTheme="minorAscii" w:cstheme="minorAscii"/>
+          <w:b w:val="0"/>
+          <w:bCs w:val="0"/>
+          <w:i w:val="0"/>
+          <w:iCs w:val="0"/>
+          <w:caps w:val="0"/>
+          <w:smallCaps w:val="0"/>
+          <w:noProof w:val="0"/>
+          <w:color w:val="auto"/>
           <w:sz w:val="24"/>
           <w:szCs w:val="24"/>
           <w:lang w:val="en-US"/>
@@ -328,15 +443,15 @@
       </w:r>
       <w:r>
         <w:rPr>
-          <w:rFonts w:ascii="Times New Roman" w:hAnsi="Times New Roman" w:eastAsia="Times New Roman" w:cs="Times New Roman"/>
-          <w:b w:val="0"/>
-          <w:bCs w:val="0"/>
-          <w:i w:val="0"/>
-          <w:iCs w:val="0"/>
-          <w:caps w:val="0"/>
-          <w:smallCaps w:val="0"/>
-          <w:noProof w:val="0"/>
-          <w:color w:val="000000" w:themeColor="text1" w:themeTint="FF" w:themeShade="FF"/>
+          <w:rFonts w:ascii="Times New Roman" w:hAnsi="Times New Roman" w:eastAsia="Times New Roman" w:cs="Times New Roman" w:asciiTheme="minorAscii" w:hAnsiTheme="minorAscii" w:eastAsiaTheme="minorAscii" w:cstheme="minorAscii"/>
+          <w:b w:val="0"/>
+          <w:bCs w:val="0"/>
+          <w:i w:val="0"/>
+          <w:iCs w:val="0"/>
+          <w:caps w:val="0"/>
+          <w:smallCaps w:val="0"/>
+          <w:noProof w:val="0"/>
+          <w:color w:val="auto"/>
           <w:sz w:val="24"/>
           <w:szCs w:val="24"/>
           <w:lang w:val="en-US"/>
@@ -345,15 +460,15 @@
       </w:r>
       <w:r>
         <w:rPr>
-          <w:rFonts w:ascii="Times New Roman" w:hAnsi="Times New Roman" w:eastAsia="Times New Roman" w:cs="Times New Roman"/>
-          <w:b w:val="0"/>
-          <w:bCs w:val="0"/>
-          <w:i w:val="0"/>
-          <w:iCs w:val="0"/>
-          <w:caps w:val="0"/>
-          <w:smallCaps w:val="0"/>
-          <w:noProof w:val="0"/>
-          <w:color w:val="000000" w:themeColor="text1" w:themeTint="FF" w:themeShade="FF"/>
+          <w:rFonts w:ascii="Times New Roman" w:hAnsi="Times New Roman" w:eastAsia="Times New Roman" w:cs="Times New Roman" w:asciiTheme="minorAscii" w:hAnsiTheme="minorAscii" w:eastAsiaTheme="minorAscii" w:cstheme="minorAscii"/>
+          <w:b w:val="0"/>
+          <w:bCs w:val="0"/>
+          <w:i w:val="0"/>
+          <w:iCs w:val="0"/>
+          <w:caps w:val="0"/>
+          <w:smallCaps w:val="0"/>
+          <w:noProof w:val="0"/>
+          <w:color w:val="auto"/>
           <w:sz w:val="24"/>
           <w:szCs w:val="24"/>
           <w:lang w:val="en-US"/>
@@ -362,15 +477,15 @@
       </w:r>
       <w:r>
         <w:rPr>
-          <w:rFonts w:ascii="Times New Roman" w:hAnsi="Times New Roman" w:eastAsia="Times New Roman" w:cs="Times New Roman"/>
-          <w:b w:val="0"/>
-          <w:bCs w:val="0"/>
-          <w:i w:val="0"/>
-          <w:iCs w:val="0"/>
-          <w:caps w:val="0"/>
-          <w:smallCaps w:val="0"/>
-          <w:noProof w:val="0"/>
-          <w:color w:val="000000" w:themeColor="text1" w:themeTint="FF" w:themeShade="FF"/>
+          <w:rFonts w:ascii="Times New Roman" w:hAnsi="Times New Roman" w:eastAsia="Times New Roman" w:cs="Times New Roman" w:asciiTheme="minorAscii" w:hAnsiTheme="minorAscii" w:eastAsiaTheme="minorAscii" w:cstheme="minorAscii"/>
+          <w:b w:val="0"/>
+          <w:bCs w:val="0"/>
+          <w:i w:val="0"/>
+          <w:iCs w:val="0"/>
+          <w:caps w:val="0"/>
+          <w:smallCaps w:val="0"/>
+          <w:noProof w:val="0"/>
+          <w:color w:val="auto"/>
           <w:sz w:val="24"/>
           <w:szCs w:val="24"/>
           <w:lang w:val="en-US"/>
@@ -379,15 +494,15 @@
       </w:r>
       <w:r>
         <w:rPr>
-          <w:rFonts w:ascii="Times New Roman" w:hAnsi="Times New Roman" w:eastAsia="Times New Roman" w:cs="Times New Roman"/>
-          <w:b w:val="0"/>
-          <w:bCs w:val="0"/>
-          <w:i w:val="0"/>
-          <w:iCs w:val="0"/>
-          <w:caps w:val="0"/>
-          <w:smallCaps w:val="0"/>
-          <w:noProof w:val="0"/>
-          <w:color w:val="000000" w:themeColor="text1" w:themeTint="FF" w:themeShade="FF"/>
+          <w:rFonts w:ascii="Times New Roman" w:hAnsi="Times New Roman" w:eastAsia="Times New Roman" w:cs="Times New Roman" w:asciiTheme="minorAscii" w:hAnsiTheme="minorAscii" w:eastAsiaTheme="minorAscii" w:cstheme="minorAscii"/>
+          <w:b w:val="0"/>
+          <w:bCs w:val="0"/>
+          <w:i w:val="0"/>
+          <w:iCs w:val="0"/>
+          <w:caps w:val="0"/>
+          <w:smallCaps w:val="0"/>
+          <w:noProof w:val="0"/>
+          <w:color w:val="auto"/>
           <w:sz w:val="24"/>
           <w:szCs w:val="24"/>
           <w:lang w:val="en-US"/>
@@ -396,15 +511,15 @@
       </w:r>
       <w:r>
         <w:rPr>
-          <w:rFonts w:ascii="Times New Roman" w:hAnsi="Times New Roman" w:eastAsia="Times New Roman" w:cs="Times New Roman"/>
-          <w:b w:val="0"/>
-          <w:bCs w:val="0"/>
-          <w:i w:val="0"/>
-          <w:iCs w:val="0"/>
-          <w:caps w:val="0"/>
-          <w:smallCaps w:val="0"/>
-          <w:noProof w:val="0"/>
-          <w:color w:val="000000" w:themeColor="text1" w:themeTint="FF" w:themeShade="FF"/>
+          <w:rFonts w:ascii="Times New Roman" w:hAnsi="Times New Roman" w:eastAsia="Times New Roman" w:cs="Times New Roman" w:asciiTheme="minorAscii" w:hAnsiTheme="minorAscii" w:eastAsiaTheme="minorAscii" w:cstheme="minorAscii"/>
+          <w:b w:val="0"/>
+          <w:bCs w:val="0"/>
+          <w:i w:val="0"/>
+          <w:iCs w:val="0"/>
+          <w:caps w:val="0"/>
+          <w:smallCaps w:val="0"/>
+          <w:noProof w:val="0"/>
+          <w:color w:val="auto"/>
           <w:sz w:val="24"/>
           <w:szCs w:val="24"/>
           <w:lang w:val="en-US"/>
@@ -413,15 +528,15 @@
       </w:r>
       <w:r>
         <w:rPr>
-          <w:rFonts w:ascii="Times New Roman" w:hAnsi="Times New Roman" w:eastAsia="Times New Roman" w:cs="Times New Roman"/>
-          <w:b w:val="0"/>
-          <w:bCs w:val="0"/>
-          <w:i w:val="0"/>
-          <w:iCs w:val="0"/>
-          <w:caps w:val="0"/>
-          <w:smallCaps w:val="0"/>
-          <w:noProof w:val="0"/>
-          <w:color w:val="000000" w:themeColor="text1" w:themeTint="FF" w:themeShade="FF"/>
+          <w:rFonts w:ascii="Times New Roman" w:hAnsi="Times New Roman" w:eastAsia="Times New Roman" w:cs="Times New Roman" w:asciiTheme="minorAscii" w:hAnsiTheme="minorAscii" w:eastAsiaTheme="minorAscii" w:cstheme="minorAscii"/>
+          <w:b w:val="0"/>
+          <w:bCs w:val="0"/>
+          <w:i w:val="0"/>
+          <w:iCs w:val="0"/>
+          <w:caps w:val="0"/>
+          <w:smallCaps w:val="0"/>
+          <w:noProof w:val="0"/>
+          <w:color w:val="auto"/>
           <w:sz w:val="24"/>
           <w:szCs w:val="24"/>
           <w:lang w:val="en-US"/>
@@ -430,15 +545,15 @@
       </w:r>
       <w:r>
         <w:rPr>
-          <w:rFonts w:ascii="Times New Roman" w:hAnsi="Times New Roman" w:eastAsia="Times New Roman" w:cs="Times New Roman"/>
-          <w:b w:val="0"/>
-          <w:bCs w:val="0"/>
-          <w:i w:val="0"/>
-          <w:iCs w:val="0"/>
-          <w:caps w:val="0"/>
-          <w:smallCaps w:val="0"/>
-          <w:noProof w:val="0"/>
-          <w:color w:val="000000" w:themeColor="text1" w:themeTint="FF" w:themeShade="FF"/>
+          <w:rFonts w:ascii="Times New Roman" w:hAnsi="Times New Roman" w:eastAsia="Times New Roman" w:cs="Times New Roman" w:asciiTheme="minorAscii" w:hAnsiTheme="minorAscii" w:eastAsiaTheme="minorAscii" w:cstheme="minorAscii"/>
+          <w:b w:val="0"/>
+          <w:bCs w:val="0"/>
+          <w:i w:val="0"/>
+          <w:iCs w:val="0"/>
+          <w:caps w:val="0"/>
+          <w:smallCaps w:val="0"/>
+          <w:noProof w:val="0"/>
+          <w:color w:val="auto"/>
           <w:sz w:val="24"/>
           <w:szCs w:val="24"/>
           <w:lang w:val="en-US"/>
@@ -447,15 +562,15 @@
       </w:r>
       <w:r>
         <w:rPr>
-          <w:rFonts w:ascii="Times New Roman" w:hAnsi="Times New Roman" w:eastAsia="Times New Roman" w:cs="Times New Roman"/>
-          <w:b w:val="0"/>
-          <w:bCs w:val="0"/>
-          <w:i w:val="0"/>
-          <w:iCs w:val="0"/>
-          <w:caps w:val="0"/>
-          <w:smallCaps w:val="0"/>
-          <w:noProof w:val="0"/>
-          <w:color w:val="000000" w:themeColor="text1" w:themeTint="FF" w:themeShade="FF"/>
+          <w:rFonts w:ascii="Times New Roman" w:hAnsi="Times New Roman" w:eastAsia="Times New Roman" w:cs="Times New Roman" w:asciiTheme="minorAscii" w:hAnsiTheme="minorAscii" w:eastAsiaTheme="minorAscii" w:cstheme="minorAscii"/>
+          <w:b w:val="0"/>
+          <w:bCs w:val="0"/>
+          <w:i w:val="0"/>
+          <w:iCs w:val="0"/>
+          <w:caps w:val="0"/>
+          <w:smallCaps w:val="0"/>
+          <w:noProof w:val="0"/>
+          <w:color w:val="auto"/>
           <w:sz w:val="24"/>
           <w:szCs w:val="24"/>
           <w:lang w:val="en-US"/>
@@ -464,15 +579,15 @@
       </w:r>
       <w:r>
         <w:rPr>
-          <w:rFonts w:ascii="Times New Roman" w:hAnsi="Times New Roman" w:eastAsia="Times New Roman" w:cs="Times New Roman"/>
-          <w:b w:val="0"/>
-          <w:bCs w:val="0"/>
-          <w:i w:val="0"/>
-          <w:iCs w:val="0"/>
-          <w:caps w:val="0"/>
-          <w:smallCaps w:val="0"/>
-          <w:noProof w:val="0"/>
-          <w:color w:val="000000" w:themeColor="text1" w:themeTint="FF" w:themeShade="FF"/>
+          <w:rFonts w:ascii="Times New Roman" w:hAnsi="Times New Roman" w:eastAsia="Times New Roman" w:cs="Times New Roman" w:asciiTheme="minorAscii" w:hAnsiTheme="minorAscii" w:eastAsiaTheme="minorAscii" w:cstheme="minorAscii"/>
+          <w:b w:val="0"/>
+          <w:bCs w:val="0"/>
+          <w:i w:val="0"/>
+          <w:iCs w:val="0"/>
+          <w:caps w:val="0"/>
+          <w:smallCaps w:val="0"/>
+          <w:noProof w:val="0"/>
+          <w:color w:val="auto"/>
           <w:sz w:val="24"/>
           <w:szCs w:val="24"/>
           <w:lang w:val="en-US"/>
@@ -481,15 +596,15 @@
       </w:r>
       <w:r>
         <w:rPr>
-          <w:rFonts w:ascii="Times New Roman" w:hAnsi="Times New Roman" w:eastAsia="Times New Roman" w:cs="Times New Roman"/>
-          <w:b w:val="0"/>
-          <w:bCs w:val="0"/>
-          <w:i w:val="0"/>
-          <w:iCs w:val="0"/>
-          <w:caps w:val="0"/>
-          <w:smallCaps w:val="0"/>
-          <w:noProof w:val="0"/>
-          <w:color w:val="000000" w:themeColor="text1" w:themeTint="FF" w:themeShade="FF"/>
+          <w:rFonts w:ascii="Times New Roman" w:hAnsi="Times New Roman" w:eastAsia="Times New Roman" w:cs="Times New Roman" w:asciiTheme="minorAscii" w:hAnsiTheme="minorAscii" w:eastAsiaTheme="minorAscii" w:cstheme="minorAscii"/>
+          <w:b w:val="0"/>
+          <w:bCs w:val="0"/>
+          <w:i w:val="0"/>
+          <w:iCs w:val="0"/>
+          <w:caps w:val="0"/>
+          <w:smallCaps w:val="0"/>
+          <w:noProof w:val="0"/>
+          <w:color w:val="auto"/>
           <w:sz w:val="24"/>
           <w:szCs w:val="24"/>
           <w:lang w:val="en-US"/>
@@ -498,15 +613,15 @@
       </w:r>
       <w:r>
         <w:rPr>
-          <w:rFonts w:ascii="Times New Roman" w:hAnsi="Times New Roman" w:eastAsia="Times New Roman" w:cs="Times New Roman"/>
-          <w:b w:val="0"/>
-          <w:bCs w:val="0"/>
-          <w:i w:val="0"/>
-          <w:iCs w:val="0"/>
-          <w:caps w:val="0"/>
-          <w:smallCaps w:val="0"/>
-          <w:noProof w:val="0"/>
-          <w:color w:val="000000" w:themeColor="text1" w:themeTint="FF" w:themeShade="FF"/>
+          <w:rFonts w:ascii="Times New Roman" w:hAnsi="Times New Roman" w:eastAsia="Times New Roman" w:cs="Times New Roman" w:asciiTheme="minorAscii" w:hAnsiTheme="minorAscii" w:eastAsiaTheme="minorAscii" w:cstheme="minorAscii"/>
+          <w:b w:val="0"/>
+          <w:bCs w:val="0"/>
+          <w:i w:val="0"/>
+          <w:iCs w:val="0"/>
+          <w:caps w:val="0"/>
+          <w:smallCaps w:val="0"/>
+          <w:noProof w:val="0"/>
+          <w:color w:val="auto"/>
           <w:sz w:val="24"/>
           <w:szCs w:val="24"/>
           <w:lang w:val="en-US"/>
@@ -515,49 +630,66 @@
       </w:r>
       <w:r>
         <w:rPr>
-          <w:rFonts w:ascii="Times New Roman" w:hAnsi="Times New Roman" w:eastAsia="Times New Roman" w:cs="Times New Roman"/>
-          <w:b w:val="0"/>
-          <w:bCs w:val="0"/>
-          <w:i w:val="0"/>
-          <w:iCs w:val="0"/>
-          <w:caps w:val="0"/>
-          <w:smallCaps w:val="0"/>
-          <w:noProof w:val="0"/>
-          <w:color w:val="000000" w:themeColor="text1" w:themeTint="FF" w:themeShade="FF"/>
-          <w:sz w:val="24"/>
-          <w:szCs w:val="24"/>
-          <w:lang w:val="en-US"/>
-        </w:rPr>
-        <w:t xml:space="preserve">positive rate (TPR) </w:t>
-      </w:r>
-      <w:r>
-        <w:rPr>
-          <w:rFonts w:ascii="Times New Roman" w:hAnsi="Times New Roman" w:eastAsia="Times New Roman" w:cs="Times New Roman"/>
-          <w:b w:val="0"/>
-          <w:bCs w:val="0"/>
-          <w:i w:val="0"/>
-          <w:iCs w:val="0"/>
-          <w:caps w:val="0"/>
-          <w:smallCaps w:val="0"/>
-          <w:noProof w:val="0"/>
-          <w:color w:val="000000" w:themeColor="text1" w:themeTint="FF" w:themeShade="FF"/>
-          <w:sz w:val="24"/>
-          <w:szCs w:val="24"/>
-          <w:lang w:val="en-US"/>
-        </w:rPr>
-        <w:t>and false positive rates</w:t>
-      </w:r>
-      <w:r>
-        <w:rPr>
-          <w:rFonts w:ascii="Times New Roman" w:hAnsi="Times New Roman" w:eastAsia="Times New Roman" w:cs="Times New Roman"/>
-          <w:b w:val="0"/>
-          <w:bCs w:val="0"/>
-          <w:i w:val="0"/>
-          <w:iCs w:val="0"/>
-          <w:caps w:val="0"/>
-          <w:smallCaps w:val="0"/>
-          <w:noProof w:val="0"/>
-          <w:color w:val="000000" w:themeColor="text1" w:themeTint="FF" w:themeShade="FF"/>
+          <w:rFonts w:ascii="Times New Roman" w:hAnsi="Times New Roman" w:eastAsia="Times New Roman" w:cs="Times New Roman" w:asciiTheme="minorAscii" w:hAnsiTheme="minorAscii" w:eastAsiaTheme="minorAscii" w:cstheme="minorAscii"/>
+          <w:b w:val="0"/>
+          <w:bCs w:val="0"/>
+          <w:i w:val="0"/>
+          <w:iCs w:val="0"/>
+          <w:caps w:val="0"/>
+          <w:smallCaps w:val="0"/>
+          <w:noProof w:val="0"/>
+          <w:color w:val="auto"/>
+          <w:sz w:val="24"/>
+          <w:szCs w:val="24"/>
+          <w:lang w:val="en-US"/>
+        </w:rPr>
+        <w:t>positive rate (TPR)</w:t>
+      </w:r>
+      <w:r>
+        <w:rPr>
+          <w:rFonts w:ascii="Times New Roman" w:hAnsi="Times New Roman" w:eastAsia="Times New Roman" w:cs="Times New Roman" w:asciiTheme="minorAscii" w:hAnsiTheme="minorAscii" w:eastAsiaTheme="minorAscii" w:cstheme="minorAscii"/>
+          <w:b w:val="0"/>
+          <w:bCs w:val="0"/>
+          <w:i w:val="0"/>
+          <w:iCs w:val="0"/>
+          <w:caps w:val="0"/>
+          <w:smallCaps w:val="0"/>
+          <w:noProof w:val="0"/>
+          <w:color w:val="auto"/>
+          <w:sz w:val="24"/>
+          <w:szCs w:val="24"/>
+          <w:lang w:val="en-US"/>
+        </w:rPr>
+        <w:t xml:space="preserve">, </w:t>
+      </w:r>
+      <w:r>
+        <w:rPr>
+          <w:rFonts w:ascii="Times New Roman" w:hAnsi="Times New Roman" w:eastAsia="Times New Roman" w:cs="Times New Roman" w:asciiTheme="minorAscii" w:hAnsiTheme="minorAscii" w:eastAsiaTheme="minorAscii" w:cstheme="minorAscii"/>
+          <w:b w:val="0"/>
+          <w:bCs w:val="0"/>
+          <w:i w:val="0"/>
+          <w:iCs w:val="0"/>
+          <w:caps w:val="0"/>
+          <w:smallCaps w:val="0"/>
+          <w:noProof w:val="0"/>
+          <w:color w:val="auto"/>
+          <w:sz w:val="24"/>
+          <w:szCs w:val="24"/>
+          <w:lang w:val="en-US"/>
+        </w:rPr>
+        <w:t>false positive rates</w:t>
+      </w:r>
+      <w:r>
+        <w:rPr>
+          <w:rFonts w:ascii="Times New Roman" w:hAnsi="Times New Roman" w:eastAsia="Times New Roman" w:cs="Times New Roman" w:asciiTheme="minorAscii" w:hAnsiTheme="minorAscii" w:eastAsiaTheme="minorAscii" w:cstheme="minorAscii"/>
+          <w:b w:val="0"/>
+          <w:bCs w:val="0"/>
+          <w:i w:val="0"/>
+          <w:iCs w:val="0"/>
+          <w:caps w:val="0"/>
+          <w:smallCaps w:val="0"/>
+          <w:noProof w:val="0"/>
+          <w:color w:val="auto"/>
           <w:sz w:val="24"/>
           <w:szCs w:val="24"/>
           <w:lang w:val="en-US"/>
@@ -566,32 +698,49 @@
       </w:r>
       <w:r>
         <w:rPr>
-          <w:rFonts w:ascii="Times New Roman" w:hAnsi="Times New Roman" w:eastAsia="Times New Roman" w:cs="Times New Roman"/>
-          <w:b w:val="0"/>
-          <w:bCs w:val="0"/>
-          <w:i w:val="0"/>
-          <w:iCs w:val="0"/>
-          <w:caps w:val="0"/>
-          <w:smallCaps w:val="0"/>
-          <w:noProof w:val="0"/>
-          <w:color w:val="000000" w:themeColor="text1" w:themeTint="FF" w:themeShade="FF"/>
-          <w:sz w:val="24"/>
-          <w:szCs w:val="24"/>
-          <w:lang w:val="en-US"/>
-        </w:rPr>
-        <w:t xml:space="preserve">, as well as </w:t>
-      </w:r>
-      <w:r>
-        <w:rPr>
-          <w:rFonts w:ascii="Times New Roman" w:hAnsi="Times New Roman" w:eastAsia="Times New Roman" w:cs="Times New Roman"/>
-          <w:b w:val="0"/>
-          <w:bCs w:val="0"/>
-          <w:i w:val="0"/>
-          <w:iCs w:val="0"/>
-          <w:caps w:val="0"/>
-          <w:smallCaps w:val="0"/>
-          <w:noProof w:val="0"/>
-          <w:color w:val="000000" w:themeColor="text1" w:themeTint="FF" w:themeShade="FF"/>
+          <w:rFonts w:ascii="Times New Roman" w:hAnsi="Times New Roman" w:eastAsia="Times New Roman" w:cs="Times New Roman" w:asciiTheme="minorAscii" w:hAnsiTheme="minorAscii" w:eastAsiaTheme="minorAscii" w:cstheme="minorAscii"/>
+          <w:b w:val="0"/>
+          <w:bCs w:val="0"/>
+          <w:i w:val="0"/>
+          <w:iCs w:val="0"/>
+          <w:caps w:val="0"/>
+          <w:smallCaps w:val="0"/>
+          <w:noProof w:val="0"/>
+          <w:color w:val="auto"/>
+          <w:sz w:val="24"/>
+          <w:szCs w:val="24"/>
+          <w:lang w:val="en-US"/>
+        </w:rPr>
+        <w:t>, a</w:t>
+      </w:r>
+      <w:r>
+        <w:rPr>
+          <w:rFonts w:ascii="Times New Roman" w:hAnsi="Times New Roman" w:eastAsia="Times New Roman" w:cs="Times New Roman" w:asciiTheme="minorAscii" w:hAnsiTheme="minorAscii" w:eastAsiaTheme="minorAscii" w:cstheme="minorAscii"/>
+          <w:b w:val="0"/>
+          <w:bCs w:val="0"/>
+          <w:i w:val="0"/>
+          <w:iCs w:val="0"/>
+          <w:caps w:val="0"/>
+          <w:smallCaps w:val="0"/>
+          <w:noProof w:val="0"/>
+          <w:color w:val="auto"/>
+          <w:sz w:val="24"/>
+          <w:szCs w:val="24"/>
+          <w:lang w:val="en-US"/>
+        </w:rPr>
+        <w:t xml:space="preserve">nd </w:t>
+      </w:r>
+      <w:r>
+        <w:rPr>
+          <w:rFonts w:ascii="Times New Roman" w:hAnsi="Times New Roman" w:eastAsia="Times New Roman" w:cs="Times New Roman" w:asciiTheme="minorAscii" w:hAnsiTheme="minorAscii" w:eastAsiaTheme="minorAscii" w:cstheme="minorAscii"/>
+          <w:b w:val="0"/>
+          <w:bCs w:val="0"/>
+          <w:i w:val="0"/>
+          <w:iCs w:val="0"/>
+          <w:caps w:val="0"/>
+          <w:smallCaps w:val="0"/>
+          <w:noProof w:val="0"/>
+          <w:color w:val="auto"/>
           <w:sz w:val="24"/>
           <w:szCs w:val="24"/>
           <w:lang w:val="en-US"/>
@@ -600,54 +749,54 @@
       </w:r>
       <w:r>
         <w:rPr>
-          <w:rFonts w:ascii="Times New Roman" w:hAnsi="Times New Roman" w:eastAsia="Times New Roman" w:cs="Times New Roman"/>
-          <w:b w:val="0"/>
-          <w:bCs w:val="0"/>
-          <w:i w:val="0"/>
-          <w:iCs w:val="0"/>
-          <w:caps w:val="0"/>
-          <w:smallCaps w:val="0"/>
-          <w:noProof w:val="0"/>
-          <w:color w:val="000000" w:themeColor="text1" w:themeTint="FF" w:themeShade="FF"/>
-          <w:sz w:val="24"/>
-          <w:szCs w:val="24"/>
-          <w:lang w:val="en-US"/>
-        </w:rPr>
-        <w:t xml:space="preserve">ype I and </w:t>
-      </w:r>
-      <w:r>
-        <w:rPr>
-          <w:rFonts w:ascii="Times New Roman" w:hAnsi="Times New Roman" w:eastAsia="Times New Roman" w:cs="Times New Roman"/>
-          <w:b w:val="0"/>
-          <w:bCs w:val="0"/>
-          <w:i w:val="0"/>
-          <w:iCs w:val="0"/>
-          <w:caps w:val="0"/>
-          <w:smallCaps w:val="0"/>
-          <w:noProof w:val="0"/>
-          <w:color w:val="000000" w:themeColor="text1" w:themeTint="FF" w:themeShade="FF"/>
-          <w:sz w:val="24"/>
-          <w:szCs w:val="24"/>
-          <w:lang w:val="en-US"/>
-        </w:rPr>
-        <w:t>t</w:t>
-      </w:r>
-      <w:r>
-        <w:rPr>
-          <w:rFonts w:ascii="Times New Roman" w:hAnsi="Times New Roman" w:eastAsia="Times New Roman" w:cs="Times New Roman"/>
-          <w:b w:val="0"/>
-          <w:bCs w:val="0"/>
-          <w:i w:val="0"/>
-          <w:iCs w:val="0"/>
-          <w:caps w:val="0"/>
-          <w:smallCaps w:val="0"/>
-          <w:noProof w:val="0"/>
-          <w:color w:val="000000" w:themeColor="text1" w:themeTint="FF" w:themeShade="FF"/>
-          <w:sz w:val="24"/>
-          <w:szCs w:val="24"/>
-          <w:lang w:val="en-US"/>
-        </w:rPr>
-        <w:t>ype II error rates.</w:t>
+          <w:rFonts w:ascii="Times New Roman" w:hAnsi="Times New Roman" w:eastAsia="Times New Roman" w:cs="Times New Roman" w:asciiTheme="minorAscii" w:hAnsiTheme="minorAscii" w:eastAsiaTheme="minorAscii" w:cstheme="minorAscii"/>
+          <w:b w:val="0"/>
+          <w:bCs w:val="0"/>
+          <w:i w:val="0"/>
+          <w:iCs w:val="0"/>
+          <w:caps w:val="0"/>
+          <w:smallCaps w:val="0"/>
+          <w:noProof w:val="0"/>
+          <w:color w:val="auto"/>
+          <w:sz w:val="24"/>
+          <w:szCs w:val="24"/>
+          <w:lang w:val="en-US"/>
+        </w:rPr>
+        <w:t>ype I and</w:t>
+      </w:r>
+      <w:r>
+        <w:rPr>
+          <w:rFonts w:ascii="Times New Roman" w:hAnsi="Times New Roman" w:eastAsia="Times New Roman" w:cs="Times New Roman" w:asciiTheme="minorAscii" w:hAnsiTheme="minorAscii" w:eastAsiaTheme="minorAscii" w:cstheme="minorAscii"/>
+          <w:b w:val="0"/>
+          <w:bCs w:val="0"/>
+          <w:i w:val="0"/>
+          <w:iCs w:val="0"/>
+          <w:caps w:val="0"/>
+          <w:smallCaps w:val="0"/>
+          <w:noProof w:val="0"/>
+          <w:color w:val="auto"/>
+          <w:sz w:val="24"/>
+          <w:szCs w:val="24"/>
+          <w:lang w:val="en-US"/>
+        </w:rPr>
+        <w:t xml:space="preserve"> </w:t>
+      </w:r>
+      <w:r>
+        <w:rPr>
+          <w:rFonts w:ascii="Times New Roman" w:hAnsi="Times New Roman" w:eastAsia="Times New Roman" w:cs="Times New Roman" w:asciiTheme="minorAscii" w:hAnsiTheme="minorAscii" w:eastAsiaTheme="minorAscii" w:cstheme="minorAscii"/>
+          <w:b w:val="0"/>
+          <w:bCs w:val="0"/>
+          <w:i w:val="0"/>
+          <w:iCs w:val="0"/>
+          <w:caps w:val="0"/>
+          <w:smallCaps w:val="0"/>
+          <w:noProof w:val="0"/>
+          <w:color w:val="auto"/>
+          <w:sz w:val="24"/>
+          <w:szCs w:val="24"/>
+          <w:lang w:val="en-US"/>
+        </w:rPr>
+        <w:t>II error rates.</w:t>
       </w:r>
     </w:p>
     <w:p xmlns:wp14="http://schemas.microsoft.com/office/word/2010/wordml" wp14:paraId="03714BBD" wp14:textId="46741892">
@@ -655,15 +804,15 @@
         <w:spacing w:before="0" w:beforeAutospacing="off" w:after="0" w:afterAutospacing="off" w:line="480" w:lineRule="auto"/>
         <w:jc w:val="left"/>
         <w:rPr>
-          <w:rFonts w:ascii="Times New Roman" w:hAnsi="Times New Roman" w:eastAsia="Times New Roman" w:cs="Times New Roman"/>
-          <w:b w:val="0"/>
-          <w:bCs w:val="0"/>
-          <w:i w:val="0"/>
-          <w:iCs w:val="0"/>
-          <w:caps w:val="0"/>
-          <w:smallCaps w:val="0"/>
-          <w:noProof w:val="0"/>
-          <w:color w:val="000000" w:themeColor="text1" w:themeTint="FF" w:themeShade="FF"/>
+          <w:rFonts w:ascii="Times New Roman" w:hAnsi="Times New Roman" w:eastAsia="Times New Roman" w:cs="Times New Roman" w:asciiTheme="minorAscii" w:hAnsiTheme="minorAscii" w:eastAsiaTheme="minorAscii" w:cstheme="minorAscii"/>
+          <w:b w:val="0"/>
+          <w:bCs w:val="0"/>
+          <w:i w:val="0"/>
+          <w:iCs w:val="0"/>
+          <w:caps w:val="0"/>
+          <w:smallCaps w:val="0"/>
+          <w:noProof w:val="0"/>
+          <w:color w:val="auto" w:themeColor="text1" w:themeTint="FF" w:themeShade="FF"/>
           <w:sz w:val="24"/>
           <w:szCs w:val="24"/>
           <w:lang w:val="en-US"/>
@@ -671,7 +820,7 @@
       </w:pPr>
       <w:r>
         <w:rPr>
-          <w:rFonts w:ascii="Times New Roman" w:hAnsi="Times New Roman" w:eastAsia="Times New Roman" w:cs="Times New Roman"/>
+          <w:rFonts w:ascii="Times New Roman" w:hAnsi="Times New Roman" w:eastAsia="Times New Roman" w:cs="Times New Roman" w:asciiTheme="minorAscii" w:hAnsiTheme="minorAscii" w:eastAsiaTheme="minorAscii" w:cstheme="minorAscii"/>
           <w:b w:val="1"/>
           <w:bCs w:val="1"/>
           <w:i w:val="0"/>
@@ -679,7 +828,7 @@
           <w:caps w:val="0"/>
           <w:smallCaps w:val="0"/>
           <w:noProof w:val="0"/>
-          <w:color w:val="000000" w:themeColor="text1" w:themeTint="FF" w:themeShade="FF"/>
+          <w:color w:val="auto"/>
           <w:sz w:val="24"/>
           <w:szCs w:val="24"/>
           <w:lang w:val="en-US"/>
@@ -692,15 +841,15 @@
         <w:spacing w:before="0" w:beforeAutospacing="off" w:after="0" w:afterAutospacing="off" w:line="480" w:lineRule="auto"/>
         <w:jc w:val="left"/>
         <w:rPr>
-          <w:rFonts w:ascii="Times New Roman" w:hAnsi="Times New Roman" w:eastAsia="Times New Roman" w:cs="Times New Roman"/>
-          <w:b w:val="0"/>
-          <w:bCs w:val="0"/>
-          <w:i w:val="0"/>
-          <w:iCs w:val="0"/>
-          <w:caps w:val="0"/>
-          <w:smallCaps w:val="0"/>
-          <w:noProof w:val="0"/>
-          <w:color w:val="000000" w:themeColor="text1" w:themeTint="FF" w:themeShade="FF"/>
+          <w:rFonts w:ascii="Times New Roman" w:hAnsi="Times New Roman" w:eastAsia="Times New Roman" w:cs="Times New Roman" w:asciiTheme="minorAscii" w:hAnsiTheme="minorAscii" w:eastAsiaTheme="minorAscii" w:cstheme="minorAscii"/>
+          <w:b w:val="0"/>
+          <w:bCs w:val="0"/>
+          <w:i w:val="0"/>
+          <w:iCs w:val="0"/>
+          <w:caps w:val="0"/>
+          <w:smallCaps w:val="0"/>
+          <w:noProof w:val="0"/>
+          <w:color w:val="auto" w:themeColor="text1" w:themeTint="FF" w:themeShade="FF"/>
           <w:sz w:val="24"/>
           <w:szCs w:val="24"/>
           <w:lang w:val="en-US"/>
@@ -708,7 +857,7 @@
       </w:pPr>
       <w:r>
         <w:rPr>
-          <w:rFonts w:ascii="Times New Roman" w:hAnsi="Times New Roman" w:eastAsia="Times New Roman" w:cs="Times New Roman"/>
+          <w:rFonts w:ascii="Times New Roman" w:hAnsi="Times New Roman" w:eastAsia="Times New Roman" w:cs="Times New Roman" w:asciiTheme="minorAscii" w:hAnsiTheme="minorAscii" w:eastAsiaTheme="minorAscii" w:cstheme="minorAscii"/>
           <w:b w:val="1"/>
           <w:bCs w:val="1"/>
           <w:i w:val="0"/>
@@ -716,7 +865,7 @@
           <w:caps w:val="0"/>
           <w:smallCaps w:val="0"/>
           <w:noProof w:val="0"/>
-          <w:color w:val="000000" w:themeColor="text1" w:themeTint="FF" w:themeShade="FF"/>
+          <w:color w:val="auto"/>
           <w:sz w:val="24"/>
           <w:szCs w:val="24"/>
           <w:lang w:val="en-US"/>
@@ -730,11 +879,20 @@
         <w:spacing w:before="0" w:beforeAutospacing="off" w:after="0" w:afterAutospacing="off" w:line="480" w:lineRule="auto"/>
         <w:ind w:firstLine="720"/>
         <w:jc w:val="left"/>
+        <w:rPr>
+          <w:rFonts w:ascii="Times New Roman" w:hAnsi="Times New Roman" w:eastAsia="Times New Roman" w:cs="Times New Roman" w:asciiTheme="minorAscii" w:hAnsiTheme="minorAscii" w:eastAsiaTheme="minorAscii" w:cstheme="minorAscii"/>
+          <w:noProof w:val="0"/>
+          <w:color w:val="auto"/>
+          <w:sz w:val="24"/>
+          <w:szCs w:val="24"/>
+          <w:lang w:val="en-US"/>
+        </w:rPr>
       </w:pPr>
       <w:r>
         <w:rPr>
-          <w:rFonts w:ascii="Times New Roman" w:hAnsi="Times New Roman" w:eastAsia="Times New Roman" w:cs="Times New Roman"/>
-          <w:noProof w:val="0"/>
+          <w:rFonts w:ascii="Times New Roman" w:hAnsi="Times New Roman" w:eastAsia="Times New Roman" w:cs="Times New Roman" w:asciiTheme="minorAscii" w:hAnsiTheme="minorAscii" w:eastAsiaTheme="minorAscii" w:cstheme="minorAscii"/>
+          <w:noProof w:val="0"/>
+          <w:color w:val="auto"/>
           <w:sz w:val="24"/>
           <w:szCs w:val="24"/>
           <w:lang w:val="en-US"/>
@@ -757,7 +915,7 @@
           <w:caps w:val="0"/>
           <w:smallCaps w:val="0"/>
           <w:noProof w:val="0"/>
-          <w:color w:val="1F1F1F"/>
+          <w:color w:val="auto"/>
           <w:sz w:val="24"/>
           <w:szCs w:val="24"/>
           <w:lang w:val="en-US"/>
@@ -773,7 +931,7 @@
           <w:caps w:val="0"/>
           <w:smallCaps w:val="0"/>
           <w:noProof w:val="0"/>
-          <w:color w:val="000000" w:themeColor="text1" w:themeTint="FF" w:themeShade="FF"/>
+          <w:color w:val="auto"/>
           <w:sz w:val="24"/>
           <w:szCs w:val="24"/>
           <w:lang w:val="en-US"/>
@@ -790,7 +948,7 @@
           <w:caps w:val="0"/>
           <w:smallCaps w:val="0"/>
           <w:noProof w:val="0"/>
-          <w:color w:val="000000" w:themeColor="text1" w:themeTint="FF" w:themeShade="FF"/>
+          <w:color w:val="auto"/>
           <w:sz w:val="24"/>
           <w:szCs w:val="24"/>
           <w:lang w:val="en-US"/>
@@ -807,7 +965,7 @@
           <w:caps w:val="0"/>
           <w:smallCaps w:val="0"/>
           <w:noProof w:val="0"/>
-          <w:color w:val="000000" w:themeColor="text1" w:themeTint="FF" w:themeShade="FF"/>
+          <w:color w:val="auto"/>
           <w:sz w:val="24"/>
           <w:szCs w:val="24"/>
           <w:lang w:val="en-US"/>
@@ -824,7 +982,7 @@
           <w:caps w:val="0"/>
           <w:smallCaps w:val="0"/>
           <w:noProof w:val="0"/>
-          <w:color w:val="000000" w:themeColor="text1" w:themeTint="FF" w:themeShade="FF"/>
+          <w:color w:val="auto"/>
           <w:sz w:val="24"/>
           <w:szCs w:val="24"/>
           <w:lang w:val="en-US"/>
@@ -841,7 +999,7 @@
           <w:caps w:val="0"/>
           <w:smallCaps w:val="0"/>
           <w:noProof w:val="0"/>
-          <w:color w:val="000000" w:themeColor="text1" w:themeTint="FF" w:themeShade="FF"/>
+          <w:color w:val="auto"/>
           <w:sz w:val="24"/>
           <w:szCs w:val="24"/>
           <w:lang w:val="en-US"/>
@@ -858,7 +1016,7 @@
           <w:caps w:val="0"/>
           <w:smallCaps w:val="0"/>
           <w:noProof w:val="0"/>
-          <w:color w:val="000000" w:themeColor="text1" w:themeTint="FF" w:themeShade="FF"/>
+          <w:color w:val="auto"/>
           <w:sz w:val="24"/>
           <w:szCs w:val="24"/>
           <w:lang w:val="en-US"/>
@@ -875,7 +1033,7 @@
           <w:caps w:val="0"/>
           <w:smallCaps w:val="0"/>
           <w:noProof w:val="0"/>
-          <w:color w:val="000000" w:themeColor="text1" w:themeTint="FF" w:themeShade="FF"/>
+          <w:color w:val="auto"/>
           <w:sz w:val="24"/>
           <w:szCs w:val="24"/>
           <w:lang w:val="en-US"/>
@@ -892,7 +1050,7 @@
           <w:caps w:val="0"/>
           <w:smallCaps w:val="0"/>
           <w:noProof w:val="0"/>
-          <w:color w:val="000000" w:themeColor="text1" w:themeTint="FF" w:themeShade="FF"/>
+          <w:color w:val="auto"/>
           <w:sz w:val="24"/>
           <w:szCs w:val="24"/>
           <w:lang w:val="en-US"/>
@@ -909,7 +1067,7 @@
           <w:caps w:val="0"/>
           <w:smallCaps w:val="0"/>
           <w:noProof w:val="0"/>
-          <w:color w:val="000000" w:themeColor="text1" w:themeTint="FF" w:themeShade="FF"/>
+          <w:color w:val="auto"/>
           <w:sz w:val="24"/>
           <w:szCs w:val="24"/>
           <w:lang w:val="en-US"/>
@@ -926,7 +1084,7 @@
           <w:caps w:val="0"/>
           <w:smallCaps w:val="0"/>
           <w:noProof w:val="0"/>
-          <w:color w:val="000000" w:themeColor="text1" w:themeTint="FF" w:themeShade="FF"/>
+          <w:color w:val="auto"/>
           <w:sz w:val="24"/>
           <w:szCs w:val="24"/>
           <w:lang w:val="en-US"/>
@@ -943,7 +1101,7 @@
           <w:caps w:val="0"/>
           <w:smallCaps w:val="0"/>
           <w:noProof w:val="0"/>
-          <w:color w:val="000000" w:themeColor="text1" w:themeTint="FF" w:themeShade="FF"/>
+          <w:color w:val="auto"/>
           <w:sz w:val="24"/>
           <w:szCs w:val="24"/>
           <w:lang w:val="en-US"/>
@@ -960,7 +1118,7 @@
           <w:caps w:val="0"/>
           <w:smallCaps w:val="0"/>
           <w:noProof w:val="0"/>
-          <w:color w:val="000000" w:themeColor="text1" w:themeTint="FF" w:themeShade="FF"/>
+          <w:color w:val="auto"/>
           <w:sz w:val="24"/>
           <w:szCs w:val="24"/>
           <w:lang w:val="en-US"/>
@@ -977,7 +1135,7 @@
           <w:caps w:val="0"/>
           <w:smallCaps w:val="0"/>
           <w:noProof w:val="0"/>
-          <w:color w:val="000000" w:themeColor="text1" w:themeTint="FF" w:themeShade="FF"/>
+          <w:color w:val="auto"/>
           <w:sz w:val="24"/>
           <w:szCs w:val="24"/>
           <w:lang w:val="en-US"/>
@@ -994,7 +1152,7 @@
           <w:caps w:val="0"/>
           <w:smallCaps w:val="0"/>
           <w:noProof w:val="0"/>
-          <w:color w:val="000000" w:themeColor="text1" w:themeTint="FF" w:themeShade="FF"/>
+          <w:color w:val="auto"/>
           <w:sz w:val="24"/>
           <w:szCs w:val="24"/>
           <w:lang w:val="en-US"/>
@@ -1011,7 +1169,7 @@
           <w:caps w:val="0"/>
           <w:smallCaps w:val="0"/>
           <w:noProof w:val="0"/>
-          <w:color w:val="000000" w:themeColor="text1" w:themeTint="FF" w:themeShade="FF"/>
+          <w:color w:val="auto"/>
           <w:sz w:val="24"/>
           <w:szCs w:val="24"/>
           <w:lang w:val="en-US"/>
@@ -1028,7 +1186,7 @@
           <w:caps w:val="0"/>
           <w:smallCaps w:val="0"/>
           <w:noProof w:val="0"/>
-          <w:color w:val="1F1F1F"/>
+          <w:color w:val="auto"/>
           <w:sz w:val="24"/>
           <w:szCs w:val="24"/>
           <w:lang w:val="en-US"/>
@@ -1045,7 +1203,7 @@
           <w:caps w:val="0"/>
           <w:smallCaps w:val="0"/>
           <w:noProof w:val="0"/>
-          <w:color w:val="1F1F1F"/>
+          <w:color w:val="auto"/>
           <w:sz w:val="24"/>
           <w:szCs w:val="24"/>
           <w:lang w:val="en-US"/>
@@ -1062,7 +1220,7 @@
           <w:caps w:val="0"/>
           <w:smallCaps w:val="0"/>
           <w:noProof w:val="0"/>
-          <w:color w:val="1F1F1F"/>
+          <w:color w:val="auto"/>
           <w:sz w:val="24"/>
           <w:szCs w:val="24"/>
           <w:lang w:val="en-US"/>
@@ -1079,7 +1237,7 @@
           <w:caps w:val="0"/>
           <w:smallCaps w:val="0"/>
           <w:noProof w:val="0"/>
-          <w:color w:val="1F1F1F"/>
+          <w:color w:val="auto"/>
           <w:sz w:val="24"/>
           <w:szCs w:val="24"/>
           <w:lang w:val="en-US"/>
@@ -1096,7 +1254,7 @@
           <w:caps w:val="0"/>
           <w:smallCaps w:val="0"/>
           <w:noProof w:val="0"/>
-          <w:color w:val="1F1F1F"/>
+          <w:color w:val="auto"/>
           <w:sz w:val="24"/>
           <w:szCs w:val="24"/>
           <w:lang w:val="en-US"/>
@@ -1113,7 +1271,7 @@
           <w:caps w:val="0"/>
           <w:smallCaps w:val="0"/>
           <w:noProof w:val="0"/>
-          <w:color w:val="1F1F1F"/>
+          <w:color w:val="auto"/>
           <w:sz w:val="24"/>
           <w:szCs w:val="24"/>
           <w:lang w:val="en-US"/>
@@ -1130,7 +1288,7 @@
           <w:caps w:val="0"/>
           <w:smallCaps w:val="0"/>
           <w:noProof w:val="0"/>
-          <w:color w:val="1F1F1F"/>
+          <w:color w:val="auto"/>
           <w:sz w:val="24"/>
           <w:szCs w:val="24"/>
           <w:lang w:val="en-US"/>
@@ -1147,7 +1305,7 @@
           <w:caps w:val="0"/>
           <w:smallCaps w:val="0"/>
           <w:noProof w:val="0"/>
-          <w:color w:val="1F1F1F"/>
+          <w:color w:val="auto"/>
           <w:sz w:val="24"/>
           <w:szCs w:val="24"/>
           <w:lang w:val="en-US"/>
@@ -1164,7 +1322,7 @@
           <w:caps w:val="0"/>
           <w:smallCaps w:val="0"/>
           <w:noProof w:val="0"/>
-          <w:color w:val="1F1F1F"/>
+          <w:color w:val="auto"/>
           <w:sz w:val="24"/>
           <w:szCs w:val="24"/>
           <w:lang w:val="en-US"/>
@@ -1181,7 +1339,7 @@
           <w:caps w:val="0"/>
           <w:smallCaps w:val="0"/>
           <w:noProof w:val="0"/>
-          <w:color w:val="1F1F1F"/>
+          <w:color w:val="auto"/>
           <w:sz w:val="24"/>
           <w:szCs w:val="24"/>
           <w:lang w:val="en-US"/>
@@ -1198,7 +1356,7 @@
           <w:caps w:val="0"/>
           <w:smallCaps w:val="0"/>
           <w:noProof w:val="0"/>
-          <w:color w:val="1F1F1F"/>
+          <w:color w:val="auto"/>
           <w:sz w:val="24"/>
           <w:szCs w:val="24"/>
           <w:lang w:val="en-US"/>
@@ -1215,7 +1373,7 @@
           <w:caps w:val="0"/>
           <w:smallCaps w:val="0"/>
           <w:noProof w:val="0"/>
-          <w:color w:val="1F1F1F"/>
+          <w:color w:val="auto"/>
           <w:sz w:val="24"/>
           <w:szCs w:val="24"/>
           <w:lang w:val="en-US"/>
@@ -1232,7 +1390,7 @@
           <w:caps w:val="0"/>
           <w:smallCaps w:val="0"/>
           <w:noProof w:val="0"/>
-          <w:color w:val="1F1F1F"/>
+          <w:color w:val="auto"/>
           <w:sz w:val="24"/>
           <w:szCs w:val="24"/>
           <w:lang w:val="en-US"/>
@@ -1249,7 +1407,7 @@
           <w:caps w:val="0"/>
           <w:smallCaps w:val="0"/>
           <w:noProof w:val="0"/>
-          <w:color w:val="1F1F1F"/>
+          <w:color w:val="auto"/>
           <w:sz w:val="24"/>
           <w:szCs w:val="24"/>
           <w:lang w:val="en-US"/>
@@ -1266,7 +1424,7 @@
           <w:caps w:val="0"/>
           <w:smallCaps w:val="0"/>
           <w:noProof w:val="0"/>
-          <w:color w:val="1F1F1F"/>
+          <w:color w:val="auto"/>
           <w:sz w:val="24"/>
           <w:szCs w:val="24"/>
           <w:lang w:val="en-US"/>
@@ -1283,7 +1441,7 @@
           <w:caps w:val="0"/>
           <w:smallCaps w:val="0"/>
           <w:noProof w:val="0"/>
-          <w:color w:val="1F1F1F"/>
+          <w:color w:val="auto"/>
           <w:sz w:val="24"/>
           <w:szCs w:val="24"/>
           <w:lang w:val="en-US"/>
@@ -1300,7 +1458,7 @@
           <w:caps w:val="0"/>
           <w:smallCaps w:val="0"/>
           <w:noProof w:val="0"/>
-          <w:color w:val="1F1F1F"/>
+          <w:color w:val="auto"/>
           <w:sz w:val="24"/>
           <w:szCs w:val="24"/>
           <w:lang w:val="en-US"/>
@@ -1317,7 +1475,7 @@
           <w:caps w:val="0"/>
           <w:smallCaps w:val="0"/>
           <w:noProof w:val="0"/>
-          <w:color w:val="1F1F1F"/>
+          <w:color w:val="auto"/>
           <w:sz w:val="24"/>
           <w:szCs w:val="24"/>
           <w:lang w:val="en-US"/>
@@ -1334,7 +1492,7 @@
           <w:caps w:val="0"/>
           <w:smallCaps w:val="0"/>
           <w:noProof w:val="0"/>
-          <w:color w:val="1F1F1F"/>
+          <w:color w:val="auto"/>
           <w:sz w:val="24"/>
           <w:szCs w:val="24"/>
           <w:lang w:val="en-US"/>
@@ -1351,7 +1509,7 @@
           <w:caps w:val="0"/>
           <w:smallCaps w:val="0"/>
           <w:noProof w:val="0"/>
-          <w:color w:val="1F1F1F"/>
+          <w:color w:val="auto"/>
           <w:sz w:val="24"/>
           <w:szCs w:val="24"/>
           <w:lang w:val="en-US"/>
@@ -1368,7 +1526,7 @@
           <w:caps w:val="0"/>
           <w:smallCaps w:val="0"/>
           <w:noProof w:val="0"/>
-          <w:color w:val="1F1F1F"/>
+          <w:color w:val="auto"/>
           <w:sz w:val="24"/>
           <w:szCs w:val="24"/>
           <w:lang w:val="en-US"/>
@@ -1385,7 +1543,7 @@
           <w:caps w:val="0"/>
           <w:smallCaps w:val="0"/>
           <w:noProof w:val="0"/>
-          <w:color w:val="1F1F1F"/>
+          <w:color w:val="auto"/>
           <w:sz w:val="24"/>
           <w:szCs w:val="24"/>
           <w:lang w:val="en-US"/>
@@ -1402,7 +1560,7 @@
           <w:caps w:val="0"/>
           <w:smallCaps w:val="0"/>
           <w:noProof w:val="0"/>
-          <w:color w:val="1F1F1F"/>
+          <w:color w:val="auto"/>
           <w:sz w:val="24"/>
           <w:szCs w:val="24"/>
           <w:lang w:val="en-US"/>
@@ -1415,15 +1573,15 @@
         <w:spacing w:before="0" w:beforeAutospacing="off" w:after="0" w:afterAutospacing="off" w:line="480" w:lineRule="auto"/>
         <w:jc w:val="left"/>
         <w:rPr>
-          <w:rFonts w:ascii="Times New Roman" w:hAnsi="Times New Roman" w:eastAsia="Times New Roman" w:cs="Times New Roman"/>
-          <w:b w:val="0"/>
-          <w:bCs w:val="0"/>
-          <w:i w:val="0"/>
-          <w:iCs w:val="0"/>
-          <w:caps w:val="0"/>
-          <w:smallCaps w:val="0"/>
-          <w:noProof w:val="0"/>
-          <w:color w:val="000000" w:themeColor="text1" w:themeTint="FF" w:themeShade="FF"/>
+          <w:rFonts w:ascii="Times New Roman" w:hAnsi="Times New Roman" w:eastAsia="Times New Roman" w:cs="Times New Roman" w:asciiTheme="minorAscii" w:hAnsiTheme="minorAscii" w:eastAsiaTheme="minorAscii" w:cstheme="minorAscii"/>
+          <w:b w:val="0"/>
+          <w:bCs w:val="0"/>
+          <w:i w:val="0"/>
+          <w:iCs w:val="0"/>
+          <w:caps w:val="0"/>
+          <w:smallCaps w:val="0"/>
+          <w:noProof w:val="0"/>
+          <w:color w:val="auto" w:themeColor="text1" w:themeTint="FF" w:themeShade="FF"/>
           <w:sz w:val="24"/>
           <w:szCs w:val="24"/>
           <w:lang w:val="en-US"/>
@@ -1431,7 +1589,7 @@
       </w:pPr>
       <w:r>
         <w:rPr>
-          <w:rFonts w:ascii="Times New Roman" w:hAnsi="Times New Roman" w:eastAsia="Times New Roman" w:cs="Times New Roman"/>
+          <w:rFonts w:ascii="Times New Roman" w:hAnsi="Times New Roman" w:eastAsia="Times New Roman" w:cs="Times New Roman" w:asciiTheme="minorAscii" w:hAnsiTheme="minorAscii" w:eastAsiaTheme="minorAscii" w:cstheme="minorAscii"/>
           <w:b w:val="1"/>
           <w:bCs w:val="1"/>
           <w:i w:val="0"/>
@@ -1439,7 +1597,7 @@
           <w:caps w:val="0"/>
           <w:smallCaps w:val="0"/>
           <w:noProof w:val="0"/>
-          <w:color w:val="000000" w:themeColor="text1" w:themeTint="FF" w:themeShade="FF"/>
+          <w:color w:val="auto"/>
           <w:sz w:val="24"/>
           <w:szCs w:val="24"/>
           <w:lang w:val="en-US"/>
@@ -1453,11 +1611,20 @@
         <w:spacing w:before="0" w:beforeAutospacing="off" w:after="0" w:afterAutospacing="off" w:line="480" w:lineRule="auto"/>
         <w:ind w:firstLine="720"/>
         <w:jc w:val="left"/>
+        <w:rPr>
+          <w:rFonts w:ascii="Times New Roman" w:hAnsi="Times New Roman" w:eastAsia="Times New Roman" w:cs="Times New Roman" w:asciiTheme="minorAscii" w:hAnsiTheme="minorAscii" w:eastAsiaTheme="minorAscii" w:cstheme="minorAscii"/>
+          <w:noProof w:val="0"/>
+          <w:color w:val="auto"/>
+          <w:sz w:val="24"/>
+          <w:szCs w:val="24"/>
+          <w:lang w:val="en-US"/>
+        </w:rPr>
       </w:pPr>
       <w:r>
         <w:rPr>
-          <w:rFonts w:ascii="Times New Roman" w:hAnsi="Times New Roman" w:eastAsia="Times New Roman" w:cs="Times New Roman"/>
-          <w:noProof w:val="0"/>
+          <w:rFonts w:ascii="Times New Roman" w:hAnsi="Times New Roman" w:eastAsia="Times New Roman" w:cs="Times New Roman" w:asciiTheme="minorAscii" w:hAnsiTheme="minorAscii" w:eastAsiaTheme="minorAscii" w:cstheme="minorAscii"/>
+          <w:noProof w:val="0"/>
+          <w:color w:val="auto"/>
           <w:sz w:val="24"/>
           <w:szCs w:val="24"/>
           <w:lang w:val="en-US"/>
@@ -1468,6 +1635,7 @@
         <w:rPr>
           <w:rFonts w:ascii="Times New Roman" w:hAnsi="Times New Roman" w:eastAsia="Times New Roman" w:cs="Times New Roman" w:asciiTheme="minorAscii" w:hAnsiTheme="minorAscii" w:eastAsiaTheme="minorAscii" w:cstheme="minorAscii"/>
           <w:noProof w:val="0"/>
+          <w:color w:val="auto"/>
           <w:sz w:val="24"/>
           <w:szCs w:val="24"/>
           <w:lang w:val="en-US"/>
@@ -1478,6 +1646,7 @@
         <w:rPr>
           <w:rFonts w:ascii="Times New Roman" w:hAnsi="Times New Roman" w:eastAsia="Times New Roman" w:cs="Times New Roman" w:asciiTheme="minorAscii" w:hAnsiTheme="minorAscii" w:eastAsiaTheme="minorAscii" w:cstheme="minorAscii"/>
           <w:noProof w:val="0"/>
+          <w:color w:val="auto"/>
           <w:sz w:val="24"/>
           <w:szCs w:val="24"/>
           <w:lang w:val="en-US"/>
@@ -1486,8 +1655,9 @@
       </w:r>
       <w:r>
         <w:rPr>
-          <w:rFonts w:ascii="Times New Roman" w:hAnsi="Times New Roman" w:eastAsia="Times New Roman" w:cs="Times New Roman"/>
-          <w:noProof w:val="0"/>
+          <w:rFonts w:ascii="Times New Roman" w:hAnsi="Times New Roman" w:eastAsia="Times New Roman" w:cs="Times New Roman" w:asciiTheme="minorAscii" w:hAnsiTheme="minorAscii" w:eastAsiaTheme="minorAscii" w:cstheme="minorAscii"/>
+          <w:noProof w:val="0"/>
+          <w:color w:val="auto"/>
           <w:sz w:val="24"/>
           <w:szCs w:val="24"/>
           <w:lang w:val="en-US"/>
@@ -1496,8 +1666,9 @@
       </w:r>
       <w:r>
         <w:rPr>
-          <w:rFonts w:ascii="Times New Roman" w:hAnsi="Times New Roman" w:eastAsia="Times New Roman" w:cs="Times New Roman"/>
-          <w:noProof w:val="0"/>
+          <w:rFonts w:ascii="Times New Roman" w:hAnsi="Times New Roman" w:eastAsia="Times New Roman" w:cs="Times New Roman" w:asciiTheme="minorAscii" w:hAnsiTheme="minorAscii" w:eastAsiaTheme="minorAscii" w:cstheme="minorAscii"/>
+          <w:noProof w:val="0"/>
+          <w:color w:val="auto"/>
           <w:sz w:val="24"/>
           <w:szCs w:val="24"/>
           <w:lang w:val="en-US"/>
@@ -1506,8 +1677,9 @@
       </w:r>
       <w:r>
         <w:rPr>
-          <w:rFonts w:ascii="Times New Roman" w:hAnsi="Times New Roman" w:eastAsia="Times New Roman" w:cs="Times New Roman"/>
-          <w:noProof w:val="0"/>
+          <w:rFonts w:ascii="Times New Roman" w:hAnsi="Times New Roman" w:eastAsia="Times New Roman" w:cs="Times New Roman" w:asciiTheme="minorAscii" w:hAnsiTheme="minorAscii" w:eastAsiaTheme="minorAscii" w:cstheme="minorAscii"/>
+          <w:noProof w:val="0"/>
+          <w:color w:val="auto"/>
           <w:sz w:val="24"/>
           <w:szCs w:val="24"/>
           <w:lang w:val="en-US"/>
@@ -1516,8 +1688,9 @@
       </w:r>
       <w:r>
         <w:rPr>
-          <w:rFonts w:ascii="Times New Roman" w:hAnsi="Times New Roman" w:eastAsia="Times New Roman" w:cs="Times New Roman"/>
-          <w:noProof w:val="0"/>
+          <w:rFonts w:ascii="Times New Roman" w:hAnsi="Times New Roman" w:eastAsia="Times New Roman" w:cs="Times New Roman" w:asciiTheme="minorAscii" w:hAnsiTheme="minorAscii" w:eastAsiaTheme="minorAscii" w:cstheme="minorAscii"/>
+          <w:noProof w:val="0"/>
+          <w:color w:val="auto"/>
           <w:sz w:val="24"/>
           <w:szCs w:val="24"/>
           <w:lang w:val="en-US"/>
@@ -1526,8 +1699,9 @@
       </w:r>
       <w:r>
         <w:rPr>
-          <w:rFonts w:ascii="Times New Roman" w:hAnsi="Times New Roman" w:eastAsia="Times New Roman" w:cs="Times New Roman"/>
-          <w:noProof w:val="0"/>
+          <w:rFonts w:ascii="Times New Roman" w:hAnsi="Times New Roman" w:eastAsia="Times New Roman" w:cs="Times New Roman" w:asciiTheme="minorAscii" w:hAnsiTheme="minorAscii" w:eastAsiaTheme="minorAscii" w:cstheme="minorAscii"/>
+          <w:noProof w:val="0"/>
+          <w:color w:val="auto"/>
           <w:sz w:val="24"/>
           <w:szCs w:val="24"/>
           <w:lang w:val="en-US"/>
@@ -1536,8 +1710,9 @@
       </w:r>
       <w:r>
         <w:rPr>
-          <w:rFonts w:ascii="Times New Roman" w:hAnsi="Times New Roman" w:eastAsia="Times New Roman" w:cs="Times New Roman"/>
-          <w:noProof w:val="0"/>
+          <w:rFonts w:ascii="Times New Roman" w:hAnsi="Times New Roman" w:eastAsia="Times New Roman" w:cs="Times New Roman" w:asciiTheme="minorAscii" w:hAnsiTheme="minorAscii" w:eastAsiaTheme="minorAscii" w:cstheme="minorAscii"/>
+          <w:noProof w:val="0"/>
+          <w:color w:val="auto"/>
           <w:sz w:val="24"/>
           <w:szCs w:val="24"/>
           <w:lang w:val="en-US"/>
@@ -1546,8 +1721,9 @@
       </w:r>
       <w:r>
         <w:rPr>
-          <w:rFonts w:ascii="Times New Roman" w:hAnsi="Times New Roman" w:eastAsia="Times New Roman" w:cs="Times New Roman"/>
-          <w:noProof w:val="0"/>
+          <w:rFonts w:ascii="Times New Roman" w:hAnsi="Times New Roman" w:eastAsia="Times New Roman" w:cs="Times New Roman" w:asciiTheme="minorAscii" w:hAnsiTheme="minorAscii" w:eastAsiaTheme="minorAscii" w:cstheme="minorAscii"/>
+          <w:noProof w:val="0"/>
+          <w:color w:val="auto"/>
           <w:sz w:val="24"/>
           <w:szCs w:val="24"/>
           <w:lang w:val="en-US"/>
@@ -1555,7 +1731,7 @@
         <w:t xml:space="preserve"> until no further improvement is possible. AIC and BIC differ in their penalty for model complexity, with BIC applying a stronger penalty and typically yielding more parsimonious models.</w:t>
       </w:r>
     </w:p>
-    <w:p xmlns:wp14="http://schemas.microsoft.com/office/word/2010/wordml" wp14:paraId="44205E33" wp14:textId="42A7E64D">
+    <w:p xmlns:wp14="http://schemas.microsoft.com/office/word/2010/wordml" wp14:paraId="44205E33" wp14:textId="30A006AF">
       <w:pPr>
         <w:spacing w:before="0" w:beforeAutospacing="off" w:after="0" w:afterAutospacing="off" w:line="480" w:lineRule="auto"/>
         <w:ind w:firstLine="720"/>
@@ -1563,6 +1739,7 @@
         <w:rPr>
           <w:rFonts w:ascii="Times New Roman" w:hAnsi="Times New Roman" w:eastAsia="Times New Roman" w:cs="Times New Roman" w:asciiTheme="minorAscii" w:hAnsiTheme="minorAscii" w:eastAsiaTheme="minorAscii" w:cstheme="minorAscii"/>
           <w:noProof w:val="0"/>
+          <w:color w:val="auto"/>
           <w:sz w:val="24"/>
           <w:szCs w:val="24"/>
           <w:lang w:val="en-US"/>
@@ -1570,8 +1747,9 @@
       </w:pPr>
       <w:r>
         <w:rPr>
-          <w:rFonts w:ascii="Times New Roman" w:hAnsi="Times New Roman" w:eastAsia="Times New Roman" w:cs="Times New Roman"/>
-          <w:noProof w:val="0"/>
+          <w:rFonts w:ascii="Times New Roman" w:hAnsi="Times New Roman" w:eastAsia="Times New Roman" w:cs="Times New Roman" w:asciiTheme="minorAscii" w:hAnsiTheme="minorAscii" w:eastAsiaTheme="minorAscii" w:cstheme="minorAscii"/>
+          <w:noProof w:val="0"/>
+          <w:color w:val="auto"/>
           <w:sz w:val="24"/>
           <w:szCs w:val="24"/>
           <w:lang w:val="en-US"/>
@@ -1580,8 +1758,9 @@
       </w:r>
       <w:r>
         <w:rPr>
-          <w:rFonts w:ascii="Times New Roman" w:hAnsi="Times New Roman" w:eastAsia="Times New Roman" w:cs="Times New Roman"/>
-          <w:noProof w:val="0"/>
+          <w:rFonts w:ascii="Times New Roman" w:hAnsi="Times New Roman" w:eastAsia="Times New Roman" w:cs="Times New Roman" w:asciiTheme="minorAscii" w:hAnsiTheme="minorAscii" w:eastAsiaTheme="minorAscii" w:cstheme="minorAscii"/>
+          <w:noProof w:val="0"/>
+          <w:color w:val="auto"/>
           <w:sz w:val="24"/>
           <w:szCs w:val="24"/>
           <w:vertAlign w:val="subscript"/>
@@ -1591,8 +1770,9 @@
       </w:r>
       <w:r>
         <w:rPr>
-          <w:rFonts w:ascii="Times New Roman" w:hAnsi="Times New Roman" w:eastAsia="Times New Roman" w:cs="Times New Roman"/>
-          <w:noProof w:val="0"/>
+          <w:rFonts w:ascii="Times New Roman" w:hAnsi="Times New Roman" w:eastAsia="Times New Roman" w:cs="Times New Roman" w:asciiTheme="minorAscii" w:hAnsiTheme="minorAscii" w:eastAsiaTheme="minorAscii" w:cstheme="minorAscii"/>
+          <w:noProof w:val="0"/>
+          <w:color w:val="auto"/>
           <w:sz w:val="24"/>
           <w:szCs w:val="24"/>
           <w:lang w:val="en-US"/>
@@ -1601,8 +1781,9 @@
       </w:r>
       <w:r>
         <w:rPr>
-          <w:rFonts w:ascii="Times New Roman" w:hAnsi="Times New Roman" w:eastAsia="Times New Roman" w:cs="Times New Roman"/>
-          <w:noProof w:val="0"/>
+          <w:rFonts w:ascii="Times New Roman" w:hAnsi="Times New Roman" w:eastAsia="Times New Roman" w:cs="Times New Roman" w:asciiTheme="minorAscii" w:hAnsiTheme="minorAscii" w:eastAsiaTheme="minorAscii" w:cstheme="minorAscii"/>
+          <w:noProof w:val="0"/>
+          <w:color w:val="auto"/>
           <w:sz w:val="24"/>
           <w:szCs w:val="24"/>
           <w:lang w:val="en-US"/>
@@ -1611,8 +1792,9 @@
       </w:r>
       <w:r>
         <w:rPr>
-          <w:rFonts w:ascii="Times New Roman" w:hAnsi="Times New Roman" w:eastAsia="Times New Roman" w:cs="Times New Roman"/>
-          <w:noProof w:val="0"/>
+          <w:rFonts w:ascii="Times New Roman" w:hAnsi="Times New Roman" w:eastAsia="Times New Roman" w:cs="Times New Roman" w:asciiTheme="minorAscii" w:hAnsiTheme="minorAscii" w:eastAsiaTheme="minorAscii" w:cstheme="minorAscii"/>
+          <w:noProof w:val="0"/>
+          <w:color w:val="auto"/>
           <w:sz w:val="24"/>
           <w:szCs w:val="24"/>
           <w:lang w:val="en-US"/>
@@ -1621,8 +1803,9 @@
       </w:r>
       <w:r>
         <w:rPr>
-          <w:rFonts w:ascii="Times New Roman" w:hAnsi="Times New Roman" w:eastAsia="Times New Roman" w:cs="Times New Roman"/>
-          <w:noProof w:val="0"/>
+          <w:rFonts w:ascii="Times New Roman" w:hAnsi="Times New Roman" w:eastAsia="Times New Roman" w:cs="Times New Roman" w:asciiTheme="minorAscii" w:hAnsiTheme="minorAscii" w:eastAsiaTheme="minorAscii" w:cstheme="minorAscii"/>
+          <w:noProof w:val="0"/>
+          <w:color w:val="auto"/>
           <w:sz w:val="24"/>
           <w:szCs w:val="24"/>
           <w:vertAlign w:val="subscript"/>
@@ -1632,8 +1815,9 @@
       </w:r>
       <w:r>
         <w:rPr>
-          <w:rFonts w:ascii="Times New Roman" w:hAnsi="Times New Roman" w:eastAsia="Times New Roman" w:cs="Times New Roman"/>
-          <w:noProof w:val="0"/>
+          <w:rFonts w:ascii="Times New Roman" w:hAnsi="Times New Roman" w:eastAsia="Times New Roman" w:cs="Times New Roman" w:asciiTheme="minorAscii" w:hAnsiTheme="minorAscii" w:eastAsiaTheme="minorAscii" w:cstheme="minorAscii"/>
+          <w:noProof w:val="0"/>
+          <w:color w:val="auto"/>
           <w:sz w:val="24"/>
           <w:szCs w:val="24"/>
           <w:lang w:val="en-US"/>
@@ -1642,8 +1826,9 @@
       </w:r>
       <w:r>
         <w:rPr>
-          <w:rFonts w:ascii="Times New Roman" w:hAnsi="Times New Roman" w:eastAsia="Times New Roman" w:cs="Times New Roman"/>
-          <w:noProof w:val="0"/>
+          <w:rFonts w:ascii="Times New Roman" w:hAnsi="Times New Roman" w:eastAsia="Times New Roman" w:cs="Times New Roman" w:asciiTheme="minorAscii" w:hAnsiTheme="minorAscii" w:eastAsiaTheme="minorAscii" w:cstheme="minorAscii"/>
+          <w:noProof w:val="0"/>
+          <w:color w:val="auto"/>
           <w:sz w:val="24"/>
           <w:szCs w:val="24"/>
           <w:vertAlign w:val="subscript"/>
@@ -1653,8 +1838,9 @@
       </w:r>
       <w:r>
         <w:rPr>
-          <w:rFonts w:ascii="Times New Roman" w:hAnsi="Times New Roman" w:eastAsia="Times New Roman" w:cs="Times New Roman"/>
-          <w:noProof w:val="0"/>
+          <w:rFonts w:ascii="Times New Roman" w:hAnsi="Times New Roman" w:eastAsia="Times New Roman" w:cs="Times New Roman" w:asciiTheme="minorAscii" w:hAnsiTheme="minorAscii" w:eastAsiaTheme="minorAscii" w:cstheme="minorAscii"/>
+          <w:noProof w:val="0"/>
+          <w:color w:val="auto"/>
           <w:sz w:val="24"/>
           <w:szCs w:val="24"/>
           <w:lang w:val="en-US"/>
@@ -1663,8 +1849,9 @@
       </w:r>
       <w:r>
         <w:rPr>
-          <w:rFonts w:ascii="Times New Roman" w:hAnsi="Times New Roman" w:eastAsia="Times New Roman" w:cs="Times New Roman"/>
-          <w:noProof w:val="0"/>
+          <w:rFonts w:ascii="Times New Roman" w:hAnsi="Times New Roman" w:eastAsia="Times New Roman" w:cs="Times New Roman" w:asciiTheme="minorAscii" w:hAnsiTheme="minorAscii" w:eastAsiaTheme="minorAscii" w:cstheme="minorAscii"/>
+          <w:noProof w:val="0"/>
+          <w:color w:val="auto"/>
           <w:sz w:val="24"/>
           <w:szCs w:val="24"/>
           <w:lang w:val="en-US"/>
@@ -1673,8 +1860,9 @@
       </w:r>
       <w:r>
         <w:rPr>
-          <w:rFonts w:ascii="Times New Roman" w:hAnsi="Times New Roman" w:eastAsia="Times New Roman" w:cs="Times New Roman"/>
-          <w:noProof w:val="0"/>
+          <w:rFonts w:ascii="Times New Roman" w:hAnsi="Times New Roman" w:eastAsia="Times New Roman" w:cs="Times New Roman" w:asciiTheme="minorAscii" w:hAnsiTheme="minorAscii" w:eastAsiaTheme="minorAscii" w:cstheme="minorAscii"/>
+          <w:noProof w:val="0"/>
+          <w:color w:val="auto"/>
           <w:sz w:val="24"/>
           <w:szCs w:val="24"/>
           <w:lang w:val="en-US"/>
@@ -1683,8 +1871,9 @@
       </w:r>
       <w:r>
         <w:rPr>
-          <w:rFonts w:ascii="Times New Roman" w:hAnsi="Times New Roman" w:eastAsia="Times New Roman" w:cs="Times New Roman"/>
-          <w:noProof w:val="0"/>
+          <w:rFonts w:ascii="Times New Roman" w:hAnsi="Times New Roman" w:eastAsia="Times New Roman" w:cs="Times New Roman" w:asciiTheme="minorAscii" w:hAnsiTheme="minorAscii" w:eastAsiaTheme="minorAscii" w:cstheme="minorAscii"/>
+          <w:noProof w:val="0"/>
+          <w:color w:val="auto"/>
           <w:sz w:val="24"/>
           <w:szCs w:val="24"/>
           <w:lang w:val="en-US"/>
@@ -1693,8 +1882,9 @@
       </w:r>
       <w:r>
         <w:rPr>
-          <w:rFonts w:ascii="Times New Roman" w:hAnsi="Times New Roman" w:eastAsia="Times New Roman" w:cs="Times New Roman"/>
-          <w:noProof w:val="0"/>
+          <w:rFonts w:ascii="Times New Roman" w:hAnsi="Times New Roman" w:eastAsia="Times New Roman" w:cs="Times New Roman" w:asciiTheme="minorAscii" w:hAnsiTheme="minorAscii" w:eastAsiaTheme="minorAscii" w:cstheme="minorAscii"/>
+          <w:noProof w:val="0"/>
+          <w:color w:val="auto"/>
           <w:sz w:val="24"/>
           <w:szCs w:val="24"/>
           <w:lang w:val="en-US"/>
@@ -1703,8 +1893,9 @@
       </w:r>
       <w:r>
         <w:rPr>
-          <w:rFonts w:ascii="Times New Roman" w:hAnsi="Times New Roman" w:eastAsia="Times New Roman" w:cs="Times New Roman"/>
-          <w:noProof w:val="0"/>
+          <w:rFonts w:ascii="Times New Roman" w:hAnsi="Times New Roman" w:eastAsia="Times New Roman" w:cs="Times New Roman" w:asciiTheme="minorAscii" w:hAnsiTheme="minorAscii" w:eastAsiaTheme="minorAscii" w:cstheme="minorAscii"/>
+          <w:noProof w:val="0"/>
+          <w:color w:val="auto"/>
           <w:sz w:val="24"/>
           <w:szCs w:val="24"/>
           <w:lang w:val="en-US"/>
@@ -1713,8 +1904,9 @@
       </w:r>
       <w:r>
         <w:rPr>
-          <w:rFonts w:ascii="Times New Roman" w:hAnsi="Times New Roman" w:eastAsia="Times New Roman" w:cs="Times New Roman"/>
-          <w:noProof w:val="0"/>
+          <w:rFonts w:ascii="Times New Roman" w:hAnsi="Times New Roman" w:eastAsia="Times New Roman" w:cs="Times New Roman" w:asciiTheme="minorAscii" w:hAnsiTheme="minorAscii" w:eastAsiaTheme="minorAscii" w:cstheme="minorAscii"/>
+          <w:noProof w:val="0"/>
+          <w:color w:val="auto"/>
           <w:sz w:val="24"/>
           <w:szCs w:val="24"/>
           <w:lang w:val="en-US"/>
@@ -1723,8 +1915,9 @@
       </w:r>
       <w:r>
         <w:rPr>
-          <w:rFonts w:ascii="Times New Roman" w:hAnsi="Times New Roman" w:eastAsia="Times New Roman" w:cs="Times New Roman"/>
-          <w:noProof w:val="0"/>
+          <w:rFonts w:ascii="Times New Roman" w:hAnsi="Times New Roman" w:eastAsia="Times New Roman" w:cs="Times New Roman" w:asciiTheme="minorAscii" w:hAnsiTheme="minorAscii" w:eastAsiaTheme="minorAscii" w:cstheme="minorAscii"/>
+          <w:noProof w:val="0"/>
+          <w:color w:val="auto"/>
           <w:sz w:val="24"/>
           <w:szCs w:val="24"/>
           <w:lang w:val="en-US"/>
@@ -1733,8 +1926,9 @@
       </w:r>
       <w:r>
         <w:rPr>
-          <w:rFonts w:ascii="Times New Roman" w:hAnsi="Times New Roman" w:eastAsia="Times New Roman" w:cs="Times New Roman"/>
-          <w:noProof w:val="0"/>
+          <w:rFonts w:ascii="Times New Roman" w:hAnsi="Times New Roman" w:eastAsia="Times New Roman" w:cs="Times New Roman" w:asciiTheme="minorAscii" w:hAnsiTheme="minorAscii" w:eastAsiaTheme="minorAscii" w:cstheme="minorAscii"/>
+          <w:noProof w:val="0"/>
+          <w:color w:val="auto"/>
           <w:sz w:val="24"/>
           <w:szCs w:val="24"/>
           <w:lang w:val="en-US"/>
@@ -1743,8 +1937,9 @@
       </w:r>
       <w:r>
         <w:rPr>
-          <w:rFonts w:ascii="Times New Roman" w:hAnsi="Times New Roman" w:eastAsia="Times New Roman" w:cs="Times New Roman"/>
-          <w:noProof w:val="0"/>
+          <w:rFonts w:ascii="Times New Roman" w:hAnsi="Times New Roman" w:eastAsia="Times New Roman" w:cs="Times New Roman" w:asciiTheme="minorAscii" w:hAnsiTheme="minorAscii" w:eastAsiaTheme="minorAscii" w:cstheme="minorAscii"/>
+          <w:noProof w:val="0"/>
+          <w:color w:val="auto"/>
           <w:sz w:val="24"/>
           <w:szCs w:val="24"/>
           <w:lang w:val="en-US"/>
@@ -1767,8 +1962,9 @@
       </m:oMathPara>
       <w:r>
         <w:rPr>
-          <w:rFonts w:ascii="Times New Roman" w:hAnsi="Times New Roman" w:eastAsia="Times New Roman" w:cs="Times New Roman"/>
-          <w:noProof w:val="0"/>
+          <w:rFonts w:ascii="Times New Roman" w:hAnsi="Times New Roman" w:eastAsia="Times New Roman" w:cs="Times New Roman" w:asciiTheme="minorAscii" w:hAnsiTheme="minorAscii" w:eastAsiaTheme="minorAscii" w:cstheme="minorAscii"/>
+          <w:noProof w:val="0"/>
+          <w:color w:val="auto"/>
           <w:sz w:val="24"/>
           <w:szCs w:val="24"/>
           <w:lang w:val="en-US"/>
@@ -1777,13 +1973,25 @@
       </w:r>
       <w:r>
         <w:rPr>
-          <w:rFonts w:ascii="Times New Roman" w:hAnsi="Times New Roman" w:eastAsia="Times New Roman" w:cs="Times New Roman"/>
-          <w:noProof w:val="0"/>
-          <w:sz w:val="24"/>
-          <w:szCs w:val="24"/>
-          <w:lang w:val="en-US"/>
-        </w:rPr>
-        <w:t xml:space="preserve"> the value that minimizes the 10-fold cross-validation (CV) error </w:t>
+          <w:rFonts w:ascii="Times New Roman" w:hAnsi="Times New Roman" w:eastAsia="Times New Roman" w:cs="Times New Roman" w:asciiTheme="minorAscii" w:hAnsiTheme="minorAscii" w:eastAsiaTheme="minorAscii" w:cstheme="minorAscii"/>
+          <w:noProof w:val="0"/>
+          <w:color w:val="auto"/>
+          <w:sz w:val="24"/>
+          <w:szCs w:val="24"/>
+          <w:lang w:val="en-US"/>
+        </w:rPr>
+        <w:t xml:space="preserve"> the value that minimizes the 10-fold cross-validation (CV) </w:t>
+      </w:r>
+      <w:r>
+        <w:rPr>
+          <w:rFonts w:ascii="Times New Roman" w:hAnsi="Times New Roman" w:eastAsia="Times New Roman" w:cs="Times New Roman" w:asciiTheme="minorAscii" w:hAnsiTheme="minorAscii" w:eastAsiaTheme="minorAscii" w:cstheme="minorAscii"/>
+          <w:noProof w:val="0"/>
+          <w:color w:val="auto"/>
+          <w:sz w:val="24"/>
+          <w:szCs w:val="24"/>
+          <w:lang w:val="en-US"/>
+        </w:rPr>
+        <w:t xml:space="preserve">error </w:t>
       </w:r>
       <m:oMathPara xmlns:m="http://schemas.openxmlformats.org/officeDocument/2006/math">
         <m:oMath xmlns:m="http://schemas.openxmlformats.org/officeDocument/2006/math">
@@ -1813,18 +2021,31 @@
       </m:oMathPara>
       <w:r>
         <w:rPr>
-          <w:rFonts w:ascii="Times New Roman" w:hAnsi="Times New Roman" w:eastAsia="Times New Roman" w:cs="Times New Roman"/>
-          <w:noProof w:val="0"/>
-          <w:sz w:val="24"/>
-          <w:szCs w:val="24"/>
-          <w:lang w:val="en-US"/>
-        </w:rPr>
-        <w:t xml:space="preserve"> and the value corresponding to one standard error above the </w:t>
-      </w:r>
-      <w:r>
-        <w:rPr>
-          <w:rFonts w:ascii="Times New Roman" w:hAnsi="Times New Roman" w:eastAsia="Times New Roman" w:cs="Times New Roman"/>
-          <w:noProof w:val="0"/>
+          <w:rFonts w:ascii="Times New Roman" w:hAnsi="Times New Roman" w:eastAsia="Times New Roman" w:cs="Times New Roman" w:asciiTheme="minorAscii" w:hAnsiTheme="minorAscii" w:eastAsiaTheme="minorAscii" w:cstheme="minorAscii"/>
+          <w:noProof w:val="0"/>
+          <w:color w:val="auto"/>
+          <w:sz w:val="24"/>
+          <w:szCs w:val="24"/>
+          <w:lang w:val="en-US"/>
+        </w:rPr>
+        <w:t xml:space="preserve"> and</w:t>
+      </w:r>
+      <w:r>
+        <w:rPr>
+          <w:rFonts w:ascii="Times New Roman" w:hAnsi="Times New Roman" w:eastAsia="Times New Roman" w:cs="Times New Roman" w:asciiTheme="minorAscii" w:hAnsiTheme="minorAscii" w:eastAsiaTheme="minorAscii" w:cstheme="minorAscii"/>
+          <w:noProof w:val="0"/>
+          <w:color w:val="auto"/>
+          <w:sz w:val="24"/>
+          <w:szCs w:val="24"/>
+          <w:lang w:val="en-US"/>
+        </w:rPr>
+        <w:t xml:space="preserve"> the value corresponding to one standard error above the </w:t>
+      </w:r>
+      <w:r>
+        <w:rPr>
+          <w:rFonts w:ascii="Times New Roman" w:hAnsi="Times New Roman" w:eastAsia="Times New Roman" w:cs="Times New Roman" w:asciiTheme="minorAscii" w:hAnsiTheme="minorAscii" w:eastAsiaTheme="minorAscii" w:cstheme="minorAscii"/>
+          <w:noProof w:val="0"/>
+          <w:color w:val="auto"/>
           <w:sz w:val="24"/>
           <w:szCs w:val="24"/>
           <w:lang w:val="en-US"/>
@@ -1833,8 +2054,9 @@
       </w:r>
       <w:r>
         <w:rPr>
-          <w:rFonts w:ascii="Times New Roman" w:hAnsi="Times New Roman" w:eastAsia="Times New Roman" w:cs="Times New Roman"/>
-          <w:noProof w:val="0"/>
+          <w:rFonts w:ascii="Times New Roman" w:hAnsi="Times New Roman" w:eastAsia="Times New Roman" w:cs="Times New Roman" w:asciiTheme="minorAscii" w:hAnsiTheme="minorAscii" w:eastAsiaTheme="minorAscii" w:cstheme="minorAscii"/>
+          <w:noProof w:val="0"/>
+          <w:color w:val="auto"/>
           <w:sz w:val="24"/>
           <w:szCs w:val="24"/>
           <w:lang w:val="en-US"/>
@@ -1872,8 +2094,9 @@
       </m:oMathPara>
       <w:r>
         <w:rPr>
-          <w:rFonts w:ascii="Times New Roman" w:hAnsi="Times New Roman" w:eastAsia="Times New Roman" w:cs="Times New Roman"/>
-          <w:noProof w:val="0"/>
+          <w:rFonts w:ascii="Times New Roman" w:hAnsi="Times New Roman" w:eastAsia="Times New Roman" w:cs="Times New Roman" w:asciiTheme="minorAscii" w:hAnsiTheme="minorAscii" w:eastAsiaTheme="minorAscii" w:cstheme="minorAscii"/>
+          <w:noProof w:val="0"/>
+          <w:color w:val="auto"/>
           <w:sz w:val="24"/>
           <w:szCs w:val="24"/>
           <w:lang w:val="en-US"/>
@@ -1887,15 +2110,15 @@
         <w:ind w:left="0" w:right="0"/>
         <w:jc w:val="left"/>
         <w:rPr>
-          <w:rFonts w:ascii="Times New Roman" w:hAnsi="Times New Roman" w:eastAsia="Times New Roman" w:cs="Times New Roman"/>
-          <w:b w:val="0"/>
-          <w:bCs w:val="0"/>
-          <w:i w:val="0"/>
-          <w:iCs w:val="0"/>
-          <w:caps w:val="0"/>
-          <w:smallCaps w:val="0"/>
-          <w:noProof w:val="0"/>
-          <w:color w:val="000000" w:themeColor="text1" w:themeTint="FF" w:themeShade="FF"/>
+          <w:rFonts w:ascii="Times New Roman" w:hAnsi="Times New Roman" w:eastAsia="Times New Roman" w:cs="Times New Roman" w:asciiTheme="minorAscii" w:hAnsiTheme="minorAscii" w:eastAsiaTheme="minorAscii" w:cstheme="minorAscii"/>
+          <w:b w:val="0"/>
+          <w:bCs w:val="0"/>
+          <w:i w:val="0"/>
+          <w:iCs w:val="0"/>
+          <w:caps w:val="0"/>
+          <w:smallCaps w:val="0"/>
+          <w:noProof w:val="0"/>
+          <w:color w:val="auto" w:themeColor="text1" w:themeTint="FF" w:themeShade="FF"/>
           <w:sz w:val="24"/>
           <w:szCs w:val="24"/>
           <w:lang w:val="en-US"/>
@@ -1903,7 +2126,7 @@
       </w:pPr>
       <w:r>
         <w:rPr>
-          <w:rFonts w:ascii="Times New Roman" w:hAnsi="Times New Roman" w:eastAsia="Times New Roman" w:cs="Times New Roman"/>
+          <w:rFonts w:ascii="Times New Roman" w:hAnsi="Times New Roman" w:eastAsia="Times New Roman" w:cs="Times New Roman" w:asciiTheme="minorAscii" w:hAnsiTheme="minorAscii" w:eastAsiaTheme="minorAscii" w:cstheme="minorAscii"/>
           <w:b w:val="1"/>
           <w:bCs w:val="1"/>
           <w:i w:val="0"/>
@@ -1911,7 +2134,7 @@
           <w:caps w:val="0"/>
           <w:smallCaps w:val="0"/>
           <w:noProof w:val="0"/>
-          <w:color w:val="000000" w:themeColor="text1" w:themeTint="FF" w:themeShade="FF"/>
+          <w:color w:val="auto"/>
           <w:sz w:val="24"/>
           <w:szCs w:val="24"/>
           <w:lang w:val="en-US"/>
@@ -1925,11 +2148,20 @@
         <w:spacing w:before="0" w:beforeAutospacing="off" w:after="0" w:afterAutospacing="off" w:line="480" w:lineRule="auto"/>
         <w:ind w:firstLine="720"/>
         <w:jc w:val="left"/>
+        <w:rPr>
+          <w:rFonts w:ascii="Times New Roman" w:hAnsi="Times New Roman" w:eastAsia="Times New Roman" w:cs="Times New Roman" w:asciiTheme="minorAscii" w:hAnsiTheme="minorAscii" w:eastAsiaTheme="minorAscii" w:cstheme="minorAscii"/>
+          <w:noProof w:val="0"/>
+          <w:color w:val="auto"/>
+          <w:sz w:val="24"/>
+          <w:szCs w:val="24"/>
+          <w:lang w:val="en-US"/>
+        </w:rPr>
       </w:pPr>
       <w:r>
         <w:rPr>
-          <w:rFonts w:ascii="Times New Roman" w:hAnsi="Times New Roman" w:eastAsia="Times New Roman" w:cs="Times New Roman"/>
-          <w:noProof w:val="0"/>
+          <w:rFonts w:ascii="Times New Roman" w:hAnsi="Times New Roman" w:eastAsia="Times New Roman" w:cs="Times New Roman" w:asciiTheme="minorAscii" w:hAnsiTheme="minorAscii" w:eastAsiaTheme="minorAscii" w:cstheme="minorAscii"/>
+          <w:noProof w:val="0"/>
+          <w:color w:val="auto"/>
           <w:sz w:val="24"/>
           <w:szCs w:val="24"/>
           <w:lang w:val="en-US"/>
@@ -1938,8 +2170,9 @@
       </w:r>
       <w:r>
         <w:rPr>
-          <w:rFonts w:ascii="Times New Roman" w:hAnsi="Times New Roman" w:eastAsia="Times New Roman" w:cs="Times New Roman"/>
-          <w:noProof w:val="0"/>
+          <w:rFonts w:ascii="Times New Roman" w:hAnsi="Times New Roman" w:eastAsia="Times New Roman" w:cs="Times New Roman" w:asciiTheme="minorAscii" w:hAnsiTheme="minorAscii" w:eastAsiaTheme="minorAscii" w:cstheme="minorAscii"/>
+          <w:noProof w:val="0"/>
+          <w:color w:val="auto"/>
           <w:sz w:val="24"/>
           <w:szCs w:val="24"/>
           <w:lang w:val="en-US"/>
@@ -1948,8 +2181,9 @@
       </w:r>
       <w:r>
         <w:rPr>
-          <w:rFonts w:ascii="Times New Roman" w:hAnsi="Times New Roman" w:eastAsia="Times New Roman" w:cs="Times New Roman"/>
-          <w:noProof w:val="0"/>
+          <w:rFonts w:ascii="Times New Roman" w:hAnsi="Times New Roman" w:eastAsia="Times New Roman" w:cs="Times New Roman" w:asciiTheme="minorAscii" w:hAnsiTheme="minorAscii" w:eastAsiaTheme="minorAscii" w:cstheme="minorAscii"/>
+          <w:noProof w:val="0"/>
+          <w:color w:val="auto"/>
           <w:sz w:val="24"/>
           <w:szCs w:val="24"/>
           <w:lang w:val="en-US"/>
@@ -1958,8 +2192,9 @@
       </w:r>
       <w:r>
         <w:rPr>
-          <w:rFonts w:ascii="Times New Roman" w:hAnsi="Times New Roman" w:eastAsia="Times New Roman" w:cs="Times New Roman"/>
-          <w:noProof w:val="0"/>
+          <w:rFonts w:ascii="Times New Roman" w:hAnsi="Times New Roman" w:eastAsia="Times New Roman" w:cs="Times New Roman" w:asciiTheme="minorAscii" w:hAnsiTheme="minorAscii" w:eastAsiaTheme="minorAscii" w:cstheme="minorAscii"/>
+          <w:noProof w:val="0"/>
+          <w:color w:val="auto"/>
           <w:sz w:val="24"/>
           <w:szCs w:val="24"/>
           <w:lang w:val="en-US"/>
@@ -1968,8 +2203,9 @@
       </w:r>
       <w:r>
         <w:rPr>
-          <w:rFonts w:ascii="Times New Roman" w:hAnsi="Times New Roman" w:eastAsia="Times New Roman" w:cs="Times New Roman"/>
-          <w:noProof w:val="0"/>
+          <w:rFonts w:ascii="Times New Roman" w:hAnsi="Times New Roman" w:eastAsia="Times New Roman" w:cs="Times New Roman" w:asciiTheme="minorAscii" w:hAnsiTheme="minorAscii" w:eastAsiaTheme="minorAscii" w:cstheme="minorAscii"/>
+          <w:noProof w:val="0"/>
+          <w:color w:val="auto"/>
           <w:sz w:val="24"/>
           <w:szCs w:val="24"/>
           <w:lang w:val="en-US"/>
@@ -1978,8 +2214,9 @@
       </w:r>
       <w:r>
         <w:rPr>
-          <w:rFonts w:ascii="Times New Roman" w:hAnsi="Times New Roman" w:eastAsia="Times New Roman" w:cs="Times New Roman"/>
-          <w:noProof w:val="0"/>
+          <w:rFonts w:ascii="Times New Roman" w:hAnsi="Times New Roman" w:eastAsia="Times New Roman" w:cs="Times New Roman" w:asciiTheme="minorAscii" w:hAnsiTheme="minorAscii" w:eastAsiaTheme="minorAscii" w:cstheme="minorAscii"/>
+          <w:noProof w:val="0"/>
+          <w:color w:val="auto"/>
           <w:sz w:val="24"/>
           <w:szCs w:val="24"/>
           <w:lang w:val="en-US"/>
@@ -1988,8 +2225,9 @@
       </w:r>
       <w:r>
         <w:rPr>
-          <w:rFonts w:ascii="Times New Roman" w:hAnsi="Times New Roman" w:eastAsia="Times New Roman" w:cs="Times New Roman"/>
-          <w:noProof w:val="0"/>
+          <w:rFonts w:ascii="Times New Roman" w:hAnsi="Times New Roman" w:eastAsia="Times New Roman" w:cs="Times New Roman" w:asciiTheme="minorAscii" w:hAnsiTheme="minorAscii" w:eastAsiaTheme="minorAscii" w:cstheme="minorAscii"/>
+          <w:noProof w:val="0"/>
+          <w:color w:val="auto"/>
           <w:sz w:val="24"/>
           <w:szCs w:val="24"/>
           <w:lang w:val="en-US"/>
@@ -1998,8 +2236,9 @@
       </w:r>
       <w:r>
         <w:rPr>
-          <w:rFonts w:ascii="Times New Roman" w:hAnsi="Times New Roman" w:eastAsia="Times New Roman" w:cs="Times New Roman"/>
-          <w:noProof w:val="0"/>
+          <w:rFonts w:ascii="Times New Roman" w:hAnsi="Times New Roman" w:eastAsia="Times New Roman" w:cs="Times New Roman" w:asciiTheme="minorAscii" w:hAnsiTheme="minorAscii" w:eastAsiaTheme="minorAscii" w:cstheme="minorAscii"/>
+          <w:noProof w:val="0"/>
+          <w:color w:val="auto"/>
           <w:sz w:val="24"/>
           <w:szCs w:val="24"/>
           <w:lang w:val="en-US"/>
@@ -2008,8 +2247,9 @@
       </w:r>
       <w:r>
         <w:rPr>
-          <w:rFonts w:ascii="Times New Roman" w:hAnsi="Times New Roman" w:eastAsia="Times New Roman" w:cs="Times New Roman"/>
-          <w:noProof w:val="0"/>
+          <w:rFonts w:ascii="Times New Roman" w:hAnsi="Times New Roman" w:eastAsia="Times New Roman" w:cs="Times New Roman" w:asciiTheme="minorAscii" w:hAnsiTheme="minorAscii" w:eastAsiaTheme="minorAscii" w:cstheme="minorAscii"/>
+          <w:noProof w:val="0"/>
+          <w:color w:val="auto"/>
           <w:sz w:val="24"/>
           <w:szCs w:val="24"/>
           <w:lang w:val="en-US"/>
@@ -2018,8 +2258,9 @@
       </w:r>
       <w:r>
         <w:rPr>
-          <w:rFonts w:ascii="Times New Roman" w:hAnsi="Times New Roman" w:eastAsia="Times New Roman" w:cs="Times New Roman"/>
-          <w:noProof w:val="0"/>
+          <w:rFonts w:ascii="Times New Roman" w:hAnsi="Times New Roman" w:eastAsia="Times New Roman" w:cs="Times New Roman" w:asciiTheme="minorAscii" w:hAnsiTheme="minorAscii" w:eastAsiaTheme="minorAscii" w:cstheme="minorAscii"/>
+          <w:noProof w:val="0"/>
+          <w:color w:val="auto"/>
           <w:sz w:val="24"/>
           <w:szCs w:val="24"/>
           <w:lang w:val="en-US"/>
@@ -2028,8 +2269,9 @@
       </w:r>
       <w:r>
         <w:rPr>
-          <w:rFonts w:ascii="Times New Roman" w:hAnsi="Times New Roman" w:eastAsia="Times New Roman" w:cs="Times New Roman"/>
-          <w:noProof w:val="0"/>
+          <w:rFonts w:ascii="Times New Roman" w:hAnsi="Times New Roman" w:eastAsia="Times New Roman" w:cs="Times New Roman" w:asciiTheme="minorAscii" w:hAnsiTheme="minorAscii" w:eastAsiaTheme="minorAscii" w:cstheme="minorAscii"/>
+          <w:noProof w:val="0"/>
+          <w:color w:val="auto"/>
           <w:sz w:val="24"/>
           <w:szCs w:val="24"/>
           <w:lang w:val="en-US"/>
@@ -2038,8 +2280,9 @@
       </w:r>
       <w:r>
         <w:rPr>
-          <w:rFonts w:ascii="Times New Roman" w:hAnsi="Times New Roman" w:eastAsia="Times New Roman" w:cs="Times New Roman"/>
-          <w:noProof w:val="0"/>
+          <w:rFonts w:ascii="Times New Roman" w:hAnsi="Times New Roman" w:eastAsia="Times New Roman" w:cs="Times New Roman" w:asciiTheme="minorAscii" w:hAnsiTheme="minorAscii" w:eastAsiaTheme="minorAscii" w:cstheme="minorAscii"/>
+          <w:noProof w:val="0"/>
+          <w:color w:val="auto"/>
           <w:sz w:val="24"/>
           <w:szCs w:val="24"/>
           <w:lang w:val="en-US"/>
@@ -2048,8 +2291,9 @@
       </w:r>
       <w:r>
         <w:rPr>
-          <w:rFonts w:ascii="Times New Roman" w:hAnsi="Times New Roman" w:eastAsia="Times New Roman" w:cs="Times New Roman"/>
-          <w:noProof w:val="0"/>
+          <w:rFonts w:ascii="Times New Roman" w:hAnsi="Times New Roman" w:eastAsia="Times New Roman" w:cs="Times New Roman" w:asciiTheme="minorAscii" w:hAnsiTheme="minorAscii" w:eastAsiaTheme="minorAscii" w:cstheme="minorAscii"/>
+          <w:noProof w:val="0"/>
+          <w:color w:val="auto"/>
           <w:sz w:val="24"/>
           <w:szCs w:val="24"/>
           <w:lang w:val="en-US"/>
@@ -2063,15 +2307,15 @@
         <w:ind w:firstLine="720"/>
         <w:jc w:val="left"/>
         <w:rPr>
-          <w:rFonts w:ascii="Times New Roman" w:hAnsi="Times New Roman" w:eastAsia="Times New Roman" w:cs="Times New Roman"/>
-          <w:b w:val="0"/>
-          <w:bCs w:val="0"/>
-          <w:i w:val="0"/>
-          <w:iCs w:val="0"/>
-          <w:caps w:val="0"/>
-          <w:smallCaps w:val="0"/>
-          <w:noProof w:val="0"/>
-          <w:color w:val="000000" w:themeColor="text1" w:themeTint="FF" w:themeShade="FF"/>
+          <w:rFonts w:ascii="Times New Roman" w:hAnsi="Times New Roman" w:eastAsia="Times New Roman" w:cs="Times New Roman" w:asciiTheme="minorAscii" w:hAnsiTheme="minorAscii" w:eastAsiaTheme="minorAscii" w:cstheme="minorAscii"/>
+          <w:b w:val="0"/>
+          <w:bCs w:val="0"/>
+          <w:i w:val="0"/>
+          <w:iCs w:val="0"/>
+          <w:caps w:val="0"/>
+          <w:smallCaps w:val="0"/>
+          <w:noProof w:val="0"/>
+          <w:color w:val="auto" w:themeColor="text1" w:themeTint="FF" w:themeShade="FF"/>
           <w:sz w:val="24"/>
           <w:szCs w:val="24"/>
           <w:lang w:val="en-US"/>
@@ -2079,15 +2323,15 @@
       </w:pPr>
       <w:r>
         <w:rPr>
-          <w:rFonts w:ascii="Times New Roman" w:hAnsi="Times New Roman" w:eastAsia="Times New Roman" w:cs="Times New Roman"/>
-          <w:b w:val="0"/>
-          <w:bCs w:val="0"/>
-          <w:i w:val="0"/>
-          <w:iCs w:val="0"/>
-          <w:caps w:val="0"/>
-          <w:smallCaps w:val="0"/>
-          <w:noProof w:val="0"/>
-          <w:color w:val="000000" w:themeColor="text1" w:themeTint="FF" w:themeShade="FF"/>
+          <w:rFonts w:ascii="Times New Roman" w:hAnsi="Times New Roman" w:eastAsia="Times New Roman" w:cs="Times New Roman" w:asciiTheme="minorAscii" w:hAnsiTheme="minorAscii" w:eastAsiaTheme="minorAscii" w:cstheme="minorAscii"/>
+          <w:b w:val="0"/>
+          <w:bCs w:val="0"/>
+          <w:i w:val="0"/>
+          <w:iCs w:val="0"/>
+          <w:caps w:val="0"/>
+          <w:smallCaps w:val="0"/>
+          <w:noProof w:val="0"/>
+          <w:color w:val="auto"/>
           <w:sz w:val="24"/>
           <w:szCs w:val="24"/>
           <w:lang w:val="en-US"/>
@@ -2096,15 +2340,15 @@
       </w:r>
       <w:r>
         <w:rPr>
-          <w:rFonts w:ascii="Times New Roman" w:hAnsi="Times New Roman" w:eastAsia="Times New Roman" w:cs="Times New Roman"/>
-          <w:b w:val="0"/>
-          <w:bCs w:val="0"/>
-          <w:i w:val="0"/>
-          <w:iCs w:val="0"/>
-          <w:caps w:val="0"/>
-          <w:smallCaps w:val="0"/>
-          <w:noProof w:val="0"/>
-          <w:color w:val="000000" w:themeColor="text1" w:themeTint="FF" w:themeShade="FF"/>
+          <w:rFonts w:ascii="Times New Roman" w:hAnsi="Times New Roman" w:eastAsia="Times New Roman" w:cs="Times New Roman" w:asciiTheme="minorAscii" w:hAnsiTheme="minorAscii" w:eastAsiaTheme="minorAscii" w:cstheme="minorAscii"/>
+          <w:b w:val="0"/>
+          <w:bCs w:val="0"/>
+          <w:i w:val="0"/>
+          <w:iCs w:val="0"/>
+          <w:caps w:val="0"/>
+          <w:smallCaps w:val="0"/>
+          <w:noProof w:val="0"/>
+          <w:color w:val="auto"/>
           <w:sz w:val="24"/>
           <w:szCs w:val="24"/>
           <w:lang w:val="en-US"/>
@@ -2113,15 +2357,15 @@
       </w:r>
       <w:r>
         <w:rPr>
-          <w:rFonts w:ascii="Times New Roman" w:hAnsi="Times New Roman" w:eastAsia="Times New Roman" w:cs="Times New Roman"/>
-          <w:b w:val="0"/>
-          <w:bCs w:val="0"/>
-          <w:i w:val="0"/>
-          <w:iCs w:val="0"/>
-          <w:caps w:val="0"/>
-          <w:smallCaps w:val="0"/>
-          <w:noProof w:val="0"/>
-          <w:color w:val="000000" w:themeColor="text1" w:themeTint="FF" w:themeShade="FF"/>
+          <w:rFonts w:ascii="Times New Roman" w:hAnsi="Times New Roman" w:eastAsia="Times New Roman" w:cs="Times New Roman" w:asciiTheme="minorAscii" w:hAnsiTheme="minorAscii" w:eastAsiaTheme="minorAscii" w:cstheme="minorAscii"/>
+          <w:b w:val="0"/>
+          <w:bCs w:val="0"/>
+          <w:i w:val="0"/>
+          <w:iCs w:val="0"/>
+          <w:caps w:val="0"/>
+          <w:smallCaps w:val="0"/>
+          <w:noProof w:val="0"/>
+          <w:color w:val="auto"/>
           <w:sz w:val="24"/>
           <w:szCs w:val="24"/>
           <w:lang w:val="en-US"/>
@@ -2130,15 +2374,15 @@
       </w:r>
       <w:r>
         <w:rPr>
-          <w:rFonts w:ascii="Times New Roman" w:hAnsi="Times New Roman" w:eastAsia="Times New Roman" w:cs="Times New Roman"/>
-          <w:b w:val="0"/>
-          <w:bCs w:val="0"/>
-          <w:i w:val="0"/>
-          <w:iCs w:val="0"/>
-          <w:caps w:val="0"/>
-          <w:smallCaps w:val="0"/>
-          <w:noProof w:val="0"/>
-          <w:color w:val="000000" w:themeColor="text1" w:themeTint="FF" w:themeShade="FF"/>
+          <w:rFonts w:ascii="Times New Roman" w:hAnsi="Times New Roman" w:eastAsia="Times New Roman" w:cs="Times New Roman" w:asciiTheme="minorAscii" w:hAnsiTheme="minorAscii" w:eastAsiaTheme="minorAscii" w:cstheme="minorAscii"/>
+          <w:b w:val="0"/>
+          <w:bCs w:val="0"/>
+          <w:i w:val="0"/>
+          <w:iCs w:val="0"/>
+          <w:caps w:val="0"/>
+          <w:smallCaps w:val="0"/>
+          <w:noProof w:val="0"/>
+          <w:color w:val="auto"/>
           <w:sz w:val="24"/>
           <w:szCs w:val="24"/>
           <w:lang w:val="en-US"/>
@@ -2147,15 +2391,15 @@
       </w:r>
       <w:r>
         <w:rPr>
-          <w:rFonts w:ascii="Times New Roman" w:hAnsi="Times New Roman" w:eastAsia="Times New Roman" w:cs="Times New Roman"/>
-          <w:b w:val="0"/>
-          <w:bCs w:val="0"/>
-          <w:i w:val="0"/>
-          <w:iCs w:val="0"/>
-          <w:caps w:val="0"/>
-          <w:smallCaps w:val="0"/>
-          <w:noProof w:val="0"/>
-          <w:color w:val="000000" w:themeColor="text1" w:themeTint="FF" w:themeShade="FF"/>
+          <w:rFonts w:ascii="Times New Roman" w:hAnsi="Times New Roman" w:eastAsia="Times New Roman" w:cs="Times New Roman" w:asciiTheme="minorAscii" w:hAnsiTheme="minorAscii" w:eastAsiaTheme="minorAscii" w:cstheme="minorAscii"/>
+          <w:b w:val="0"/>
+          <w:bCs w:val="0"/>
+          <w:i w:val="0"/>
+          <w:iCs w:val="0"/>
+          <w:caps w:val="0"/>
+          <w:smallCaps w:val="0"/>
+          <w:noProof w:val="0"/>
+          <w:color w:val="auto"/>
           <w:sz w:val="24"/>
           <w:szCs w:val="24"/>
           <w:lang w:val="en-US"/>
@@ -2164,15 +2408,15 @@
       </w:r>
       <w:r>
         <w:rPr>
-          <w:rFonts w:ascii="Times New Roman" w:hAnsi="Times New Roman" w:eastAsia="Times New Roman" w:cs="Times New Roman"/>
-          <w:b w:val="0"/>
-          <w:bCs w:val="0"/>
-          <w:i w:val="0"/>
-          <w:iCs w:val="0"/>
-          <w:caps w:val="0"/>
-          <w:smallCaps w:val="0"/>
-          <w:noProof w:val="0"/>
-          <w:color w:val="000000" w:themeColor="text1" w:themeTint="FF" w:themeShade="FF"/>
+          <w:rFonts w:ascii="Times New Roman" w:hAnsi="Times New Roman" w:eastAsia="Times New Roman" w:cs="Times New Roman" w:asciiTheme="minorAscii" w:hAnsiTheme="minorAscii" w:eastAsiaTheme="minorAscii" w:cstheme="minorAscii"/>
+          <w:b w:val="0"/>
+          <w:bCs w:val="0"/>
+          <w:i w:val="0"/>
+          <w:iCs w:val="0"/>
+          <w:caps w:val="0"/>
+          <w:smallCaps w:val="0"/>
+          <w:noProof w:val="0"/>
+          <w:color w:val="auto"/>
           <w:sz w:val="24"/>
           <w:szCs w:val="24"/>
           <w:lang w:val="en-US"/>
@@ -2181,15 +2425,15 @@
       </w:r>
       <w:r>
         <w:rPr>
-          <w:rFonts w:ascii="Times New Roman" w:hAnsi="Times New Roman" w:eastAsia="Times New Roman" w:cs="Times New Roman"/>
-          <w:b w:val="0"/>
-          <w:bCs w:val="0"/>
-          <w:i w:val="0"/>
-          <w:iCs w:val="0"/>
-          <w:caps w:val="0"/>
-          <w:smallCaps w:val="0"/>
-          <w:noProof w:val="0"/>
-          <w:color w:val="000000" w:themeColor="text1" w:themeTint="FF" w:themeShade="FF"/>
+          <w:rFonts w:ascii="Times New Roman" w:hAnsi="Times New Roman" w:eastAsia="Times New Roman" w:cs="Times New Roman" w:asciiTheme="minorAscii" w:hAnsiTheme="minorAscii" w:eastAsiaTheme="minorAscii" w:cstheme="minorAscii"/>
+          <w:b w:val="0"/>
+          <w:bCs w:val="0"/>
+          <w:i w:val="0"/>
+          <w:iCs w:val="0"/>
+          <w:caps w:val="0"/>
+          <w:smallCaps w:val="0"/>
+          <w:noProof w:val="0"/>
+          <w:color w:val="auto"/>
           <w:sz w:val="24"/>
           <w:szCs w:val="24"/>
           <w:lang w:val="en-US"/>
@@ -2198,15 +2442,15 @@
       </w:r>
       <w:r>
         <w:rPr>
-          <w:rFonts w:ascii="Times New Roman" w:hAnsi="Times New Roman" w:eastAsia="Times New Roman" w:cs="Times New Roman"/>
-          <w:b w:val="0"/>
-          <w:bCs w:val="0"/>
-          <w:i w:val="0"/>
-          <w:iCs w:val="0"/>
-          <w:caps w:val="0"/>
-          <w:smallCaps w:val="0"/>
-          <w:noProof w:val="0"/>
-          <w:color w:val="000000" w:themeColor="text1" w:themeTint="FF" w:themeShade="FF"/>
+          <w:rFonts w:ascii="Times New Roman" w:hAnsi="Times New Roman" w:eastAsia="Times New Roman" w:cs="Times New Roman" w:asciiTheme="minorAscii" w:hAnsiTheme="minorAscii" w:eastAsiaTheme="minorAscii" w:cstheme="minorAscii"/>
+          <w:b w:val="0"/>
+          <w:bCs w:val="0"/>
+          <w:i w:val="0"/>
+          <w:iCs w:val="0"/>
+          <w:caps w:val="0"/>
+          <w:smallCaps w:val="0"/>
+          <w:noProof w:val="0"/>
+          <w:color w:val="auto"/>
           <w:sz w:val="24"/>
           <w:szCs w:val="24"/>
           <w:lang w:val="en-US"/>
@@ -2215,15 +2459,15 @@
       </w:r>
       <w:r>
         <w:rPr>
-          <w:rFonts w:ascii="Times New Roman" w:hAnsi="Times New Roman" w:eastAsia="Times New Roman" w:cs="Times New Roman"/>
-          <w:b w:val="0"/>
-          <w:bCs w:val="0"/>
-          <w:i w:val="0"/>
-          <w:iCs w:val="0"/>
-          <w:caps w:val="0"/>
-          <w:smallCaps w:val="0"/>
-          <w:noProof w:val="0"/>
-          <w:color w:val="000000" w:themeColor="text1" w:themeTint="FF" w:themeShade="FF"/>
+          <w:rFonts w:ascii="Times New Roman" w:hAnsi="Times New Roman" w:eastAsia="Times New Roman" w:cs="Times New Roman" w:asciiTheme="minorAscii" w:hAnsiTheme="minorAscii" w:eastAsiaTheme="minorAscii" w:cstheme="minorAscii"/>
+          <w:b w:val="0"/>
+          <w:bCs w:val="0"/>
+          <w:i w:val="0"/>
+          <w:iCs w:val="0"/>
+          <w:caps w:val="0"/>
+          <w:smallCaps w:val="0"/>
+          <w:noProof w:val="0"/>
+          <w:color w:val="auto"/>
           <w:sz w:val="24"/>
           <w:szCs w:val="24"/>
           <w:lang w:val="en-US"/>
@@ -2232,15 +2476,15 @@
       </w:r>
       <w:r>
         <w:rPr>
-          <w:rFonts w:ascii="Times New Roman" w:hAnsi="Times New Roman" w:eastAsia="Times New Roman" w:cs="Times New Roman"/>
-          <w:b w:val="0"/>
-          <w:bCs w:val="0"/>
-          <w:i w:val="0"/>
-          <w:iCs w:val="0"/>
-          <w:caps w:val="0"/>
-          <w:smallCaps w:val="0"/>
-          <w:noProof w:val="0"/>
-          <w:color w:val="000000" w:themeColor="text1" w:themeTint="FF" w:themeShade="FF"/>
+          <w:rFonts w:ascii="Times New Roman" w:hAnsi="Times New Roman" w:eastAsia="Times New Roman" w:cs="Times New Roman" w:asciiTheme="minorAscii" w:hAnsiTheme="minorAscii" w:eastAsiaTheme="minorAscii" w:cstheme="minorAscii"/>
+          <w:b w:val="0"/>
+          <w:bCs w:val="0"/>
+          <w:i w:val="0"/>
+          <w:iCs w:val="0"/>
+          <w:caps w:val="0"/>
+          <w:smallCaps w:val="0"/>
+          <w:noProof w:val="0"/>
+          <w:color w:val="auto"/>
           <w:sz w:val="24"/>
           <w:szCs w:val="24"/>
           <w:lang w:val="en-US"/>
@@ -2249,15 +2493,15 @@
       </w:r>
       <w:r>
         <w:rPr>
-          <w:rFonts w:ascii="Times New Roman" w:hAnsi="Times New Roman" w:eastAsia="Times New Roman" w:cs="Times New Roman"/>
-          <w:b w:val="0"/>
-          <w:bCs w:val="0"/>
-          <w:i w:val="0"/>
-          <w:iCs w:val="0"/>
-          <w:caps w:val="0"/>
-          <w:smallCaps w:val="0"/>
-          <w:noProof w:val="0"/>
-          <w:color w:val="000000" w:themeColor="text1" w:themeTint="FF" w:themeShade="FF"/>
+          <w:rFonts w:ascii="Times New Roman" w:hAnsi="Times New Roman" w:eastAsia="Times New Roman" w:cs="Times New Roman" w:asciiTheme="minorAscii" w:hAnsiTheme="minorAscii" w:eastAsiaTheme="minorAscii" w:cstheme="minorAscii"/>
+          <w:b w:val="0"/>
+          <w:bCs w:val="0"/>
+          <w:i w:val="0"/>
+          <w:iCs w:val="0"/>
+          <w:caps w:val="0"/>
+          <w:smallCaps w:val="0"/>
+          <w:noProof w:val="0"/>
+          <w:color w:val="auto"/>
           <w:sz w:val="24"/>
           <w:szCs w:val="24"/>
           <w:lang w:val="en-US"/>
@@ -2266,15 +2510,15 @@
       </w:r>
       <w:r>
         <w:rPr>
-          <w:rFonts w:ascii="Times New Roman" w:hAnsi="Times New Roman" w:eastAsia="Times New Roman" w:cs="Times New Roman"/>
-          <w:b w:val="0"/>
-          <w:bCs w:val="0"/>
-          <w:i w:val="0"/>
-          <w:iCs w:val="0"/>
-          <w:caps w:val="0"/>
-          <w:smallCaps w:val="0"/>
-          <w:noProof w:val="0"/>
-          <w:color w:val="000000" w:themeColor="text1" w:themeTint="FF" w:themeShade="FF"/>
+          <w:rFonts w:ascii="Times New Roman" w:hAnsi="Times New Roman" w:eastAsia="Times New Roman" w:cs="Times New Roman" w:asciiTheme="minorAscii" w:hAnsiTheme="minorAscii" w:eastAsiaTheme="minorAscii" w:cstheme="minorAscii"/>
+          <w:b w:val="0"/>
+          <w:bCs w:val="0"/>
+          <w:i w:val="0"/>
+          <w:iCs w:val="0"/>
+          <w:caps w:val="0"/>
+          <w:smallCaps w:val="0"/>
+          <w:noProof w:val="0"/>
+          <w:color w:val="auto"/>
           <w:sz w:val="24"/>
           <w:szCs w:val="24"/>
           <w:lang w:val="en-US"/>
@@ -2283,15 +2527,15 @@
       </w:r>
       <w:r>
         <w:rPr>
-          <w:rFonts w:ascii="Times New Roman" w:hAnsi="Times New Roman" w:eastAsia="Times New Roman" w:cs="Times New Roman"/>
-          <w:b w:val="0"/>
-          <w:bCs w:val="0"/>
-          <w:i w:val="0"/>
-          <w:iCs w:val="0"/>
-          <w:caps w:val="0"/>
-          <w:smallCaps w:val="0"/>
-          <w:noProof w:val="0"/>
-          <w:color w:val="000000" w:themeColor="text1" w:themeTint="FF" w:themeShade="FF"/>
+          <w:rFonts w:ascii="Times New Roman" w:hAnsi="Times New Roman" w:eastAsia="Times New Roman" w:cs="Times New Roman" w:asciiTheme="minorAscii" w:hAnsiTheme="minorAscii" w:eastAsiaTheme="minorAscii" w:cstheme="minorAscii"/>
+          <w:b w:val="0"/>
+          <w:bCs w:val="0"/>
+          <w:i w:val="0"/>
+          <w:iCs w:val="0"/>
+          <w:caps w:val="0"/>
+          <w:smallCaps w:val="0"/>
+          <w:noProof w:val="0"/>
+          <w:color w:val="auto"/>
           <w:sz w:val="24"/>
           <w:szCs w:val="24"/>
           <w:lang w:val="en-US"/>
@@ -2300,15 +2544,15 @@
       </w:r>
       <w:r>
         <w:rPr>
-          <w:rFonts w:ascii="Times New Roman" w:hAnsi="Times New Roman" w:eastAsia="Times New Roman" w:cs="Times New Roman"/>
-          <w:b w:val="0"/>
-          <w:bCs w:val="0"/>
-          <w:i w:val="0"/>
-          <w:iCs w:val="0"/>
-          <w:caps w:val="0"/>
-          <w:smallCaps w:val="0"/>
-          <w:noProof w:val="0"/>
-          <w:color w:val="000000" w:themeColor="text1" w:themeTint="FF" w:themeShade="FF"/>
+          <w:rFonts w:ascii="Times New Roman" w:hAnsi="Times New Roman" w:eastAsia="Times New Roman" w:cs="Times New Roman" w:asciiTheme="minorAscii" w:hAnsiTheme="minorAscii" w:eastAsiaTheme="minorAscii" w:cstheme="minorAscii"/>
+          <w:b w:val="0"/>
+          <w:bCs w:val="0"/>
+          <w:i w:val="0"/>
+          <w:iCs w:val="0"/>
+          <w:caps w:val="0"/>
+          <w:smallCaps w:val="0"/>
+          <w:noProof w:val="0"/>
+          <w:color w:val="auto"/>
           <w:sz w:val="24"/>
           <w:szCs w:val="24"/>
           <w:lang w:val="en-US"/>
@@ -2317,15 +2561,15 @@
       </w:r>
       <w:r>
         <w:rPr>
-          <w:rFonts w:ascii="Times New Roman" w:hAnsi="Times New Roman" w:eastAsia="Times New Roman" w:cs="Times New Roman"/>
-          <w:b w:val="0"/>
-          <w:bCs w:val="0"/>
-          <w:i w:val="0"/>
-          <w:iCs w:val="0"/>
-          <w:caps w:val="0"/>
-          <w:smallCaps w:val="0"/>
-          <w:noProof w:val="0"/>
-          <w:color w:val="000000" w:themeColor="text1" w:themeTint="FF" w:themeShade="FF"/>
+          <w:rFonts w:ascii="Times New Roman" w:hAnsi="Times New Roman" w:eastAsia="Times New Roman" w:cs="Times New Roman" w:asciiTheme="minorAscii" w:hAnsiTheme="minorAscii" w:eastAsiaTheme="minorAscii" w:cstheme="minorAscii"/>
+          <w:b w:val="0"/>
+          <w:bCs w:val="0"/>
+          <w:i w:val="0"/>
+          <w:iCs w:val="0"/>
+          <w:caps w:val="0"/>
+          <w:smallCaps w:val="0"/>
+          <w:noProof w:val="0"/>
+          <w:color w:val="auto"/>
           <w:sz w:val="24"/>
           <w:szCs w:val="24"/>
           <w:lang w:val="en-US"/>
@@ -2339,7 +2583,7 @@
         <w:ind w:firstLine="0"/>
         <w:jc w:val="left"/>
         <w:rPr>
-          <w:rFonts w:ascii="Times New Roman" w:hAnsi="Times New Roman" w:eastAsia="Times New Roman" w:cs="Times New Roman"/>
+          <w:rFonts w:ascii="Times New Roman" w:hAnsi="Times New Roman" w:eastAsia="Times New Roman" w:cs="Times New Roman" w:asciiTheme="minorAscii" w:hAnsiTheme="minorAscii" w:eastAsiaTheme="minorAscii" w:cstheme="minorAscii"/>
           <w:b w:val="1"/>
           <w:bCs w:val="1"/>
           <w:i w:val="0"/>
@@ -2355,7 +2599,7 @@
       </w:pPr>
       <w:r>
         <w:rPr>
-          <w:rFonts w:ascii="Times New Roman" w:hAnsi="Times New Roman" w:eastAsia="Times New Roman" w:cs="Times New Roman"/>
+          <w:rFonts w:ascii="Times New Roman" w:hAnsi="Times New Roman" w:eastAsia="Times New Roman" w:cs="Times New Roman" w:asciiTheme="minorAscii" w:hAnsiTheme="minorAscii" w:eastAsiaTheme="minorAscii" w:cstheme="minorAscii"/>
           <w:b w:val="1"/>
           <w:bCs w:val="1"/>
           <w:i w:val="0"/>
@@ -2371,19 +2615,14 @@
         <w:t>2.4 Performance Metrics</w:t>
       </w:r>
     </w:p>
-    <w:p xmlns:wp14="http://schemas.microsoft.com/office/word/2010/wordml" wp14:paraId="01D9E582" wp14:textId="4640CAE3">
+    <w:p xmlns:wp14="http://schemas.microsoft.com/office/word/2010/wordml" wp14:paraId="01D9E582" wp14:textId="7F230D2A">
       <w:pPr>
+        <w:pStyle w:val="Normal"/>
         <w:spacing w:before="0" w:beforeAutospacing="off" w:after="0" w:afterAutospacing="off" w:line="480" w:lineRule="auto"/>
         <w:ind w:firstLine="720"/>
         <w:jc w:val="left"/>
         <w:rPr>
-          <w:rFonts w:ascii="Times New Roman" w:hAnsi="Times New Roman" w:eastAsia="Times New Roman" w:cs="Times New Roman"/>
-          <w:b w:val="1"/>
-          <w:bCs w:val="1"/>
-          <w:i w:val="0"/>
-          <w:iCs w:val="0"/>
-          <w:caps w:val="0"/>
-          <w:smallCaps w:val="0"/>
+          <w:rFonts w:ascii="Times New Roman" w:hAnsi="Times New Roman" w:eastAsia="Times New Roman" w:cs="Times New Roman" w:asciiTheme="minorAscii" w:hAnsiTheme="minorAscii" w:eastAsiaTheme="minorAscii" w:cstheme="minorAscii"/>
           <w:noProof w:val="0"/>
           <w:color w:val="auto"/>
           <w:sz w:val="24"/>
@@ -2393,68 +2632,35 @@
       </w:pPr>
       <w:r>
         <w:rPr>
-          <w:rFonts w:ascii="Times New Roman" w:hAnsi="Times New Roman" w:eastAsia="Times New Roman" w:cs="Times New Roman"/>
-          <w:noProof w:val="0"/>
-          <w:sz w:val="24"/>
-          <w:szCs w:val="24"/>
-          <w:lang w:val="en-US"/>
-        </w:rPr>
-        <w:t xml:space="preserve">We first assessed </w:t>
-      </w:r>
-      <w:r>
-        <w:rPr>
-          <w:rFonts w:ascii="Times New Roman" w:hAnsi="Times New Roman" w:eastAsia="Times New Roman" w:cs="Times New Roman"/>
-          <w:noProof w:val="0"/>
-          <w:sz w:val="24"/>
-          <w:szCs w:val="24"/>
-          <w:lang w:val="en-US"/>
-        </w:rPr>
-        <w:t>the selection</w:t>
-      </w:r>
-      <w:r>
-        <w:rPr>
-          <w:rFonts w:ascii="Times New Roman" w:hAnsi="Times New Roman" w:eastAsia="Times New Roman" w:cs="Times New Roman"/>
-          <w:noProof w:val="0"/>
-          <w:sz w:val="24"/>
-          <w:szCs w:val="24"/>
-          <w:lang w:val="en-US"/>
-        </w:rPr>
-        <w:t xml:space="preserve"> rate for each of the 20 predictor variables across the 7,500 simulations for each method. For the five signal variables, we evaluated bias and coverage unconditionally across all simulations. Bias was calculated as the difference between the estimated and true parameter value, with non-selected variables assigned a value of 0. Coverage was calculated as the proportion of simulations in which the 95% confidence interval </w:t>
-      </w:r>
-      <w:r>
-        <w:rPr>
-          <w:rFonts w:ascii="Times New Roman" w:hAnsi="Times New Roman" w:eastAsia="Times New Roman" w:cs="Times New Roman"/>
-          <w:noProof w:val="0"/>
-          <w:sz w:val="24"/>
-          <w:szCs w:val="24"/>
-          <w:lang w:val="en-US"/>
-        </w:rPr>
-        <w:t>contained</w:t>
-      </w:r>
-      <w:r>
-        <w:rPr>
-          <w:rFonts w:ascii="Times New Roman" w:hAnsi="Times New Roman" w:eastAsia="Times New Roman" w:cs="Times New Roman"/>
-          <w:noProof w:val="0"/>
-          <w:sz w:val="24"/>
-          <w:szCs w:val="24"/>
-          <w:lang w:val="en-US"/>
-        </w:rPr>
-        <w:t xml:space="preserve"> the true parameter value. For signal variables not selected, coverage was counted as a failure, while for null variables not selected, coverage was counted as a success.</w:t>
+          <w:rFonts w:ascii="Times New Roman" w:hAnsi="Times New Roman" w:eastAsia="Times New Roman" w:cs="Times New Roman" w:asciiTheme="minorAscii" w:hAnsiTheme="minorAscii" w:eastAsiaTheme="minorAscii" w:cstheme="minorAscii"/>
+          <w:noProof w:val="0"/>
+          <w:color w:val="auto"/>
+          <w:sz w:val="24"/>
+          <w:szCs w:val="24"/>
+          <w:lang w:val="en-US"/>
+        </w:rPr>
+        <w:t xml:space="preserve">We first assessed the selection rate for each of the 20 predictor variables across the 7,500 simulations for each method. </w:t>
+      </w:r>
+      <w:r>
+        <w:rPr>
+          <w:rFonts w:ascii="Times New Roman" w:hAnsi="Times New Roman" w:eastAsia="Times New Roman" w:cs="Times New Roman" w:asciiTheme="minorAscii" w:hAnsiTheme="minorAscii" w:eastAsiaTheme="minorAscii" w:cstheme="minorAscii"/>
+          <w:noProof w:val="0"/>
+          <w:color w:val="auto"/>
+          <w:sz w:val="24"/>
+          <w:szCs w:val="24"/>
+          <w:lang w:val="en-US"/>
+        </w:rPr>
+        <w:t>For the five signal variables, we evaluated bias and coverage unconditionally across all simulations. Bias was calculated as the average difference between the estimated and true parameter value, with non-selected variables assigned a value of 0. Coverage was calculated as the average proportion of simulations in which the 95% confidence interval contained the true parameter value. For signal variables not selected, coverage was counted as a failure, while for null variables not selected, coverage was counted as a success.</w:t>
       </w:r>
     </w:p>
-    <w:p xmlns:wp14="http://schemas.microsoft.com/office/word/2010/wordml" wp14:paraId="32F05E2F" wp14:textId="4B92FD3F">
+    <w:p xmlns:wp14="http://schemas.microsoft.com/office/word/2010/wordml" wp14:paraId="33FECE28" wp14:textId="7A9EA5AD">
       <w:pPr>
+        <w:pStyle w:val="Normal"/>
         <w:spacing w:before="0" w:beforeAutospacing="off" w:after="0" w:afterAutospacing="off" w:line="480" w:lineRule="auto"/>
         <w:ind w:firstLine="720"/>
         <w:jc w:val="left"/>
         <w:rPr>
-          <w:rFonts w:ascii="Times New Roman" w:hAnsi="Times New Roman" w:eastAsia="Times New Roman" w:cs="Times New Roman"/>
-          <w:b w:val="1"/>
-          <w:bCs w:val="1"/>
-          <w:i w:val="0"/>
-          <w:iCs w:val="0"/>
-          <w:caps w:val="0"/>
-          <w:smallCaps w:val="0"/>
+          <w:rFonts w:ascii="Times New Roman" w:hAnsi="Times New Roman" w:eastAsia="Times New Roman" w:cs="Times New Roman" w:asciiTheme="minorAscii" w:hAnsiTheme="minorAscii" w:eastAsiaTheme="minorAscii" w:cstheme="minorAscii"/>
           <w:noProof w:val="0"/>
           <w:color w:val="auto"/>
           <w:sz w:val="24"/>
@@ -2464,163 +2670,14 @@
       </w:pPr>
       <w:r>
         <w:rPr>
-          <w:rFonts w:ascii="Times New Roman" w:hAnsi="Times New Roman" w:eastAsia="Times New Roman" w:cs="Times New Roman"/>
-          <w:noProof w:val="0"/>
-          <w:sz w:val="24"/>
-          <w:szCs w:val="24"/>
-          <w:lang w:val="en-US"/>
-        </w:rPr>
-        <w:t xml:space="preserve">We then assessed </w:t>
-      </w:r>
-      <w:r>
-        <w:rPr>
-          <w:rFonts w:ascii="Times New Roman" w:hAnsi="Times New Roman" w:eastAsia="Times New Roman" w:cs="Times New Roman"/>
-          <w:noProof w:val="0"/>
-          <w:sz w:val="24"/>
-          <w:szCs w:val="24"/>
-          <w:lang w:val="en-US"/>
-        </w:rPr>
-        <w:t>type</w:t>
-      </w:r>
-      <w:r>
-        <w:rPr>
-          <w:rFonts w:ascii="Times New Roman" w:hAnsi="Times New Roman" w:eastAsia="Times New Roman" w:cs="Times New Roman"/>
-          <w:noProof w:val="0"/>
-          <w:sz w:val="24"/>
-          <w:szCs w:val="24"/>
-          <w:lang w:val="en-US"/>
-        </w:rPr>
-        <w:t xml:space="preserve"> I error, </w:t>
-      </w:r>
-      <w:r>
-        <w:rPr>
-          <w:rFonts w:ascii="Times New Roman" w:hAnsi="Times New Roman" w:eastAsia="Times New Roman" w:cs="Times New Roman"/>
-          <w:noProof w:val="0"/>
-          <w:sz w:val="24"/>
-          <w:szCs w:val="24"/>
-          <w:lang w:val="en-US"/>
-        </w:rPr>
-        <w:t>type</w:t>
-      </w:r>
-      <w:r>
-        <w:rPr>
-          <w:rFonts w:ascii="Times New Roman" w:hAnsi="Times New Roman" w:eastAsia="Times New Roman" w:cs="Times New Roman"/>
-          <w:noProof w:val="0"/>
-          <w:sz w:val="24"/>
-          <w:szCs w:val="24"/>
-          <w:lang w:val="en-US"/>
-        </w:rPr>
-        <w:t xml:space="preserve"> II error, TPR, and FPR across methods. TPR and FPR were based on </w:t>
-      </w:r>
-      <w:r>
-        <w:rPr>
-          <w:rFonts w:ascii="Times New Roman" w:hAnsi="Times New Roman" w:eastAsia="Times New Roman" w:cs="Times New Roman"/>
-          <w:noProof w:val="0"/>
-          <w:sz w:val="24"/>
-          <w:szCs w:val="24"/>
-          <w:lang w:val="en-US"/>
-        </w:rPr>
-        <w:t>selection</w:t>
-      </w:r>
-      <w:r>
-        <w:rPr>
-          <w:rFonts w:ascii="Times New Roman" w:hAnsi="Times New Roman" w:eastAsia="Times New Roman" w:cs="Times New Roman"/>
-          <w:noProof w:val="0"/>
-          <w:sz w:val="24"/>
-          <w:szCs w:val="24"/>
-          <w:lang w:val="en-US"/>
-        </w:rPr>
-        <w:t xml:space="preserve"> only. TPR was defined as the proportion of signal variables selected into the model, while FPR was defined as the proportion of null variables selected. </w:t>
-      </w:r>
-      <w:r>
-        <w:rPr>
-          <w:rFonts w:ascii="Times New Roman" w:hAnsi="Times New Roman" w:eastAsia="Times New Roman" w:cs="Times New Roman"/>
-          <w:noProof w:val="0"/>
-          <w:sz w:val="24"/>
-          <w:szCs w:val="24"/>
-          <w:lang w:val="en-US"/>
-        </w:rPr>
-        <w:t>Type</w:t>
-      </w:r>
-      <w:r>
-        <w:rPr>
-          <w:rFonts w:ascii="Times New Roman" w:hAnsi="Times New Roman" w:eastAsia="Times New Roman" w:cs="Times New Roman"/>
-          <w:noProof w:val="0"/>
-          <w:sz w:val="24"/>
-          <w:szCs w:val="24"/>
-          <w:lang w:val="en-US"/>
-        </w:rPr>
-        <w:t xml:space="preserve"> I error and </w:t>
-      </w:r>
-      <w:r>
-        <w:rPr>
-          <w:rFonts w:ascii="Times New Roman" w:hAnsi="Times New Roman" w:eastAsia="Times New Roman" w:cs="Times New Roman"/>
-          <w:noProof w:val="0"/>
-          <w:sz w:val="24"/>
-          <w:szCs w:val="24"/>
-          <w:lang w:val="en-US"/>
-        </w:rPr>
-        <w:t>t</w:t>
-      </w:r>
-      <w:r>
-        <w:rPr>
-          <w:rFonts w:ascii="Times New Roman" w:hAnsi="Times New Roman" w:eastAsia="Times New Roman" w:cs="Times New Roman"/>
-          <w:noProof w:val="0"/>
-          <w:sz w:val="24"/>
-          <w:szCs w:val="24"/>
-          <w:lang w:val="en-US"/>
-        </w:rPr>
-        <w:t>ype</w:t>
-      </w:r>
-      <w:r>
-        <w:rPr>
-          <w:rFonts w:ascii="Times New Roman" w:hAnsi="Times New Roman" w:eastAsia="Times New Roman" w:cs="Times New Roman"/>
-          <w:noProof w:val="0"/>
-          <w:sz w:val="24"/>
-          <w:szCs w:val="24"/>
-          <w:lang w:val="en-US"/>
-        </w:rPr>
-        <w:t xml:space="preserve"> II error additionally incorporated statistical significance after refitting. </w:t>
-      </w:r>
-      <w:r>
-        <w:rPr>
-          <w:rFonts w:ascii="Times New Roman" w:hAnsi="Times New Roman" w:eastAsia="Times New Roman" w:cs="Times New Roman"/>
-          <w:noProof w:val="0"/>
-          <w:sz w:val="24"/>
-          <w:szCs w:val="24"/>
-          <w:lang w:val="en-US"/>
-        </w:rPr>
-        <w:t>Type</w:t>
-      </w:r>
-      <w:r>
-        <w:rPr>
-          <w:rFonts w:ascii="Times New Roman" w:hAnsi="Times New Roman" w:eastAsia="Times New Roman" w:cs="Times New Roman"/>
-          <w:noProof w:val="0"/>
-          <w:sz w:val="24"/>
-          <w:szCs w:val="24"/>
-          <w:lang w:val="en-US"/>
-        </w:rPr>
-        <w:t xml:space="preserve"> I error was defined among selected null variables as the proportion that were significant after refitting. </w:t>
-      </w:r>
-      <w:r>
-        <w:rPr>
-          <w:rFonts w:ascii="Times New Roman" w:hAnsi="Times New Roman" w:eastAsia="Times New Roman" w:cs="Times New Roman"/>
-          <w:noProof w:val="0"/>
-          <w:sz w:val="24"/>
-          <w:szCs w:val="24"/>
-          <w:lang w:val="en-US"/>
-        </w:rPr>
-        <w:t>Type</w:t>
-      </w:r>
-      <w:r>
-        <w:rPr>
-          <w:rFonts w:ascii="Times New Roman" w:hAnsi="Times New Roman" w:eastAsia="Times New Roman" w:cs="Times New Roman"/>
-          <w:noProof w:val="0"/>
-          <w:sz w:val="24"/>
-          <w:szCs w:val="24"/>
-          <w:lang w:val="en-US"/>
-        </w:rPr>
-        <w:t xml:space="preserve"> II error was defined among signal variables as the proportion that were either not selected or not significant after refitting.</w:t>
+          <w:rFonts w:ascii="Times New Roman" w:hAnsi="Times New Roman" w:eastAsia="Times New Roman" w:cs="Times New Roman" w:asciiTheme="minorAscii" w:hAnsiTheme="minorAscii" w:eastAsiaTheme="minorAscii" w:cstheme="minorAscii"/>
+          <w:noProof w:val="0"/>
+          <w:color w:val="auto"/>
+          <w:sz w:val="24"/>
+          <w:szCs w:val="24"/>
+          <w:lang w:val="en-US"/>
+        </w:rPr>
+        <w:t>We then assessed type I error, type II error, TPR, and FPR across methods. TPR and FPR were based on selection only. TPR was defined as the average proportion of signal variables selected into the model, while FPR was defined as the average proportion of null variables selected. Type I error and type II error additionally incorporated statistical significance after refitting. Type I error was defined among selected null variables as the average proportion that were significant after refitting. Type II error was defined among signal variables as the average proportion that were either not selected or not significant after refitting.</w:t>
       </w:r>
     </w:p>
     <w:p xmlns:wp14="http://schemas.microsoft.com/office/word/2010/wordml" wp14:paraId="2C078E63" wp14:textId="6DE800CB">
@@ -2631,10 +2688,11 @@
         <w:ind w:left="0" w:right="0" w:firstLine="0"/>
         <w:jc w:val="left"/>
         <w:rPr>
-          <w:rFonts w:ascii="Times New Roman" w:hAnsi="Times New Roman" w:eastAsia="Times New Roman" w:cs="Times New Roman"/>
+          <w:rFonts w:ascii="Times New Roman" w:hAnsi="Times New Roman" w:eastAsia="Times New Roman" w:cs="Times New Roman" w:asciiTheme="minorAscii" w:hAnsiTheme="minorAscii" w:eastAsiaTheme="minorAscii" w:cstheme="minorAscii"/>
           <w:b w:val="1"/>
           <w:bCs w:val="1"/>
           <w:noProof w:val="0"/>
+          <w:color w:val="auto"/>
           <w:sz w:val="24"/>
           <w:szCs w:val="24"/>
           <w:lang w:val="en-US"/>
@@ -2642,10 +2700,11 @@
       </w:pPr>
       <w:r>
         <w:rPr>
-          <w:rFonts w:ascii="Times New Roman" w:hAnsi="Times New Roman" w:eastAsia="Times New Roman" w:cs="Times New Roman"/>
+          <w:rFonts w:ascii="Times New Roman" w:hAnsi="Times New Roman" w:eastAsia="Times New Roman" w:cs="Times New Roman" w:asciiTheme="minorAscii" w:hAnsiTheme="minorAscii" w:eastAsiaTheme="minorAscii" w:cstheme="minorAscii"/>
           <w:b w:val="1"/>
           <w:bCs w:val="1"/>
           <w:noProof w:val="0"/>
+          <w:color w:val="auto"/>
           <w:sz w:val="24"/>
           <w:szCs w:val="24"/>
           <w:lang w:val="en-US"/>
@@ -2659,11 +2718,20 @@
         <w:spacing w:before="0" w:beforeAutospacing="off" w:after="0" w:afterAutospacing="off" w:line="480" w:lineRule="auto"/>
         <w:ind w:firstLine="720"/>
         <w:jc w:val="left"/>
+        <w:rPr>
+          <w:rFonts w:ascii="Times New Roman" w:hAnsi="Times New Roman" w:eastAsia="Times New Roman" w:cs="Times New Roman" w:asciiTheme="minorAscii" w:hAnsiTheme="minorAscii" w:eastAsiaTheme="minorAscii" w:cstheme="minorAscii"/>
+          <w:noProof w:val="0"/>
+          <w:color w:val="auto"/>
+          <w:sz w:val="24"/>
+          <w:szCs w:val="24"/>
+          <w:lang w:val="en-US"/>
+        </w:rPr>
       </w:pPr>
       <w:r>
         <w:rPr>
-          <w:rFonts w:ascii="Times New Roman" w:hAnsi="Times New Roman" w:eastAsia="Times New Roman" w:cs="Times New Roman"/>
-          <w:noProof w:val="0"/>
+          <w:rFonts w:ascii="Times New Roman" w:hAnsi="Times New Roman" w:eastAsia="Times New Roman" w:cs="Times New Roman" w:asciiTheme="minorAscii" w:hAnsiTheme="minorAscii" w:eastAsiaTheme="minorAscii" w:cstheme="minorAscii"/>
+          <w:noProof w:val="0"/>
+          <w:color w:val="auto"/>
           <w:sz w:val="24"/>
           <w:szCs w:val="24"/>
           <w:lang w:val="en-US"/>
@@ -2672,8 +2740,9 @@
       </w:r>
       <w:r>
         <w:rPr>
-          <w:rFonts w:ascii="Times New Roman" w:hAnsi="Times New Roman" w:eastAsia="Times New Roman" w:cs="Times New Roman"/>
-          <w:noProof w:val="0"/>
+          <w:rFonts w:ascii="Times New Roman" w:hAnsi="Times New Roman" w:eastAsia="Times New Roman" w:cs="Times New Roman" w:asciiTheme="minorAscii" w:hAnsiTheme="minorAscii" w:eastAsiaTheme="minorAscii" w:cstheme="minorAscii"/>
+          <w:noProof w:val="0"/>
+          <w:color w:val="auto"/>
           <w:sz w:val="24"/>
           <w:szCs w:val="24"/>
           <w:lang w:val="en-US"/>
@@ -2682,8 +2751,9 @@
       </w:r>
       <w:r>
         <w:rPr>
-          <w:rFonts w:ascii="Times New Roman" w:hAnsi="Times New Roman" w:eastAsia="Times New Roman" w:cs="Times New Roman"/>
-          <w:noProof w:val="0"/>
+          <w:rFonts w:ascii="Times New Roman" w:hAnsi="Times New Roman" w:eastAsia="Times New Roman" w:cs="Times New Roman" w:asciiTheme="minorAscii" w:hAnsiTheme="minorAscii" w:eastAsiaTheme="minorAscii" w:cstheme="minorAscii"/>
+          <w:noProof w:val="0"/>
+          <w:color w:val="auto"/>
           <w:sz w:val="24"/>
           <w:szCs w:val="24"/>
           <w:lang w:val="en-US"/>
@@ -2692,8 +2762,9 @@
       </w:r>
       <w:r>
         <w:rPr>
-          <w:rFonts w:ascii="Times New Roman" w:hAnsi="Times New Roman" w:eastAsia="Times New Roman" w:cs="Times New Roman"/>
-          <w:noProof w:val="0"/>
+          <w:rFonts w:ascii="Times New Roman" w:hAnsi="Times New Roman" w:eastAsia="Times New Roman" w:cs="Times New Roman" w:asciiTheme="minorAscii" w:hAnsiTheme="minorAscii" w:eastAsiaTheme="minorAscii" w:cstheme="minorAscii"/>
+          <w:noProof w:val="0"/>
+          <w:color w:val="auto"/>
           <w:sz w:val="24"/>
           <w:szCs w:val="24"/>
           <w:lang w:val="en-US"/>
@@ -2724,8 +2795,9 @@
       </m:oMathPara>
       <w:r>
         <w:rPr>
-          <w:rFonts w:ascii="Times New Roman" w:hAnsi="Times New Roman" w:eastAsia="Times New Roman" w:cs="Times New Roman"/>
-          <w:noProof w:val="0"/>
+          <w:rFonts w:ascii="Times New Roman" w:hAnsi="Times New Roman" w:eastAsia="Times New Roman" w:cs="Times New Roman" w:asciiTheme="minorAscii" w:hAnsiTheme="minorAscii" w:eastAsiaTheme="minorAscii" w:cstheme="minorAscii"/>
+          <w:noProof w:val="0"/>
+          <w:color w:val="auto"/>
           <w:sz w:val="24"/>
           <w:szCs w:val="24"/>
           <w:lang w:val="en-US"/>
@@ -2734,8 +2806,9 @@
       </w:r>
       <w:r>
         <w:rPr>
-          <w:rFonts w:ascii="Times New Roman" w:hAnsi="Times New Roman" w:eastAsia="Times New Roman" w:cs="Times New Roman"/>
-          <w:noProof w:val="0"/>
+          <w:rFonts w:ascii="Times New Roman" w:hAnsi="Times New Roman" w:eastAsia="Times New Roman" w:cs="Times New Roman" w:asciiTheme="minorAscii" w:hAnsiTheme="minorAscii" w:eastAsiaTheme="minorAscii" w:cstheme="minorAscii"/>
+          <w:noProof w:val="0"/>
+          <w:color w:val="auto"/>
           <w:sz w:val="24"/>
           <w:szCs w:val="24"/>
           <w:lang w:val="en-US"/>
@@ -2744,8 +2817,9 @@
       </w:r>
       <w:r>
         <w:rPr>
-          <w:rFonts w:ascii="Times New Roman" w:hAnsi="Times New Roman" w:eastAsia="Times New Roman" w:cs="Times New Roman"/>
-          <w:noProof w:val="0"/>
+          <w:rFonts w:ascii="Times New Roman" w:hAnsi="Times New Roman" w:eastAsia="Times New Roman" w:cs="Times New Roman" w:asciiTheme="minorAscii" w:hAnsiTheme="minorAscii" w:eastAsiaTheme="minorAscii" w:cstheme="minorAscii"/>
+          <w:noProof w:val="0"/>
+          <w:color w:val="auto"/>
           <w:sz w:val="24"/>
           <w:szCs w:val="24"/>
           <w:lang w:val="en-US"/>
@@ -2773,8 +2847,9 @@
       </m:oMathPara>
       <w:r>
         <w:rPr>
-          <w:rFonts w:ascii="Times New Roman" w:hAnsi="Times New Roman" w:eastAsia="Times New Roman" w:cs="Times New Roman"/>
-          <w:noProof w:val="0"/>
+          <w:rFonts w:ascii="Times New Roman" w:hAnsi="Times New Roman" w:eastAsia="Times New Roman" w:cs="Times New Roman" w:asciiTheme="minorAscii" w:hAnsiTheme="minorAscii" w:eastAsiaTheme="minorAscii" w:cstheme="minorAscii"/>
+          <w:noProof w:val="0"/>
+          <w:color w:val="auto"/>
           <w:sz w:val="24"/>
           <w:szCs w:val="24"/>
           <w:lang w:val="en-US"/>
@@ -2783,8 +2858,9 @@
       </w:r>
       <w:r>
         <w:rPr>
-          <w:rFonts w:ascii="Times New Roman" w:hAnsi="Times New Roman" w:eastAsia="Times New Roman" w:cs="Times New Roman"/>
-          <w:noProof w:val="0"/>
+          <w:rFonts w:ascii="Times New Roman" w:hAnsi="Times New Roman" w:eastAsia="Times New Roman" w:cs="Times New Roman" w:asciiTheme="minorAscii" w:hAnsiTheme="minorAscii" w:eastAsiaTheme="minorAscii" w:cstheme="minorAscii"/>
+          <w:noProof w:val="0"/>
+          <w:color w:val="auto"/>
           <w:sz w:val="24"/>
           <w:szCs w:val="24"/>
           <w:lang w:val="en-US"/>
@@ -2793,8 +2869,9 @@
       </w:r>
       <w:r>
         <w:rPr>
-          <w:rFonts w:ascii="Times New Roman" w:hAnsi="Times New Roman" w:eastAsia="Times New Roman" w:cs="Times New Roman"/>
-          <w:noProof w:val="0"/>
+          <w:rFonts w:ascii="Times New Roman" w:hAnsi="Times New Roman" w:eastAsia="Times New Roman" w:cs="Times New Roman" w:asciiTheme="minorAscii" w:hAnsiTheme="minorAscii" w:eastAsiaTheme="minorAscii" w:cstheme="minorAscii"/>
+          <w:noProof w:val="0"/>
+          <w:color w:val="auto"/>
           <w:sz w:val="24"/>
           <w:szCs w:val="24"/>
           <w:lang w:val="en-US"/>
@@ -2803,8 +2880,9 @@
       </w:r>
       <w:r>
         <w:rPr>
-          <w:rFonts w:ascii="Times New Roman" w:hAnsi="Times New Roman" w:eastAsia="Times New Roman" w:cs="Times New Roman"/>
-          <w:noProof w:val="0"/>
+          <w:rFonts w:ascii="Times New Roman" w:hAnsi="Times New Roman" w:eastAsia="Times New Roman" w:cs="Times New Roman" w:asciiTheme="minorAscii" w:hAnsiTheme="minorAscii" w:eastAsiaTheme="minorAscii" w:cstheme="minorAscii"/>
+          <w:noProof w:val="0"/>
+          <w:color w:val="auto"/>
           <w:sz w:val="24"/>
           <w:szCs w:val="24"/>
           <w:lang w:val="en-US"/>
@@ -2813,8 +2891,9 @@
       </w:r>
       <w:r>
         <w:rPr>
-          <w:rFonts w:ascii="Times New Roman" w:hAnsi="Times New Roman" w:eastAsia="Times New Roman" w:cs="Times New Roman"/>
-          <w:noProof w:val="0"/>
+          <w:rFonts w:ascii="Times New Roman" w:hAnsi="Times New Roman" w:eastAsia="Times New Roman" w:cs="Times New Roman" w:asciiTheme="minorAscii" w:hAnsiTheme="minorAscii" w:eastAsiaTheme="minorAscii" w:cstheme="minorAscii"/>
+          <w:noProof w:val="0"/>
+          <w:color w:val="auto"/>
           <w:sz w:val="24"/>
           <w:szCs w:val="24"/>
           <w:lang w:val="en-US"/>
@@ -2823,8 +2902,9 @@
       </w:r>
       <w:r>
         <w:rPr>
-          <w:rFonts w:ascii="Times New Roman" w:hAnsi="Times New Roman" w:eastAsia="Times New Roman" w:cs="Times New Roman"/>
-          <w:noProof w:val="0"/>
+          <w:rFonts w:ascii="Times New Roman" w:hAnsi="Times New Roman" w:eastAsia="Times New Roman" w:cs="Times New Roman" w:asciiTheme="minorAscii" w:hAnsiTheme="minorAscii" w:eastAsiaTheme="minorAscii" w:cstheme="minorAscii"/>
+          <w:noProof w:val="0"/>
+          <w:color w:val="auto"/>
           <w:sz w:val="24"/>
           <w:szCs w:val="24"/>
           <w:lang w:val="en-US"/>
@@ -2833,8 +2913,9 @@
       </w:r>
       <w:r>
         <w:rPr>
-          <w:rFonts w:ascii="Times New Roman" w:hAnsi="Times New Roman" w:eastAsia="Times New Roman" w:cs="Times New Roman"/>
-          <w:noProof w:val="0"/>
+          <w:rFonts w:ascii="Times New Roman" w:hAnsi="Times New Roman" w:eastAsia="Times New Roman" w:cs="Times New Roman" w:asciiTheme="minorAscii" w:hAnsiTheme="minorAscii" w:eastAsiaTheme="minorAscii" w:cstheme="minorAscii"/>
+          <w:noProof w:val="0"/>
+          <w:color w:val="auto"/>
           <w:sz w:val="24"/>
           <w:szCs w:val="24"/>
           <w:lang w:val="en-US"/>
@@ -2843,93 +2924,433 @@
       </w:r>
       <w:r>
         <w:rPr>
-          <w:rFonts w:ascii="Times New Roman" w:hAnsi="Times New Roman" w:eastAsia="Times New Roman" w:cs="Times New Roman"/>
-          <w:noProof w:val="0"/>
-          <w:sz w:val="24"/>
-          <w:szCs w:val="24"/>
-          <w:lang w:val="en-US"/>
-        </w:rPr>
-        <w:t>l</w:t>
-      </w:r>
-      <w:r>
-        <w:rPr>
-          <w:rFonts w:ascii="Times New Roman" w:hAnsi="Times New Roman" w:eastAsia="Times New Roman" w:cs="Times New Roman"/>
-          <w:noProof w:val="0"/>
-          <w:sz w:val="24"/>
-          <w:szCs w:val="24"/>
-          <w:lang w:val="en-US"/>
-        </w:rPr>
-        <w:t>, selection rates tended to increase with larger sample sizes and decrease with higher correlation among predictors.</w:t>
+          <w:rFonts w:ascii="Times New Roman" w:hAnsi="Times New Roman" w:eastAsia="Times New Roman" w:cs="Times New Roman" w:asciiTheme="minorAscii" w:hAnsiTheme="minorAscii" w:eastAsiaTheme="minorAscii" w:cstheme="minorAscii"/>
+          <w:noProof w:val="0"/>
+          <w:color w:val="auto"/>
+          <w:sz w:val="24"/>
+          <w:szCs w:val="24"/>
+          <w:lang w:val="en-US"/>
+        </w:rPr>
+        <w:t>l, selection rates tended to increase with larger sample sizes and decrease with higher correlation among predictors.</w:t>
+      </w:r>
+    </w:p>
+    <w:p>
+      <w:pPr>
+        <w:rPr>
+          <w:color w:val="auto"/>
+        </w:rPr>
+      </w:pPr>
+      <w:r>
+        <w:rPr>
+          <w:color w:val="auto"/>
+        </w:rPr>
+        <w:br w:type="page"/>
       </w:r>
     </w:p>
     <w:p>
       <w:pPr>
         <w:pStyle w:val="Normal"/>
-        <w:suppressLineNumbers w:val="0"/>
         <w:bidi w:val="0"/>
         <w:spacing w:before="0" w:beforeAutospacing="off" w:after="0" w:afterAutospacing="off" w:line="480" w:lineRule="auto"/>
-        <w:ind w:left="0" w:right="0" w:firstLine="720"/>
+        <w:ind w:firstLine="0"/>
         <w:jc w:val="left"/>
+        <w:rPr>
+          <w:rFonts w:ascii="Times New Roman" w:hAnsi="Times New Roman" w:eastAsia="Times New Roman" w:cs="Times New Roman" w:asciiTheme="minorAscii" w:hAnsiTheme="minorAscii" w:eastAsiaTheme="minorAscii" w:cstheme="minorAscii"/>
+          <w:noProof w:val="0"/>
+          <w:color w:val="auto"/>
+          <w:sz w:val="24"/>
+          <w:szCs w:val="24"/>
+          <w:lang w:val="en-US"/>
+        </w:rPr>
       </w:pPr>
       <w:r>
+        <w:drawing>
+          <wp:anchor distT="0" distB="0" distL="114300" distR="114300" simplePos="0" relativeHeight="251658240" behindDoc="0" locked="0" layoutInCell="1" allowOverlap="1" wp14:editId="67E4CB38" wp14:anchorId="12B93E0F">
+            <wp:simplePos x="0" y="0"/>
+            <wp:positionH relativeFrom="column">
+              <wp:posOffset>-762000</wp:posOffset>
+            </wp:positionH>
+            <wp:positionV relativeFrom="paragraph">
+              <wp:posOffset>-95250</wp:posOffset>
+            </wp:positionV>
+            <wp:extent cx="7546141" cy="3543300"/>
+            <wp:effectExtent l="0" t="0" r="0" b="0"/>
+            <wp:wrapNone/>
+            <wp:docPr id="1071870376" name="drawing"/>
+            <wp:cNvGraphicFramePr>
+              <a:graphicFrameLocks noChangeAspect="1"/>
+            </wp:cNvGraphicFramePr>
+            <a:graphic>
+              <a:graphicData xmlns:a="http://schemas.openxmlformats.org/drawingml/2006/main" uri="http://schemas.openxmlformats.org/drawingml/2006/picture">
+                <pic:pic xmlns:pic="http://schemas.openxmlformats.org/drawingml/2006/picture">
+                  <pic:nvPicPr>
+                    <pic:cNvPr id="1071870376" name="Picture 1071870376"/>
+                    <pic:cNvPicPr/>
+                  </pic:nvPicPr>
+                  <pic:blipFill>
+                    <a:blip xmlns:r="http://schemas.openxmlformats.org/officeDocument/2006/relationships" r:embed="rId181853003">
+                      <a:extLst>
+                        <a:ext uri="{28A0092B-C50C-407E-A947-70E740481C1C}">
+                          <a14:useLocalDpi xmlns:a14="http://schemas.microsoft.com/office/drawing/2010/main"/>
+                        </a:ext>
+                      </a:extLst>
+                    </a:blip>
+                    <a:stretch>
+                      <a:fillRect/>
+                    </a:stretch>
+                  </pic:blipFill>
+                  <pic:spPr>
+                    <a:xfrm rot="0">
+                      <a:off x="0" y="0"/>
+                      <a:ext cx="7546141" cy="3543300"/>
+                    </a:xfrm>
+                    <a:prstGeom prst="rect">
+                      <a:avLst/>
+                    </a:prstGeom>
+                  </pic:spPr>
+                </pic:pic>
+              </a:graphicData>
+            </a:graphic>
+            <wp14:sizeRelH relativeFrom="page">
+              <wp14:pctWidth>0</wp14:pctWidth>
+            </wp14:sizeRelH>
+            <wp14:sizeRelV relativeFrom="page">
+              <wp14:pctHeight>0</wp14:pctHeight>
+            </wp14:sizeRelV>
+          </wp:anchor>
+        </w:drawing>
+      </w:r>
+    </w:p>
+    <w:p>
+      <w:pPr>
+        <w:pStyle w:val="Normal"/>
+        <w:bidi w:val="0"/>
+        <w:spacing w:before="0" w:beforeAutospacing="off" w:after="0" w:afterAutospacing="off" w:line="480" w:lineRule="auto"/>
+        <w:ind w:firstLine="0"/>
+        <w:jc w:val="left"/>
+        <w:rPr>
+          <w:rFonts w:ascii="Times New Roman" w:hAnsi="Times New Roman" w:eastAsia="Times New Roman" w:cs="Times New Roman" w:asciiTheme="minorAscii" w:hAnsiTheme="minorAscii" w:eastAsiaTheme="minorAscii" w:cstheme="minorAscii"/>
+          <w:noProof w:val="0"/>
+          <w:color w:val="auto"/>
+          <w:sz w:val="24"/>
+          <w:szCs w:val="24"/>
+          <w:lang w:val="en-US"/>
+        </w:rPr>
+      </w:pPr>
+    </w:p>
+    <w:p>
+      <w:pPr>
+        <w:pStyle w:val="Normal"/>
+        <w:bidi w:val="0"/>
+        <w:spacing w:before="0" w:beforeAutospacing="off" w:after="0" w:afterAutospacing="off" w:line="480" w:lineRule="auto"/>
+        <w:ind w:firstLine="0"/>
+        <w:jc w:val="left"/>
+        <w:rPr>
+          <w:rFonts w:ascii="Times New Roman" w:hAnsi="Times New Roman" w:eastAsia="Times New Roman" w:cs="Times New Roman" w:asciiTheme="minorAscii" w:hAnsiTheme="minorAscii" w:eastAsiaTheme="minorAscii" w:cstheme="minorAscii"/>
+          <w:noProof w:val="0"/>
+          <w:color w:val="auto"/>
+          <w:sz w:val="24"/>
+          <w:szCs w:val="24"/>
+          <w:lang w:val="en-US"/>
+        </w:rPr>
+      </w:pPr>
+    </w:p>
+    <w:p>
+      <w:pPr>
+        <w:pStyle w:val="Normal"/>
+        <w:bidi w:val="0"/>
+        <w:spacing w:before="0" w:beforeAutospacing="off" w:after="0" w:afterAutospacing="off" w:line="480" w:lineRule="auto"/>
+        <w:ind w:firstLine="0"/>
+        <w:jc w:val="left"/>
+        <w:rPr>
+          <w:rFonts w:ascii="Times New Roman" w:hAnsi="Times New Roman" w:eastAsia="Times New Roman" w:cs="Times New Roman" w:asciiTheme="minorAscii" w:hAnsiTheme="minorAscii" w:eastAsiaTheme="minorAscii" w:cstheme="minorAscii"/>
+          <w:noProof w:val="0"/>
+          <w:color w:val="auto"/>
+          <w:sz w:val="24"/>
+          <w:szCs w:val="24"/>
+          <w:lang w:val="en-US"/>
+        </w:rPr>
+      </w:pPr>
+    </w:p>
+    <w:p>
+      <w:pPr>
+        <w:pStyle w:val="Normal"/>
+        <w:bidi w:val="0"/>
+        <w:spacing w:before="0" w:beforeAutospacing="off" w:after="0" w:afterAutospacing="off" w:line="480" w:lineRule="auto"/>
+        <w:ind w:firstLine="0"/>
+        <w:jc w:val="left"/>
+        <w:rPr>
+          <w:rFonts w:ascii="Times New Roman" w:hAnsi="Times New Roman" w:eastAsia="Times New Roman" w:cs="Times New Roman" w:asciiTheme="minorAscii" w:hAnsiTheme="minorAscii" w:eastAsiaTheme="minorAscii" w:cstheme="minorAscii"/>
+          <w:noProof w:val="0"/>
+          <w:color w:val="auto"/>
+          <w:sz w:val="24"/>
+          <w:szCs w:val="24"/>
+          <w:lang w:val="en-US"/>
+        </w:rPr>
+      </w:pPr>
+    </w:p>
+    <w:p>
+      <w:pPr>
+        <w:pStyle w:val="Normal"/>
+        <w:bidi w:val="0"/>
+        <w:spacing w:before="0" w:beforeAutospacing="off" w:after="0" w:afterAutospacing="off" w:line="480" w:lineRule="auto"/>
+        <w:ind w:firstLine="0"/>
+        <w:jc w:val="left"/>
+        <w:rPr>
+          <w:rFonts w:ascii="Times New Roman" w:hAnsi="Times New Roman" w:eastAsia="Times New Roman" w:cs="Times New Roman" w:asciiTheme="minorAscii" w:hAnsiTheme="minorAscii" w:eastAsiaTheme="minorAscii" w:cstheme="minorAscii"/>
+          <w:noProof w:val="0"/>
+          <w:color w:val="auto"/>
+          <w:sz w:val="24"/>
+          <w:szCs w:val="24"/>
+          <w:lang w:val="en-US"/>
+        </w:rPr>
+      </w:pPr>
+    </w:p>
+    <w:p>
+      <w:pPr>
+        <w:pStyle w:val="Normal"/>
+        <w:bidi w:val="0"/>
+        <w:spacing w:before="0" w:beforeAutospacing="off" w:after="0" w:afterAutospacing="off" w:line="480" w:lineRule="auto"/>
+        <w:ind w:firstLine="0"/>
+        <w:jc w:val="left"/>
+        <w:rPr>
+          <w:rFonts w:ascii="Times New Roman" w:hAnsi="Times New Roman" w:eastAsia="Times New Roman" w:cs="Times New Roman" w:asciiTheme="minorAscii" w:hAnsiTheme="minorAscii" w:eastAsiaTheme="minorAscii" w:cstheme="minorAscii"/>
+          <w:noProof w:val="0"/>
+          <w:color w:val="auto"/>
+          <w:sz w:val="24"/>
+          <w:szCs w:val="24"/>
+          <w:lang w:val="en-US"/>
+        </w:rPr>
+      </w:pPr>
+    </w:p>
+    <w:p>
+      <w:pPr>
+        <w:pStyle w:val="Normal"/>
+        <w:bidi w:val="0"/>
+        <w:spacing w:before="0" w:beforeAutospacing="off" w:after="0" w:afterAutospacing="off" w:line="480" w:lineRule="auto"/>
+        <w:ind w:firstLine="0"/>
+        <w:jc w:val="left"/>
+        <w:rPr>
+          <w:rFonts w:ascii="Times New Roman" w:hAnsi="Times New Roman" w:eastAsia="Times New Roman" w:cs="Times New Roman" w:asciiTheme="minorAscii" w:hAnsiTheme="minorAscii" w:eastAsiaTheme="minorAscii" w:cstheme="minorAscii"/>
+          <w:noProof w:val="0"/>
+          <w:color w:val="auto"/>
+          <w:sz w:val="24"/>
+          <w:szCs w:val="24"/>
+          <w:lang w:val="en-US"/>
+        </w:rPr>
+      </w:pPr>
+    </w:p>
+    <w:p>
+      <w:pPr>
+        <w:pStyle w:val="Normal"/>
+        <w:bidi w:val="0"/>
+        <w:spacing w:before="0" w:beforeAutospacing="off" w:after="0" w:afterAutospacing="off" w:line="480" w:lineRule="auto"/>
+        <w:ind w:firstLine="0"/>
+        <w:jc w:val="left"/>
+        <w:rPr>
+          <w:rFonts w:ascii="Times New Roman" w:hAnsi="Times New Roman" w:eastAsia="Times New Roman" w:cs="Times New Roman" w:asciiTheme="minorAscii" w:hAnsiTheme="minorAscii" w:eastAsiaTheme="minorAscii" w:cstheme="minorAscii"/>
+          <w:noProof w:val="0"/>
+          <w:color w:val="auto"/>
+          <w:sz w:val="24"/>
+          <w:szCs w:val="24"/>
+          <w:lang w:val="en-US"/>
+        </w:rPr>
+      </w:pPr>
+    </w:p>
+    <w:p>
+      <w:pPr>
+        <w:pStyle w:val="Normal"/>
+        <w:bidi w:val="0"/>
+        <w:spacing w:before="0" w:beforeAutospacing="off" w:after="0" w:afterAutospacing="off" w:line="276" w:lineRule="auto"/>
+        <w:ind w:firstLine="0"/>
+        <w:jc w:val="left"/>
+        <w:rPr>
+          <w:rFonts w:ascii="Times New Roman" w:hAnsi="Times New Roman" w:eastAsia="Times New Roman" w:cs="Times New Roman" w:asciiTheme="minorAscii" w:hAnsiTheme="minorAscii" w:eastAsiaTheme="minorAscii" w:cstheme="minorAscii"/>
+          <w:b w:val="1"/>
+          <w:bCs w:val="1"/>
+          <w:noProof w:val="0"/>
+          <w:color w:val="auto"/>
+          <w:sz w:val="24"/>
+          <w:szCs w:val="24"/>
+          <w:lang w:val="en-US"/>
+        </w:rPr>
+      </w:pPr>
+    </w:p>
+    <w:p>
+      <w:pPr>
+        <w:pStyle w:val="Normal"/>
+        <w:bidi w:val="0"/>
+        <w:spacing w:before="0" w:beforeAutospacing="off" w:after="240" w:afterAutospacing="off" w:line="276" w:lineRule="auto"/>
+        <w:ind w:firstLine="0"/>
+        <w:jc w:val="left"/>
+        <w:rPr>
+          <w:rFonts w:ascii="Times New Roman" w:hAnsi="Times New Roman" w:eastAsia="Times New Roman" w:cs="Times New Roman" w:asciiTheme="minorAscii" w:hAnsiTheme="minorAscii" w:eastAsiaTheme="minorAscii" w:cstheme="minorAscii"/>
+          <w:b w:val="1"/>
+          <w:bCs w:val="1"/>
+          <w:noProof w:val="0"/>
+          <w:color w:val="auto"/>
+          <w:sz w:val="24"/>
+          <w:szCs w:val="24"/>
+          <w:lang w:val="en-US"/>
+        </w:rPr>
+      </w:pPr>
+    </w:p>
+    <w:p>
+      <w:pPr>
+        <w:pStyle w:val="Normal"/>
+        <w:bidi w:val="0"/>
+        <w:spacing w:before="0" w:beforeAutospacing="off" w:after="240" w:afterAutospacing="off" w:line="276" w:lineRule="auto"/>
+        <w:ind w:firstLine="0"/>
+        <w:jc w:val="left"/>
         <w:rPr>
           <w:rFonts w:ascii="Times New Roman" w:hAnsi="Times New Roman" w:eastAsia="Times New Roman" w:cs="Times New Roman"/>
           <w:noProof w:val="0"/>
-          <w:sz w:val="24"/>
-          <w:szCs w:val="24"/>
-          <w:lang w:val="en-US"/>
-        </w:rPr>
-        <w:t xml:space="preserve">Figures 2 and 3 report the bias and coverage of the five signal variables across the seven selection methods, respectively. </w:t>
+          <w:color w:val="auto"/>
+          <w:sz w:val="24"/>
+          <w:szCs w:val="24"/>
+          <w:lang w:val="en-US"/>
+        </w:rPr>
+      </w:pPr>
+      <w:r>
+        <w:rPr>
+          <w:rFonts w:ascii="Times New Roman" w:hAnsi="Times New Roman" w:eastAsia="Times New Roman" w:cs="Times New Roman" w:asciiTheme="minorAscii" w:hAnsiTheme="minorAscii" w:eastAsiaTheme="minorAscii" w:cstheme="minorAscii"/>
+          <w:b w:val="1"/>
+          <w:bCs w:val="1"/>
+          <w:noProof w:val="0"/>
+          <w:color w:val="auto"/>
+          <w:sz w:val="24"/>
+          <w:szCs w:val="24"/>
+          <w:lang w:val="en-US"/>
+        </w:rPr>
+        <w:t>F</w:t>
+      </w:r>
+      <w:r>
+        <w:rPr>
+          <w:rFonts w:ascii="Times New Roman" w:hAnsi="Times New Roman" w:eastAsia="Times New Roman" w:cs="Times New Roman" w:asciiTheme="minorAscii" w:hAnsiTheme="minorAscii" w:eastAsiaTheme="minorAscii" w:cstheme="minorAscii"/>
+          <w:b w:val="1"/>
+          <w:bCs w:val="1"/>
+          <w:noProof w:val="0"/>
+          <w:color w:val="auto"/>
+          <w:sz w:val="24"/>
+          <w:szCs w:val="24"/>
+          <w:lang w:val="en-US"/>
+        </w:rPr>
+        <w:t>i</w:t>
+      </w:r>
+      <w:r>
+        <w:rPr>
+          <w:rFonts w:ascii="Times New Roman" w:hAnsi="Times New Roman" w:eastAsia="Times New Roman" w:cs="Times New Roman" w:asciiTheme="minorAscii" w:hAnsiTheme="minorAscii" w:eastAsiaTheme="minorAscii" w:cstheme="minorAscii"/>
+          <w:b w:val="1"/>
+          <w:bCs w:val="1"/>
+          <w:noProof w:val="0"/>
+          <w:color w:val="auto"/>
+          <w:sz w:val="24"/>
+          <w:szCs w:val="24"/>
+          <w:lang w:val="en-US"/>
+        </w:rPr>
+        <w:t>g</w:t>
+      </w:r>
+      <w:r>
+        <w:rPr>
+          <w:rFonts w:ascii="Times New Roman" w:hAnsi="Times New Roman" w:eastAsia="Times New Roman" w:cs="Times New Roman" w:asciiTheme="minorAscii" w:hAnsiTheme="minorAscii" w:eastAsiaTheme="minorAscii" w:cstheme="minorAscii"/>
+          <w:b w:val="1"/>
+          <w:bCs w:val="1"/>
+          <w:noProof w:val="0"/>
+          <w:color w:val="auto"/>
+          <w:sz w:val="24"/>
+          <w:szCs w:val="24"/>
+          <w:lang w:val="en-US"/>
+        </w:rPr>
+        <w:t>u</w:t>
+      </w:r>
+      <w:r>
+        <w:rPr>
+          <w:rFonts w:ascii="Times New Roman" w:hAnsi="Times New Roman" w:eastAsia="Times New Roman" w:cs="Times New Roman" w:asciiTheme="minorAscii" w:hAnsiTheme="minorAscii" w:eastAsiaTheme="minorAscii" w:cstheme="minorAscii"/>
+          <w:b w:val="1"/>
+          <w:bCs w:val="1"/>
+          <w:noProof w:val="0"/>
+          <w:color w:val="auto"/>
+          <w:sz w:val="24"/>
+          <w:szCs w:val="24"/>
+          <w:lang w:val="en-US"/>
+        </w:rPr>
+        <w:t>r</w:t>
+      </w:r>
+      <w:r>
+        <w:rPr>
+          <w:rFonts w:ascii="Times New Roman" w:hAnsi="Times New Roman" w:eastAsia="Times New Roman" w:cs="Times New Roman" w:asciiTheme="minorAscii" w:hAnsiTheme="minorAscii" w:eastAsiaTheme="minorAscii" w:cstheme="minorAscii"/>
+          <w:b w:val="1"/>
+          <w:bCs w:val="1"/>
+          <w:noProof w:val="0"/>
+          <w:color w:val="auto"/>
+          <w:sz w:val="24"/>
+          <w:szCs w:val="24"/>
+          <w:lang w:val="en-US"/>
+        </w:rPr>
+        <w:t xml:space="preserve">e 1. </w:t>
       </w:r>
       <w:r>
         <w:rPr>
           <w:rFonts w:ascii="Times New Roman" w:hAnsi="Times New Roman" w:eastAsia="Times New Roman" w:cs="Times New Roman"/>
           <w:noProof w:val="0"/>
-          <w:sz w:val="24"/>
-          <w:szCs w:val="24"/>
-          <w:lang w:val="en-US"/>
-        </w:rPr>
-        <w:t>B</w:t>
+          <w:color w:val="auto"/>
+          <w:sz w:val="24"/>
+          <w:szCs w:val="24"/>
+          <w:lang w:val="en-US"/>
+        </w:rPr>
+        <w:t xml:space="preserve">Selection rates for the 20 predictors by method and selection type. For signal variables (V01–V05), the ideal selection rate is 100%, while for null variables (V06–V20), it is 0%. “Minimum” refers to </w:t>
       </w:r>
       <w:r>
         <w:rPr>
           <w:rFonts w:ascii="Times New Roman" w:hAnsi="Times New Roman" w:eastAsia="Times New Roman" w:cs="Times New Roman"/>
           <w:noProof w:val="0"/>
-          <w:sz w:val="24"/>
-          <w:szCs w:val="24"/>
-          <w:lang w:val="en-US"/>
-        </w:rPr>
-        <w:t xml:space="preserve">ias was </w:t>
+          <w:color w:val="auto"/>
+          <w:sz w:val="24"/>
+          <w:szCs w:val="24"/>
+          <w:lang w:val="en-US"/>
+        </w:rPr>
+        <w:t>tuning</w:t>
       </w:r>
       <w:r>
         <w:rPr>
           <w:rFonts w:ascii="Times New Roman" w:hAnsi="Times New Roman" w:eastAsia="Times New Roman" w:cs="Times New Roman"/>
           <w:noProof w:val="0"/>
-          <w:sz w:val="24"/>
-          <w:szCs w:val="24"/>
-          <w:lang w:val="en-US"/>
-        </w:rPr>
-        <w:t>generally small</w:t>
-      </w:r>
+          <w:color w:val="auto"/>
+          <w:sz w:val="24"/>
+          <w:szCs w:val="24"/>
+          <w:lang w:val="en-US"/>
+        </w:rPr>
+        <w:t xml:space="preserve"> parameter </w:t>
+      </w:r>
+      <m:oMathPara xmlns:m="http://schemas.openxmlformats.org/officeDocument/2006/math">
+        <m:oMath xmlns:m="http://schemas.openxmlformats.org/officeDocument/2006/math">
+          <m:sSub xmlns:m="http://schemas.openxmlformats.org/officeDocument/2006/math">
+            <m:sSubPr>
+              <m:ctrlPr/>
+            </m:sSubPr>
+            <m:e>
+              <m:r>
+                <m:t>𝜆</m:t>
+              </m:r>
+            </m:e>
+            <m:sub>
+              <m:r>
+                <m:t>𝑚𝑖𝑛</m:t>
+              </m:r>
+            </m:sub>
+          </m:sSub>
+        </m:oMath>
+      </m:oMathPara>
       <w:r>
         <w:rPr>
           <w:rFonts w:ascii="Times New Roman" w:hAnsi="Times New Roman" w:eastAsia="Times New Roman" w:cs="Times New Roman"/>
           <w:noProof w:val="0"/>
-          <w:sz w:val="24"/>
-          <w:szCs w:val="24"/>
-          <w:lang w:val="en-US"/>
-        </w:rPr>
-        <w:t xml:space="preserve"> across all six simulation scenarios, ranging from –0.09 to 0.02, with bias decreasing as sample size increased and increasing as predictor correlation increased. BIC, both LASSO methods, and elastic net </w:t>
-      </w:r>
-      <w:r>
-        <w:rPr>
-          <w:rFonts w:ascii="Times New Roman" w:hAnsi="Times New Roman" w:eastAsia="Times New Roman" w:cs="Times New Roman"/>
-          <w:noProof w:val="0"/>
-          <w:sz w:val="24"/>
-          <w:szCs w:val="24"/>
-          <w:lang w:val="en-US"/>
-        </w:rPr>
-        <w:t xml:space="preserve">with </w:t>
+          <w:color w:val="auto"/>
+          <w:sz w:val="24"/>
+          <w:szCs w:val="24"/>
+          <w:lang w:val="en-US"/>
+        </w:rPr>
+        <w:t xml:space="preserve"> and “1 SE” refers to </w:t>
       </w:r>
       <m:oMathPara xmlns:m="http://schemas.openxmlformats.org/officeDocument/2006/math">
         <m:oMath xmlns:m="http://schemas.openxmlformats.org/officeDocument/2006/math">
@@ -2957,56 +3378,156 @@
         <w:rPr>
           <w:rFonts w:ascii="Times New Roman" w:hAnsi="Times New Roman" w:eastAsia="Times New Roman" w:cs="Times New Roman"/>
           <w:noProof w:val="0"/>
-          <w:sz w:val="24"/>
-          <w:szCs w:val="24"/>
-          <w:lang w:val="en-US"/>
-        </w:rPr>
-        <w:t xml:space="preserve"> </w:t>
+          <w:color w:val="auto"/>
+          <w:sz w:val="24"/>
+          <w:szCs w:val="24"/>
+          <w:lang w:val="en-US"/>
+        </w:rPr>
+        <w:t xml:space="preserve">. In the heatmap, pink </w:t>
       </w:r>
       <w:r>
         <w:rPr>
           <w:rFonts w:ascii="Times New Roman" w:hAnsi="Times New Roman" w:eastAsia="Times New Roman" w:cs="Times New Roman"/>
           <w:noProof w:val="0"/>
-          <w:sz w:val="24"/>
-          <w:szCs w:val="24"/>
-          <w:lang w:val="en-US"/>
-        </w:rPr>
-        <w:t>generally produced</w:t>
+          <w:color w:val="auto"/>
+          <w:sz w:val="24"/>
+          <w:szCs w:val="24"/>
+          <w:lang w:val="en-US"/>
+        </w:rPr>
+        <w:t>indicates</w:t>
       </w:r>
       <w:r>
         <w:rPr>
           <w:rFonts w:ascii="Times New Roman" w:hAnsi="Times New Roman" w:eastAsia="Times New Roman" w:cs="Times New Roman"/>
           <w:noProof w:val="0"/>
-          <w:sz w:val="24"/>
-          <w:szCs w:val="24"/>
-          <w:lang w:val="en-US"/>
-        </w:rPr>
-        <w:t xml:space="preserve"> the largest bias estimates. In terms of coverage, signal variable V01 consistently </w:t>
+          <w:color w:val="auto"/>
+          <w:sz w:val="24"/>
+          <w:szCs w:val="24"/>
+          <w:lang w:val="en-US"/>
+        </w:rPr>
+        <w:t xml:space="preserve"> 0% </w:t>
       </w:r>
       <w:r>
         <w:rPr>
           <w:rFonts w:ascii="Times New Roman" w:hAnsi="Times New Roman" w:eastAsia="Times New Roman" w:cs="Times New Roman"/>
           <w:noProof w:val="0"/>
-          <w:sz w:val="24"/>
-          <w:szCs w:val="24"/>
-          <w:lang w:val="en-US"/>
-        </w:rPr>
-        <w:t>demonstrated</w:t>
+          <w:color w:val="auto"/>
+          <w:sz w:val="24"/>
+          <w:szCs w:val="24"/>
+          <w:lang w:val="en-US"/>
+        </w:rPr>
+        <w:t>selection</w:t>
       </w:r>
       <w:r>
         <w:rPr>
           <w:rFonts w:ascii="Times New Roman" w:hAnsi="Times New Roman" w:eastAsia="Times New Roman" w:cs="Times New Roman"/>
           <w:noProof w:val="0"/>
-          <w:sz w:val="24"/>
-          <w:szCs w:val="24"/>
-          <w:lang w:val="en-US"/>
-        </w:rPr>
-        <w:t xml:space="preserve"> poorer coverage across the six scenarios and seven methods, with coverage ranging from 20% to 94%. Across methods, backward selection approaches (AIC, BIC, and p-value) and LASSO </w:t>
+          <w:color w:val="auto"/>
+          <w:sz w:val="24"/>
+          <w:szCs w:val="24"/>
+          <w:lang w:val="en-US"/>
+        </w:rPr>
+        <w:t xml:space="preserve">, yellow 50%, and green 100%. The left panel shows independent predictors, the middle moderate correlation, and the right high correlation. The top row corresponds to a sample size N = 250 and the bottom row to </w:t>
       </w:r>
       <w:r>
         <w:rPr>
           <w:rFonts w:ascii="Times New Roman" w:hAnsi="Times New Roman" w:eastAsia="Times New Roman" w:cs="Times New Roman"/>
           <w:noProof w:val="0"/>
+          <w:color w:val="auto"/>
+          <w:sz w:val="24"/>
+          <w:szCs w:val="24"/>
+          <w:lang w:val="en-US"/>
+        </w:rPr>
+        <w:t>N</w:t>
+      </w:r>
+      <w:r>
+        <w:rPr>
+          <w:rFonts w:ascii="Times New Roman" w:hAnsi="Times New Roman" w:eastAsia="Times New Roman" w:cs="Times New Roman"/>
+          <w:noProof w:val="0"/>
+          <w:color w:val="auto"/>
+          <w:sz w:val="24"/>
+          <w:szCs w:val="24"/>
+          <w:lang w:val="en-US"/>
+        </w:rPr>
+        <w:t xml:space="preserve"> = 500.</w:t>
+      </w:r>
+    </w:p>
+    <w:p>
+      <w:pPr>
+        <w:pStyle w:val="Normal"/>
+        <w:bidi w:val="0"/>
+        <w:spacing w:before="0" w:beforeAutospacing="off" w:after="0" w:afterAutospacing="off" w:line="480" w:lineRule="auto"/>
+        <w:ind w:firstLine="720"/>
+        <w:jc w:val="left"/>
+        <w:rPr>
+          <w:rFonts w:ascii="Times New Roman" w:hAnsi="Times New Roman" w:eastAsia="Times New Roman" w:cs="Times New Roman" w:asciiTheme="minorAscii" w:hAnsiTheme="minorAscii" w:eastAsiaTheme="minorAscii" w:cstheme="minorAscii"/>
+          <w:noProof w:val="0"/>
+          <w:color w:val="auto"/>
+          <w:sz w:val="24"/>
+          <w:szCs w:val="24"/>
+          <w:lang w:val="en-US"/>
+        </w:rPr>
+      </w:pPr>
+      <w:r>
+        <w:rPr>
+          <w:rFonts w:ascii="Times New Roman" w:hAnsi="Times New Roman" w:eastAsia="Times New Roman" w:cs="Times New Roman" w:asciiTheme="minorAscii" w:hAnsiTheme="minorAscii" w:eastAsiaTheme="minorAscii" w:cstheme="minorAscii"/>
+          <w:noProof w:val="0"/>
+          <w:color w:val="auto"/>
+          <w:sz w:val="24"/>
+          <w:szCs w:val="24"/>
+          <w:lang w:val="en-US"/>
+        </w:rPr>
+        <w:t xml:space="preserve">Figures 2 and 3 report the bias and coverage of the five signal variables across the seven selection methods, respectively. </w:t>
+      </w:r>
+      <w:r>
+        <w:rPr>
+          <w:rFonts w:ascii="Times New Roman" w:hAnsi="Times New Roman" w:eastAsia="Times New Roman" w:cs="Times New Roman" w:asciiTheme="minorAscii" w:hAnsiTheme="minorAscii" w:eastAsiaTheme="minorAscii" w:cstheme="minorAscii"/>
+          <w:noProof w:val="0"/>
+          <w:color w:val="auto"/>
+          <w:sz w:val="24"/>
+          <w:szCs w:val="24"/>
+          <w:lang w:val="en-US"/>
+        </w:rPr>
+        <w:t>B</w:t>
+      </w:r>
+      <w:r>
+        <w:rPr>
+          <w:rFonts w:ascii="Times New Roman" w:hAnsi="Times New Roman" w:eastAsia="Times New Roman" w:cs="Times New Roman" w:asciiTheme="minorAscii" w:hAnsiTheme="minorAscii" w:eastAsiaTheme="minorAscii" w:cstheme="minorAscii"/>
+          <w:noProof w:val="0"/>
+          <w:color w:val="auto"/>
+          <w:sz w:val="24"/>
+          <w:szCs w:val="24"/>
+          <w:lang w:val="en-US"/>
+        </w:rPr>
+        <w:t xml:space="preserve">ias was </w:t>
+      </w:r>
+      <w:r>
+        <w:rPr>
+          <w:rFonts w:ascii="Times New Roman" w:hAnsi="Times New Roman" w:eastAsia="Times New Roman" w:cs="Times New Roman" w:asciiTheme="minorAscii" w:hAnsiTheme="minorAscii" w:eastAsiaTheme="minorAscii" w:cstheme="minorAscii"/>
+          <w:noProof w:val="0"/>
+          <w:color w:val="auto"/>
+          <w:sz w:val="24"/>
+          <w:szCs w:val="24"/>
+          <w:lang w:val="en-US"/>
+        </w:rPr>
+        <w:t>generally small</w:t>
+      </w:r>
+      <w:r>
+        <w:rPr>
+          <w:rFonts w:ascii="Times New Roman" w:hAnsi="Times New Roman" w:eastAsia="Times New Roman" w:cs="Times New Roman" w:asciiTheme="minorAscii" w:hAnsiTheme="minorAscii" w:eastAsiaTheme="minorAscii" w:cstheme="minorAscii"/>
+          <w:noProof w:val="0"/>
+          <w:color w:val="auto"/>
+          <w:sz w:val="24"/>
+          <w:szCs w:val="24"/>
+          <w:lang w:val="en-US"/>
+        </w:rPr>
+        <w:t xml:space="preserve"> across all six simulation scenarios, ranging from –0.09 to 0.02, with bias decreasing as sample size increased and increasing as predictor correlation increased. BIC, both LASSO methods, and elastic net </w:t>
+      </w:r>
+      <w:r>
+        <w:rPr>
+          <w:rFonts w:ascii="Times New Roman" w:hAnsi="Times New Roman" w:eastAsia="Times New Roman" w:cs="Times New Roman" w:asciiTheme="minorAscii" w:hAnsiTheme="minorAscii" w:eastAsiaTheme="minorAscii" w:cstheme="minorAscii"/>
+          <w:noProof w:val="0"/>
+          <w:color w:val="auto"/>
           <w:sz w:val="24"/>
           <w:szCs w:val="24"/>
           <w:lang w:val="en-US"/>
@@ -3037,476 +3558,69 @@
       </m:oMathPara>
       <w:r>
         <w:rPr>
-          <w:rFonts w:ascii="Times New Roman" w:hAnsi="Times New Roman" w:eastAsia="Times New Roman" w:cs="Times New Roman"/>
-          <w:noProof w:val="0"/>
-          <w:sz w:val="24"/>
-          <w:szCs w:val="24"/>
-          <w:lang w:val="en-US"/>
-        </w:rPr>
-        <w:t xml:space="preserve"> produced the lowest coverage. </w:t>
-      </w:r>
-      <w:r>
-        <w:rPr>
-          <w:rFonts w:ascii="Times New Roman" w:hAnsi="Times New Roman" w:eastAsia="Times New Roman" w:cs="Times New Roman"/>
-          <w:noProof w:val="0"/>
-          <w:sz w:val="24"/>
-          <w:szCs w:val="24"/>
-          <w:lang w:val="en-US"/>
-        </w:rPr>
-        <w:t>Coverage increased with sample size and decreased with higher correlation among predictors.</w:t>
-      </w:r>
-    </w:p>
-    <w:p>
-      <w:pPr>
-        <w:bidi w:val="0"/>
-        <w:spacing w:before="0" w:beforeAutospacing="off" w:after="0" w:afterAutospacing="off" w:line="480" w:lineRule="auto"/>
-        <w:ind w:firstLine="720"/>
-        <w:jc w:val="left"/>
-      </w:pPr>
-      <w:r>
-        <w:rPr>
-          <w:rFonts w:ascii="Times New Roman" w:hAnsi="Times New Roman" w:eastAsia="Times New Roman" w:cs="Times New Roman"/>
-          <w:noProof w:val="0"/>
-          <w:sz w:val="24"/>
-          <w:szCs w:val="24"/>
-          <w:lang w:val="en-US"/>
-        </w:rPr>
-        <w:t xml:space="preserve">There was an inherent trade-off between TPR and FPR, as shown in Tables 1 and 2, respectively. TPR was highest in larger sample sizes and less correlated settings, with AIC, LASSO </w:t>
-      </w:r>
-      <w:r>
-        <w:rPr>
-          <w:rFonts w:ascii="Times New Roman" w:hAnsi="Times New Roman" w:eastAsia="Times New Roman" w:cs="Times New Roman"/>
-          <w:noProof w:val="0"/>
+          <w:rFonts w:ascii="Times New Roman" w:hAnsi="Times New Roman" w:eastAsia="Times New Roman" w:cs="Times New Roman" w:asciiTheme="minorAscii" w:hAnsiTheme="minorAscii" w:eastAsiaTheme="minorAscii" w:cstheme="minorAscii"/>
+          <w:noProof w:val="0"/>
+          <w:color w:val="auto"/>
+          <w:sz w:val="24"/>
+          <w:szCs w:val="24"/>
+          <w:lang w:val="en-US"/>
+        </w:rPr>
+        <w:t xml:space="preserve"> </w:t>
+      </w:r>
+      <w:r>
+        <w:rPr>
+          <w:rFonts w:ascii="Times New Roman" w:hAnsi="Times New Roman" w:eastAsia="Times New Roman" w:cs="Times New Roman" w:asciiTheme="minorAscii" w:hAnsiTheme="minorAscii" w:eastAsiaTheme="minorAscii" w:cstheme="minorAscii"/>
+          <w:noProof w:val="0"/>
+          <w:color w:val="auto"/>
+          <w:sz w:val="24"/>
+          <w:szCs w:val="24"/>
+          <w:lang w:val="en-US"/>
+        </w:rPr>
+        <w:t>generally produced</w:t>
+      </w:r>
+      <w:r>
+        <w:rPr>
+          <w:rFonts w:ascii="Times New Roman" w:hAnsi="Times New Roman" w:eastAsia="Times New Roman" w:cs="Times New Roman" w:asciiTheme="minorAscii" w:hAnsiTheme="minorAscii" w:eastAsiaTheme="minorAscii" w:cstheme="minorAscii"/>
+          <w:noProof w:val="0"/>
+          <w:color w:val="auto"/>
+          <w:sz w:val="24"/>
+          <w:szCs w:val="24"/>
+          <w:lang w:val="en-US"/>
+        </w:rPr>
+        <w:t xml:space="preserve"> the largest bias estimates. In terms of coverage, signal variable V01 consistently </w:t>
+      </w:r>
+      <w:r>
+        <w:rPr>
+          <w:rFonts w:ascii="Times New Roman" w:hAnsi="Times New Roman" w:eastAsia="Times New Roman" w:cs="Times New Roman" w:asciiTheme="minorAscii" w:hAnsiTheme="minorAscii" w:eastAsiaTheme="minorAscii" w:cstheme="minorAscii"/>
+          <w:noProof w:val="0"/>
+          <w:color w:val="auto"/>
+          <w:sz w:val="24"/>
+          <w:szCs w:val="24"/>
+          <w:lang w:val="en-US"/>
+        </w:rPr>
+        <w:t>demonstrated</w:t>
+      </w:r>
+      <w:r>
+        <w:rPr>
+          <w:rFonts w:ascii="Times New Roman" w:hAnsi="Times New Roman" w:eastAsia="Times New Roman" w:cs="Times New Roman" w:asciiTheme="minorAscii" w:hAnsiTheme="minorAscii" w:eastAsiaTheme="minorAscii" w:cstheme="minorAscii"/>
+          <w:noProof w:val="0"/>
+          <w:color w:val="auto"/>
+          <w:sz w:val="24"/>
+          <w:szCs w:val="24"/>
+          <w:lang w:val="en-US"/>
+        </w:rPr>
+        <w:t xml:space="preserve"> poorer coverage across the six scenarios and seven methods, with coverage ranging from 20% to 94%. Across methods, backward selection approaches (AIC, BIC, and p-value) and LASSO </w:t>
+      </w:r>
+      <w:r>
+        <w:rPr>
+          <w:rFonts w:ascii="Times New Roman" w:hAnsi="Times New Roman" w:eastAsia="Times New Roman" w:cs="Times New Roman" w:asciiTheme="minorAscii" w:hAnsiTheme="minorAscii" w:eastAsiaTheme="minorAscii" w:cstheme="minorAscii"/>
+          <w:noProof w:val="0"/>
+          <w:color w:val="auto"/>
           <w:sz w:val="24"/>
           <w:szCs w:val="24"/>
           <w:lang w:val="en-US"/>
         </w:rPr>
         <w:t xml:space="preserve">with </w:t>
-      </w:r>
-      <m:oMathPara xmlns:m="http://schemas.openxmlformats.org/officeDocument/2006/math">
-        <m:oMath xmlns:m="http://schemas.openxmlformats.org/officeDocument/2006/math">
-          <m:sSub xmlns:m="http://schemas.openxmlformats.org/officeDocument/2006/math">
-            <m:sSubPr>
-              <m:ctrlPr/>
-            </m:sSubPr>
-            <m:e>
-              <m:r>
-                <m:t>𝜆</m:t>
-              </m:r>
-            </m:e>
-            <m:sub>
-              <m:r>
-                <m:t>𝑚𝑖𝑛</m:t>
-              </m:r>
-            </m:sub>
-          </m:sSub>
-        </m:oMath>
-      </m:oMathPara>
-      <w:r>
-        <w:rPr>
-          <w:rFonts w:ascii="Times New Roman" w:hAnsi="Times New Roman" w:eastAsia="Times New Roman" w:cs="Times New Roman"/>
-          <w:noProof w:val="0"/>
-          <w:sz w:val="24"/>
-          <w:szCs w:val="24"/>
-          <w:lang w:val="en-US"/>
-        </w:rPr>
-        <w:t xml:space="preserve">, and elastic net </w:t>
-      </w:r>
-      <w:r>
-        <w:rPr>
-          <w:rFonts w:ascii="Times New Roman" w:hAnsi="Times New Roman" w:eastAsia="Times New Roman" w:cs="Times New Roman"/>
-          <w:noProof w:val="0"/>
-          <w:sz w:val="24"/>
-          <w:szCs w:val="24"/>
-          <w:lang w:val="en-US"/>
-        </w:rPr>
-        <w:t>with</w:t>
-      </w:r>
-      <w:r>
-        <w:rPr>
-          <w:rFonts w:ascii="Times New Roman" w:hAnsi="Times New Roman" w:eastAsia="Times New Roman" w:cs="Times New Roman"/>
-          <w:noProof w:val="0"/>
-          <w:sz w:val="24"/>
-          <w:szCs w:val="24"/>
-          <w:lang w:val="en-US"/>
-        </w:rPr>
-        <w:t xml:space="preserve"> </w:t>
-      </w:r>
-      <m:oMathPara xmlns:m="http://schemas.openxmlformats.org/officeDocument/2006/math">
-        <m:oMath xmlns:m="http://schemas.openxmlformats.org/officeDocument/2006/math">
-          <m:sSub xmlns:m="http://schemas.openxmlformats.org/officeDocument/2006/math">
-            <m:sSubPr>
-              <m:ctrlPr/>
-            </m:sSubPr>
-            <m:e>
-              <m:r>
-                <m:t>𝜆</m:t>
-              </m:r>
-            </m:e>
-            <m:sub>
-              <m:r>
-                <m:t>𝑚𝑖𝑛</m:t>
-              </m:r>
-            </m:sub>
-          </m:sSub>
-        </m:oMath>
-      </m:oMathPara>
-      <w:r>
-        <w:rPr>
-          <w:rFonts w:ascii="Times New Roman" w:hAnsi="Times New Roman" w:eastAsia="Times New Roman" w:cs="Times New Roman"/>
-          <w:noProof w:val="0"/>
-          <w:sz w:val="24"/>
-          <w:szCs w:val="24"/>
-          <w:lang w:val="en-US"/>
-        </w:rPr>
-        <w:t xml:space="preserve"> </w:t>
-      </w:r>
-      <w:r>
-        <w:rPr>
-          <w:rFonts w:ascii="Times New Roman" w:hAnsi="Times New Roman" w:eastAsia="Times New Roman" w:cs="Times New Roman"/>
-          <w:noProof w:val="0"/>
-          <w:sz w:val="24"/>
-          <w:szCs w:val="24"/>
-          <w:lang w:val="en-US"/>
-        </w:rPr>
-        <w:t xml:space="preserve">methods </w:t>
-      </w:r>
-      <w:r>
-        <w:rPr>
-          <w:rFonts w:ascii="Times New Roman" w:hAnsi="Times New Roman" w:eastAsia="Times New Roman" w:cs="Times New Roman"/>
-          <w:noProof w:val="0"/>
-          <w:sz w:val="24"/>
-          <w:szCs w:val="24"/>
-          <w:lang w:val="en-US"/>
-        </w:rPr>
-        <w:t>generally yielding</w:t>
-      </w:r>
-      <w:r>
-        <w:rPr>
-          <w:rFonts w:ascii="Times New Roman" w:hAnsi="Times New Roman" w:eastAsia="Times New Roman" w:cs="Times New Roman"/>
-          <w:noProof w:val="0"/>
-          <w:sz w:val="24"/>
-          <w:szCs w:val="24"/>
-          <w:lang w:val="en-US"/>
-        </w:rPr>
-        <w:t xml:space="preserve"> the highest rates. FPR was lowest under the p-value, BIC, and LASSO </w:t>
-      </w:r>
-      <w:r>
-        <w:rPr>
-          <w:rFonts w:ascii="Times New Roman" w:hAnsi="Times New Roman" w:eastAsia="Times New Roman" w:cs="Times New Roman"/>
-          <w:noProof w:val="0"/>
-          <w:sz w:val="24"/>
-          <w:szCs w:val="24"/>
-          <w:lang w:val="en-US"/>
-        </w:rPr>
-        <w:t>with</w:t>
-      </w:r>
-      <w:r>
-        <w:rPr>
-          <w:rFonts w:ascii="Times New Roman" w:hAnsi="Times New Roman" w:eastAsia="Times New Roman" w:cs="Times New Roman"/>
-          <w:noProof w:val="0"/>
-          <w:sz w:val="24"/>
-          <w:szCs w:val="24"/>
-          <w:lang w:val="en-US"/>
-        </w:rPr>
-        <w:t xml:space="preserve"> </w:t>
-      </w:r>
-      <m:oMathPara xmlns:m="http://schemas.openxmlformats.org/officeDocument/2006/math">
-        <m:oMath xmlns:m="http://schemas.openxmlformats.org/officeDocument/2006/math">
-          <m:sSub xmlns:m="http://schemas.openxmlformats.org/officeDocument/2006/math">
-            <m:sSubPr>
-              <m:ctrlPr/>
-            </m:sSubPr>
-            <m:e>
-              <m:r>
-                <m:t>𝜆</m:t>
-              </m:r>
-            </m:e>
-            <m:sub>
-              <m:r>
-                <m:t>𝑚𝑖𝑛</m:t>
-              </m:r>
-            </m:sub>
-          </m:sSub>
-        </m:oMath>
-      </m:oMathPara>
-      <w:r>
-        <w:rPr>
-          <w:rFonts w:ascii="Times New Roman" w:hAnsi="Times New Roman" w:eastAsia="Times New Roman" w:cs="Times New Roman"/>
-          <w:noProof w:val="0"/>
-          <w:sz w:val="24"/>
-          <w:szCs w:val="24"/>
-          <w:lang w:val="en-US"/>
-        </w:rPr>
-        <w:t xml:space="preserve"> </w:t>
-      </w:r>
-      <w:r>
-        <w:rPr>
-          <w:rFonts w:ascii="Times New Roman" w:hAnsi="Times New Roman" w:eastAsia="Times New Roman" w:cs="Times New Roman"/>
-          <w:noProof w:val="0"/>
-          <w:sz w:val="24"/>
-          <w:szCs w:val="24"/>
-          <w:lang w:val="en-US"/>
-        </w:rPr>
-        <w:t xml:space="preserve">selection methods, and showed </w:t>
-      </w:r>
-      <w:r>
-        <w:rPr>
-          <w:rFonts w:ascii="Times New Roman" w:hAnsi="Times New Roman" w:eastAsia="Times New Roman" w:cs="Times New Roman"/>
-          <w:noProof w:val="0"/>
-          <w:sz w:val="24"/>
-          <w:szCs w:val="24"/>
-          <w:lang w:val="en-US"/>
-        </w:rPr>
-        <w:t>little variation</w:t>
-      </w:r>
-      <w:r>
-        <w:rPr>
-          <w:rFonts w:ascii="Times New Roman" w:hAnsi="Times New Roman" w:eastAsia="Times New Roman" w:cs="Times New Roman"/>
-          <w:noProof w:val="0"/>
-          <w:sz w:val="24"/>
-          <w:szCs w:val="24"/>
-          <w:lang w:val="en-US"/>
-        </w:rPr>
-        <w:t xml:space="preserve"> across changes in sample size and correlation structure.</w:t>
-      </w:r>
-    </w:p>
-    <w:p>
-      <w:pPr>
-        <w:bidi w:val="0"/>
-        <w:spacing w:before="0" w:beforeAutospacing="off" w:after="0" w:afterAutospacing="off" w:line="480" w:lineRule="auto"/>
-        <w:ind w:firstLine="720"/>
-        <w:jc w:val="left"/>
-      </w:pPr>
-      <w:r>
-        <w:rPr>
-          <w:rFonts w:ascii="Times New Roman" w:hAnsi="Times New Roman" w:eastAsia="Times New Roman" w:cs="Times New Roman"/>
-          <w:noProof w:val="0"/>
-          <w:sz w:val="24"/>
-          <w:szCs w:val="24"/>
-          <w:lang w:val="en-US"/>
-        </w:rPr>
-        <w:t xml:space="preserve">Similarly, there was a trade-off between </w:t>
-      </w:r>
-      <w:r>
-        <w:rPr>
-          <w:rFonts w:ascii="Times New Roman" w:hAnsi="Times New Roman" w:eastAsia="Times New Roman" w:cs="Times New Roman"/>
-          <w:noProof w:val="0"/>
-          <w:sz w:val="24"/>
-          <w:szCs w:val="24"/>
-          <w:lang w:val="en-US"/>
-        </w:rPr>
-        <w:t>t</w:t>
-      </w:r>
-      <w:r>
-        <w:rPr>
-          <w:rFonts w:ascii="Times New Roman" w:hAnsi="Times New Roman" w:eastAsia="Times New Roman" w:cs="Times New Roman"/>
-          <w:noProof w:val="0"/>
-          <w:sz w:val="24"/>
-          <w:szCs w:val="24"/>
-          <w:lang w:val="en-US"/>
-        </w:rPr>
-        <w:t>ype</w:t>
-      </w:r>
-      <w:r>
-        <w:rPr>
-          <w:rFonts w:ascii="Times New Roman" w:hAnsi="Times New Roman" w:eastAsia="Times New Roman" w:cs="Times New Roman"/>
-          <w:noProof w:val="0"/>
-          <w:sz w:val="24"/>
-          <w:szCs w:val="24"/>
-          <w:lang w:val="en-US"/>
-        </w:rPr>
-        <w:t xml:space="preserve"> I error and </w:t>
-      </w:r>
-      <w:r>
-        <w:rPr>
-          <w:rFonts w:ascii="Times New Roman" w:hAnsi="Times New Roman" w:eastAsia="Times New Roman" w:cs="Times New Roman"/>
-          <w:noProof w:val="0"/>
-          <w:sz w:val="24"/>
-          <w:szCs w:val="24"/>
-          <w:lang w:val="en-US"/>
-        </w:rPr>
-        <w:t>t</w:t>
-      </w:r>
-      <w:r>
-        <w:rPr>
-          <w:rFonts w:ascii="Times New Roman" w:hAnsi="Times New Roman" w:eastAsia="Times New Roman" w:cs="Times New Roman"/>
-          <w:noProof w:val="0"/>
-          <w:sz w:val="24"/>
-          <w:szCs w:val="24"/>
-          <w:lang w:val="en-US"/>
-        </w:rPr>
-        <w:t>ype</w:t>
-      </w:r>
-      <w:r>
-        <w:rPr>
-          <w:rFonts w:ascii="Times New Roman" w:hAnsi="Times New Roman" w:eastAsia="Times New Roman" w:cs="Times New Roman"/>
-          <w:noProof w:val="0"/>
-          <w:sz w:val="24"/>
-          <w:szCs w:val="24"/>
-          <w:lang w:val="en-US"/>
-        </w:rPr>
-        <w:t xml:space="preserve"> II error, where lower </w:t>
-      </w:r>
-      <w:r>
-        <w:rPr>
-          <w:rFonts w:ascii="Times New Roman" w:hAnsi="Times New Roman" w:eastAsia="Times New Roman" w:cs="Times New Roman"/>
-          <w:noProof w:val="0"/>
-          <w:sz w:val="24"/>
-          <w:szCs w:val="24"/>
-          <w:lang w:val="en-US"/>
-        </w:rPr>
-        <w:t>t</w:t>
-      </w:r>
-      <w:r>
-        <w:rPr>
-          <w:rFonts w:ascii="Times New Roman" w:hAnsi="Times New Roman" w:eastAsia="Times New Roman" w:cs="Times New Roman"/>
-          <w:noProof w:val="0"/>
-          <w:sz w:val="24"/>
-          <w:szCs w:val="24"/>
-          <w:lang w:val="en-US"/>
-        </w:rPr>
-        <w:t>ype</w:t>
-      </w:r>
-      <w:r>
-        <w:rPr>
-          <w:rFonts w:ascii="Times New Roman" w:hAnsi="Times New Roman" w:eastAsia="Times New Roman" w:cs="Times New Roman"/>
-          <w:noProof w:val="0"/>
-          <w:sz w:val="24"/>
-          <w:szCs w:val="24"/>
-          <w:lang w:val="en-US"/>
-        </w:rPr>
-        <w:t xml:space="preserve"> I error was generally associated with higher </w:t>
-      </w:r>
-      <w:r>
-        <w:rPr>
-          <w:rFonts w:ascii="Times New Roman" w:hAnsi="Times New Roman" w:eastAsia="Times New Roman" w:cs="Times New Roman"/>
-          <w:noProof w:val="0"/>
-          <w:sz w:val="24"/>
-          <w:szCs w:val="24"/>
-          <w:lang w:val="en-US"/>
-        </w:rPr>
-        <w:t>t</w:t>
-      </w:r>
-      <w:r>
-        <w:rPr>
-          <w:rFonts w:ascii="Times New Roman" w:hAnsi="Times New Roman" w:eastAsia="Times New Roman" w:cs="Times New Roman"/>
-          <w:noProof w:val="0"/>
-          <w:sz w:val="24"/>
-          <w:szCs w:val="24"/>
-          <w:lang w:val="en-US"/>
-        </w:rPr>
-        <w:t>ype</w:t>
-      </w:r>
-      <w:r>
-        <w:rPr>
-          <w:rFonts w:ascii="Times New Roman" w:hAnsi="Times New Roman" w:eastAsia="Times New Roman" w:cs="Times New Roman"/>
-          <w:noProof w:val="0"/>
-          <w:sz w:val="24"/>
-          <w:szCs w:val="24"/>
-          <w:lang w:val="en-US"/>
-        </w:rPr>
-        <w:t xml:space="preserve"> II error; this comparison is shown in Figure 4.</w:t>
-      </w:r>
-      <w:r>
-        <w:rPr>
-          <w:rFonts w:ascii="Times New Roman" w:hAnsi="Times New Roman" w:eastAsia="Times New Roman" w:cs="Times New Roman"/>
-          <w:noProof w:val="0"/>
-          <w:sz w:val="24"/>
-          <w:szCs w:val="24"/>
-          <w:lang w:val="en-US"/>
-        </w:rPr>
-        <w:t xml:space="preserve"> </w:t>
-      </w:r>
-      <w:r>
-        <w:rPr>
-          <w:rFonts w:ascii="Times New Roman" w:hAnsi="Times New Roman" w:eastAsia="Times New Roman" w:cs="Times New Roman"/>
-          <w:noProof w:val="0"/>
-          <w:sz w:val="24"/>
-          <w:szCs w:val="24"/>
-          <w:lang w:val="en-US"/>
-        </w:rPr>
-        <w:t>In general</w:t>
-      </w:r>
-      <w:r>
-        <w:rPr>
-          <w:rFonts w:ascii="Times New Roman" w:hAnsi="Times New Roman" w:eastAsia="Times New Roman" w:cs="Times New Roman"/>
-          <w:noProof w:val="0"/>
-          <w:sz w:val="24"/>
-          <w:szCs w:val="24"/>
-          <w:lang w:val="en-US"/>
-        </w:rPr>
-        <w:t xml:space="preserve">, </w:t>
-      </w:r>
-      <w:r>
-        <w:rPr>
-          <w:rFonts w:ascii="Times New Roman" w:hAnsi="Times New Roman" w:eastAsia="Times New Roman" w:cs="Times New Roman"/>
-          <w:noProof w:val="0"/>
-          <w:sz w:val="24"/>
-          <w:szCs w:val="24"/>
-          <w:lang w:val="en-US"/>
-        </w:rPr>
-        <w:t>t</w:t>
-      </w:r>
-      <w:r>
-        <w:rPr>
-          <w:rFonts w:ascii="Times New Roman" w:hAnsi="Times New Roman" w:eastAsia="Times New Roman" w:cs="Times New Roman"/>
-          <w:noProof w:val="0"/>
-          <w:sz w:val="24"/>
-          <w:szCs w:val="24"/>
-          <w:lang w:val="en-US"/>
-        </w:rPr>
-        <w:t>ype</w:t>
-      </w:r>
-      <w:r>
-        <w:rPr>
-          <w:rFonts w:ascii="Times New Roman" w:hAnsi="Times New Roman" w:eastAsia="Times New Roman" w:cs="Times New Roman"/>
-          <w:noProof w:val="0"/>
-          <w:sz w:val="24"/>
-          <w:szCs w:val="24"/>
-          <w:lang w:val="en-US"/>
-        </w:rPr>
-        <w:t xml:space="preserve"> I error decreased with increasing sample size and increased with higher correlation, implying the opposite pattern for </w:t>
-      </w:r>
-      <w:r>
-        <w:rPr>
-          <w:rFonts w:ascii="Times New Roman" w:hAnsi="Times New Roman" w:eastAsia="Times New Roman" w:cs="Times New Roman"/>
-          <w:noProof w:val="0"/>
-          <w:sz w:val="24"/>
-          <w:szCs w:val="24"/>
-          <w:lang w:val="en-US"/>
-        </w:rPr>
-        <w:t>t</w:t>
-      </w:r>
-      <w:r>
-        <w:rPr>
-          <w:rFonts w:ascii="Times New Roman" w:hAnsi="Times New Roman" w:eastAsia="Times New Roman" w:cs="Times New Roman"/>
-          <w:noProof w:val="0"/>
-          <w:sz w:val="24"/>
-          <w:szCs w:val="24"/>
-          <w:lang w:val="en-US"/>
-        </w:rPr>
-        <w:t>ype</w:t>
-      </w:r>
-      <w:r>
-        <w:rPr>
-          <w:rFonts w:ascii="Times New Roman" w:hAnsi="Times New Roman" w:eastAsia="Times New Roman" w:cs="Times New Roman"/>
-          <w:noProof w:val="0"/>
-          <w:sz w:val="24"/>
-          <w:szCs w:val="24"/>
-          <w:lang w:val="en-US"/>
-        </w:rPr>
-        <w:t xml:space="preserve"> II error.</w:t>
-      </w:r>
-      <w:r>
-        <w:rPr>
-          <w:rFonts w:ascii="Times New Roman" w:hAnsi="Times New Roman" w:eastAsia="Times New Roman" w:cs="Times New Roman"/>
-          <w:noProof w:val="0"/>
-          <w:sz w:val="24"/>
-          <w:szCs w:val="24"/>
-          <w:lang w:val="en-US"/>
-        </w:rPr>
-        <w:t xml:space="preserve"> BIC and </w:t>
       </w:r>
       <m:oMathPara xmlns:m="http://schemas.openxmlformats.org/officeDocument/2006/math">
         <m:oMath xmlns:m="http://schemas.openxmlformats.org/officeDocument/2006/math">
@@ -3532,73 +3646,229 @@
       </m:oMathPara>
       <w:r>
         <w:rPr>
+          <w:rFonts w:ascii="Times New Roman" w:hAnsi="Times New Roman" w:eastAsia="Times New Roman" w:cs="Times New Roman" w:asciiTheme="minorAscii" w:hAnsiTheme="minorAscii" w:eastAsiaTheme="minorAscii" w:cstheme="minorAscii"/>
+          <w:noProof w:val="0"/>
+          <w:color w:val="auto"/>
+          <w:sz w:val="24"/>
+          <w:szCs w:val="24"/>
+          <w:lang w:val="en-US"/>
+        </w:rPr>
+        <w:t xml:space="preserve"> produced the lowest coverage. </w:t>
+      </w:r>
+      <w:r>
+        <w:rPr>
+          <w:rFonts w:ascii="Times New Roman" w:hAnsi="Times New Roman" w:eastAsia="Times New Roman" w:cs="Times New Roman" w:asciiTheme="minorAscii" w:hAnsiTheme="minorAscii" w:eastAsiaTheme="minorAscii" w:cstheme="minorAscii"/>
+          <w:noProof w:val="0"/>
+          <w:color w:val="auto"/>
+          <w:sz w:val="24"/>
+          <w:szCs w:val="24"/>
+          <w:lang w:val="en-US"/>
+        </w:rPr>
+        <w:t>Coverage increased with sample size an</w:t>
+      </w:r>
+      <w:r>
+        <w:rPr>
+          <w:rFonts w:ascii="Times New Roman" w:hAnsi="Times New Roman" w:eastAsia="Times New Roman" w:cs="Times New Roman" w:asciiTheme="minorAscii" w:hAnsiTheme="minorAscii" w:eastAsiaTheme="minorAscii" w:cstheme="minorAscii"/>
+          <w:noProof w:val="0"/>
+          <w:color w:val="auto"/>
+          <w:sz w:val="24"/>
+          <w:szCs w:val="24"/>
+          <w:lang w:val="en-US"/>
+        </w:rPr>
+        <w:t>d decreased with higher correlation among predictors.</w:t>
+      </w:r>
+    </w:p>
+    <w:p>
+      <w:pPr>
+        <w:pStyle w:val="Normal"/>
+        <w:bidi w:val="0"/>
+        <w:spacing w:before="0" w:beforeAutospacing="off" w:after="240" w:afterAutospacing="off" w:line="276" w:lineRule="auto"/>
+        <w:ind w:firstLine="0"/>
+        <w:jc w:val="center"/>
+        <w:rPr>
+          <w:rFonts w:ascii="Times New Roman" w:hAnsi="Times New Roman" w:eastAsia="Times New Roman" w:cs="Times New Roman" w:asciiTheme="minorAscii" w:hAnsiTheme="minorAscii" w:eastAsiaTheme="minorAscii" w:cstheme="minorAscii"/>
+          <w:b w:val="1"/>
+          <w:bCs w:val="1"/>
+          <w:noProof w:val="0"/>
+          <w:color w:val="auto"/>
+          <w:sz w:val="24"/>
+          <w:szCs w:val="24"/>
+          <w:lang w:val="en-US"/>
+        </w:rPr>
+      </w:pPr>
+      <w:r>
+        <w:drawing>
+          <wp:inline wp14:editId="109892F9" wp14:anchorId="222A7C09">
+            <wp:extent cx="5059378" cy="3291840"/>
+            <wp:effectExtent l="0" t="0" r="0" b="0"/>
+            <wp:docPr id="1283877042" name="drawing"/>
+            <wp:cNvGraphicFramePr>
+              <a:graphicFrameLocks noChangeAspect="1"/>
+            </wp:cNvGraphicFramePr>
+            <a:graphic>
+              <a:graphicData xmlns:a="http://schemas.openxmlformats.org/drawingml/2006/main" uri="http://schemas.openxmlformats.org/drawingml/2006/picture">
+                <pic:pic xmlns:pic="http://schemas.openxmlformats.org/drawingml/2006/picture">
+                  <pic:nvPicPr>
+                    <pic:cNvPr id="617075947" name="Picture 617075947"/>
+                    <pic:cNvPicPr/>
+                  </pic:nvPicPr>
+                  <pic:blipFill>
+                    <a:blip xmlns:r="http://schemas.openxmlformats.org/officeDocument/2006/relationships" r:embed="rId590729103">
+                      <a:extLst>
+                        <a:ext uri="{28A0092B-C50C-407E-A947-70E740481C1C}">
+                          <a14:useLocalDpi xmlns:a14="http://schemas.microsoft.com/office/drawing/2010/main"/>
+                        </a:ext>
+                      </a:extLst>
+                    </a:blip>
+                    <a:stretch>
+                      <a:fillRect/>
+                    </a:stretch>
+                  </pic:blipFill>
+                  <pic:spPr>
+                    <a:xfrm rot="0">
+                      <a:off x="0" y="0"/>
+                      <a:ext cx="5059378" cy="3291840"/>
+                    </a:xfrm>
+                    <a:prstGeom prst="rect">
+                      <a:avLst/>
+                    </a:prstGeom>
+                  </pic:spPr>
+                </pic:pic>
+              </a:graphicData>
+            </a:graphic>
+          </wp:inline>
+        </w:drawing>
+      </w:r>
+    </w:p>
+    <w:p>
+      <w:pPr>
+        <w:pStyle w:val="Normal"/>
+        <w:bidi w:val="0"/>
+        <w:spacing w:before="0" w:beforeAutospacing="off" w:after="0" w:afterAutospacing="off" w:line="276" w:lineRule="auto"/>
+        <w:ind w:firstLine="0"/>
+        <w:jc w:val="left"/>
+        <w:rPr>
+          <w:rFonts w:ascii="Times New Roman" w:hAnsi="Times New Roman" w:eastAsia="Times New Roman" w:cs="Times New Roman" w:asciiTheme="minorAscii" w:hAnsiTheme="minorAscii" w:eastAsiaTheme="minorAscii" w:cstheme="minorAscii"/>
+          <w:b w:val="1"/>
+          <w:bCs w:val="1"/>
+          <w:noProof w:val="0"/>
+          <w:color w:val="auto"/>
+          <w:sz w:val="24"/>
+          <w:szCs w:val="24"/>
+          <w:lang w:val="en-US"/>
+        </w:rPr>
+      </w:pPr>
+      <w:r>
+        <w:rPr>
+          <w:rFonts w:ascii="Times New Roman" w:hAnsi="Times New Roman" w:eastAsia="Times New Roman" w:cs="Times New Roman" w:asciiTheme="minorAscii" w:hAnsiTheme="minorAscii" w:eastAsiaTheme="minorAscii" w:cstheme="minorAscii"/>
+          <w:b w:val="1"/>
+          <w:bCs w:val="1"/>
+          <w:noProof w:val="0"/>
+          <w:color w:val="auto"/>
+          <w:sz w:val="24"/>
+          <w:szCs w:val="24"/>
+          <w:lang w:val="en-US"/>
+        </w:rPr>
+        <w:t xml:space="preserve">Figure 2. </w:t>
+      </w:r>
+      <w:r>
+        <w:rPr>
           <w:rFonts w:ascii="Times New Roman" w:hAnsi="Times New Roman" w:eastAsia="Times New Roman" w:cs="Times New Roman"/>
           <w:noProof w:val="0"/>
-          <w:sz w:val="24"/>
-          <w:szCs w:val="24"/>
-          <w:lang w:val="en-US"/>
-        </w:rPr>
-        <w:t xml:space="preserve">selection methods tended to produce the lowest </w:t>
+          <w:color w:val="auto"/>
+          <w:sz w:val="24"/>
+          <w:szCs w:val="24"/>
+          <w:lang w:val="en-US"/>
+        </w:rPr>
+        <w:t xml:space="preserve">Bias of the estimated coefficients across the 20 predictors by method and selection type. Bias is evaluated as the difference between the estimated and true coefficients, with values closer to 0 </w:t>
       </w:r>
       <w:r>
         <w:rPr>
           <w:rFonts w:ascii="Times New Roman" w:hAnsi="Times New Roman" w:eastAsia="Times New Roman" w:cs="Times New Roman"/>
           <w:noProof w:val="0"/>
-          <w:sz w:val="24"/>
-          <w:szCs w:val="24"/>
-          <w:lang w:val="en-US"/>
-        </w:rPr>
-        <w:t>t</w:t>
+          <w:color w:val="auto"/>
+          <w:sz w:val="24"/>
+          <w:szCs w:val="24"/>
+          <w:lang w:val="en-US"/>
+        </w:rPr>
+        <w:t>indicating</w:t>
       </w:r>
       <w:r>
         <w:rPr>
           <w:rFonts w:ascii="Times New Roman" w:hAnsi="Times New Roman" w:eastAsia="Times New Roman" w:cs="Times New Roman"/>
           <w:noProof w:val="0"/>
-          <w:sz w:val="24"/>
-          <w:szCs w:val="24"/>
-          <w:lang w:val="en-US"/>
-        </w:rPr>
-        <w:t>ype</w:t>
+          <w:color w:val="auto"/>
+          <w:sz w:val="24"/>
+          <w:szCs w:val="24"/>
+          <w:lang w:val="en-US"/>
+        </w:rPr>
+        <w:t xml:space="preserve"> better performance. In the heatmap, blue </w:t>
       </w:r>
       <w:r>
         <w:rPr>
           <w:rFonts w:ascii="Times New Roman" w:hAnsi="Times New Roman" w:eastAsia="Times New Roman" w:cs="Times New Roman"/>
           <w:noProof w:val="0"/>
-          <w:sz w:val="24"/>
-          <w:szCs w:val="24"/>
-          <w:lang w:val="en-US"/>
-        </w:rPr>
-        <w:t xml:space="preserve"> I error, </w:t>
+          <w:color w:val="auto"/>
+          <w:sz w:val="24"/>
+          <w:szCs w:val="24"/>
+          <w:lang w:val="en-US"/>
+        </w:rPr>
+        <w:t>indicates</w:t>
       </w:r>
       <w:r>
         <w:rPr>
           <w:rFonts w:ascii="Times New Roman" w:hAnsi="Times New Roman" w:eastAsia="Times New Roman" w:cs="Times New Roman"/>
           <w:noProof w:val="0"/>
-          <w:sz w:val="24"/>
-          <w:szCs w:val="24"/>
-          <w:lang w:val="en-US"/>
-        </w:rPr>
-        <w:t>whereas</w:t>
+          <w:color w:val="auto"/>
+          <w:sz w:val="24"/>
+          <w:szCs w:val="24"/>
+          <w:lang w:val="en-US"/>
+        </w:rPr>
+        <w:t xml:space="preserve"> negative bias, pink </w:t>
       </w:r>
       <w:r>
         <w:rPr>
           <w:rFonts w:ascii="Times New Roman" w:hAnsi="Times New Roman" w:eastAsia="Times New Roman" w:cs="Times New Roman"/>
           <w:noProof w:val="0"/>
-          <w:sz w:val="24"/>
-          <w:szCs w:val="24"/>
-          <w:lang w:val="en-US"/>
-        </w:rPr>
-        <w:t xml:space="preserve"> p-value, AIC, and elastic net </w:t>
+          <w:color w:val="auto"/>
+          <w:sz w:val="24"/>
+          <w:szCs w:val="24"/>
+          <w:lang w:val="en-US"/>
+        </w:rPr>
+        <w:t>indicates</w:t>
       </w:r>
       <w:r>
         <w:rPr>
           <w:rFonts w:ascii="Times New Roman" w:hAnsi="Times New Roman" w:eastAsia="Times New Roman" w:cs="Times New Roman"/>
           <w:noProof w:val="0"/>
-          <w:sz w:val="24"/>
-          <w:szCs w:val="24"/>
-          <w:lang w:val="en-US"/>
-        </w:rPr>
-        <w:t xml:space="preserve">with </w:t>
+          <w:color w:val="auto"/>
+          <w:sz w:val="24"/>
+          <w:szCs w:val="24"/>
+          <w:lang w:val="en-US"/>
+        </w:rPr>
+        <w:t xml:space="preserve"> positive bias, and white </w:t>
+      </w:r>
+      <w:r>
+        <w:rPr>
+          <w:rFonts w:ascii="Times New Roman" w:hAnsi="Times New Roman" w:eastAsia="Times New Roman" w:cs="Times New Roman"/>
+          <w:noProof w:val="0"/>
+          <w:color w:val="auto"/>
+          <w:sz w:val="24"/>
+          <w:szCs w:val="24"/>
+          <w:lang w:val="en-US"/>
+        </w:rPr>
+        <w:t>represents</w:t>
+      </w:r>
+      <w:r>
+        <w:rPr>
+          <w:rFonts w:ascii="Times New Roman" w:hAnsi="Times New Roman" w:eastAsia="Times New Roman" w:cs="Times New Roman"/>
+          <w:noProof w:val="0"/>
+          <w:color w:val="auto"/>
+          <w:sz w:val="24"/>
+          <w:szCs w:val="24"/>
+          <w:lang w:val="en-US"/>
+        </w:rPr>
+        <w:t xml:space="preserve"> no bias. “Minimum” refers to tuning parameter </w:t>
       </w:r>
       <m:oMathPara xmlns:m="http://schemas.openxmlformats.org/officeDocument/2006/math">
         <m:oMath xmlns:m="http://schemas.openxmlformats.org/officeDocument/2006/math">
@@ -3623,309 +3893,12 @@
         <w:rPr>
           <w:rFonts w:ascii="Times New Roman" w:hAnsi="Times New Roman" w:eastAsia="Times New Roman" w:cs="Times New Roman"/>
           <w:noProof w:val="0"/>
-          <w:sz w:val="24"/>
-          <w:szCs w:val="24"/>
-          <w:lang w:val="en-US"/>
-        </w:rPr>
-        <w:t xml:space="preserve">methods produced higher </w:t>
-      </w:r>
-      <w:r>
-        <w:rPr>
-          <w:rFonts w:ascii="Times New Roman" w:hAnsi="Times New Roman" w:eastAsia="Times New Roman" w:cs="Times New Roman"/>
-          <w:noProof w:val="0"/>
-          <w:sz w:val="24"/>
-          <w:szCs w:val="24"/>
-          <w:lang w:val="en-US"/>
-        </w:rPr>
-        <w:t>t</w:t>
-      </w:r>
-      <w:r>
-        <w:rPr>
-          <w:rFonts w:ascii="Times New Roman" w:hAnsi="Times New Roman" w:eastAsia="Times New Roman" w:cs="Times New Roman"/>
-          <w:noProof w:val="0"/>
-          <w:sz w:val="24"/>
-          <w:szCs w:val="24"/>
-          <w:lang w:val="en-US"/>
-        </w:rPr>
-        <w:t>ype</w:t>
-      </w:r>
-      <w:r>
-        <w:rPr>
-          <w:rFonts w:ascii="Times New Roman" w:hAnsi="Times New Roman" w:eastAsia="Times New Roman" w:cs="Times New Roman"/>
-          <w:noProof w:val="0"/>
-          <w:sz w:val="24"/>
-          <w:szCs w:val="24"/>
-          <w:lang w:val="en-US"/>
-        </w:rPr>
-        <w:t xml:space="preserve"> I error rates.</w:t>
-      </w:r>
-    </w:p>
-    <w:p>
-      <w:pPr>
-        <w:pStyle w:val="Normal"/>
-        <w:bidi w:val="0"/>
-        <w:spacing w:before="0" w:beforeAutospacing="off" w:after="0" w:afterAutospacing="off" w:line="480" w:lineRule="auto"/>
-        <w:ind w:left="0" w:right="0" w:firstLine="0"/>
-        <w:jc w:val="left"/>
-        <w:rPr>
-          <w:rFonts w:ascii="Times New Roman" w:hAnsi="Times New Roman" w:eastAsia="Times New Roman" w:cs="Times New Roman"/>
-          <w:b w:val="1"/>
-          <w:bCs w:val="1"/>
-          <w:noProof w:val="0"/>
-          <w:sz w:val="24"/>
-          <w:szCs w:val="24"/>
-          <w:lang w:val="en-US"/>
-        </w:rPr>
-      </w:pPr>
-      <w:r>
-        <w:rPr>
-          <w:rFonts w:ascii="Times New Roman" w:hAnsi="Times New Roman" w:eastAsia="Times New Roman" w:cs="Times New Roman"/>
-          <w:b w:val="1"/>
-          <w:bCs w:val="1"/>
-          <w:noProof w:val="0"/>
-          <w:sz w:val="24"/>
-          <w:szCs w:val="24"/>
-          <w:lang w:val="en-US"/>
-        </w:rPr>
-        <w:t xml:space="preserve">4 </w:t>
-      </w:r>
-      <w:r>
-        <w:rPr>
-          <w:rFonts w:ascii="Times New Roman" w:hAnsi="Times New Roman" w:eastAsia="Times New Roman" w:cs="Times New Roman"/>
-          <w:b w:val="1"/>
-          <w:bCs w:val="1"/>
-          <w:noProof w:val="0"/>
-          <w:sz w:val="24"/>
-          <w:szCs w:val="24"/>
-          <w:lang w:val="en-US"/>
-        </w:rPr>
-        <w:t>Discussion</w:t>
-      </w:r>
-      <w:r>
-        <w:rPr>
-          <w:rFonts w:ascii="Times New Roman" w:hAnsi="Times New Roman" w:eastAsia="Times New Roman" w:cs="Times New Roman"/>
-          <w:b w:val="1"/>
-          <w:bCs w:val="1"/>
-          <w:noProof w:val="0"/>
-          <w:sz w:val="24"/>
-          <w:szCs w:val="24"/>
-          <w:lang w:val="en-US"/>
-        </w:rPr>
-        <w:t xml:space="preserve"> and Conclusions</w:t>
-      </w:r>
-    </w:p>
-    <w:p>
-      <w:pPr>
-        <w:pStyle w:val="Normal"/>
-        <w:bidi w:val="0"/>
-        <w:spacing w:before="0" w:beforeAutospacing="off" w:after="0" w:afterAutospacing="off" w:line="480" w:lineRule="auto"/>
-        <w:ind w:left="0" w:right="0" w:firstLine="720"/>
-        <w:jc w:val="left"/>
-        <w:rPr>
-          <w:rFonts w:ascii="Times New Roman" w:hAnsi="Times New Roman" w:eastAsia="Times New Roman" w:cs="Times New Roman"/>
-          <w:b w:val="1"/>
-          <w:bCs w:val="1"/>
-          <w:noProof w:val="0"/>
-          <w:sz w:val="24"/>
-          <w:szCs w:val="24"/>
-          <w:lang w:val="en-US"/>
-        </w:rPr>
-      </w:pPr>
-      <w:r>
-        <w:rPr>
-          <w:rFonts w:ascii="Times New Roman" w:hAnsi="Times New Roman" w:eastAsia="Times New Roman" w:cs="Times New Roman"/>
-          <w:noProof w:val="0"/>
-          <w:sz w:val="24"/>
-          <w:szCs w:val="24"/>
-          <w:lang w:val="en-US"/>
-        </w:rPr>
-        <w:t xml:space="preserve">This simulation study compared several variable selection methods in linear regression, including backward selection based on p-values, AIC, and BIC, as well as LASSO and elastic net under different tuning parameter choices. Across all scenarios, we evaluated how well each method </w:t>
-      </w:r>
-      <w:r>
-        <w:rPr>
-          <w:rFonts w:ascii="Times New Roman" w:hAnsi="Times New Roman" w:eastAsia="Times New Roman" w:cs="Times New Roman"/>
-          <w:noProof w:val="0"/>
-          <w:sz w:val="24"/>
-          <w:szCs w:val="24"/>
-          <w:lang w:val="en-US"/>
-        </w:rPr>
-        <w:t>identified</w:t>
-      </w:r>
-      <w:r>
-        <w:rPr>
-          <w:rFonts w:ascii="Times New Roman" w:hAnsi="Times New Roman" w:eastAsia="Times New Roman" w:cs="Times New Roman"/>
-          <w:noProof w:val="0"/>
-          <w:sz w:val="24"/>
-          <w:szCs w:val="24"/>
-          <w:lang w:val="en-US"/>
-        </w:rPr>
-        <w:t xml:space="preserve"> the true variables and avoided irrelevant ones using selection rates, bias, coverage, TPR, FPR, and </w:t>
-      </w:r>
-      <w:r>
-        <w:rPr>
-          <w:rFonts w:ascii="Times New Roman" w:hAnsi="Times New Roman" w:eastAsia="Times New Roman" w:cs="Times New Roman"/>
-          <w:noProof w:val="0"/>
-          <w:sz w:val="24"/>
-          <w:szCs w:val="24"/>
-          <w:lang w:val="en-US"/>
-        </w:rPr>
-        <w:t>t</w:t>
-      </w:r>
-      <w:r>
-        <w:rPr>
-          <w:rFonts w:ascii="Times New Roman" w:hAnsi="Times New Roman" w:eastAsia="Times New Roman" w:cs="Times New Roman"/>
-          <w:noProof w:val="0"/>
-          <w:sz w:val="24"/>
-          <w:szCs w:val="24"/>
-          <w:lang w:val="en-US"/>
-        </w:rPr>
-        <w:t>ype</w:t>
-      </w:r>
-      <w:r>
-        <w:rPr>
-          <w:rFonts w:ascii="Times New Roman" w:hAnsi="Times New Roman" w:eastAsia="Times New Roman" w:cs="Times New Roman"/>
-          <w:noProof w:val="0"/>
-          <w:sz w:val="24"/>
-          <w:szCs w:val="24"/>
-          <w:lang w:val="en-US"/>
-        </w:rPr>
-        <w:t xml:space="preserve"> I/II error.</w:t>
-      </w:r>
-    </w:p>
-    <w:p>
-      <w:pPr>
-        <w:pStyle w:val="Normal"/>
-        <w:bidi w:val="0"/>
-        <w:spacing w:before="0" w:beforeAutospacing="off" w:after="0" w:afterAutospacing="off" w:line="480" w:lineRule="auto"/>
-        <w:ind w:left="0" w:right="0" w:firstLine="720"/>
-        <w:jc w:val="left"/>
-        <w:rPr>
-          <w:rFonts w:ascii="Times New Roman" w:hAnsi="Times New Roman" w:eastAsia="Times New Roman" w:cs="Times New Roman"/>
-          <w:b w:val="1"/>
-          <w:bCs w:val="1"/>
-          <w:noProof w:val="0"/>
-          <w:sz w:val="24"/>
-          <w:szCs w:val="24"/>
-          <w:lang w:val="en-US"/>
-        </w:rPr>
-      </w:pPr>
-      <w:r>
-        <w:rPr>
-          <w:rFonts w:ascii="Times New Roman" w:hAnsi="Times New Roman" w:eastAsia="Times New Roman" w:cs="Times New Roman"/>
-          <w:noProof w:val="0"/>
-          <w:sz w:val="24"/>
-          <w:szCs w:val="24"/>
-          <w:lang w:val="en-US"/>
-        </w:rPr>
-        <w:t xml:space="preserve">Overall, there was a clear trade-off between sensitivity and false </w:t>
-      </w:r>
-      <w:r>
-        <w:rPr>
-          <w:rFonts w:ascii="Times New Roman" w:hAnsi="Times New Roman" w:eastAsia="Times New Roman" w:cs="Times New Roman"/>
-          <w:noProof w:val="0"/>
-          <w:sz w:val="24"/>
-          <w:szCs w:val="24"/>
-          <w:lang w:val="en-US"/>
-        </w:rPr>
-        <w:t>selection</w:t>
-      </w:r>
-      <w:r>
-        <w:rPr>
-          <w:rFonts w:ascii="Times New Roman" w:hAnsi="Times New Roman" w:eastAsia="Times New Roman" w:cs="Times New Roman"/>
-          <w:noProof w:val="0"/>
-          <w:sz w:val="24"/>
-          <w:szCs w:val="24"/>
-          <w:lang w:val="en-US"/>
-        </w:rPr>
-        <w:t xml:space="preserve">. More liberal methods such as AIC, LASSO with </w:t>
-      </w:r>
-      <m:oMathPara xmlns:m="http://schemas.openxmlformats.org/officeDocument/2006/math">
-        <m:oMath xmlns:m="http://schemas.openxmlformats.org/officeDocument/2006/math">
-          <m:sSub xmlns:m="http://schemas.openxmlformats.org/officeDocument/2006/math">
-            <m:sSubPr>
-              <m:ctrlPr/>
-            </m:sSubPr>
-            <m:e>
-              <m:r>
-                <m:t>𝜆</m:t>
-              </m:r>
-            </m:e>
-            <m:sub>
-              <m:r>
-                <m:t>𝑚𝑖𝑛</m:t>
-              </m:r>
-            </m:sub>
-          </m:sSub>
-        </m:oMath>
-      </m:oMathPara>
-      <w:r>
-        <w:rPr>
-          <w:rFonts w:ascii="Times New Roman" w:hAnsi="Times New Roman" w:eastAsia="Times New Roman" w:cs="Times New Roman"/>
-          <w:noProof w:val="0"/>
-          <w:sz w:val="24"/>
-          <w:szCs w:val="24"/>
-          <w:lang w:val="en-US"/>
-        </w:rPr>
-        <w:t xml:space="preserve">, and elastic net with </w:t>
-      </w:r>
-      <m:oMathPara xmlns:m="http://schemas.openxmlformats.org/officeDocument/2006/math">
-        <m:oMath xmlns:m="http://schemas.openxmlformats.org/officeDocument/2006/math">
-          <m:sSub xmlns:m="http://schemas.openxmlformats.org/officeDocument/2006/math">
-            <m:sSubPr>
-              <m:ctrlPr/>
-            </m:sSubPr>
-            <m:e>
-              <m:r>
-                <m:t>𝜆</m:t>
-              </m:r>
-            </m:e>
-            <m:sub>
-              <m:r>
-                <m:t>𝑚𝑖𝑛</m:t>
-              </m:r>
-            </m:sub>
-          </m:sSub>
-        </m:oMath>
-      </m:oMathPara>
-      <w:r>
-        <w:rPr>
-          <w:rFonts w:ascii="Times New Roman" w:hAnsi="Times New Roman" w:eastAsia="Times New Roman" w:cs="Times New Roman"/>
-          <w:noProof w:val="0"/>
-          <w:sz w:val="24"/>
-          <w:szCs w:val="24"/>
-          <w:lang w:val="en-US"/>
-        </w:rPr>
-        <w:t xml:space="preserve"> </w:t>
-      </w:r>
-      <w:r>
-        <w:rPr>
-          <w:rFonts w:ascii="Times New Roman" w:hAnsi="Times New Roman" w:eastAsia="Times New Roman" w:cs="Times New Roman"/>
-          <w:noProof w:val="0"/>
-          <w:sz w:val="24"/>
-          <w:szCs w:val="24"/>
-          <w:lang w:val="en-US"/>
-        </w:rPr>
-        <w:t xml:space="preserve">generally </w:t>
-      </w:r>
-      <w:r>
-        <w:rPr>
-          <w:rFonts w:ascii="Times New Roman" w:hAnsi="Times New Roman" w:eastAsia="Times New Roman" w:cs="Times New Roman"/>
-          <w:noProof w:val="0"/>
-          <w:sz w:val="24"/>
-          <w:szCs w:val="24"/>
-          <w:lang w:val="en-US"/>
-        </w:rPr>
-        <w:t>produced</w:t>
-      </w:r>
-      <w:r>
-        <w:rPr>
-          <w:rFonts w:ascii="Times New Roman" w:hAnsi="Times New Roman" w:eastAsia="Times New Roman" w:cs="Times New Roman"/>
-          <w:noProof w:val="0"/>
-          <w:sz w:val="24"/>
-          <w:szCs w:val="24"/>
-          <w:lang w:val="en-US"/>
-        </w:rPr>
-        <w:t xml:space="preserve"> higher true positive rates but also higher false positive rates, especially under higher correlation. In contrast, more conservative approaches including BIC, p-value backward selection, and LASSO with </w:t>
+          <w:color w:val="auto"/>
+          <w:sz w:val="24"/>
+          <w:szCs w:val="24"/>
+          <w:lang w:val="en-US"/>
+        </w:rPr>
+        <w:t xml:space="preserve"> and “1 SE” refers to </w:t>
       </w:r>
       <m:oMathPara xmlns:m="http://schemas.openxmlformats.org/officeDocument/2006/math">
         <m:oMath xmlns:m="http://schemas.openxmlformats.org/officeDocument/2006/math">
@@ -3953,114 +3926,174 @@
         <w:rPr>
           <w:rFonts w:ascii="Times New Roman" w:hAnsi="Times New Roman" w:eastAsia="Times New Roman" w:cs="Times New Roman"/>
           <w:noProof w:val="0"/>
-          <w:sz w:val="24"/>
-          <w:szCs w:val="24"/>
-          <w:lang w:val="en-US"/>
-        </w:rPr>
-        <w:t xml:space="preserve"> tended to select fewer null variables and achieved lower </w:t>
-      </w:r>
-      <w:r>
-        <w:rPr>
-          <w:rFonts w:ascii="Times New Roman" w:hAnsi="Times New Roman" w:eastAsia="Times New Roman" w:cs="Times New Roman"/>
-          <w:noProof w:val="0"/>
-          <w:sz w:val="24"/>
-          <w:szCs w:val="24"/>
-          <w:lang w:val="en-US"/>
-        </w:rPr>
-        <w:t>t</w:t>
-      </w:r>
-      <w:r>
-        <w:rPr>
-          <w:rFonts w:ascii="Times New Roman" w:hAnsi="Times New Roman" w:eastAsia="Times New Roman" w:cs="Times New Roman"/>
-          <w:noProof w:val="0"/>
-          <w:sz w:val="24"/>
-          <w:szCs w:val="24"/>
-          <w:lang w:val="en-US"/>
-        </w:rPr>
-        <w:t>ype</w:t>
-      </w:r>
-      <w:r>
-        <w:rPr>
-          <w:rFonts w:ascii="Times New Roman" w:hAnsi="Times New Roman" w:eastAsia="Times New Roman" w:cs="Times New Roman"/>
-          <w:noProof w:val="0"/>
-          <w:sz w:val="24"/>
-          <w:szCs w:val="24"/>
-          <w:lang w:val="en-US"/>
-        </w:rPr>
-        <w:t xml:space="preserve"> I error, but this came at the cost of missing weaker signals such as V01 and increasing </w:t>
-      </w:r>
-      <w:r>
-        <w:rPr>
-          <w:rFonts w:ascii="Times New Roman" w:hAnsi="Times New Roman" w:eastAsia="Times New Roman" w:cs="Times New Roman"/>
-          <w:noProof w:val="0"/>
-          <w:sz w:val="24"/>
-          <w:szCs w:val="24"/>
-          <w:lang w:val="en-US"/>
-        </w:rPr>
-        <w:t>t</w:t>
-      </w:r>
-      <w:r>
-        <w:rPr>
-          <w:rFonts w:ascii="Times New Roman" w:hAnsi="Times New Roman" w:eastAsia="Times New Roman" w:cs="Times New Roman"/>
-          <w:noProof w:val="0"/>
-          <w:sz w:val="24"/>
-          <w:szCs w:val="24"/>
-          <w:lang w:val="en-US"/>
-        </w:rPr>
-        <w:t>ype</w:t>
-      </w:r>
-      <w:r>
-        <w:rPr>
-          <w:rFonts w:ascii="Times New Roman" w:hAnsi="Times New Roman" w:eastAsia="Times New Roman" w:cs="Times New Roman"/>
-          <w:noProof w:val="0"/>
-          <w:sz w:val="24"/>
-          <w:szCs w:val="24"/>
-          <w:lang w:val="en-US"/>
-        </w:rPr>
-        <w:t xml:space="preserve"> II error.</w:t>
+          <w:color w:val="auto"/>
+          <w:sz w:val="24"/>
+          <w:szCs w:val="24"/>
+          <w:lang w:val="en-US"/>
+        </w:rPr>
+        <w:t>. The left panel shows independent predictors, the middle moderate correlation, and the right high correlation. The top row corresponds to sample size N = 250 and the bottom row to N = 500.</w:t>
       </w:r>
     </w:p>
     <w:p>
       <w:pPr>
         <w:pStyle w:val="Normal"/>
         <w:bidi w:val="0"/>
-        <w:spacing w:before="0" w:beforeAutospacing="off" w:after="0" w:afterAutospacing="off" w:line="480" w:lineRule="auto"/>
-        <w:ind w:left="0" w:right="0" w:firstLine="720"/>
+        <w:spacing w:before="0" w:beforeAutospacing="off" w:after="240" w:afterAutospacing="off" w:line="276" w:lineRule="auto"/>
+        <w:ind w:firstLine="0"/>
+        <w:jc w:val="center"/>
+        <w:rPr>
+          <w:rFonts w:ascii="Times New Roman" w:hAnsi="Times New Roman" w:eastAsia="Times New Roman" w:cs="Times New Roman"/>
+          <w:noProof w:val="0"/>
+          <w:color w:val="auto"/>
+          <w:sz w:val="24"/>
+          <w:szCs w:val="24"/>
+          <w:lang w:val="en-US"/>
+        </w:rPr>
+      </w:pPr>
+      <w:r>
+        <w:drawing>
+          <wp:inline wp14:editId="69CF7E02" wp14:anchorId="2DFB1BFD">
+            <wp:extent cx="5059378" cy="3291840"/>
+            <wp:effectExtent l="0" t="0" r="0" b="0"/>
+            <wp:docPr id="1412875969" name="drawing"/>
+            <wp:cNvGraphicFramePr>
+              <a:graphicFrameLocks noChangeAspect="1"/>
+            </wp:cNvGraphicFramePr>
+            <a:graphic>
+              <a:graphicData xmlns:a="http://schemas.openxmlformats.org/drawingml/2006/main" uri="http://schemas.openxmlformats.org/drawingml/2006/picture">
+                <pic:pic xmlns:pic="http://schemas.openxmlformats.org/drawingml/2006/picture">
+                  <pic:nvPicPr>
+                    <pic:cNvPr id="1412875969" name="Picture 1412875969"/>
+                    <pic:cNvPicPr/>
+                  </pic:nvPicPr>
+                  <pic:blipFill>
+                    <a:blip xmlns:r="http://schemas.openxmlformats.org/officeDocument/2006/relationships" r:embed="rId1161570292">
+                      <a:extLst>
+                        <a:ext uri="{28A0092B-C50C-407E-A947-70E740481C1C}">
+                          <a14:useLocalDpi xmlns:a14="http://schemas.microsoft.com/office/drawing/2010/main"/>
+                        </a:ext>
+                      </a:extLst>
+                    </a:blip>
+                    <a:stretch>
+                      <a:fillRect/>
+                    </a:stretch>
+                  </pic:blipFill>
+                  <pic:spPr>
+                    <a:xfrm rot="0">
+                      <a:off x="0" y="0"/>
+                      <a:ext cx="5059378" cy="3291840"/>
+                    </a:xfrm>
+                    <a:prstGeom prst="rect">
+                      <a:avLst/>
+                    </a:prstGeom>
+                  </pic:spPr>
+                </pic:pic>
+              </a:graphicData>
+            </a:graphic>
+          </wp:inline>
+        </w:drawing>
+      </w:r>
+    </w:p>
+    <w:p>
+      <w:pPr>
+        <w:pStyle w:val="Normal"/>
+        <w:bidi w:val="0"/>
+        <w:spacing w:before="0" w:beforeAutospacing="off" w:after="240" w:afterAutospacing="off" w:line="276" w:lineRule="auto"/>
+        <w:ind w:firstLine="0"/>
         <w:jc w:val="left"/>
+        <w:rPr>
+          <w:rFonts w:ascii="Times New Roman" w:hAnsi="Times New Roman" w:eastAsia="Times New Roman" w:cs="Times New Roman"/>
+          <w:noProof w:val="0"/>
+          <w:color w:val="auto"/>
+          <w:sz w:val="24"/>
+          <w:szCs w:val="24"/>
+          <w:lang w:val="en-US"/>
+        </w:rPr>
+      </w:pPr>
+      <w:r>
         <w:rPr>
           <w:rFonts w:ascii="Times New Roman" w:hAnsi="Times New Roman" w:eastAsia="Times New Roman" w:cs="Times New Roman"/>
           <w:b w:val="1"/>
           <w:bCs w:val="1"/>
           <w:noProof w:val="0"/>
-          <w:sz w:val="24"/>
-          <w:szCs w:val="24"/>
-          <w:lang w:val="en-US"/>
-        </w:rPr>
-      </w:pPr>
+          <w:color w:val="auto"/>
+          <w:sz w:val="24"/>
+          <w:szCs w:val="24"/>
+          <w:lang w:val="en-US"/>
+        </w:rPr>
+        <w:t>Figure 3</w:t>
+      </w:r>
       <w:r>
         <w:rPr>
           <w:rFonts w:ascii="Times New Roman" w:hAnsi="Times New Roman" w:eastAsia="Times New Roman" w:cs="Times New Roman"/>
           <w:noProof w:val="0"/>
-          <w:sz w:val="24"/>
-          <w:szCs w:val="24"/>
-          <w:lang w:val="en-US"/>
-        </w:rPr>
-        <w:t xml:space="preserve">Across all methods, performance improved with larger sample size and worsened as correlation increased. Under high correlation, selection became less stable overall, with lower coverage for weaker signals and greater variability in bias and selection rates. Elastic net </w:t>
+          <w:color w:val="auto"/>
+          <w:sz w:val="24"/>
+          <w:szCs w:val="24"/>
+          <w:lang w:val="en-US"/>
+        </w:rPr>
+        <w:t xml:space="preserve">. Coverage of the 95% confidence intervals for the 20 predictors by method and selection type. Coverage </w:t>
       </w:r>
       <w:r>
         <w:rPr>
           <w:rFonts w:ascii="Times New Roman" w:hAnsi="Times New Roman" w:eastAsia="Times New Roman" w:cs="Times New Roman"/>
           <w:noProof w:val="0"/>
-          <w:sz w:val="24"/>
-          <w:szCs w:val="24"/>
-          <w:lang w:val="en-US"/>
-        </w:rPr>
-        <w:t>generally was</w:t>
+          <w:color w:val="auto"/>
+          <w:sz w:val="24"/>
+          <w:szCs w:val="24"/>
+          <w:lang w:val="en-US"/>
+        </w:rPr>
+        <w:t>represents</w:t>
       </w:r>
       <w:r>
         <w:rPr>
           <w:rFonts w:ascii="Times New Roman" w:hAnsi="Times New Roman" w:eastAsia="Times New Roman" w:cs="Times New Roman"/>
           <w:noProof w:val="0"/>
+          <w:color w:val="auto"/>
+          <w:sz w:val="24"/>
+          <w:szCs w:val="24"/>
+          <w:lang w:val="en-US"/>
+        </w:rPr>
+        <w:t xml:space="preserve"> the proportion of times the true coefficient is contained within the confidence interval, with values closer to 100% </w:t>
+      </w:r>
+      <w:r>
+        <w:rPr>
+          <w:rFonts w:ascii="Times New Roman" w:hAnsi="Times New Roman" w:eastAsia="Times New Roman" w:cs="Times New Roman"/>
+          <w:noProof w:val="0"/>
+          <w:color w:val="auto"/>
+          <w:sz w:val="24"/>
+          <w:szCs w:val="24"/>
+          <w:lang w:val="en-US"/>
+        </w:rPr>
+        <w:t>indicating</w:t>
+      </w:r>
+      <w:r>
+        <w:rPr>
+          <w:rFonts w:ascii="Times New Roman" w:hAnsi="Times New Roman" w:eastAsia="Times New Roman" w:cs="Times New Roman"/>
+          <w:noProof w:val="0"/>
+          <w:color w:val="auto"/>
+          <w:sz w:val="24"/>
+          <w:szCs w:val="24"/>
+          <w:lang w:val="en-US"/>
+        </w:rPr>
+        <w:t xml:space="preserve"> better performance. In the heatmap, </w:t>
+      </w:r>
+      <w:r>
+        <w:rPr>
+          <w:rFonts w:ascii="Times New Roman" w:hAnsi="Times New Roman" w:eastAsia="Times New Roman" w:cs="Times New Roman"/>
+          <w:noProof w:val="0"/>
+          <w:color w:val="auto"/>
+          <w:sz w:val="24"/>
+          <w:szCs w:val="24"/>
+          <w:lang w:val="en-US"/>
+        </w:rPr>
+        <w:t>dark pink</w:t>
+      </w:r>
+      <w:r>
+        <w:rPr>
+          <w:rFonts w:ascii="Times New Roman" w:hAnsi="Times New Roman" w:eastAsia="Times New Roman" w:cs="Times New Roman"/>
+          <w:noProof w:val="0"/>
+          <w:color w:val="auto"/>
           <w:sz w:val="24"/>
           <w:szCs w:val="24"/>
           <w:lang w:val="en-US"/>
@@ -4071,41 +4104,111 @@
         <w:rPr>
           <w:rFonts w:ascii="Times New Roman" w:hAnsi="Times New Roman" w:eastAsia="Times New Roman" w:cs="Times New Roman"/>
           <w:noProof w:val="0"/>
-          <w:sz w:val="24"/>
-          <w:szCs w:val="24"/>
-          <w:lang w:val="en-US"/>
-        </w:rPr>
-        <w:t>generally more</w:t>
+          <w:color w:val="auto"/>
+          <w:sz w:val="24"/>
+          <w:szCs w:val="24"/>
+          <w:lang w:val="en-US"/>
+        </w:rPr>
+        <w:t>indicates</w:t>
       </w:r>
       <w:r>
         <w:rPr>
           <w:rFonts w:ascii="Times New Roman" w:hAnsi="Times New Roman" w:eastAsia="Times New Roman" w:cs="Times New Roman"/>
           <w:noProof w:val="0"/>
-          <w:sz w:val="24"/>
-          <w:szCs w:val="24"/>
-          <w:lang w:val="en-US"/>
-        </w:rPr>
-        <w:t xml:space="preserve"> stable </w:t>
+          <w:color w:val="auto"/>
+          <w:sz w:val="24"/>
+          <w:szCs w:val="24"/>
+          <w:lang w:val="en-US"/>
+        </w:rPr>
+        <w:t xml:space="preserve"> low coverage (20%</w:t>
       </w:r>
       <w:r>
         <w:rPr>
           <w:rFonts w:ascii="Times New Roman" w:hAnsi="Times New Roman" w:eastAsia="Times New Roman" w:cs="Times New Roman"/>
           <w:noProof w:val="0"/>
-          <w:sz w:val="24"/>
-          <w:szCs w:val="24"/>
-          <w:lang w:val="en-US"/>
-        </w:rPr>
-        <w:t>than LASSO in correlated settings, but results still depended strongly on the tuning parameter, with</w:t>
+          <w:color w:val="auto"/>
+          <w:sz w:val="24"/>
+          <w:szCs w:val="24"/>
+          <w:lang w:val="en-US"/>
+        </w:rPr>
+        <w:t>),</w:t>
       </w:r>
       <w:r>
         <w:rPr>
           <w:rFonts w:ascii="Times New Roman" w:hAnsi="Times New Roman" w:eastAsia="Times New Roman" w:cs="Times New Roman"/>
           <w:noProof w:val="0"/>
-          <w:sz w:val="24"/>
-          <w:szCs w:val="24"/>
-          <w:lang w:val="en-US"/>
-        </w:rPr>
-        <w:t xml:space="preserve"> </w:t>
+          <w:color w:val="auto"/>
+          <w:sz w:val="24"/>
+          <w:szCs w:val="24"/>
+          <w:lang w:val="en-US"/>
+        </w:rPr>
+        <w:t xml:space="preserve"> light pink </w:t>
+      </w:r>
+      <w:r>
+        <w:rPr>
+          <w:rFonts w:ascii="Times New Roman" w:hAnsi="Times New Roman" w:eastAsia="Times New Roman" w:cs="Times New Roman"/>
+          <w:noProof w:val="0"/>
+          <w:color w:val="auto"/>
+          <w:sz w:val="24"/>
+          <w:szCs w:val="24"/>
+          <w:lang w:val="en-US"/>
+        </w:rPr>
+        <w:t>indicates</w:t>
+      </w:r>
+      <w:r>
+        <w:rPr>
+          <w:rFonts w:ascii="Times New Roman" w:hAnsi="Times New Roman" w:eastAsia="Times New Roman" w:cs="Times New Roman"/>
+          <w:noProof w:val="0"/>
+          <w:color w:val="auto"/>
+          <w:sz w:val="24"/>
+          <w:szCs w:val="24"/>
+          <w:lang w:val="en-US"/>
+        </w:rPr>
+        <w:t xml:space="preserve"> intermediate coverage, and white </w:t>
+      </w:r>
+      <w:r>
+        <w:rPr>
+          <w:rFonts w:ascii="Times New Roman" w:hAnsi="Times New Roman" w:eastAsia="Times New Roman" w:cs="Times New Roman"/>
+          <w:noProof w:val="0"/>
+          <w:color w:val="auto"/>
+          <w:sz w:val="24"/>
+          <w:szCs w:val="24"/>
+          <w:lang w:val="en-US"/>
+        </w:rPr>
+        <w:t>indicates</w:t>
+      </w:r>
+      <w:r>
+        <w:rPr>
+          <w:rFonts w:ascii="Times New Roman" w:hAnsi="Times New Roman" w:eastAsia="Times New Roman" w:cs="Times New Roman"/>
+          <w:noProof w:val="0"/>
+          <w:color w:val="auto"/>
+          <w:sz w:val="24"/>
+          <w:szCs w:val="24"/>
+          <w:lang w:val="en-US"/>
+        </w:rPr>
+        <w:t xml:space="preserve"> perfect coverage (100%). “Minimum” refers to </w:t>
+      </w:r>
+      <w:r>
+        <w:rPr>
+          <w:rFonts w:ascii="Times New Roman" w:hAnsi="Times New Roman" w:eastAsia="Times New Roman" w:cs="Times New Roman"/>
+          <w:noProof w:val="0"/>
+          <w:color w:val="auto"/>
+          <w:sz w:val="24"/>
+          <w:szCs w:val="24"/>
+          <w:lang w:val="en-US"/>
+        </w:rPr>
+        <w:t>tuning</w:t>
+      </w:r>
+      <w:r>
+        <w:rPr>
+          <w:rFonts w:ascii="Times New Roman" w:hAnsi="Times New Roman" w:eastAsia="Times New Roman" w:cs="Times New Roman"/>
+          <w:noProof w:val="0"/>
+          <w:color w:val="auto"/>
+          <w:sz w:val="24"/>
+          <w:szCs w:val="24"/>
+          <w:lang w:val="en-US"/>
+        </w:rPr>
+        <w:t xml:space="preserve"> parameter </w:t>
       </w:r>
       <m:oMathPara xmlns:m="http://schemas.openxmlformats.org/officeDocument/2006/math">
         <m:oMath xmlns:m="http://schemas.openxmlformats.org/officeDocument/2006/math">
@@ -4130,21 +4233,12 @@
         <w:rPr>
           <w:rFonts w:ascii="Times New Roman" w:hAnsi="Times New Roman" w:eastAsia="Times New Roman" w:cs="Times New Roman"/>
           <w:noProof w:val="0"/>
-          <w:sz w:val="24"/>
-          <w:szCs w:val="24"/>
-          <w:lang w:val="en-US"/>
-        </w:rPr>
-        <w:t xml:space="preserve"> leading to more complex models and</w:t>
-      </w:r>
-      <w:r>
-        <w:rPr>
-          <w:rFonts w:ascii="Times New Roman" w:hAnsi="Times New Roman" w:eastAsia="Times New Roman" w:cs="Times New Roman"/>
-          <w:noProof w:val="0"/>
-          <w:sz w:val="24"/>
-          <w:szCs w:val="24"/>
-          <w:lang w:val="en-US"/>
-        </w:rPr>
-        <w:t xml:space="preserve"> </w:t>
+          <w:color w:val="auto"/>
+          <w:sz w:val="24"/>
+          <w:szCs w:val="24"/>
+          <w:lang w:val="en-US"/>
+        </w:rPr>
+        <w:t xml:space="preserve"> and “1 SE” refers to </w:t>
       </w:r>
       <m:oMathPara xmlns:m="http://schemas.openxmlformats.org/officeDocument/2006/math">
         <m:oMath xmlns:m="http://schemas.openxmlformats.org/officeDocument/2006/math">
@@ -4172,25 +4266,24 @@
         <w:rPr>
           <w:rFonts w:ascii="Times New Roman" w:hAnsi="Times New Roman" w:eastAsia="Times New Roman" w:cs="Times New Roman"/>
           <w:noProof w:val="0"/>
-          <w:sz w:val="24"/>
-          <w:szCs w:val="24"/>
-          <w:lang w:val="en-US"/>
-        </w:rPr>
-        <w:t xml:space="preserve"> producing more parsimonious ones.</w:t>
+          <w:color w:val="auto"/>
+          <w:sz w:val="24"/>
+          <w:szCs w:val="24"/>
+          <w:lang w:val="en-US"/>
+        </w:rPr>
+        <w:t>. The left panel shows independent predictors, the middle moderate correlation, and the right high correlation. The top row corresponds to sample size N = 250 and the bottom row to N = 500.</w:t>
       </w:r>
     </w:p>
     <w:p>
       <w:pPr>
-        <w:pStyle w:val="Normal"/>
         <w:bidi w:val="0"/>
         <w:spacing w:before="0" w:beforeAutospacing="off" w:after="0" w:afterAutospacing="off" w:line="480" w:lineRule="auto"/>
-        <w:ind w:left="0" w:right="0" w:firstLine="720"/>
+        <w:ind w:firstLine="720"/>
         <w:jc w:val="left"/>
         <w:rPr>
-          <w:rFonts w:ascii="Times New Roman" w:hAnsi="Times New Roman" w:eastAsia="Times New Roman" w:cs="Times New Roman"/>
-          <w:b w:val="1"/>
-          <w:bCs w:val="1"/>
-          <w:noProof w:val="0"/>
+          <w:rFonts w:ascii="Times New Roman" w:hAnsi="Times New Roman" w:eastAsia="Times New Roman" w:cs="Times New Roman" w:asciiTheme="minorAscii" w:hAnsiTheme="minorAscii" w:eastAsiaTheme="minorAscii" w:cstheme="minorAscii"/>
+          <w:noProof w:val="0"/>
+          <w:color w:val="auto"/>
           <w:sz w:val="24"/>
           <w:szCs w:val="24"/>
           <w:lang w:val="en-US"/>
@@ -4198,13 +4291,25 @@
       </w:pPr>
       <w:r>
         <w:rPr>
-          <w:rFonts w:ascii="Times New Roman" w:hAnsi="Times New Roman" w:eastAsia="Times New Roman" w:cs="Times New Roman"/>
-          <w:noProof w:val="0"/>
-          <w:sz w:val="24"/>
-          <w:szCs w:val="24"/>
-          <w:lang w:val="en-US"/>
-        </w:rPr>
-        <w:t xml:space="preserve">Several limitations should be noted. The simulation assumes a linear model with normally distributed errors and an exchangeable correlation structure, which may not reflect more complex real-world settings. Only two sample sizes and one signal structure were considered, and penalized methods were limited to </w:t>
+          <w:rFonts w:ascii="Times New Roman" w:hAnsi="Times New Roman" w:eastAsia="Times New Roman" w:cs="Times New Roman" w:asciiTheme="minorAscii" w:hAnsiTheme="minorAscii" w:eastAsiaTheme="minorAscii" w:cstheme="minorAscii"/>
+          <w:noProof w:val="0"/>
+          <w:color w:val="auto"/>
+          <w:sz w:val="24"/>
+          <w:szCs w:val="24"/>
+          <w:lang w:val="en-US"/>
+        </w:rPr>
+        <w:t xml:space="preserve">There was an inherent trade-off between TPR and FPR, as shown in Tables 1 and 2, respectively. TPR was highest in larger sample sizes and less correlated settings, with AIC, LASSO </w:t>
+      </w:r>
+      <w:r>
+        <w:rPr>
+          <w:rFonts w:ascii="Times New Roman" w:hAnsi="Times New Roman" w:eastAsia="Times New Roman" w:cs="Times New Roman" w:asciiTheme="minorAscii" w:hAnsiTheme="minorAscii" w:eastAsiaTheme="minorAscii" w:cstheme="minorAscii"/>
+          <w:noProof w:val="0"/>
+          <w:color w:val="auto"/>
+          <w:sz w:val="24"/>
+          <w:szCs w:val="24"/>
+          <w:lang w:val="en-US"/>
+        </w:rPr>
+        <w:t xml:space="preserve">with </w:t>
       </w:r>
       <m:oMathPara xmlns:m="http://schemas.openxmlformats.org/officeDocument/2006/math">
         <m:oMath xmlns:m="http://schemas.openxmlformats.org/officeDocument/2006/math">
@@ -4227,23 +4332,542 @@
       </m:oMathPara>
       <w:r>
         <w:rPr>
-          <w:rFonts w:ascii="Times New Roman" w:hAnsi="Times New Roman" w:eastAsia="Times New Roman" w:cs="Times New Roman"/>
-          <w:noProof w:val="0"/>
+          <w:rFonts w:ascii="Times New Roman" w:hAnsi="Times New Roman" w:eastAsia="Times New Roman" w:cs="Times New Roman" w:asciiTheme="minorAscii" w:hAnsiTheme="minorAscii" w:eastAsiaTheme="minorAscii" w:cstheme="minorAscii"/>
+          <w:noProof w:val="0"/>
+          <w:color w:val="auto"/>
+          <w:sz w:val="24"/>
+          <w:szCs w:val="24"/>
+          <w:lang w:val="en-US"/>
+        </w:rPr>
+        <w:t xml:space="preserve">, and elastic net </w:t>
+      </w:r>
+      <w:r>
+        <w:rPr>
+          <w:rFonts w:ascii="Times New Roman" w:hAnsi="Times New Roman" w:eastAsia="Times New Roman" w:cs="Times New Roman" w:asciiTheme="minorAscii" w:hAnsiTheme="minorAscii" w:eastAsiaTheme="minorAscii" w:cstheme="minorAscii"/>
+          <w:noProof w:val="0"/>
+          <w:color w:val="auto"/>
+          <w:sz w:val="24"/>
+          <w:szCs w:val="24"/>
+          <w:lang w:val="en-US"/>
+        </w:rPr>
+        <w:t>with</w:t>
+      </w:r>
+      <w:r>
+        <w:rPr>
+          <w:rFonts w:ascii="Times New Roman" w:hAnsi="Times New Roman" w:eastAsia="Times New Roman" w:cs="Times New Roman" w:asciiTheme="minorAscii" w:hAnsiTheme="minorAscii" w:eastAsiaTheme="minorAscii" w:cstheme="minorAscii"/>
+          <w:noProof w:val="0"/>
+          <w:color w:val="auto"/>
           <w:sz w:val="24"/>
           <w:szCs w:val="24"/>
           <w:lang w:val="en-US"/>
         </w:rPr>
         <w:t xml:space="preserve"> </w:t>
       </w:r>
-      <w:r>
-        <w:rPr>
-          <w:rFonts w:ascii="Times New Roman" w:hAnsi="Times New Roman" w:eastAsia="Times New Roman" w:cs="Times New Roman"/>
-          <w:noProof w:val="0"/>
-          <w:sz w:val="24"/>
-          <w:szCs w:val="24"/>
-          <w:lang w:val="en-US"/>
-        </w:rPr>
-        <w:t xml:space="preserve">and </w:t>
+      <m:oMathPara xmlns:m="http://schemas.openxmlformats.org/officeDocument/2006/math">
+        <m:oMath xmlns:m="http://schemas.openxmlformats.org/officeDocument/2006/math">
+          <m:sSub xmlns:m="http://schemas.openxmlformats.org/officeDocument/2006/math">
+            <m:sSubPr>
+              <m:ctrlPr/>
+            </m:sSubPr>
+            <m:e>
+              <m:r>
+                <m:t>𝜆</m:t>
+              </m:r>
+            </m:e>
+            <m:sub>
+              <m:r>
+                <m:t>𝑚𝑖𝑛</m:t>
+              </m:r>
+            </m:sub>
+          </m:sSub>
+        </m:oMath>
+      </m:oMathPara>
+      <w:r>
+        <w:rPr>
+          <w:rFonts w:ascii="Times New Roman" w:hAnsi="Times New Roman" w:eastAsia="Times New Roman" w:cs="Times New Roman" w:asciiTheme="minorAscii" w:hAnsiTheme="minorAscii" w:eastAsiaTheme="minorAscii" w:cstheme="minorAscii"/>
+          <w:noProof w:val="0"/>
+          <w:color w:val="auto"/>
+          <w:sz w:val="24"/>
+          <w:szCs w:val="24"/>
+          <w:lang w:val="en-US"/>
+        </w:rPr>
+        <w:t xml:space="preserve"> </w:t>
+      </w:r>
+      <w:r>
+        <w:rPr>
+          <w:rFonts w:ascii="Times New Roman" w:hAnsi="Times New Roman" w:eastAsia="Times New Roman" w:cs="Times New Roman" w:asciiTheme="minorAscii" w:hAnsiTheme="minorAscii" w:eastAsiaTheme="minorAscii" w:cstheme="minorAscii"/>
+          <w:noProof w:val="0"/>
+          <w:color w:val="auto"/>
+          <w:sz w:val="24"/>
+          <w:szCs w:val="24"/>
+          <w:lang w:val="en-US"/>
+        </w:rPr>
+        <w:t xml:space="preserve">methods </w:t>
+      </w:r>
+      <w:r>
+        <w:rPr>
+          <w:rFonts w:ascii="Times New Roman" w:hAnsi="Times New Roman" w:eastAsia="Times New Roman" w:cs="Times New Roman" w:asciiTheme="minorAscii" w:hAnsiTheme="minorAscii" w:eastAsiaTheme="minorAscii" w:cstheme="minorAscii"/>
+          <w:noProof w:val="0"/>
+          <w:color w:val="auto"/>
+          <w:sz w:val="24"/>
+          <w:szCs w:val="24"/>
+          <w:lang w:val="en-US"/>
+        </w:rPr>
+        <w:t>generally yielding</w:t>
+      </w:r>
+      <w:r>
+        <w:rPr>
+          <w:rFonts w:ascii="Times New Roman" w:hAnsi="Times New Roman" w:eastAsia="Times New Roman" w:cs="Times New Roman" w:asciiTheme="minorAscii" w:hAnsiTheme="minorAscii" w:eastAsiaTheme="minorAscii" w:cstheme="minorAscii"/>
+          <w:noProof w:val="0"/>
+          <w:color w:val="auto"/>
+          <w:sz w:val="24"/>
+          <w:szCs w:val="24"/>
+          <w:lang w:val="en-US"/>
+        </w:rPr>
+        <w:t xml:space="preserve"> the highest rates. FPR was lowest under the p-value, BIC, and LASSO </w:t>
+      </w:r>
+      <w:r>
+        <w:rPr>
+          <w:rFonts w:ascii="Times New Roman" w:hAnsi="Times New Roman" w:eastAsia="Times New Roman" w:cs="Times New Roman" w:asciiTheme="minorAscii" w:hAnsiTheme="minorAscii" w:eastAsiaTheme="minorAscii" w:cstheme="minorAscii"/>
+          <w:noProof w:val="0"/>
+          <w:color w:val="auto"/>
+          <w:sz w:val="24"/>
+          <w:szCs w:val="24"/>
+          <w:lang w:val="en-US"/>
+        </w:rPr>
+        <w:t>with</w:t>
+      </w:r>
+      <w:r>
+        <w:rPr>
+          <w:rFonts w:ascii="Times New Roman" w:hAnsi="Times New Roman" w:eastAsia="Times New Roman" w:cs="Times New Roman" w:asciiTheme="minorAscii" w:hAnsiTheme="minorAscii" w:eastAsiaTheme="minorAscii" w:cstheme="minorAscii"/>
+          <w:noProof w:val="0"/>
+          <w:color w:val="auto"/>
+          <w:sz w:val="24"/>
+          <w:szCs w:val="24"/>
+          <w:lang w:val="en-US"/>
+        </w:rPr>
+        <w:t xml:space="preserve"> </w:t>
+      </w:r>
+      <m:oMathPara xmlns:m="http://schemas.openxmlformats.org/officeDocument/2006/math">
+        <m:oMath xmlns:m="http://schemas.openxmlformats.org/officeDocument/2006/math">
+          <m:sSub xmlns:m="http://schemas.openxmlformats.org/officeDocument/2006/math">
+            <m:sSubPr>
+              <m:ctrlPr/>
+            </m:sSubPr>
+            <m:e>
+              <m:r>
+                <m:t>𝜆</m:t>
+              </m:r>
+            </m:e>
+            <m:sub>
+              <m:r>
+                <m:t>𝑚𝑖𝑛</m:t>
+              </m:r>
+            </m:sub>
+          </m:sSub>
+        </m:oMath>
+      </m:oMathPara>
+      <w:r>
+        <w:rPr>
+          <w:rFonts w:ascii="Times New Roman" w:hAnsi="Times New Roman" w:eastAsia="Times New Roman" w:cs="Times New Roman" w:asciiTheme="minorAscii" w:hAnsiTheme="minorAscii" w:eastAsiaTheme="minorAscii" w:cstheme="minorAscii"/>
+          <w:noProof w:val="0"/>
+          <w:color w:val="auto"/>
+          <w:sz w:val="24"/>
+          <w:szCs w:val="24"/>
+          <w:lang w:val="en-US"/>
+        </w:rPr>
+        <w:t xml:space="preserve"> </w:t>
+      </w:r>
+      <w:r>
+        <w:rPr>
+          <w:rFonts w:ascii="Times New Roman" w:hAnsi="Times New Roman" w:eastAsia="Times New Roman" w:cs="Times New Roman" w:asciiTheme="minorAscii" w:hAnsiTheme="minorAscii" w:eastAsiaTheme="minorAscii" w:cstheme="minorAscii"/>
+          <w:noProof w:val="0"/>
+          <w:color w:val="auto"/>
+          <w:sz w:val="24"/>
+          <w:szCs w:val="24"/>
+          <w:lang w:val="en-US"/>
+        </w:rPr>
+        <w:t xml:space="preserve">selection methods, and showed </w:t>
+      </w:r>
+      <w:r>
+        <w:rPr>
+          <w:rFonts w:ascii="Times New Roman" w:hAnsi="Times New Roman" w:eastAsia="Times New Roman" w:cs="Times New Roman" w:asciiTheme="minorAscii" w:hAnsiTheme="minorAscii" w:eastAsiaTheme="minorAscii" w:cstheme="minorAscii"/>
+          <w:noProof w:val="0"/>
+          <w:color w:val="auto"/>
+          <w:sz w:val="24"/>
+          <w:szCs w:val="24"/>
+          <w:lang w:val="en-US"/>
+        </w:rPr>
+        <w:t>little variation</w:t>
+      </w:r>
+      <w:r>
+        <w:rPr>
+          <w:rFonts w:ascii="Times New Roman" w:hAnsi="Times New Roman" w:eastAsia="Times New Roman" w:cs="Times New Roman" w:asciiTheme="minorAscii" w:hAnsiTheme="minorAscii" w:eastAsiaTheme="minorAscii" w:cstheme="minorAscii"/>
+          <w:noProof w:val="0"/>
+          <w:color w:val="auto"/>
+          <w:sz w:val="24"/>
+          <w:szCs w:val="24"/>
+          <w:lang w:val="en-US"/>
+        </w:rPr>
+        <w:t xml:space="preserve"> across changes in sample size and correlation structure.</w:t>
+      </w:r>
+    </w:p>
+    <w:p>
+      <w:pPr>
+        <w:bidi w:val="0"/>
+        <w:spacing w:before="0" w:beforeAutospacing="off" w:after="0" w:afterAutospacing="off" w:line="480" w:lineRule="auto"/>
+        <w:ind w:firstLine="0"/>
+        <w:jc w:val="left"/>
+        <w:rPr>
+          <w:rFonts w:ascii="Times New Roman" w:hAnsi="Times New Roman" w:eastAsia="Times New Roman" w:cs="Times New Roman" w:asciiTheme="minorAscii" w:hAnsiTheme="minorAscii" w:eastAsiaTheme="minorAscii" w:cstheme="minorAscii"/>
+          <w:noProof w:val="0"/>
+          <w:color w:val="auto"/>
+          <w:sz w:val="24"/>
+          <w:szCs w:val="24"/>
+          <w:lang w:val="en-US"/>
+        </w:rPr>
+      </w:pPr>
+      <w:r>
+        <w:drawing>
+          <wp:inline wp14:editId="38337E9C" wp14:anchorId="2F8E697D">
+            <wp:extent cx="5943600" cy="2790825"/>
+            <wp:effectExtent l="0" t="0" r="0" b="0"/>
+            <wp:docPr id="2136645144" name="drawing"/>
+            <wp:cNvGraphicFramePr>
+              <a:graphicFrameLocks noChangeAspect="1"/>
+            </wp:cNvGraphicFramePr>
+            <a:graphic>
+              <a:graphicData xmlns:a="http://schemas.openxmlformats.org/drawingml/2006/main" uri="http://schemas.openxmlformats.org/drawingml/2006/picture">
+                <pic:pic xmlns:pic="http://schemas.openxmlformats.org/drawingml/2006/picture">
+                  <pic:nvPicPr>
+                    <pic:cNvPr id="2136645144" name="Picture 2136645144"/>
+                    <pic:cNvPicPr/>
+                  </pic:nvPicPr>
+                  <pic:blipFill>
+                    <a:blip xmlns:r="http://schemas.openxmlformats.org/officeDocument/2006/relationships" r:embed="rId738279933">
+                      <a:extLst>
+                        <a:ext uri="{28A0092B-C50C-407E-A947-70E740481C1C}">
+                          <a14:useLocalDpi xmlns:a14="http://schemas.microsoft.com/office/drawing/2010/main"/>
+                        </a:ext>
+                      </a:extLst>
+                    </a:blip>
+                    <a:stretch>
+                      <a:fillRect/>
+                    </a:stretch>
+                  </pic:blipFill>
+                  <pic:spPr>
+                    <a:xfrm>
+                      <a:off x="0" y="0"/>
+                      <a:ext cx="5943600" cy="2790825"/>
+                    </a:xfrm>
+                    <a:prstGeom prst="rect">
+                      <a:avLst/>
+                    </a:prstGeom>
+                  </pic:spPr>
+                </pic:pic>
+              </a:graphicData>
+            </a:graphic>
+          </wp:inline>
+        </w:drawing>
+      </w:r>
+      <w:r>
+        <w:drawing>
+          <wp:inline wp14:editId="5521AD7C" wp14:anchorId="163DD710">
+            <wp:extent cx="5943600" cy="2790825"/>
+            <wp:effectExtent l="0" t="0" r="0" b="0"/>
+            <wp:docPr id="1109994252" name="drawing"/>
+            <wp:cNvGraphicFramePr>
+              <a:graphicFrameLocks noChangeAspect="1"/>
+            </wp:cNvGraphicFramePr>
+            <a:graphic>
+              <a:graphicData xmlns:a="http://schemas.openxmlformats.org/drawingml/2006/main" uri="http://schemas.openxmlformats.org/drawingml/2006/picture">
+                <pic:pic xmlns:pic="http://schemas.openxmlformats.org/drawingml/2006/picture">
+                  <pic:nvPicPr>
+                    <pic:cNvPr id="1109994252" name="Picture 1109994252"/>
+                    <pic:cNvPicPr/>
+                  </pic:nvPicPr>
+                  <pic:blipFill>
+                    <a:blip xmlns:r="http://schemas.openxmlformats.org/officeDocument/2006/relationships" r:embed="rId1452015079">
+                      <a:extLst>
+                        <a:ext uri="{28A0092B-C50C-407E-A947-70E740481C1C}">
+                          <a14:useLocalDpi xmlns:a14="http://schemas.microsoft.com/office/drawing/2010/main"/>
+                        </a:ext>
+                      </a:extLst>
+                    </a:blip>
+                    <a:stretch>
+                      <a:fillRect/>
+                    </a:stretch>
+                  </pic:blipFill>
+                  <pic:spPr>
+                    <a:xfrm>
+                      <a:off x="0" y="0"/>
+                      <a:ext cx="5943600" cy="2790825"/>
+                    </a:xfrm>
+                    <a:prstGeom prst="rect">
+                      <a:avLst/>
+                    </a:prstGeom>
+                  </pic:spPr>
+                </pic:pic>
+              </a:graphicData>
+            </a:graphic>
+          </wp:inline>
+        </w:drawing>
+      </w:r>
+      <w:r>
+        <w:tab/>
+      </w:r>
+      <w:r>
+        <w:rPr>
+          <w:rFonts w:ascii="Times New Roman" w:hAnsi="Times New Roman" w:eastAsia="Times New Roman" w:cs="Times New Roman" w:asciiTheme="minorAscii" w:hAnsiTheme="minorAscii" w:eastAsiaTheme="minorAscii" w:cstheme="minorAscii"/>
+          <w:noProof w:val="0"/>
+          <w:color w:val="auto"/>
+          <w:sz w:val="24"/>
+          <w:szCs w:val="24"/>
+          <w:lang w:val="en-US"/>
+        </w:rPr>
+        <w:t xml:space="preserve">Similarly, there was a trade-off between </w:t>
+      </w:r>
+      <w:r>
+        <w:rPr>
+          <w:rFonts w:ascii="Times New Roman" w:hAnsi="Times New Roman" w:eastAsia="Times New Roman" w:cs="Times New Roman" w:asciiTheme="minorAscii" w:hAnsiTheme="minorAscii" w:eastAsiaTheme="minorAscii" w:cstheme="minorAscii"/>
+          <w:noProof w:val="0"/>
+          <w:color w:val="auto"/>
+          <w:sz w:val="24"/>
+          <w:szCs w:val="24"/>
+          <w:lang w:val="en-US"/>
+        </w:rPr>
+        <w:t>t</w:t>
+      </w:r>
+      <w:r>
+        <w:rPr>
+          <w:rFonts w:ascii="Times New Roman" w:hAnsi="Times New Roman" w:eastAsia="Times New Roman" w:cs="Times New Roman" w:asciiTheme="minorAscii" w:hAnsiTheme="minorAscii" w:eastAsiaTheme="minorAscii" w:cstheme="minorAscii"/>
+          <w:noProof w:val="0"/>
+          <w:color w:val="auto"/>
+          <w:sz w:val="24"/>
+          <w:szCs w:val="24"/>
+          <w:lang w:val="en-US"/>
+        </w:rPr>
+        <w:t>ype</w:t>
+      </w:r>
+      <w:r>
+        <w:rPr>
+          <w:rFonts w:ascii="Times New Roman" w:hAnsi="Times New Roman" w:eastAsia="Times New Roman" w:cs="Times New Roman" w:asciiTheme="minorAscii" w:hAnsiTheme="minorAscii" w:eastAsiaTheme="minorAscii" w:cstheme="minorAscii"/>
+          <w:noProof w:val="0"/>
+          <w:color w:val="auto"/>
+          <w:sz w:val="24"/>
+          <w:szCs w:val="24"/>
+          <w:lang w:val="en-US"/>
+        </w:rPr>
+        <w:t xml:space="preserve"> I error and </w:t>
+      </w:r>
+      <w:r>
+        <w:rPr>
+          <w:rFonts w:ascii="Times New Roman" w:hAnsi="Times New Roman" w:eastAsia="Times New Roman" w:cs="Times New Roman" w:asciiTheme="minorAscii" w:hAnsiTheme="minorAscii" w:eastAsiaTheme="minorAscii" w:cstheme="minorAscii"/>
+          <w:noProof w:val="0"/>
+          <w:color w:val="auto"/>
+          <w:sz w:val="24"/>
+          <w:szCs w:val="24"/>
+          <w:lang w:val="en-US"/>
+        </w:rPr>
+        <w:t>t</w:t>
+      </w:r>
+      <w:r>
+        <w:rPr>
+          <w:rFonts w:ascii="Times New Roman" w:hAnsi="Times New Roman" w:eastAsia="Times New Roman" w:cs="Times New Roman" w:asciiTheme="minorAscii" w:hAnsiTheme="minorAscii" w:eastAsiaTheme="minorAscii" w:cstheme="minorAscii"/>
+          <w:noProof w:val="0"/>
+          <w:color w:val="auto"/>
+          <w:sz w:val="24"/>
+          <w:szCs w:val="24"/>
+          <w:lang w:val="en-US"/>
+        </w:rPr>
+        <w:t>ype</w:t>
+      </w:r>
+      <w:r>
+        <w:rPr>
+          <w:rFonts w:ascii="Times New Roman" w:hAnsi="Times New Roman" w:eastAsia="Times New Roman" w:cs="Times New Roman" w:asciiTheme="minorAscii" w:hAnsiTheme="minorAscii" w:eastAsiaTheme="minorAscii" w:cstheme="minorAscii"/>
+          <w:noProof w:val="0"/>
+          <w:color w:val="auto"/>
+          <w:sz w:val="24"/>
+          <w:szCs w:val="24"/>
+          <w:lang w:val="en-US"/>
+        </w:rPr>
+        <w:t xml:space="preserve"> II error, where lower </w:t>
+      </w:r>
+      <w:r>
+        <w:rPr>
+          <w:rFonts w:ascii="Times New Roman" w:hAnsi="Times New Roman" w:eastAsia="Times New Roman" w:cs="Times New Roman" w:asciiTheme="minorAscii" w:hAnsiTheme="minorAscii" w:eastAsiaTheme="minorAscii" w:cstheme="minorAscii"/>
+          <w:noProof w:val="0"/>
+          <w:color w:val="auto"/>
+          <w:sz w:val="24"/>
+          <w:szCs w:val="24"/>
+          <w:lang w:val="en-US"/>
+        </w:rPr>
+        <w:t>t</w:t>
+      </w:r>
+      <w:r>
+        <w:rPr>
+          <w:rFonts w:ascii="Times New Roman" w:hAnsi="Times New Roman" w:eastAsia="Times New Roman" w:cs="Times New Roman" w:asciiTheme="minorAscii" w:hAnsiTheme="minorAscii" w:eastAsiaTheme="minorAscii" w:cstheme="minorAscii"/>
+          <w:noProof w:val="0"/>
+          <w:color w:val="auto"/>
+          <w:sz w:val="24"/>
+          <w:szCs w:val="24"/>
+          <w:lang w:val="en-US"/>
+        </w:rPr>
+        <w:t>ype</w:t>
+      </w:r>
+      <w:r>
+        <w:rPr>
+          <w:rFonts w:ascii="Times New Roman" w:hAnsi="Times New Roman" w:eastAsia="Times New Roman" w:cs="Times New Roman" w:asciiTheme="minorAscii" w:hAnsiTheme="minorAscii" w:eastAsiaTheme="minorAscii" w:cstheme="minorAscii"/>
+          <w:noProof w:val="0"/>
+          <w:color w:val="auto"/>
+          <w:sz w:val="24"/>
+          <w:szCs w:val="24"/>
+          <w:lang w:val="en-US"/>
+        </w:rPr>
+        <w:t xml:space="preserve"> I error was generally associated with higher </w:t>
+      </w:r>
+      <w:r>
+        <w:rPr>
+          <w:rFonts w:ascii="Times New Roman" w:hAnsi="Times New Roman" w:eastAsia="Times New Roman" w:cs="Times New Roman" w:asciiTheme="minorAscii" w:hAnsiTheme="minorAscii" w:eastAsiaTheme="minorAscii" w:cstheme="minorAscii"/>
+          <w:noProof w:val="0"/>
+          <w:color w:val="auto"/>
+          <w:sz w:val="24"/>
+          <w:szCs w:val="24"/>
+          <w:lang w:val="en-US"/>
+        </w:rPr>
+        <w:t>t</w:t>
+      </w:r>
+      <w:r>
+        <w:rPr>
+          <w:rFonts w:ascii="Times New Roman" w:hAnsi="Times New Roman" w:eastAsia="Times New Roman" w:cs="Times New Roman" w:asciiTheme="minorAscii" w:hAnsiTheme="minorAscii" w:eastAsiaTheme="minorAscii" w:cstheme="minorAscii"/>
+          <w:noProof w:val="0"/>
+          <w:color w:val="auto"/>
+          <w:sz w:val="24"/>
+          <w:szCs w:val="24"/>
+          <w:lang w:val="en-US"/>
+        </w:rPr>
+        <w:t>ype</w:t>
+      </w:r>
+      <w:r>
+        <w:rPr>
+          <w:rFonts w:ascii="Times New Roman" w:hAnsi="Times New Roman" w:eastAsia="Times New Roman" w:cs="Times New Roman" w:asciiTheme="minorAscii" w:hAnsiTheme="minorAscii" w:eastAsiaTheme="minorAscii" w:cstheme="minorAscii"/>
+          <w:noProof w:val="0"/>
+          <w:color w:val="auto"/>
+          <w:sz w:val="24"/>
+          <w:szCs w:val="24"/>
+          <w:lang w:val="en-US"/>
+        </w:rPr>
+        <w:t xml:space="preserve"> II error; this comparison is shown in Figure 4.</w:t>
+      </w:r>
+      <w:r>
+        <w:rPr>
+          <w:rFonts w:ascii="Times New Roman" w:hAnsi="Times New Roman" w:eastAsia="Times New Roman" w:cs="Times New Roman" w:asciiTheme="minorAscii" w:hAnsiTheme="minorAscii" w:eastAsiaTheme="minorAscii" w:cstheme="minorAscii"/>
+          <w:noProof w:val="0"/>
+          <w:color w:val="auto"/>
+          <w:sz w:val="24"/>
+          <w:szCs w:val="24"/>
+          <w:lang w:val="en-US"/>
+        </w:rPr>
+        <w:t xml:space="preserve"> </w:t>
+      </w:r>
+      <w:r>
+        <w:rPr>
+          <w:rFonts w:ascii="Times New Roman" w:hAnsi="Times New Roman" w:eastAsia="Times New Roman" w:cs="Times New Roman" w:asciiTheme="minorAscii" w:hAnsiTheme="minorAscii" w:eastAsiaTheme="minorAscii" w:cstheme="minorAscii"/>
+          <w:noProof w:val="0"/>
+          <w:color w:val="auto"/>
+          <w:sz w:val="24"/>
+          <w:szCs w:val="24"/>
+          <w:lang w:val="en-US"/>
+        </w:rPr>
+        <w:t>In general</w:t>
+      </w:r>
+      <w:r>
+        <w:rPr>
+          <w:rFonts w:ascii="Times New Roman" w:hAnsi="Times New Roman" w:eastAsia="Times New Roman" w:cs="Times New Roman" w:asciiTheme="minorAscii" w:hAnsiTheme="minorAscii" w:eastAsiaTheme="minorAscii" w:cstheme="minorAscii"/>
+          <w:noProof w:val="0"/>
+          <w:color w:val="auto"/>
+          <w:sz w:val="24"/>
+          <w:szCs w:val="24"/>
+          <w:lang w:val="en-US"/>
+        </w:rPr>
+        <w:t xml:space="preserve">, </w:t>
+      </w:r>
+      <w:r>
+        <w:rPr>
+          <w:rFonts w:ascii="Times New Roman" w:hAnsi="Times New Roman" w:eastAsia="Times New Roman" w:cs="Times New Roman" w:asciiTheme="minorAscii" w:hAnsiTheme="minorAscii" w:eastAsiaTheme="minorAscii" w:cstheme="minorAscii"/>
+          <w:noProof w:val="0"/>
+          <w:color w:val="auto"/>
+          <w:sz w:val="24"/>
+          <w:szCs w:val="24"/>
+          <w:lang w:val="en-US"/>
+        </w:rPr>
+        <w:t>t</w:t>
+      </w:r>
+      <w:r>
+        <w:rPr>
+          <w:rFonts w:ascii="Times New Roman" w:hAnsi="Times New Roman" w:eastAsia="Times New Roman" w:cs="Times New Roman" w:asciiTheme="minorAscii" w:hAnsiTheme="minorAscii" w:eastAsiaTheme="minorAscii" w:cstheme="minorAscii"/>
+          <w:noProof w:val="0"/>
+          <w:color w:val="auto"/>
+          <w:sz w:val="24"/>
+          <w:szCs w:val="24"/>
+          <w:lang w:val="en-US"/>
+        </w:rPr>
+        <w:t>ype</w:t>
+      </w:r>
+      <w:r>
+        <w:rPr>
+          <w:rFonts w:ascii="Times New Roman" w:hAnsi="Times New Roman" w:eastAsia="Times New Roman" w:cs="Times New Roman" w:asciiTheme="minorAscii" w:hAnsiTheme="minorAscii" w:eastAsiaTheme="minorAscii" w:cstheme="minorAscii"/>
+          <w:noProof w:val="0"/>
+          <w:color w:val="auto"/>
+          <w:sz w:val="24"/>
+          <w:szCs w:val="24"/>
+          <w:lang w:val="en-US"/>
+        </w:rPr>
+        <w:t xml:space="preserve"> I error decreased with increasing sample size and increased with higher correlation, implying the opposite pattern for </w:t>
+      </w:r>
+      <w:r>
+        <w:rPr>
+          <w:rFonts w:ascii="Times New Roman" w:hAnsi="Times New Roman" w:eastAsia="Times New Roman" w:cs="Times New Roman" w:asciiTheme="minorAscii" w:hAnsiTheme="minorAscii" w:eastAsiaTheme="minorAscii" w:cstheme="minorAscii"/>
+          <w:noProof w:val="0"/>
+          <w:color w:val="auto"/>
+          <w:sz w:val="24"/>
+          <w:szCs w:val="24"/>
+          <w:lang w:val="en-US"/>
+        </w:rPr>
+        <w:t>t</w:t>
+      </w:r>
+      <w:r>
+        <w:rPr>
+          <w:rFonts w:ascii="Times New Roman" w:hAnsi="Times New Roman" w:eastAsia="Times New Roman" w:cs="Times New Roman" w:asciiTheme="minorAscii" w:hAnsiTheme="minorAscii" w:eastAsiaTheme="minorAscii" w:cstheme="minorAscii"/>
+          <w:noProof w:val="0"/>
+          <w:color w:val="auto"/>
+          <w:sz w:val="24"/>
+          <w:szCs w:val="24"/>
+          <w:lang w:val="en-US"/>
+        </w:rPr>
+        <w:t>ype</w:t>
+      </w:r>
+      <w:r>
+        <w:rPr>
+          <w:rFonts w:ascii="Times New Roman" w:hAnsi="Times New Roman" w:eastAsia="Times New Roman" w:cs="Times New Roman" w:asciiTheme="minorAscii" w:hAnsiTheme="minorAscii" w:eastAsiaTheme="minorAscii" w:cstheme="minorAscii"/>
+          <w:noProof w:val="0"/>
+          <w:color w:val="auto"/>
+          <w:sz w:val="24"/>
+          <w:szCs w:val="24"/>
+          <w:lang w:val="en-US"/>
+        </w:rPr>
+        <w:t xml:space="preserve"> II error.</w:t>
+      </w:r>
+      <w:r>
+        <w:rPr>
+          <w:rFonts w:ascii="Times New Roman" w:hAnsi="Times New Roman" w:eastAsia="Times New Roman" w:cs="Times New Roman" w:asciiTheme="minorAscii" w:hAnsiTheme="minorAscii" w:eastAsiaTheme="minorAscii" w:cstheme="minorAscii"/>
+          <w:noProof w:val="0"/>
+          <w:color w:val="auto"/>
+          <w:sz w:val="24"/>
+          <w:szCs w:val="24"/>
+          <w:lang w:val="en-US"/>
+        </w:rPr>
+        <w:t xml:space="preserve"> BIC and </w:t>
       </w:r>
       <m:oMathPara xmlns:m="http://schemas.openxmlformats.org/officeDocument/2006/math">
         <m:oMath xmlns:m="http://schemas.openxmlformats.org/officeDocument/2006/math">
@@ -4269,28 +4893,31 @@
       </m:oMathPara>
       <w:r>
         <w:rPr>
-          <w:rFonts w:ascii="Times New Roman" w:hAnsi="Times New Roman" w:eastAsia="Times New Roman" w:cs="Times New Roman"/>
-          <w:noProof w:val="0"/>
-          <w:sz w:val="24"/>
-          <w:szCs w:val="24"/>
-          <w:lang w:val="en-US"/>
-        </w:rPr>
-        <w:t>.</w:t>
-      </w:r>
-      <w:r>
-        <w:rPr>
-          <w:rFonts w:ascii="Times New Roman" w:hAnsi="Times New Roman" w:eastAsia="Times New Roman" w:cs="Times New Roman"/>
-          <w:noProof w:val="0"/>
-          <w:sz w:val="24"/>
-          <w:szCs w:val="24"/>
-          <w:lang w:val="en-US"/>
-        </w:rPr>
-        <w:t xml:space="preserve"> In addition, post-selection inference was simplified, which may affect coverage and </w:t>
-      </w:r>
-      <w:r>
-        <w:rPr>
-          <w:rFonts w:ascii="Times New Roman" w:hAnsi="Times New Roman" w:eastAsia="Times New Roman" w:cs="Times New Roman"/>
-          <w:noProof w:val="0"/>
+          <w:rFonts w:ascii="Times New Roman" w:hAnsi="Times New Roman" w:eastAsia="Times New Roman" w:cs="Times New Roman" w:asciiTheme="minorAscii" w:hAnsiTheme="minorAscii" w:eastAsiaTheme="minorAscii" w:cstheme="minorAscii"/>
+          <w:noProof w:val="0"/>
+          <w:color w:val="auto"/>
+          <w:sz w:val="24"/>
+          <w:szCs w:val="24"/>
+          <w:lang w:val="en-US"/>
+        </w:rPr>
+        <w:t xml:space="preserve"> </w:t>
+      </w:r>
+      <w:r>
+        <w:rPr>
+          <w:rFonts w:ascii="Times New Roman" w:hAnsi="Times New Roman" w:eastAsia="Times New Roman" w:cs="Times New Roman" w:asciiTheme="minorAscii" w:hAnsiTheme="minorAscii" w:eastAsiaTheme="minorAscii" w:cstheme="minorAscii"/>
+          <w:noProof w:val="0"/>
+          <w:color w:val="auto"/>
+          <w:sz w:val="24"/>
+          <w:szCs w:val="24"/>
+          <w:lang w:val="en-US"/>
+        </w:rPr>
+        <w:t xml:space="preserve">selection methods tended to produce the lowest </w:t>
+      </w:r>
+      <w:r>
+        <w:rPr>
+          <w:rFonts w:ascii="Times New Roman" w:hAnsi="Times New Roman" w:eastAsia="Times New Roman" w:cs="Times New Roman" w:asciiTheme="minorAscii" w:hAnsiTheme="minorAscii" w:eastAsiaTheme="minorAscii" w:cstheme="minorAscii"/>
+          <w:noProof w:val="0"/>
+          <w:color w:val="auto"/>
           <w:sz w:val="24"/>
           <w:szCs w:val="24"/>
           <w:lang w:val="en-US"/>
@@ -4299,8 +4926,9 @@
       </w:r>
       <w:r>
         <w:rPr>
-          <w:rFonts w:ascii="Times New Roman" w:hAnsi="Times New Roman" w:eastAsia="Times New Roman" w:cs="Times New Roman"/>
-          <w:noProof w:val="0"/>
+          <w:rFonts w:ascii="Times New Roman" w:hAnsi="Times New Roman" w:eastAsia="Times New Roman" w:cs="Times New Roman" w:asciiTheme="minorAscii" w:hAnsiTheme="minorAscii" w:eastAsiaTheme="minorAscii" w:cstheme="minorAscii"/>
+          <w:noProof w:val="0"/>
+          <w:color w:val="auto"/>
           <w:sz w:val="24"/>
           <w:szCs w:val="24"/>
           <w:lang w:val="en-US"/>
@@ -4309,61 +4937,47 @@
       </w:r>
       <w:r>
         <w:rPr>
-          <w:rFonts w:ascii="Times New Roman" w:hAnsi="Times New Roman" w:eastAsia="Times New Roman" w:cs="Times New Roman"/>
-          <w:noProof w:val="0"/>
-          <w:sz w:val="24"/>
-          <w:szCs w:val="24"/>
-          <w:lang w:val="en-US"/>
-        </w:rPr>
-        <w:t xml:space="preserve"> I error after </w:t>
-      </w:r>
-      <w:r>
-        <w:rPr>
-          <w:rFonts w:ascii="Times New Roman" w:hAnsi="Times New Roman" w:eastAsia="Times New Roman" w:cs="Times New Roman"/>
-          <w:noProof w:val="0"/>
-          <w:sz w:val="24"/>
-          <w:szCs w:val="24"/>
-          <w:lang w:val="en-US"/>
-        </w:rPr>
-        <w:t>selection</w:t>
-      </w:r>
-      <w:r>
-        <w:rPr>
-          <w:rFonts w:ascii="Times New Roman" w:hAnsi="Times New Roman" w:eastAsia="Times New Roman" w:cs="Times New Roman"/>
-          <w:noProof w:val="0"/>
-          <w:sz w:val="24"/>
-          <w:szCs w:val="24"/>
-          <w:lang w:val="en-US"/>
-        </w:rPr>
-        <w:t>.</w:t>
-      </w:r>
-    </w:p>
-    <w:p>
-      <w:pPr>
-        <w:pStyle w:val="Normal"/>
-        <w:bidi w:val="0"/>
-        <w:spacing w:before="0" w:beforeAutospacing="off" w:after="0" w:afterAutospacing="off" w:line="480" w:lineRule="auto"/>
-        <w:ind w:left="0" w:right="0" w:firstLine="720"/>
-        <w:jc w:val="left"/>
-        <w:rPr>
-          <w:rFonts w:ascii="Times New Roman" w:hAnsi="Times New Roman" w:eastAsia="Times New Roman" w:cs="Times New Roman"/>
-          <w:b w:val="1"/>
-          <w:bCs w:val="1"/>
-          <w:noProof w:val="0"/>
-          <w:sz w:val="24"/>
-          <w:szCs w:val="24"/>
-          <w:lang w:val="en-US"/>
-        </w:rPr>
-      </w:pPr>
-      <w:r>
-        <w:rPr>
-          <w:rFonts w:ascii="Times New Roman" w:hAnsi="Times New Roman" w:eastAsia="Times New Roman" w:cs="Times New Roman"/>
-          <w:noProof w:val="0"/>
-          <w:sz w:val="24"/>
-          <w:szCs w:val="24"/>
-          <w:lang w:val="en-US"/>
-        </w:rPr>
-        <w:t xml:space="preserve">In conclusion, no single method performed best across all criteria. AIC and </w:t>
+          <w:rFonts w:ascii="Times New Roman" w:hAnsi="Times New Roman" w:eastAsia="Times New Roman" w:cs="Times New Roman" w:asciiTheme="minorAscii" w:hAnsiTheme="minorAscii" w:eastAsiaTheme="minorAscii" w:cstheme="minorAscii"/>
+          <w:noProof w:val="0"/>
+          <w:color w:val="auto"/>
+          <w:sz w:val="24"/>
+          <w:szCs w:val="24"/>
+          <w:lang w:val="en-US"/>
+        </w:rPr>
+        <w:t xml:space="preserve"> I error, </w:t>
+      </w:r>
+      <w:r>
+        <w:rPr>
+          <w:rFonts w:ascii="Times New Roman" w:hAnsi="Times New Roman" w:eastAsia="Times New Roman" w:cs="Times New Roman" w:asciiTheme="minorAscii" w:hAnsiTheme="minorAscii" w:eastAsiaTheme="minorAscii" w:cstheme="minorAscii"/>
+          <w:noProof w:val="0"/>
+          <w:color w:val="auto"/>
+          <w:sz w:val="24"/>
+          <w:szCs w:val="24"/>
+          <w:lang w:val="en-US"/>
+        </w:rPr>
+        <w:t>whereas</w:t>
+      </w:r>
+      <w:r>
+        <w:rPr>
+          <w:rFonts w:ascii="Times New Roman" w:hAnsi="Times New Roman" w:eastAsia="Times New Roman" w:cs="Times New Roman" w:asciiTheme="minorAscii" w:hAnsiTheme="minorAscii" w:eastAsiaTheme="minorAscii" w:cstheme="minorAscii"/>
+          <w:noProof w:val="0"/>
+          <w:color w:val="auto"/>
+          <w:sz w:val="24"/>
+          <w:szCs w:val="24"/>
+          <w:lang w:val="en-US"/>
+        </w:rPr>
+        <w:t xml:space="preserve"> p-value, AIC, and elastic net </w:t>
+      </w:r>
+      <w:r>
+        <w:rPr>
+          <w:rFonts w:ascii="Times New Roman" w:hAnsi="Times New Roman" w:eastAsia="Times New Roman" w:cs="Times New Roman" w:asciiTheme="minorAscii" w:hAnsiTheme="minorAscii" w:eastAsiaTheme="minorAscii" w:cstheme="minorAscii"/>
+          <w:noProof w:val="0"/>
+          <w:color w:val="auto"/>
+          <w:sz w:val="24"/>
+          <w:szCs w:val="24"/>
+          <w:lang w:val="en-US"/>
+        </w:rPr>
+        <w:t xml:space="preserve">with </w:t>
       </w:r>
       <m:oMathPara xmlns:m="http://schemas.openxmlformats.org/officeDocument/2006/math">
         <m:oMath xmlns:m="http://schemas.openxmlformats.org/officeDocument/2006/math">
@@ -4386,13 +5000,362 @@
       </m:oMathPara>
       <w:r>
         <w:rPr>
+          <w:rFonts w:ascii="Times New Roman" w:hAnsi="Times New Roman" w:eastAsia="Times New Roman" w:cs="Times New Roman" w:asciiTheme="minorAscii" w:hAnsiTheme="minorAscii" w:eastAsiaTheme="minorAscii" w:cstheme="minorAscii"/>
+          <w:noProof w:val="0"/>
+          <w:color w:val="auto"/>
+          <w:sz w:val="24"/>
+          <w:szCs w:val="24"/>
+          <w:lang w:val="en-US"/>
+        </w:rPr>
+        <w:t xml:space="preserve"> </w:t>
+      </w:r>
+      <w:r>
+        <w:rPr>
+          <w:rFonts w:ascii="Times New Roman" w:hAnsi="Times New Roman" w:eastAsia="Times New Roman" w:cs="Times New Roman" w:asciiTheme="minorAscii" w:hAnsiTheme="minorAscii" w:eastAsiaTheme="minorAscii" w:cstheme="minorAscii"/>
+          <w:noProof w:val="0"/>
+          <w:color w:val="auto"/>
+          <w:sz w:val="24"/>
+          <w:szCs w:val="24"/>
+          <w:lang w:val="en-US"/>
+        </w:rPr>
+        <w:t xml:space="preserve">methods produced higher </w:t>
+      </w:r>
+      <w:r>
+        <w:rPr>
+          <w:rFonts w:ascii="Times New Roman" w:hAnsi="Times New Roman" w:eastAsia="Times New Roman" w:cs="Times New Roman" w:asciiTheme="minorAscii" w:hAnsiTheme="minorAscii" w:eastAsiaTheme="minorAscii" w:cstheme="minorAscii"/>
+          <w:noProof w:val="0"/>
+          <w:color w:val="auto"/>
+          <w:sz w:val="24"/>
+          <w:szCs w:val="24"/>
+          <w:lang w:val="en-US"/>
+        </w:rPr>
+        <w:t>t</w:t>
+      </w:r>
+      <w:r>
+        <w:rPr>
+          <w:rFonts w:ascii="Times New Roman" w:hAnsi="Times New Roman" w:eastAsia="Times New Roman" w:cs="Times New Roman" w:asciiTheme="minorAscii" w:hAnsiTheme="minorAscii" w:eastAsiaTheme="minorAscii" w:cstheme="minorAscii"/>
+          <w:noProof w:val="0"/>
+          <w:color w:val="auto"/>
+          <w:sz w:val="24"/>
+          <w:szCs w:val="24"/>
+          <w:lang w:val="en-US"/>
+        </w:rPr>
+        <w:t>ype</w:t>
+      </w:r>
+      <w:r>
+        <w:rPr>
+          <w:rFonts w:ascii="Times New Roman" w:hAnsi="Times New Roman" w:eastAsia="Times New Roman" w:cs="Times New Roman" w:asciiTheme="minorAscii" w:hAnsiTheme="minorAscii" w:eastAsiaTheme="minorAscii" w:cstheme="minorAscii"/>
+          <w:noProof w:val="0"/>
+          <w:color w:val="auto"/>
+          <w:sz w:val="24"/>
+          <w:szCs w:val="24"/>
+          <w:lang w:val="en-US"/>
+        </w:rPr>
+        <w:t xml:space="preserve"> I error rates.</w:t>
+      </w:r>
+    </w:p>
+    <w:p>
+      <w:pPr>
+        <w:bidi w:val="0"/>
+        <w:spacing w:before="0" w:beforeAutospacing="off" w:after="0" w:afterAutospacing="off" w:line="480" w:lineRule="auto"/>
+        <w:ind w:firstLine="0"/>
+        <w:jc w:val="center"/>
+        <w:rPr>
+          <w:rFonts w:ascii="Times New Roman" w:hAnsi="Times New Roman" w:eastAsia="Times New Roman" w:cs="Times New Roman" w:asciiTheme="minorAscii" w:hAnsiTheme="minorAscii" w:eastAsiaTheme="minorAscii" w:cstheme="minorAscii"/>
+          <w:noProof w:val="0"/>
+          <w:color w:val="auto"/>
+          <w:sz w:val="24"/>
+          <w:szCs w:val="24"/>
+          <w:lang w:val="en-US"/>
+        </w:rPr>
+      </w:pPr>
+      <w:r>
+        <w:drawing>
+          <wp:inline wp14:editId="205897BC" wp14:anchorId="23885198">
+            <wp:extent cx="5621534" cy="3657600"/>
+            <wp:effectExtent l="0" t="0" r="0" b="0"/>
+            <wp:docPr id="1154501401" name="drawing"/>
+            <wp:cNvGraphicFramePr>
+              <a:graphicFrameLocks noChangeAspect="1"/>
+            </wp:cNvGraphicFramePr>
+            <a:graphic>
+              <a:graphicData xmlns:a="http://schemas.openxmlformats.org/drawingml/2006/main" uri="http://schemas.openxmlformats.org/drawingml/2006/picture">
+                <pic:pic xmlns:pic="http://schemas.openxmlformats.org/drawingml/2006/picture">
+                  <pic:nvPicPr>
+                    <pic:cNvPr id="1154501401" name="Picture 1154501401"/>
+                    <pic:cNvPicPr/>
+                  </pic:nvPicPr>
+                  <pic:blipFill>
+                    <a:blip xmlns:r="http://schemas.openxmlformats.org/officeDocument/2006/relationships" r:embed="rId1749964043">
+                      <a:extLst>
+                        <a:ext uri="{28A0092B-C50C-407E-A947-70E740481C1C}">
+                          <a14:useLocalDpi xmlns:a14="http://schemas.microsoft.com/office/drawing/2010/main"/>
+                        </a:ext>
+                      </a:extLst>
+                    </a:blip>
+                    <a:stretch>
+                      <a:fillRect/>
+                    </a:stretch>
+                  </pic:blipFill>
+                  <pic:spPr>
+                    <a:xfrm rot="0">
+                      <a:off x="0" y="0"/>
+                      <a:ext cx="5621534" cy="3657600"/>
+                    </a:xfrm>
+                    <a:prstGeom prst="rect">
+                      <a:avLst/>
+                    </a:prstGeom>
+                  </pic:spPr>
+                </pic:pic>
+              </a:graphicData>
+            </a:graphic>
+          </wp:inline>
+        </w:drawing>
+      </w:r>
+    </w:p>
+    <w:p>
+      <w:pPr>
+        <w:bidi w:val="0"/>
+        <w:spacing w:before="240" w:beforeAutospacing="off" w:after="240" w:afterAutospacing="off"/>
+        <w:jc w:val="left"/>
+        <w:rPr>
           <w:rFonts w:ascii="Times New Roman" w:hAnsi="Times New Roman" w:eastAsia="Times New Roman" w:cs="Times New Roman"/>
           <w:noProof w:val="0"/>
-          <w:sz w:val="24"/>
-          <w:szCs w:val="24"/>
-          <w:lang w:val="en-US"/>
-        </w:rPr>
-        <w:t xml:space="preserve">-based methods are more suitable when the goal is higher detection of true variables, while BIC, p-value backward selection, and </w:t>
+          <w:color w:val="auto"/>
+          <w:sz w:val="24"/>
+          <w:szCs w:val="24"/>
+          <w:lang w:val="en-US"/>
+        </w:rPr>
+      </w:pPr>
+      <w:r>
+        <w:rPr>
+          <w:rFonts w:ascii="Times New Roman" w:hAnsi="Times New Roman" w:eastAsia="Times New Roman" w:cs="Times New Roman"/>
+          <w:b w:val="1"/>
+          <w:bCs w:val="1"/>
+          <w:noProof w:val="0"/>
+          <w:color w:val="auto"/>
+          <w:sz w:val="24"/>
+          <w:szCs w:val="24"/>
+          <w:lang w:val="en-US"/>
+        </w:rPr>
+        <w:t>Figure 4.</w:t>
+      </w:r>
+      <w:r>
+        <w:rPr>
+          <w:rFonts w:ascii="Times New Roman" w:hAnsi="Times New Roman" w:eastAsia="Times New Roman" w:cs="Times New Roman"/>
+          <w:noProof w:val="0"/>
+          <w:color w:val="auto"/>
+          <w:sz w:val="24"/>
+          <w:szCs w:val="24"/>
+          <w:lang w:val="en-US"/>
+        </w:rPr>
+        <w:t xml:space="preserve"> Type I and type II error rates for variable selection methods under different correlation structures and sample sizes. Type I error </w:t>
+      </w:r>
+      <w:r>
+        <w:rPr>
+          <w:rFonts w:ascii="Times New Roman" w:hAnsi="Times New Roman" w:eastAsia="Times New Roman" w:cs="Times New Roman"/>
+          <w:noProof w:val="0"/>
+          <w:color w:val="auto"/>
+          <w:sz w:val="24"/>
+          <w:szCs w:val="24"/>
+          <w:lang w:val="en-US"/>
+        </w:rPr>
+        <w:t>represents</w:t>
+      </w:r>
+      <w:r>
+        <w:rPr>
+          <w:rFonts w:ascii="Times New Roman" w:hAnsi="Times New Roman" w:eastAsia="Times New Roman" w:cs="Times New Roman"/>
+          <w:noProof w:val="0"/>
+          <w:color w:val="auto"/>
+          <w:sz w:val="24"/>
+          <w:szCs w:val="24"/>
+          <w:lang w:val="en-US"/>
+        </w:rPr>
+        <w:t xml:space="preserve"> the proportion of null variables incorrectly selected, while type II error </w:t>
+      </w:r>
+      <w:r>
+        <w:rPr>
+          <w:rFonts w:ascii="Times New Roman" w:hAnsi="Times New Roman" w:eastAsia="Times New Roman" w:cs="Times New Roman"/>
+          <w:noProof w:val="0"/>
+          <w:color w:val="auto"/>
+          <w:sz w:val="24"/>
+          <w:szCs w:val="24"/>
+          <w:lang w:val="en-US"/>
+        </w:rPr>
+        <w:t>represents</w:t>
+      </w:r>
+      <w:r>
+        <w:rPr>
+          <w:rFonts w:ascii="Times New Roman" w:hAnsi="Times New Roman" w:eastAsia="Times New Roman" w:cs="Times New Roman"/>
+          <w:noProof w:val="0"/>
+          <w:color w:val="auto"/>
+          <w:sz w:val="24"/>
+          <w:szCs w:val="24"/>
+          <w:lang w:val="en-US"/>
+        </w:rPr>
+        <w:t xml:space="preserve"> the proportion of true variables missed, with lower values </w:t>
+      </w:r>
+      <w:r>
+        <w:rPr>
+          <w:rFonts w:ascii="Times New Roman" w:hAnsi="Times New Roman" w:eastAsia="Times New Roman" w:cs="Times New Roman"/>
+          <w:noProof w:val="0"/>
+          <w:color w:val="auto"/>
+          <w:sz w:val="24"/>
+          <w:szCs w:val="24"/>
+          <w:lang w:val="en-US"/>
+        </w:rPr>
+        <w:t>indicating</w:t>
+      </w:r>
+      <w:r>
+        <w:rPr>
+          <w:rFonts w:ascii="Times New Roman" w:hAnsi="Times New Roman" w:eastAsia="Times New Roman" w:cs="Times New Roman"/>
+          <w:noProof w:val="0"/>
+          <w:color w:val="auto"/>
+          <w:sz w:val="24"/>
+          <w:szCs w:val="24"/>
+          <w:lang w:val="en-US"/>
+        </w:rPr>
+        <w:t xml:space="preserve"> better performance. In the plot, green bars </w:t>
+      </w:r>
+      <w:r>
+        <w:rPr>
+          <w:rFonts w:ascii="Times New Roman" w:hAnsi="Times New Roman" w:eastAsia="Times New Roman" w:cs="Times New Roman"/>
+          <w:noProof w:val="0"/>
+          <w:color w:val="auto"/>
+          <w:sz w:val="24"/>
+          <w:szCs w:val="24"/>
+          <w:lang w:val="en-US"/>
+        </w:rPr>
+        <w:t>represent</w:t>
+      </w:r>
+      <w:r>
+        <w:rPr>
+          <w:rFonts w:ascii="Times New Roman" w:hAnsi="Times New Roman" w:eastAsia="Times New Roman" w:cs="Times New Roman"/>
+          <w:noProof w:val="0"/>
+          <w:color w:val="auto"/>
+          <w:sz w:val="24"/>
+          <w:szCs w:val="24"/>
+          <w:lang w:val="en-US"/>
+        </w:rPr>
+        <w:t xml:space="preserve"> type I error, purple bars </w:t>
+      </w:r>
+      <w:r>
+        <w:rPr>
+          <w:rFonts w:ascii="Times New Roman" w:hAnsi="Times New Roman" w:eastAsia="Times New Roman" w:cs="Times New Roman"/>
+          <w:noProof w:val="0"/>
+          <w:color w:val="auto"/>
+          <w:sz w:val="24"/>
+          <w:szCs w:val="24"/>
+          <w:lang w:val="en-US"/>
+        </w:rPr>
+        <w:t>represent</w:t>
+      </w:r>
+      <w:r>
+        <w:rPr>
+          <w:rFonts w:ascii="Times New Roman" w:hAnsi="Times New Roman" w:eastAsia="Times New Roman" w:cs="Times New Roman"/>
+          <w:noProof w:val="0"/>
+          <w:color w:val="auto"/>
+          <w:sz w:val="24"/>
+          <w:szCs w:val="24"/>
+          <w:lang w:val="en-US"/>
+        </w:rPr>
+        <w:t xml:space="preserve"> type II error, and the dashed line </w:t>
+      </w:r>
+      <w:r>
+        <w:rPr>
+          <w:rFonts w:ascii="Times New Roman" w:hAnsi="Times New Roman" w:eastAsia="Times New Roman" w:cs="Times New Roman"/>
+          <w:noProof w:val="0"/>
+          <w:color w:val="auto"/>
+          <w:sz w:val="24"/>
+          <w:szCs w:val="24"/>
+          <w:lang w:val="en-US"/>
+        </w:rPr>
+        <w:t>indicates</w:t>
+      </w:r>
+      <w:r>
+        <w:rPr>
+          <w:rFonts w:ascii="Times New Roman" w:hAnsi="Times New Roman" w:eastAsia="Times New Roman" w:cs="Times New Roman"/>
+          <w:noProof w:val="0"/>
+          <w:color w:val="auto"/>
+          <w:sz w:val="24"/>
+          <w:szCs w:val="24"/>
+          <w:lang w:val="en-US"/>
+        </w:rPr>
+        <w:t xml:space="preserve"> the ideal type I error level (0.05). “Minimum” refers to </w:t>
+      </w:r>
+      <w:r>
+        <w:rPr>
+          <w:rFonts w:ascii="Times New Roman" w:hAnsi="Times New Roman" w:eastAsia="Times New Roman" w:cs="Times New Roman"/>
+          <w:noProof w:val="0"/>
+          <w:color w:val="auto"/>
+          <w:sz w:val="24"/>
+          <w:szCs w:val="24"/>
+          <w:lang w:val="en-US"/>
+        </w:rPr>
+        <w:t>tuning</w:t>
+      </w:r>
+      <w:r>
+        <w:rPr>
+          <w:rFonts w:ascii="Times New Roman" w:hAnsi="Times New Roman" w:eastAsia="Times New Roman" w:cs="Times New Roman"/>
+          <w:noProof w:val="0"/>
+          <w:color w:val="auto"/>
+          <w:sz w:val="24"/>
+          <w:szCs w:val="24"/>
+          <w:lang w:val="en-US"/>
+        </w:rPr>
+        <w:t xml:space="preserve"> parameter </w:t>
+      </w:r>
+      <m:oMathPara xmlns:m="http://schemas.openxmlformats.org/officeDocument/2006/math">
+        <m:oMath xmlns:m="http://schemas.openxmlformats.org/officeDocument/2006/math">
+          <m:sSub xmlns:m="http://schemas.openxmlformats.org/officeDocument/2006/math">
+            <m:sSubPr>
+              <m:ctrlPr/>
+            </m:sSubPr>
+            <m:e>
+              <m:r>
+                <m:t>𝜆</m:t>
+              </m:r>
+            </m:e>
+            <m:sub>
+              <m:r>
+                <m:t>𝑚𝑖𝑛</m:t>
+              </m:r>
+            </m:sub>
+          </m:sSub>
+        </m:oMath>
+      </m:oMathPara>
+      <w:r>
+        <w:rPr>
+          <w:rFonts w:ascii="Times New Roman" w:hAnsi="Times New Roman" w:eastAsia="Times New Roman" w:cs="Times New Roman"/>
+          <w:noProof w:val="0"/>
+          <w:color w:val="auto"/>
+          <w:sz w:val="24"/>
+          <w:szCs w:val="24"/>
+          <w:lang w:val="en-US"/>
+        </w:rPr>
+        <w:t xml:space="preserve"> </w:t>
+      </w:r>
+      <w:r>
+        <w:rPr>
+          <w:rFonts w:ascii="Times New Roman" w:hAnsi="Times New Roman" w:eastAsia="Times New Roman" w:cs="Times New Roman"/>
+          <w:noProof w:val="0"/>
+          <w:color w:val="auto"/>
+          <w:sz w:val="24"/>
+          <w:szCs w:val="24"/>
+          <w:lang w:val="en-US"/>
+        </w:rPr>
+        <w:t xml:space="preserve">and “1 SE” refers </w:t>
+      </w:r>
+      <w:r>
+        <w:rPr>
+          <w:rFonts w:ascii="Times New Roman" w:hAnsi="Times New Roman" w:eastAsia="Times New Roman" w:cs="Times New Roman"/>
+          <w:noProof w:val="0"/>
+          <w:color w:val="auto"/>
+          <w:sz w:val="24"/>
+          <w:szCs w:val="24"/>
+          <w:lang w:val="en-US"/>
+        </w:rPr>
+        <w:t xml:space="preserve">to </w:t>
       </w:r>
       <m:oMathPara xmlns:m="http://schemas.openxmlformats.org/officeDocument/2006/math">
         <m:oMath xmlns:m="http://schemas.openxmlformats.org/officeDocument/2006/math">
@@ -4420,101 +5383,125 @@
         <w:rPr>
           <w:rFonts w:ascii="Times New Roman" w:hAnsi="Times New Roman" w:eastAsia="Times New Roman" w:cs="Times New Roman"/>
           <w:noProof w:val="0"/>
-          <w:sz w:val="24"/>
-          <w:szCs w:val="24"/>
-          <w:lang w:val="en-US"/>
-        </w:rPr>
-        <w:t xml:space="preserve"> are more </w:t>
+          <w:color w:val="auto"/>
+          <w:sz w:val="24"/>
+          <w:szCs w:val="24"/>
+          <w:lang w:val="en-US"/>
+        </w:rPr>
+        <w:t>.</w:t>
       </w:r>
       <w:r>
         <w:rPr>
           <w:rFonts w:ascii="Times New Roman" w:hAnsi="Times New Roman" w:eastAsia="Times New Roman" w:cs="Times New Roman"/>
           <w:noProof w:val="0"/>
-          <w:sz w:val="24"/>
-          <w:szCs w:val="24"/>
-          <w:lang w:val="en-US"/>
-        </w:rPr>
-        <w:t>appropriate when</w:t>
+          <w:color w:val="auto"/>
+          <w:sz w:val="24"/>
+          <w:szCs w:val="24"/>
+          <w:lang w:val="en-US"/>
+        </w:rPr>
+        <w:t xml:space="preserve"> The left panel shows independent predictors, the middle moderate correlation, and the right high correlation. The top row corresponds to sample size </w:t>
       </w:r>
       <w:r>
         <w:rPr>
           <w:rFonts w:ascii="Times New Roman" w:hAnsi="Times New Roman" w:eastAsia="Times New Roman" w:cs="Times New Roman"/>
           <w:noProof w:val="0"/>
-          <w:sz w:val="24"/>
-          <w:szCs w:val="24"/>
-          <w:lang w:val="en-US"/>
-        </w:rPr>
-        <w:t xml:space="preserve"> the goal is </w:t>
+          <w:color w:val="auto"/>
+          <w:sz w:val="24"/>
+          <w:szCs w:val="24"/>
+          <w:lang w:val="en-US"/>
+        </w:rPr>
+        <w:t>N</w:t>
       </w:r>
       <w:r>
         <w:rPr>
           <w:rFonts w:ascii="Times New Roman" w:hAnsi="Times New Roman" w:eastAsia="Times New Roman" w:cs="Times New Roman"/>
           <w:noProof w:val="0"/>
-          <w:sz w:val="24"/>
-          <w:szCs w:val="24"/>
-          <w:lang w:val="en-US"/>
-        </w:rPr>
-        <w:t xml:space="preserve">to have </w:t>
+          <w:color w:val="auto"/>
+          <w:sz w:val="24"/>
+          <w:szCs w:val="24"/>
+          <w:lang w:val="en-US"/>
+        </w:rPr>
+        <w:t xml:space="preserve"> = 250 and the bottom row to </w:t>
       </w:r>
       <w:r>
         <w:rPr>
           <w:rFonts w:ascii="Times New Roman" w:hAnsi="Times New Roman" w:eastAsia="Times New Roman" w:cs="Times New Roman"/>
           <w:noProof w:val="0"/>
-          <w:sz w:val="24"/>
-          <w:szCs w:val="24"/>
-          <w:lang w:val="en-US"/>
-        </w:rPr>
-        <w:t xml:space="preserve">more </w:t>
+          <w:color w:val="auto"/>
+          <w:sz w:val="24"/>
+          <w:szCs w:val="24"/>
+          <w:lang w:val="en-US"/>
+        </w:rPr>
+        <w:t>N</w:t>
       </w:r>
       <w:r>
         <w:rPr>
           <w:rFonts w:ascii="Times New Roman" w:hAnsi="Times New Roman" w:eastAsia="Times New Roman" w:cs="Times New Roman"/>
           <w:noProof w:val="0"/>
-          <w:sz w:val="24"/>
-          <w:szCs w:val="24"/>
-          <w:lang w:val="en-US"/>
-        </w:rPr>
-        <w:t>conservative</w:t>
-      </w:r>
-      <w:r>
-        <w:rPr>
-          <w:rFonts w:ascii="Times New Roman" w:hAnsi="Times New Roman" w:eastAsia="Times New Roman" w:cs="Times New Roman"/>
-          <w:noProof w:val="0"/>
-          <w:sz w:val="24"/>
-          <w:szCs w:val="24"/>
-          <w:lang w:val="en-US"/>
-        </w:rPr>
-        <w:t xml:space="preserve"> model selection and control of false positives. Elastic net provides a reasonable compromise under correlated predictors. </w:t>
-      </w:r>
-      <w:r>
-        <w:rPr>
-          <w:rFonts w:ascii="Times New Roman" w:hAnsi="Times New Roman" w:eastAsia="Times New Roman" w:cs="Times New Roman"/>
-          <w:noProof w:val="0"/>
-          <w:sz w:val="24"/>
-          <w:szCs w:val="24"/>
-          <w:lang w:val="en-US"/>
-        </w:rPr>
-        <w:t>Thes</w:t>
-      </w:r>
-      <w:r>
-        <w:rPr>
-          <w:rFonts w:ascii="Times New Roman" w:hAnsi="Times New Roman" w:eastAsia="Times New Roman" w:cs="Times New Roman"/>
-          <w:noProof w:val="0"/>
-          <w:sz w:val="24"/>
-          <w:szCs w:val="24"/>
-          <w:lang w:val="en-US"/>
-        </w:rPr>
-        <w:t>e</w:t>
-      </w:r>
-      <w:r>
-        <w:rPr>
-          <w:rFonts w:ascii="Times New Roman" w:hAnsi="Times New Roman" w:eastAsia="Times New Roman" w:cs="Times New Roman"/>
-          <w:noProof w:val="0"/>
-          <w:sz w:val="24"/>
-          <w:szCs w:val="24"/>
-          <w:lang w:val="en-US"/>
-        </w:rPr>
-        <w:t xml:space="preserve"> results show that variable selection is a trade-off problem, and the best method depends on the goal of the analysis and the structure of the data.</w:t>
+          <w:color w:val="auto"/>
+          <w:sz w:val="24"/>
+          <w:szCs w:val="24"/>
+          <w:lang w:val="en-US"/>
+        </w:rPr>
+        <w:t xml:space="preserve"> = 500.</w:t>
+      </w:r>
+    </w:p>
+    <w:p>
+      <w:pPr>
+        <w:pStyle w:val="Normal"/>
+        <w:bidi w:val="0"/>
+        <w:spacing w:before="0" w:beforeAutospacing="off" w:after="0" w:afterAutospacing="off" w:line="480" w:lineRule="auto"/>
+        <w:ind w:left="0" w:right="0" w:firstLine="0"/>
+        <w:jc w:val="left"/>
+        <w:rPr>
+          <w:rFonts w:ascii="Times New Roman" w:hAnsi="Times New Roman" w:eastAsia="Times New Roman" w:cs="Times New Roman" w:asciiTheme="minorAscii" w:hAnsiTheme="minorAscii" w:eastAsiaTheme="minorAscii" w:cstheme="minorAscii"/>
+          <w:b w:val="1"/>
+          <w:bCs w:val="1"/>
+          <w:noProof w:val="0"/>
+          <w:color w:val="auto"/>
+          <w:sz w:val="24"/>
+          <w:szCs w:val="24"/>
+          <w:lang w:val="en-US"/>
+        </w:rPr>
+      </w:pPr>
+      <w:r>
+        <w:rPr>
+          <w:rFonts w:ascii="Times New Roman" w:hAnsi="Times New Roman" w:eastAsia="Times New Roman" w:cs="Times New Roman" w:asciiTheme="minorAscii" w:hAnsiTheme="minorAscii" w:eastAsiaTheme="minorAscii" w:cstheme="minorAscii"/>
+          <w:b w:val="1"/>
+          <w:bCs w:val="1"/>
+          <w:noProof w:val="0"/>
+          <w:color w:val="auto"/>
+          <w:sz w:val="24"/>
+          <w:szCs w:val="24"/>
+          <w:lang w:val="en-US"/>
+        </w:rPr>
+        <w:t xml:space="preserve">4 </w:t>
+      </w:r>
+      <w:r>
+        <w:rPr>
+          <w:rFonts w:ascii="Times New Roman" w:hAnsi="Times New Roman" w:eastAsia="Times New Roman" w:cs="Times New Roman" w:asciiTheme="minorAscii" w:hAnsiTheme="minorAscii" w:eastAsiaTheme="minorAscii" w:cstheme="minorAscii"/>
+          <w:b w:val="1"/>
+          <w:bCs w:val="1"/>
+          <w:noProof w:val="0"/>
+          <w:color w:val="auto"/>
+          <w:sz w:val="24"/>
+          <w:szCs w:val="24"/>
+          <w:lang w:val="en-US"/>
+        </w:rPr>
+        <w:t>Discussion</w:t>
+      </w:r>
+      <w:r>
+        <w:rPr>
+          <w:rFonts w:ascii="Times New Roman" w:hAnsi="Times New Roman" w:eastAsia="Times New Roman" w:cs="Times New Roman" w:asciiTheme="minorAscii" w:hAnsiTheme="minorAscii" w:eastAsiaTheme="minorAscii" w:cstheme="minorAscii"/>
+          <w:b w:val="1"/>
+          <w:bCs w:val="1"/>
+          <w:noProof w:val="0"/>
+          <w:color w:val="auto"/>
+          <w:sz w:val="24"/>
+          <w:szCs w:val="24"/>
+          <w:lang w:val="en-US"/>
+        </w:rPr>
+        <w:t xml:space="preserve"> and Conclusions</w:t>
       </w:r>
     </w:p>
     <w:p>
@@ -4525,13 +5512,903 @@
         <w:ind w:left="0" w:right="0" w:firstLine="720"/>
         <w:jc w:val="left"/>
         <w:rPr>
-          <w:rFonts w:ascii="Times New Roman" w:hAnsi="Times New Roman" w:eastAsia="Times New Roman" w:cs="Times New Roman"/>
-          <w:noProof w:val="0"/>
+          <w:rFonts w:ascii="Times New Roman" w:hAnsi="Times New Roman" w:eastAsia="Times New Roman" w:cs="Times New Roman" w:asciiTheme="minorAscii" w:hAnsiTheme="minorAscii" w:eastAsiaTheme="minorAscii" w:cstheme="minorAscii"/>
+          <w:noProof w:val="0"/>
+          <w:color w:val="auto"/>
           <w:sz w:val="24"/>
           <w:szCs w:val="24"/>
           <w:lang w:val="en-US"/>
         </w:rPr>
       </w:pPr>
+      <w:r>
+        <w:rPr>
+          <w:rFonts w:ascii="Times New Roman" w:hAnsi="Times New Roman" w:eastAsia="Times New Roman" w:cs="Times New Roman" w:asciiTheme="minorAscii" w:hAnsiTheme="minorAscii" w:eastAsiaTheme="minorAscii" w:cstheme="minorAscii"/>
+          <w:noProof w:val="0"/>
+          <w:color w:val="auto"/>
+          <w:sz w:val="24"/>
+          <w:szCs w:val="24"/>
+          <w:lang w:val="en-US"/>
+        </w:rPr>
+        <w:t xml:space="preserve">This simulation study compared several variable selection methods in linear regression, including backward selection based on p-values, AIC, and BIC, as well as LASSO and elastic net under different tuning parameter choices. Across all scenarios, we evaluated how well each method </w:t>
+      </w:r>
+      <w:r>
+        <w:rPr>
+          <w:rFonts w:ascii="Times New Roman" w:hAnsi="Times New Roman" w:eastAsia="Times New Roman" w:cs="Times New Roman" w:asciiTheme="minorAscii" w:hAnsiTheme="minorAscii" w:eastAsiaTheme="minorAscii" w:cstheme="minorAscii"/>
+          <w:noProof w:val="0"/>
+          <w:color w:val="auto"/>
+          <w:sz w:val="24"/>
+          <w:szCs w:val="24"/>
+          <w:lang w:val="en-US"/>
+        </w:rPr>
+        <w:t>identified</w:t>
+      </w:r>
+      <w:r>
+        <w:rPr>
+          <w:rFonts w:ascii="Times New Roman" w:hAnsi="Times New Roman" w:eastAsia="Times New Roman" w:cs="Times New Roman" w:asciiTheme="minorAscii" w:hAnsiTheme="minorAscii" w:eastAsiaTheme="minorAscii" w:cstheme="minorAscii"/>
+          <w:noProof w:val="0"/>
+          <w:color w:val="auto"/>
+          <w:sz w:val="24"/>
+          <w:szCs w:val="24"/>
+          <w:lang w:val="en-US"/>
+        </w:rPr>
+        <w:t xml:space="preserve"> the true variables and avoided irrelevant ones using selection rates, bias, coverage, TPR, FPR, and </w:t>
+      </w:r>
+      <w:r>
+        <w:rPr>
+          <w:rFonts w:ascii="Times New Roman" w:hAnsi="Times New Roman" w:eastAsia="Times New Roman" w:cs="Times New Roman" w:asciiTheme="minorAscii" w:hAnsiTheme="minorAscii" w:eastAsiaTheme="minorAscii" w:cstheme="minorAscii"/>
+          <w:noProof w:val="0"/>
+          <w:color w:val="auto"/>
+          <w:sz w:val="24"/>
+          <w:szCs w:val="24"/>
+          <w:lang w:val="en-US"/>
+        </w:rPr>
+        <w:t>t</w:t>
+      </w:r>
+      <w:r>
+        <w:rPr>
+          <w:rFonts w:ascii="Times New Roman" w:hAnsi="Times New Roman" w:eastAsia="Times New Roman" w:cs="Times New Roman" w:asciiTheme="minorAscii" w:hAnsiTheme="minorAscii" w:eastAsiaTheme="minorAscii" w:cstheme="minorAscii"/>
+          <w:noProof w:val="0"/>
+          <w:color w:val="auto"/>
+          <w:sz w:val="24"/>
+          <w:szCs w:val="24"/>
+          <w:lang w:val="en-US"/>
+        </w:rPr>
+        <w:t>ype I</w:t>
+      </w:r>
+      <w:r>
+        <w:rPr>
+          <w:rFonts w:ascii="Times New Roman" w:hAnsi="Times New Roman" w:eastAsia="Times New Roman" w:cs="Times New Roman" w:asciiTheme="minorAscii" w:hAnsiTheme="minorAscii" w:eastAsiaTheme="minorAscii" w:cstheme="minorAscii"/>
+          <w:noProof w:val="0"/>
+          <w:color w:val="auto"/>
+          <w:sz w:val="24"/>
+          <w:szCs w:val="24"/>
+          <w:lang w:val="en-US"/>
+        </w:rPr>
+        <w:t xml:space="preserve"> and </w:t>
+      </w:r>
+      <w:r>
+        <w:rPr>
+          <w:rFonts w:ascii="Times New Roman" w:hAnsi="Times New Roman" w:eastAsia="Times New Roman" w:cs="Times New Roman" w:asciiTheme="minorAscii" w:hAnsiTheme="minorAscii" w:eastAsiaTheme="minorAscii" w:cstheme="minorAscii"/>
+          <w:noProof w:val="0"/>
+          <w:color w:val="auto"/>
+          <w:sz w:val="24"/>
+          <w:szCs w:val="24"/>
+          <w:lang w:val="en-US"/>
+        </w:rPr>
+        <w:t>II error.</w:t>
+      </w:r>
+    </w:p>
+    <w:p>
+      <w:pPr>
+        <w:pStyle w:val="Normal"/>
+        <w:bidi w:val="0"/>
+        <w:spacing w:before="0" w:beforeAutospacing="off" w:after="0" w:afterAutospacing="off" w:line="480" w:lineRule="auto"/>
+        <w:ind w:left="0" w:right="0" w:firstLine="720"/>
+        <w:jc w:val="left"/>
+        <w:rPr>
+          <w:rFonts w:ascii="Times New Roman" w:hAnsi="Times New Roman" w:eastAsia="Times New Roman" w:cs="Times New Roman" w:asciiTheme="minorAscii" w:hAnsiTheme="minorAscii" w:eastAsiaTheme="minorAscii" w:cstheme="minorAscii"/>
+          <w:noProof w:val="0"/>
+          <w:color w:val="auto"/>
+          <w:sz w:val="24"/>
+          <w:szCs w:val="24"/>
+          <w:lang w:val="en-US"/>
+        </w:rPr>
+      </w:pPr>
+      <w:r>
+        <w:rPr>
+          <w:rFonts w:ascii="Times New Roman" w:hAnsi="Times New Roman" w:eastAsia="Times New Roman" w:cs="Times New Roman" w:asciiTheme="minorAscii" w:hAnsiTheme="minorAscii" w:eastAsiaTheme="minorAscii" w:cstheme="minorAscii"/>
+          <w:noProof w:val="0"/>
+          <w:color w:val="auto"/>
+          <w:sz w:val="24"/>
+          <w:szCs w:val="24"/>
+          <w:lang w:val="en-US"/>
+        </w:rPr>
+        <w:t xml:space="preserve">Overall, there was a clear trade-off between sensitivity and false </w:t>
+      </w:r>
+      <w:r>
+        <w:rPr>
+          <w:rFonts w:ascii="Times New Roman" w:hAnsi="Times New Roman" w:eastAsia="Times New Roman" w:cs="Times New Roman" w:asciiTheme="minorAscii" w:hAnsiTheme="minorAscii" w:eastAsiaTheme="minorAscii" w:cstheme="minorAscii"/>
+          <w:noProof w:val="0"/>
+          <w:color w:val="auto"/>
+          <w:sz w:val="24"/>
+          <w:szCs w:val="24"/>
+          <w:lang w:val="en-US"/>
+        </w:rPr>
+        <w:t>selection</w:t>
+      </w:r>
+      <w:r>
+        <w:rPr>
+          <w:rFonts w:ascii="Times New Roman" w:hAnsi="Times New Roman" w:eastAsia="Times New Roman" w:cs="Times New Roman" w:asciiTheme="minorAscii" w:hAnsiTheme="minorAscii" w:eastAsiaTheme="minorAscii" w:cstheme="minorAscii"/>
+          <w:noProof w:val="0"/>
+          <w:color w:val="auto"/>
+          <w:sz w:val="24"/>
+          <w:szCs w:val="24"/>
+          <w:lang w:val="en-US"/>
+        </w:rPr>
+        <w:t xml:space="preserve">. More liberal methods such as AIC, LASSO with </w:t>
+      </w:r>
+      <m:oMathPara xmlns:m="http://schemas.openxmlformats.org/officeDocument/2006/math">
+        <m:oMath xmlns:m="http://schemas.openxmlformats.org/officeDocument/2006/math">
+          <m:sSub xmlns:m="http://schemas.openxmlformats.org/officeDocument/2006/math">
+            <m:sSubPr>
+              <m:ctrlPr/>
+            </m:sSubPr>
+            <m:e>
+              <m:r>
+                <m:t>𝜆</m:t>
+              </m:r>
+            </m:e>
+            <m:sub>
+              <m:r>
+                <m:t>𝑚𝑖𝑛</m:t>
+              </m:r>
+            </m:sub>
+          </m:sSub>
+        </m:oMath>
+      </m:oMathPara>
+      <w:r>
+        <w:rPr>
+          <w:rFonts w:ascii="Times New Roman" w:hAnsi="Times New Roman" w:eastAsia="Times New Roman" w:cs="Times New Roman" w:asciiTheme="minorAscii" w:hAnsiTheme="minorAscii" w:eastAsiaTheme="minorAscii" w:cstheme="minorAscii"/>
+          <w:noProof w:val="0"/>
+          <w:color w:val="auto"/>
+          <w:sz w:val="24"/>
+          <w:szCs w:val="24"/>
+          <w:lang w:val="en-US"/>
+        </w:rPr>
+        <w:t xml:space="preserve">, and elastic net with </w:t>
+      </w:r>
+      <m:oMathPara xmlns:m="http://schemas.openxmlformats.org/officeDocument/2006/math">
+        <m:oMath xmlns:m="http://schemas.openxmlformats.org/officeDocument/2006/math">
+          <m:sSub xmlns:m="http://schemas.openxmlformats.org/officeDocument/2006/math">
+            <m:sSubPr>
+              <m:ctrlPr/>
+            </m:sSubPr>
+            <m:e>
+              <m:r>
+                <m:t>𝜆</m:t>
+              </m:r>
+            </m:e>
+            <m:sub>
+              <m:r>
+                <m:t>𝑚𝑖𝑛</m:t>
+              </m:r>
+            </m:sub>
+          </m:sSub>
+        </m:oMath>
+      </m:oMathPara>
+      <w:r>
+        <w:rPr>
+          <w:rFonts w:ascii="Times New Roman" w:hAnsi="Times New Roman" w:eastAsia="Times New Roman" w:cs="Times New Roman" w:asciiTheme="minorAscii" w:hAnsiTheme="minorAscii" w:eastAsiaTheme="minorAscii" w:cstheme="minorAscii"/>
+          <w:noProof w:val="0"/>
+          <w:color w:val="auto"/>
+          <w:sz w:val="24"/>
+          <w:szCs w:val="24"/>
+          <w:lang w:val="en-US"/>
+        </w:rPr>
+        <w:t xml:space="preserve"> </w:t>
+      </w:r>
+      <w:r>
+        <w:rPr>
+          <w:rFonts w:ascii="Times New Roman" w:hAnsi="Times New Roman" w:eastAsia="Times New Roman" w:cs="Times New Roman" w:asciiTheme="minorAscii" w:hAnsiTheme="minorAscii" w:eastAsiaTheme="minorAscii" w:cstheme="minorAscii"/>
+          <w:noProof w:val="0"/>
+          <w:color w:val="auto"/>
+          <w:sz w:val="24"/>
+          <w:szCs w:val="24"/>
+          <w:lang w:val="en-US"/>
+        </w:rPr>
+        <w:t xml:space="preserve">generally </w:t>
+      </w:r>
+      <w:r>
+        <w:rPr>
+          <w:rFonts w:ascii="Times New Roman" w:hAnsi="Times New Roman" w:eastAsia="Times New Roman" w:cs="Times New Roman" w:asciiTheme="minorAscii" w:hAnsiTheme="minorAscii" w:eastAsiaTheme="minorAscii" w:cstheme="minorAscii"/>
+          <w:noProof w:val="0"/>
+          <w:color w:val="auto"/>
+          <w:sz w:val="24"/>
+          <w:szCs w:val="24"/>
+          <w:lang w:val="en-US"/>
+        </w:rPr>
+        <w:t>produced</w:t>
+      </w:r>
+      <w:r>
+        <w:rPr>
+          <w:rFonts w:ascii="Times New Roman" w:hAnsi="Times New Roman" w:eastAsia="Times New Roman" w:cs="Times New Roman" w:asciiTheme="minorAscii" w:hAnsiTheme="minorAscii" w:eastAsiaTheme="minorAscii" w:cstheme="minorAscii"/>
+          <w:noProof w:val="0"/>
+          <w:color w:val="auto"/>
+          <w:sz w:val="24"/>
+          <w:szCs w:val="24"/>
+          <w:lang w:val="en-US"/>
+        </w:rPr>
+        <w:t xml:space="preserve"> higher true positive rates but also higher false positive rates, especially under higher correlation. In contrast, more conservative approaches including BIC, p-value backward selection, and LASSO with </w:t>
+      </w:r>
+      <m:oMathPara xmlns:m="http://schemas.openxmlformats.org/officeDocument/2006/math">
+        <m:oMath xmlns:m="http://schemas.openxmlformats.org/officeDocument/2006/math">
+          <m:sSub xmlns:m="http://schemas.openxmlformats.org/officeDocument/2006/math">
+            <m:sSubPr>
+              <m:ctrlPr/>
+            </m:sSubPr>
+            <m:e>
+              <m:r>
+                <m:t>𝜆</m:t>
+              </m:r>
+            </m:e>
+            <m:sub>
+              <m:r>
+                <m:t>1</m:t>
+              </m:r>
+              <m:r>
+                <m:t>𝑆𝐸</m:t>
+              </m:r>
+            </m:sub>
+          </m:sSub>
+        </m:oMath>
+      </m:oMathPara>
+      <w:r>
+        <w:rPr>
+          <w:rFonts w:ascii="Times New Roman" w:hAnsi="Times New Roman" w:eastAsia="Times New Roman" w:cs="Times New Roman" w:asciiTheme="minorAscii" w:hAnsiTheme="minorAscii" w:eastAsiaTheme="minorAscii" w:cstheme="minorAscii"/>
+          <w:noProof w:val="0"/>
+          <w:color w:val="auto"/>
+          <w:sz w:val="24"/>
+          <w:szCs w:val="24"/>
+          <w:lang w:val="en-US"/>
+        </w:rPr>
+        <w:t xml:space="preserve"> tended to select fewer null variables and achieved lower </w:t>
+      </w:r>
+      <w:r>
+        <w:rPr>
+          <w:rFonts w:ascii="Times New Roman" w:hAnsi="Times New Roman" w:eastAsia="Times New Roman" w:cs="Times New Roman" w:asciiTheme="minorAscii" w:hAnsiTheme="minorAscii" w:eastAsiaTheme="minorAscii" w:cstheme="minorAscii"/>
+          <w:noProof w:val="0"/>
+          <w:color w:val="auto"/>
+          <w:sz w:val="24"/>
+          <w:szCs w:val="24"/>
+          <w:lang w:val="en-US"/>
+        </w:rPr>
+        <w:t>t</w:t>
+      </w:r>
+      <w:r>
+        <w:rPr>
+          <w:rFonts w:ascii="Times New Roman" w:hAnsi="Times New Roman" w:eastAsia="Times New Roman" w:cs="Times New Roman" w:asciiTheme="minorAscii" w:hAnsiTheme="minorAscii" w:eastAsiaTheme="minorAscii" w:cstheme="minorAscii"/>
+          <w:noProof w:val="0"/>
+          <w:color w:val="auto"/>
+          <w:sz w:val="24"/>
+          <w:szCs w:val="24"/>
+          <w:lang w:val="en-US"/>
+        </w:rPr>
+        <w:t>ype</w:t>
+      </w:r>
+      <w:r>
+        <w:rPr>
+          <w:rFonts w:ascii="Times New Roman" w:hAnsi="Times New Roman" w:eastAsia="Times New Roman" w:cs="Times New Roman" w:asciiTheme="minorAscii" w:hAnsiTheme="minorAscii" w:eastAsiaTheme="minorAscii" w:cstheme="minorAscii"/>
+          <w:noProof w:val="0"/>
+          <w:color w:val="auto"/>
+          <w:sz w:val="24"/>
+          <w:szCs w:val="24"/>
+          <w:lang w:val="en-US"/>
+        </w:rPr>
+        <w:t xml:space="preserve"> I error, but this came at the cost of missing weaker signals such as V01 and increasing </w:t>
+      </w:r>
+      <w:r>
+        <w:rPr>
+          <w:rFonts w:ascii="Times New Roman" w:hAnsi="Times New Roman" w:eastAsia="Times New Roman" w:cs="Times New Roman" w:asciiTheme="minorAscii" w:hAnsiTheme="minorAscii" w:eastAsiaTheme="minorAscii" w:cstheme="minorAscii"/>
+          <w:noProof w:val="0"/>
+          <w:color w:val="auto"/>
+          <w:sz w:val="24"/>
+          <w:szCs w:val="24"/>
+          <w:lang w:val="en-US"/>
+        </w:rPr>
+        <w:t>t</w:t>
+      </w:r>
+      <w:r>
+        <w:rPr>
+          <w:rFonts w:ascii="Times New Roman" w:hAnsi="Times New Roman" w:eastAsia="Times New Roman" w:cs="Times New Roman" w:asciiTheme="minorAscii" w:hAnsiTheme="minorAscii" w:eastAsiaTheme="minorAscii" w:cstheme="minorAscii"/>
+          <w:noProof w:val="0"/>
+          <w:color w:val="auto"/>
+          <w:sz w:val="24"/>
+          <w:szCs w:val="24"/>
+          <w:lang w:val="en-US"/>
+        </w:rPr>
+        <w:t>ype</w:t>
+      </w:r>
+      <w:r>
+        <w:rPr>
+          <w:rFonts w:ascii="Times New Roman" w:hAnsi="Times New Roman" w:eastAsia="Times New Roman" w:cs="Times New Roman" w:asciiTheme="minorAscii" w:hAnsiTheme="minorAscii" w:eastAsiaTheme="minorAscii" w:cstheme="minorAscii"/>
+          <w:noProof w:val="0"/>
+          <w:color w:val="auto"/>
+          <w:sz w:val="24"/>
+          <w:szCs w:val="24"/>
+          <w:lang w:val="en-US"/>
+        </w:rPr>
+        <w:t xml:space="preserve"> II error.</w:t>
+      </w:r>
+    </w:p>
+    <w:p>
+      <w:pPr>
+        <w:pStyle w:val="Normal"/>
+        <w:bidi w:val="0"/>
+        <w:spacing w:before="0" w:beforeAutospacing="off" w:after="0" w:afterAutospacing="off" w:line="480" w:lineRule="auto"/>
+        <w:ind w:left="0" w:right="0" w:firstLine="720"/>
+        <w:jc w:val="left"/>
+        <w:rPr>
+          <w:rFonts w:ascii="Times New Roman" w:hAnsi="Times New Roman" w:eastAsia="Times New Roman" w:cs="Times New Roman" w:asciiTheme="minorAscii" w:hAnsiTheme="minorAscii" w:eastAsiaTheme="minorAscii" w:cstheme="minorAscii"/>
+          <w:noProof w:val="0"/>
+          <w:color w:val="auto"/>
+          <w:sz w:val="24"/>
+          <w:szCs w:val="24"/>
+          <w:lang w:val="en-US"/>
+        </w:rPr>
+      </w:pPr>
+      <w:r>
+        <w:rPr>
+          <w:rFonts w:ascii="Times New Roman" w:hAnsi="Times New Roman" w:eastAsia="Times New Roman" w:cs="Times New Roman" w:asciiTheme="minorAscii" w:hAnsiTheme="minorAscii" w:eastAsiaTheme="minorAscii" w:cstheme="minorAscii"/>
+          <w:noProof w:val="0"/>
+          <w:color w:val="auto"/>
+          <w:sz w:val="24"/>
+          <w:szCs w:val="24"/>
+          <w:lang w:val="en-US"/>
+        </w:rPr>
+        <w:t xml:space="preserve">Across all methods, performance improved with larger sample size and worsened as correlation increased. Under high correlation, selection became less stable overall, with lower coverage for weaker signals and greater variability in bias and selection rates. Elastic net </w:t>
+      </w:r>
+      <w:r>
+        <w:rPr>
+          <w:rFonts w:ascii="Times New Roman" w:hAnsi="Times New Roman" w:eastAsia="Times New Roman" w:cs="Times New Roman" w:asciiTheme="minorAscii" w:hAnsiTheme="minorAscii" w:eastAsiaTheme="minorAscii" w:cstheme="minorAscii"/>
+          <w:noProof w:val="0"/>
+          <w:color w:val="auto"/>
+          <w:sz w:val="24"/>
+          <w:szCs w:val="24"/>
+          <w:lang w:val="en-US"/>
+        </w:rPr>
+        <w:t>generally was</w:t>
+      </w:r>
+      <w:r>
+        <w:rPr>
+          <w:rFonts w:ascii="Times New Roman" w:hAnsi="Times New Roman" w:eastAsia="Times New Roman" w:cs="Times New Roman" w:asciiTheme="minorAscii" w:hAnsiTheme="minorAscii" w:eastAsiaTheme="minorAscii" w:cstheme="minorAscii"/>
+          <w:noProof w:val="0"/>
+          <w:color w:val="auto"/>
+          <w:sz w:val="24"/>
+          <w:szCs w:val="24"/>
+          <w:lang w:val="en-US"/>
+        </w:rPr>
+        <w:t xml:space="preserve"> </w:t>
+      </w:r>
+      <w:r>
+        <w:rPr>
+          <w:rFonts w:ascii="Times New Roman" w:hAnsi="Times New Roman" w:eastAsia="Times New Roman" w:cs="Times New Roman" w:asciiTheme="minorAscii" w:hAnsiTheme="minorAscii" w:eastAsiaTheme="minorAscii" w:cstheme="minorAscii"/>
+          <w:noProof w:val="0"/>
+          <w:color w:val="auto"/>
+          <w:sz w:val="24"/>
+          <w:szCs w:val="24"/>
+          <w:lang w:val="en-US"/>
+        </w:rPr>
+        <w:t>generally more</w:t>
+      </w:r>
+      <w:r>
+        <w:rPr>
+          <w:rFonts w:ascii="Times New Roman" w:hAnsi="Times New Roman" w:eastAsia="Times New Roman" w:cs="Times New Roman" w:asciiTheme="minorAscii" w:hAnsiTheme="minorAscii" w:eastAsiaTheme="minorAscii" w:cstheme="minorAscii"/>
+          <w:noProof w:val="0"/>
+          <w:color w:val="auto"/>
+          <w:sz w:val="24"/>
+          <w:szCs w:val="24"/>
+          <w:lang w:val="en-US"/>
+        </w:rPr>
+        <w:t xml:space="preserve"> stable </w:t>
+      </w:r>
+      <w:r>
+        <w:rPr>
+          <w:rFonts w:ascii="Times New Roman" w:hAnsi="Times New Roman" w:eastAsia="Times New Roman" w:cs="Times New Roman" w:asciiTheme="minorAscii" w:hAnsiTheme="minorAscii" w:eastAsiaTheme="minorAscii" w:cstheme="minorAscii"/>
+          <w:noProof w:val="0"/>
+          <w:color w:val="auto"/>
+          <w:sz w:val="24"/>
+          <w:szCs w:val="24"/>
+          <w:lang w:val="en-US"/>
+        </w:rPr>
+        <w:t>than LASSO in correlated settings, but results still depended strongly on the tuning parameter, with</w:t>
+      </w:r>
+      <w:r>
+        <w:rPr>
+          <w:rFonts w:ascii="Times New Roman" w:hAnsi="Times New Roman" w:eastAsia="Times New Roman" w:cs="Times New Roman" w:asciiTheme="minorAscii" w:hAnsiTheme="minorAscii" w:eastAsiaTheme="minorAscii" w:cstheme="minorAscii"/>
+          <w:noProof w:val="0"/>
+          <w:color w:val="auto"/>
+          <w:sz w:val="24"/>
+          <w:szCs w:val="24"/>
+          <w:lang w:val="en-US"/>
+        </w:rPr>
+        <w:t xml:space="preserve"> </w:t>
+      </w:r>
+      <m:oMathPara xmlns:m="http://schemas.openxmlformats.org/officeDocument/2006/math">
+        <m:oMath xmlns:m="http://schemas.openxmlformats.org/officeDocument/2006/math">
+          <m:sSub xmlns:m="http://schemas.openxmlformats.org/officeDocument/2006/math">
+            <m:sSubPr>
+              <m:ctrlPr/>
+            </m:sSubPr>
+            <m:e>
+              <m:r>
+                <m:t>𝜆</m:t>
+              </m:r>
+            </m:e>
+            <m:sub>
+              <m:r>
+                <m:t>𝑚𝑖𝑛</m:t>
+              </m:r>
+            </m:sub>
+          </m:sSub>
+        </m:oMath>
+      </m:oMathPara>
+      <w:r>
+        <w:rPr>
+          <w:rFonts w:ascii="Times New Roman" w:hAnsi="Times New Roman" w:eastAsia="Times New Roman" w:cs="Times New Roman" w:asciiTheme="minorAscii" w:hAnsiTheme="minorAscii" w:eastAsiaTheme="minorAscii" w:cstheme="minorAscii"/>
+          <w:noProof w:val="0"/>
+          <w:color w:val="auto"/>
+          <w:sz w:val="24"/>
+          <w:szCs w:val="24"/>
+          <w:lang w:val="en-US"/>
+        </w:rPr>
+        <w:t xml:space="preserve"> leading to more complex models and</w:t>
+      </w:r>
+      <w:r>
+        <w:rPr>
+          <w:rFonts w:ascii="Times New Roman" w:hAnsi="Times New Roman" w:eastAsia="Times New Roman" w:cs="Times New Roman" w:asciiTheme="minorAscii" w:hAnsiTheme="minorAscii" w:eastAsiaTheme="minorAscii" w:cstheme="minorAscii"/>
+          <w:noProof w:val="0"/>
+          <w:color w:val="auto"/>
+          <w:sz w:val="24"/>
+          <w:szCs w:val="24"/>
+          <w:lang w:val="en-US"/>
+        </w:rPr>
+        <w:t xml:space="preserve"> </w:t>
+      </w:r>
+      <m:oMathPara xmlns:m="http://schemas.openxmlformats.org/officeDocument/2006/math">
+        <m:oMath xmlns:m="http://schemas.openxmlformats.org/officeDocument/2006/math">
+          <m:sSub xmlns:m="http://schemas.openxmlformats.org/officeDocument/2006/math">
+            <m:sSubPr>
+              <m:ctrlPr/>
+            </m:sSubPr>
+            <m:e>
+              <m:r>
+                <m:t>𝜆</m:t>
+              </m:r>
+            </m:e>
+            <m:sub>
+              <m:r>
+                <m:t>1</m:t>
+              </m:r>
+              <m:r>
+                <m:t>𝑆𝐸</m:t>
+              </m:r>
+            </m:sub>
+          </m:sSub>
+        </m:oMath>
+      </m:oMathPara>
+      <w:r>
+        <w:rPr>
+          <w:rFonts w:ascii="Times New Roman" w:hAnsi="Times New Roman" w:eastAsia="Times New Roman" w:cs="Times New Roman" w:asciiTheme="minorAscii" w:hAnsiTheme="minorAscii" w:eastAsiaTheme="minorAscii" w:cstheme="minorAscii"/>
+          <w:noProof w:val="0"/>
+          <w:color w:val="auto"/>
+          <w:sz w:val="24"/>
+          <w:szCs w:val="24"/>
+          <w:lang w:val="en-US"/>
+        </w:rPr>
+        <w:t xml:space="preserve"> producing more parsimonious ones.</w:t>
+      </w:r>
+    </w:p>
+    <w:p>
+      <w:pPr>
+        <w:pStyle w:val="Normal"/>
+        <w:bidi w:val="0"/>
+        <w:spacing w:before="0" w:beforeAutospacing="off" w:after="0" w:afterAutospacing="off" w:line="480" w:lineRule="auto"/>
+        <w:ind w:left="0" w:right="0" w:firstLine="720"/>
+        <w:jc w:val="left"/>
+        <w:rPr>
+          <w:rFonts w:ascii="Times New Roman" w:hAnsi="Times New Roman" w:eastAsia="Times New Roman" w:cs="Times New Roman" w:asciiTheme="minorAscii" w:hAnsiTheme="minorAscii" w:eastAsiaTheme="minorAscii" w:cstheme="minorAscii"/>
+          <w:noProof w:val="0"/>
+          <w:color w:val="auto"/>
+          <w:sz w:val="24"/>
+          <w:szCs w:val="24"/>
+          <w:lang w:val="en-US"/>
+        </w:rPr>
+      </w:pPr>
+      <w:r>
+        <w:rPr>
+          <w:rFonts w:ascii="Times New Roman" w:hAnsi="Times New Roman" w:eastAsia="Times New Roman" w:cs="Times New Roman" w:asciiTheme="minorAscii" w:hAnsiTheme="minorAscii" w:eastAsiaTheme="minorAscii" w:cstheme="minorAscii"/>
+          <w:noProof w:val="0"/>
+          <w:color w:val="auto"/>
+          <w:sz w:val="24"/>
+          <w:szCs w:val="24"/>
+          <w:lang w:val="en-US"/>
+        </w:rPr>
+        <w:t xml:space="preserve">Several limitations should be noted. The simulation assumes a linear model with normally distributed errors and an exchangeable correlation structure, which may not reflect more complex real-world settings. Only two sample sizes and one signal structure were considered, and penalized methods were limited to </w:t>
+      </w:r>
+      <m:oMathPara xmlns:m="http://schemas.openxmlformats.org/officeDocument/2006/math">
+        <m:oMath xmlns:m="http://schemas.openxmlformats.org/officeDocument/2006/math">
+          <m:sSub xmlns:m="http://schemas.openxmlformats.org/officeDocument/2006/math">
+            <m:sSubPr>
+              <m:ctrlPr/>
+            </m:sSubPr>
+            <m:e>
+              <m:r>
+                <m:t>𝜆</m:t>
+              </m:r>
+            </m:e>
+            <m:sub>
+              <m:r>
+                <m:t>𝑚𝑖𝑛</m:t>
+              </m:r>
+            </m:sub>
+          </m:sSub>
+        </m:oMath>
+      </m:oMathPara>
+      <w:r>
+        <w:rPr>
+          <w:rFonts w:ascii="Times New Roman" w:hAnsi="Times New Roman" w:eastAsia="Times New Roman" w:cs="Times New Roman" w:asciiTheme="minorAscii" w:hAnsiTheme="minorAscii" w:eastAsiaTheme="minorAscii" w:cstheme="minorAscii"/>
+          <w:noProof w:val="0"/>
+          <w:color w:val="auto"/>
+          <w:sz w:val="24"/>
+          <w:szCs w:val="24"/>
+          <w:lang w:val="en-US"/>
+        </w:rPr>
+        <w:t xml:space="preserve"> </w:t>
+      </w:r>
+      <w:r>
+        <w:rPr>
+          <w:rFonts w:ascii="Times New Roman" w:hAnsi="Times New Roman" w:eastAsia="Times New Roman" w:cs="Times New Roman" w:asciiTheme="minorAscii" w:hAnsiTheme="minorAscii" w:eastAsiaTheme="minorAscii" w:cstheme="minorAscii"/>
+          <w:noProof w:val="0"/>
+          <w:color w:val="auto"/>
+          <w:sz w:val="24"/>
+          <w:szCs w:val="24"/>
+          <w:lang w:val="en-US"/>
+        </w:rPr>
+        <w:t xml:space="preserve">and </w:t>
+      </w:r>
+      <m:oMathPara xmlns:m="http://schemas.openxmlformats.org/officeDocument/2006/math">
+        <m:oMath xmlns:m="http://schemas.openxmlformats.org/officeDocument/2006/math">
+          <m:sSub xmlns:m="http://schemas.openxmlformats.org/officeDocument/2006/math">
+            <m:sSubPr>
+              <m:ctrlPr/>
+            </m:sSubPr>
+            <m:e>
+              <m:r>
+                <m:t>𝜆</m:t>
+              </m:r>
+            </m:e>
+            <m:sub>
+              <m:r>
+                <m:t>1</m:t>
+              </m:r>
+              <m:r>
+                <m:t>𝑆𝐸</m:t>
+              </m:r>
+            </m:sub>
+          </m:sSub>
+        </m:oMath>
+      </m:oMathPara>
+      <w:r>
+        <w:rPr>
+          <w:rFonts w:ascii="Times New Roman" w:hAnsi="Times New Roman" w:eastAsia="Times New Roman" w:cs="Times New Roman" w:asciiTheme="minorAscii" w:hAnsiTheme="minorAscii" w:eastAsiaTheme="minorAscii" w:cstheme="minorAscii"/>
+          <w:noProof w:val="0"/>
+          <w:color w:val="auto"/>
+          <w:sz w:val="24"/>
+          <w:szCs w:val="24"/>
+          <w:lang w:val="en-US"/>
+        </w:rPr>
+        <w:t>.</w:t>
+      </w:r>
+      <w:r>
+        <w:rPr>
+          <w:rFonts w:ascii="Times New Roman" w:hAnsi="Times New Roman" w:eastAsia="Times New Roman" w:cs="Times New Roman" w:asciiTheme="minorAscii" w:hAnsiTheme="minorAscii" w:eastAsiaTheme="minorAscii" w:cstheme="minorAscii"/>
+          <w:noProof w:val="0"/>
+          <w:color w:val="auto"/>
+          <w:sz w:val="24"/>
+          <w:szCs w:val="24"/>
+          <w:lang w:val="en-US"/>
+        </w:rPr>
+        <w:t xml:space="preserve"> </w:t>
+      </w:r>
+      <w:r>
+        <w:rPr>
+          <w:rFonts w:ascii="Times New Roman" w:hAnsi="Times New Roman" w:eastAsia="Times New Roman" w:cs="Times New Roman" w:asciiTheme="minorAscii" w:hAnsiTheme="minorAscii" w:eastAsiaTheme="minorAscii" w:cstheme="minorAscii"/>
+          <w:noProof w:val="0"/>
+          <w:color w:val="auto"/>
+          <w:sz w:val="24"/>
+          <w:szCs w:val="24"/>
+          <w:lang w:val="en-US"/>
+        </w:rPr>
+        <w:t xml:space="preserve">In addition, post-selection inference was simplified, and a stringent p-value threshold was used for significance, which may affect coverage and </w:t>
+      </w:r>
+      <w:r>
+        <w:rPr>
+          <w:rFonts w:ascii="Times New Roman" w:hAnsi="Times New Roman" w:eastAsia="Times New Roman" w:cs="Times New Roman" w:asciiTheme="minorAscii" w:hAnsiTheme="minorAscii" w:eastAsiaTheme="minorAscii" w:cstheme="minorAscii"/>
+          <w:noProof w:val="0"/>
+          <w:color w:val="auto"/>
+          <w:sz w:val="24"/>
+          <w:szCs w:val="24"/>
+          <w:lang w:val="en-US"/>
+        </w:rPr>
+        <w:t xml:space="preserve">t</w:t>
+      </w:r>
+      <w:r>
+        <w:rPr>
+          <w:rFonts w:ascii="Times New Roman" w:hAnsi="Times New Roman" w:eastAsia="Times New Roman" w:cs="Times New Roman" w:asciiTheme="minorAscii" w:hAnsiTheme="minorAscii" w:eastAsiaTheme="minorAscii" w:cstheme="minorAscii"/>
+          <w:noProof w:val="0"/>
+          <w:color w:val="auto"/>
+          <w:sz w:val="24"/>
+          <w:szCs w:val="24"/>
+          <w:lang w:val="en-US"/>
+        </w:rPr>
+        <w:t xml:space="preserve">ype I error after </w:t>
+      </w:r>
+      <w:r>
+        <w:rPr>
+          <w:rFonts w:ascii="Times New Roman" w:hAnsi="Times New Roman" w:eastAsia="Times New Roman" w:cs="Times New Roman" w:asciiTheme="minorAscii" w:hAnsiTheme="minorAscii" w:eastAsiaTheme="minorAscii" w:cstheme="minorAscii"/>
+          <w:noProof w:val="0"/>
+          <w:color w:val="auto"/>
+          <w:sz w:val="24"/>
+          <w:szCs w:val="24"/>
+          <w:lang w:val="en-US"/>
+        </w:rPr>
+        <w:t>selection</w:t>
+      </w:r>
+      <w:r>
+        <w:rPr>
+          <w:rFonts w:ascii="Times New Roman" w:hAnsi="Times New Roman" w:eastAsia="Times New Roman" w:cs="Times New Roman" w:asciiTheme="minorAscii" w:hAnsiTheme="minorAscii" w:eastAsiaTheme="minorAscii" w:cstheme="minorAscii"/>
+          <w:noProof w:val="0"/>
+          <w:color w:val="auto"/>
+          <w:sz w:val="24"/>
+          <w:szCs w:val="24"/>
+          <w:lang w:val="en-US"/>
+        </w:rPr>
+        <w:t>.</w:t>
+      </w:r>
+      <w:r>
+        <w:rPr>
+          <w:rFonts w:ascii="Times New Roman" w:hAnsi="Times New Roman" w:eastAsia="Times New Roman" w:cs="Times New Roman" w:asciiTheme="minorAscii" w:hAnsiTheme="minorAscii" w:eastAsiaTheme="minorAscii" w:cstheme="minorAscii"/>
+          <w:noProof w:val="0"/>
+          <w:color w:val="auto"/>
+          <w:sz w:val="24"/>
+          <w:szCs w:val="24"/>
+          <w:lang w:val="en-US"/>
+        </w:rPr>
+        <w:t xml:space="preserve"> Future work could consider more realistic data settings, </w:t>
+      </w:r>
+      <w:r>
+        <w:rPr>
+          <w:rFonts w:ascii="Times New Roman" w:hAnsi="Times New Roman" w:eastAsia="Times New Roman" w:cs="Times New Roman" w:asciiTheme="minorAscii" w:hAnsiTheme="minorAscii" w:eastAsiaTheme="minorAscii" w:cstheme="minorAscii"/>
+          <w:noProof w:val="0"/>
+          <w:color w:val="auto"/>
+          <w:sz w:val="24"/>
+          <w:szCs w:val="24"/>
+          <w:lang w:val="en-US"/>
+        </w:rPr>
+        <w:t>additional</w:t>
+      </w:r>
+      <w:r>
+        <w:rPr>
+          <w:rFonts w:ascii="Times New Roman" w:hAnsi="Times New Roman" w:eastAsia="Times New Roman" w:cs="Times New Roman" w:asciiTheme="minorAscii" w:hAnsiTheme="minorAscii" w:eastAsiaTheme="minorAscii" w:cstheme="minorAscii"/>
+          <w:noProof w:val="0"/>
+          <w:color w:val="auto"/>
+          <w:sz w:val="24"/>
+          <w:szCs w:val="24"/>
+          <w:lang w:val="en-US"/>
+        </w:rPr>
+        <w:t xml:space="preserve"> sparsity levels, and other selection methods. It could also explore more flexible tuning strategies and improved post-selection inference to better account for uncertainty.</w:t>
+      </w:r>
+    </w:p>
+    <w:p>
+      <w:pPr>
+        <w:pStyle w:val="Normal"/>
+        <w:bidi w:val="0"/>
+        <w:spacing w:before="0" w:beforeAutospacing="off" w:after="0" w:afterAutospacing="off" w:line="480" w:lineRule="auto"/>
+        <w:ind w:left="0" w:right="0" w:firstLine="720"/>
+        <w:jc w:val="left"/>
+        <w:rPr>
+          <w:rFonts w:ascii="Times New Roman" w:hAnsi="Times New Roman" w:eastAsia="Times New Roman" w:cs="Times New Roman" w:asciiTheme="minorAscii" w:hAnsiTheme="minorAscii" w:eastAsiaTheme="minorAscii" w:cstheme="minorAscii"/>
+          <w:noProof w:val="0"/>
+          <w:color w:val="auto"/>
+          <w:sz w:val="24"/>
+          <w:szCs w:val="24"/>
+          <w:lang w:val="en-US"/>
+        </w:rPr>
+      </w:pPr>
+      <w:r>
+        <w:rPr>
+          <w:rFonts w:ascii="Times New Roman" w:hAnsi="Times New Roman" w:eastAsia="Times New Roman" w:cs="Times New Roman" w:asciiTheme="minorAscii" w:hAnsiTheme="minorAscii" w:eastAsiaTheme="minorAscii" w:cstheme="minorAscii"/>
+          <w:noProof w:val="0"/>
+          <w:color w:val="auto"/>
+          <w:sz w:val="24"/>
+          <w:szCs w:val="24"/>
+          <w:lang w:val="en-US"/>
+        </w:rPr>
+        <w:t xml:space="preserve">In conclusion, no single method performed best across all criteria. AIC and </w:t>
+      </w:r>
+      <m:oMathPara xmlns:m="http://schemas.openxmlformats.org/officeDocument/2006/math">
+        <m:oMath xmlns:m="http://schemas.openxmlformats.org/officeDocument/2006/math">
+          <m:sSub xmlns:m="http://schemas.openxmlformats.org/officeDocument/2006/math">
+            <m:sSubPr>
+              <m:ctrlPr/>
+            </m:sSubPr>
+            <m:e>
+              <m:r>
+                <m:t>𝜆</m:t>
+              </m:r>
+            </m:e>
+            <m:sub>
+              <m:r>
+                <m:t>𝑚𝑖𝑛</m:t>
+              </m:r>
+            </m:sub>
+          </m:sSub>
+        </m:oMath>
+      </m:oMathPara>
+      <w:r>
+        <w:rPr>
+          <w:rFonts w:ascii="Times New Roman" w:hAnsi="Times New Roman" w:eastAsia="Times New Roman" w:cs="Times New Roman" w:asciiTheme="minorAscii" w:hAnsiTheme="minorAscii" w:eastAsiaTheme="minorAscii" w:cstheme="minorAscii"/>
+          <w:noProof w:val="0"/>
+          <w:color w:val="auto"/>
+          <w:sz w:val="24"/>
+          <w:szCs w:val="24"/>
+          <w:lang w:val="en-US"/>
+        </w:rPr>
+        <w:t>-based methods are more suitable when the goal is higher detection of true variables, while BIC</w:t>
+      </w:r>
+      <w:r>
+        <w:rPr>
+          <w:rFonts w:ascii="Times New Roman" w:hAnsi="Times New Roman" w:eastAsia="Times New Roman" w:cs="Times New Roman" w:asciiTheme="minorAscii" w:hAnsiTheme="minorAscii" w:eastAsiaTheme="minorAscii" w:cstheme="minorAscii"/>
+          <w:noProof w:val="0"/>
+          <w:color w:val="auto"/>
+          <w:sz w:val="24"/>
+          <w:szCs w:val="24"/>
+          <w:lang w:val="en-US"/>
+        </w:rPr>
+        <w:t xml:space="preserve"> and</w:t>
+      </w:r>
+      <w:r>
+        <w:rPr>
+          <w:rFonts w:ascii="Times New Roman" w:hAnsi="Times New Roman" w:eastAsia="Times New Roman" w:cs="Times New Roman" w:asciiTheme="minorAscii" w:hAnsiTheme="minorAscii" w:eastAsiaTheme="minorAscii" w:cstheme="minorAscii"/>
+          <w:noProof w:val="0"/>
+          <w:color w:val="auto"/>
+          <w:sz w:val="24"/>
+          <w:szCs w:val="24"/>
+          <w:lang w:val="en-US"/>
+        </w:rPr>
+        <w:t xml:space="preserve"> p-value backward selection, and </w:t>
+      </w:r>
+      <m:oMathPara xmlns:m="http://schemas.openxmlformats.org/officeDocument/2006/math">
+        <m:oMath xmlns:m="http://schemas.openxmlformats.org/officeDocument/2006/math">
+          <m:sSub xmlns:m="http://schemas.openxmlformats.org/officeDocument/2006/math">
+            <m:sSubPr>
+              <m:ctrlPr/>
+            </m:sSubPr>
+            <m:e>
+              <m:r>
+                <m:t>𝜆</m:t>
+              </m:r>
+            </m:e>
+            <m:sub>
+              <m:r>
+                <m:t>1</m:t>
+              </m:r>
+              <m:r>
+                <m:t>𝑆𝐸</m:t>
+              </m:r>
+            </m:sub>
+          </m:sSub>
+        </m:oMath>
+      </m:oMathPara>
+      <w:r>
+        <w:rPr>
+          <w:rFonts w:ascii="Times New Roman" w:hAnsi="Times New Roman" w:eastAsia="Times New Roman" w:cs="Times New Roman" w:asciiTheme="minorAscii" w:hAnsiTheme="minorAscii" w:eastAsiaTheme="minorAscii" w:cstheme="minorAscii"/>
+          <w:noProof w:val="0"/>
+          <w:color w:val="auto"/>
+          <w:sz w:val="24"/>
+          <w:szCs w:val="24"/>
+          <w:lang w:val="en-US"/>
+        </w:rPr>
+        <w:t xml:space="preserve"> are more </w:t>
+      </w:r>
+      <w:r>
+        <w:rPr>
+          <w:rFonts w:ascii="Times New Roman" w:hAnsi="Times New Roman" w:eastAsia="Times New Roman" w:cs="Times New Roman" w:asciiTheme="minorAscii" w:hAnsiTheme="minorAscii" w:eastAsiaTheme="minorAscii" w:cstheme="minorAscii"/>
+          <w:noProof w:val="0"/>
+          <w:color w:val="auto"/>
+          <w:sz w:val="24"/>
+          <w:szCs w:val="24"/>
+          <w:lang w:val="en-US"/>
+        </w:rPr>
+        <w:t>appropriate when</w:t>
+      </w:r>
+      <w:r>
+        <w:rPr>
+          <w:rFonts w:ascii="Times New Roman" w:hAnsi="Times New Roman" w:eastAsia="Times New Roman" w:cs="Times New Roman" w:asciiTheme="minorAscii" w:hAnsiTheme="minorAscii" w:eastAsiaTheme="minorAscii" w:cstheme="minorAscii"/>
+          <w:noProof w:val="0"/>
+          <w:color w:val="auto"/>
+          <w:sz w:val="24"/>
+          <w:szCs w:val="24"/>
+          <w:lang w:val="en-US"/>
+        </w:rPr>
+        <w:t xml:space="preserve"> the goal is </w:t>
+      </w:r>
+      <w:r>
+        <w:rPr>
+          <w:rFonts w:ascii="Times New Roman" w:hAnsi="Times New Roman" w:eastAsia="Times New Roman" w:cs="Times New Roman" w:asciiTheme="minorAscii" w:hAnsiTheme="minorAscii" w:eastAsiaTheme="minorAscii" w:cstheme="minorAscii"/>
+          <w:noProof w:val="0"/>
+          <w:color w:val="auto"/>
+          <w:sz w:val="24"/>
+          <w:szCs w:val="24"/>
+          <w:lang w:val="en-US"/>
+        </w:rPr>
+        <w:t xml:space="preserve">to have </w:t>
+      </w:r>
+      <w:r>
+        <w:rPr>
+          <w:rFonts w:ascii="Times New Roman" w:hAnsi="Times New Roman" w:eastAsia="Times New Roman" w:cs="Times New Roman" w:asciiTheme="minorAscii" w:hAnsiTheme="minorAscii" w:eastAsiaTheme="minorAscii" w:cstheme="minorAscii"/>
+          <w:noProof w:val="0"/>
+          <w:color w:val="auto"/>
+          <w:sz w:val="24"/>
+          <w:szCs w:val="24"/>
+          <w:lang w:val="en-US"/>
+        </w:rPr>
+        <w:t xml:space="preserve">more </w:t>
+      </w:r>
+      <w:r>
+        <w:rPr>
+          <w:rFonts w:ascii="Times New Roman" w:hAnsi="Times New Roman" w:eastAsia="Times New Roman" w:cs="Times New Roman" w:asciiTheme="minorAscii" w:hAnsiTheme="minorAscii" w:eastAsiaTheme="minorAscii" w:cstheme="minorAscii"/>
+          <w:noProof w:val="0"/>
+          <w:color w:val="auto"/>
+          <w:sz w:val="24"/>
+          <w:szCs w:val="24"/>
+          <w:lang w:val="en-US"/>
+        </w:rPr>
+        <w:t>conservative</w:t>
+      </w:r>
+      <w:r>
+        <w:rPr>
+          <w:rFonts w:ascii="Times New Roman" w:hAnsi="Times New Roman" w:eastAsia="Times New Roman" w:cs="Times New Roman" w:asciiTheme="minorAscii" w:hAnsiTheme="minorAscii" w:eastAsiaTheme="minorAscii" w:cstheme="minorAscii"/>
+          <w:noProof w:val="0"/>
+          <w:color w:val="auto"/>
+          <w:sz w:val="24"/>
+          <w:szCs w:val="24"/>
+          <w:lang w:val="en-US"/>
+        </w:rPr>
+        <w:t xml:space="preserve"> model selection and control of false positives. Elastic net provides a reasonable compromise under correlated predictors. </w:t>
+      </w:r>
+      <w:r>
+        <w:rPr>
+          <w:rFonts w:ascii="Times New Roman" w:hAnsi="Times New Roman" w:eastAsia="Times New Roman" w:cs="Times New Roman" w:asciiTheme="minorAscii" w:hAnsiTheme="minorAscii" w:eastAsiaTheme="minorAscii" w:cstheme="minorAscii"/>
+          <w:noProof w:val="0"/>
+          <w:color w:val="auto"/>
+          <w:sz w:val="24"/>
+          <w:szCs w:val="24"/>
+          <w:lang w:val="en-US"/>
+        </w:rPr>
+        <w:t>Thes</w:t>
+      </w:r>
+      <w:r>
+        <w:rPr>
+          <w:rFonts w:ascii="Times New Roman" w:hAnsi="Times New Roman" w:eastAsia="Times New Roman" w:cs="Times New Roman" w:asciiTheme="minorAscii" w:hAnsiTheme="minorAscii" w:eastAsiaTheme="minorAscii" w:cstheme="minorAscii"/>
+          <w:noProof w:val="0"/>
+          <w:color w:val="auto"/>
+          <w:sz w:val="24"/>
+          <w:szCs w:val="24"/>
+          <w:lang w:val="en-US"/>
+        </w:rPr>
+        <w:t>e results show that variable selection is a trade-off problem, and the best method depends on the goal of the analysis and the structure of the data.</w:t>
+      </w:r>
     </w:p>
     <w:p>
       <w:pPr>
@@ -4541,42 +6418,35 @@
         <w:ind w:left="0" w:right="0" w:firstLine="0"/>
         <w:jc w:val="left"/>
         <w:rPr>
-          <w:rFonts w:ascii="Times New Roman" w:hAnsi="Times New Roman" w:eastAsia="Times New Roman" w:cs="Times New Roman"/>
+          <w:rFonts w:ascii="Times New Roman" w:hAnsi="Times New Roman" w:eastAsia="Times New Roman" w:cs="Times New Roman" w:asciiTheme="minorAscii" w:hAnsiTheme="minorAscii" w:eastAsiaTheme="minorAscii" w:cstheme="minorAscii"/>
           <w:b w:val="1"/>
           <w:bCs w:val="1"/>
-          <w:noProof w:val="0"/>
-          <w:sz w:val="24"/>
-          <w:szCs w:val="24"/>
-          <w:lang w:val="en-US"/>
+          <w:color w:val="auto"/>
+          <w:sz w:val="24"/>
+          <w:szCs w:val="24"/>
         </w:rPr>
       </w:pPr>
-    </w:p>
-    <w:p>
-      <w:r>
-        <w:br w:type="page"/>
-      </w:r>
-    </w:p>
-    <w:p>
-      <w:pPr>
-        <w:pStyle w:val="Normal"/>
-        <w:spacing w:after="0" w:afterAutospacing="off" w:line="480" w:lineRule="auto"/>
+      <w:r>
         <w:rPr>
           <w:rFonts w:ascii="Times New Roman" w:hAnsi="Times New Roman" w:eastAsia="Times New Roman" w:cs="Times New Roman" w:asciiTheme="minorAscii" w:hAnsiTheme="minorAscii" w:eastAsiaTheme="minorAscii" w:cstheme="minorAscii"/>
           <w:b w:val="1"/>
           <w:bCs w:val="1"/>
-          <w:sz w:val="24"/>
-          <w:szCs w:val="24"/>
-        </w:rPr>
-      </w:pPr>
+          <w:color w:val="auto"/>
+          <w:sz w:val="24"/>
+          <w:szCs w:val="24"/>
+        </w:rPr>
+        <w:t>Reference</w:t>
+      </w:r>
       <w:r>
         <w:rPr>
           <w:rFonts w:ascii="Times New Roman" w:hAnsi="Times New Roman" w:eastAsia="Times New Roman" w:cs="Times New Roman" w:asciiTheme="minorAscii" w:hAnsiTheme="minorAscii" w:eastAsiaTheme="minorAscii" w:cstheme="minorAscii"/>
           <w:b w:val="1"/>
           <w:bCs w:val="1"/>
-          <w:sz w:val="24"/>
-          <w:szCs w:val="24"/>
-        </w:rPr>
-        <w:t>References</w:t>
+          <w:color w:val="auto"/>
+          <w:sz w:val="24"/>
+          <w:szCs w:val="24"/>
+        </w:rPr>
+        <w:t>s</w:t>
       </w:r>
     </w:p>
     <w:p>
@@ -4588,6 +6458,7 @@
           <w:rFonts w:ascii="Times New Roman" w:hAnsi="Times New Roman" w:eastAsia="Times New Roman" w:cs="Times New Roman" w:asciiTheme="minorAscii" w:hAnsiTheme="minorAscii" w:eastAsiaTheme="minorAscii" w:cstheme="minorAscii"/>
           <w:b w:val="0"/>
           <w:bCs w:val="0"/>
+          <w:color w:val="auto"/>
           <w:sz w:val="24"/>
           <w:szCs w:val="24"/>
         </w:rPr>
@@ -4597,6 +6468,7 @@
           <w:rFonts w:ascii="Times New Roman" w:hAnsi="Times New Roman" w:eastAsia="Times New Roman" w:cs="Times New Roman" w:asciiTheme="minorAscii" w:hAnsiTheme="minorAscii" w:eastAsiaTheme="minorAscii" w:cstheme="minorAscii"/>
           <w:b w:val="0"/>
           <w:bCs w:val="0"/>
+          <w:color w:val="auto"/>
           <w:sz w:val="24"/>
           <w:szCs w:val="24"/>
         </w:rPr>
@@ -4614,7 +6486,7 @@
           <w:i w:val="0"/>
           <w:iCs w:val="0"/>
           <w:noProof w:val="0"/>
-          <w:color w:val="000000" w:themeColor="text1" w:themeTint="FF" w:themeShade="FF"/>
+          <w:color w:val="auto" w:themeColor="text1" w:themeTint="FF" w:themeShade="FF"/>
           <w:sz w:val="24"/>
           <w:szCs w:val="24"/>
           <w:lang w:val="en-US"/>
@@ -4628,7 +6500,7 @@
           <w:i w:val="0"/>
           <w:iCs w:val="0"/>
           <w:noProof w:val="0"/>
-          <w:color w:val="000000" w:themeColor="text1" w:themeTint="FF" w:themeShade="FF"/>
+          <w:color w:val="auto"/>
           <w:sz w:val="24"/>
           <w:szCs w:val="24"/>
           <w:lang w:val="en-US"/>
@@ -4643,7 +6515,7 @@
           <w:i w:val="0"/>
           <w:iCs w:val="0"/>
           <w:noProof w:val="0"/>
-          <w:color w:val="000000" w:themeColor="text1" w:themeTint="FF" w:themeShade="FF"/>
+          <w:color w:val="auto"/>
           <w:sz w:val="24"/>
           <w:szCs w:val="24"/>
           <w:lang w:val="en-US"/>
@@ -4658,7 +6530,7 @@
           <w:i w:val="0"/>
           <w:iCs w:val="0"/>
           <w:noProof w:val="0"/>
-          <w:color w:val="000000" w:themeColor="text1" w:themeTint="FF" w:themeShade="FF"/>
+          <w:color w:val="auto"/>
           <w:sz w:val="24"/>
           <w:szCs w:val="24"/>
           <w:lang w:val="en-US"/>
@@ -4673,7 +6545,7 @@
           <w:i w:val="0"/>
           <w:iCs w:val="0"/>
           <w:noProof w:val="0"/>
-          <w:color w:val="000000" w:themeColor="text1" w:themeTint="FF" w:themeShade="FF"/>
+          <w:color w:val="auto"/>
           <w:sz w:val="24"/>
           <w:szCs w:val="24"/>
           <w:lang w:val="en-US"/>
@@ -4688,7 +6560,7 @@
           <w:i w:val="0"/>
           <w:iCs w:val="0"/>
           <w:noProof w:val="0"/>
-          <w:color w:val="000000" w:themeColor="text1" w:themeTint="FF" w:themeShade="FF"/>
+          <w:color w:val="auto"/>
           <w:sz w:val="24"/>
           <w:szCs w:val="24"/>
           <w:lang w:val="en-US"/>
@@ -4703,7 +6575,7 @@
           <w:i w:val="0"/>
           <w:iCs w:val="0"/>
           <w:noProof w:val="0"/>
-          <w:color w:val="000000" w:themeColor="text1" w:themeTint="FF" w:themeShade="FF"/>
+          <w:color w:val="auto"/>
           <w:sz w:val="24"/>
           <w:szCs w:val="24"/>
           <w:lang w:val="en-US"/>
@@ -4718,7 +6590,7 @@
           <w:i w:val="0"/>
           <w:iCs w:val="0"/>
           <w:noProof w:val="0"/>
-          <w:color w:val="000000" w:themeColor="text1" w:themeTint="FF" w:themeShade="FF"/>
+          <w:color w:val="auto"/>
           <w:sz w:val="24"/>
           <w:szCs w:val="24"/>
           <w:lang w:val="en-US"/>
@@ -4733,7 +6605,7 @@
           <w:i w:val="0"/>
           <w:iCs w:val="0"/>
           <w:noProof w:val="0"/>
-          <w:color w:val="000000" w:themeColor="text1" w:themeTint="FF" w:themeShade="FF"/>
+          <w:color w:val="auto"/>
           <w:sz w:val="24"/>
           <w:szCs w:val="24"/>
           <w:lang w:val="en-US"/>
@@ -4748,7 +6620,7 @@
           <w:i w:val="0"/>
           <w:iCs w:val="0"/>
           <w:noProof w:val="0"/>
-          <w:color w:val="000000" w:themeColor="text1" w:themeTint="FF" w:themeShade="FF"/>
+          <w:color w:val="auto"/>
           <w:sz w:val="24"/>
           <w:szCs w:val="24"/>
           <w:lang w:val="en-US"/>
@@ -4763,7 +6635,7 @@
           <w:i w:val="0"/>
           <w:iCs w:val="0"/>
           <w:noProof w:val="0"/>
-          <w:color w:val="000000" w:themeColor="text1" w:themeTint="FF" w:themeShade="FF"/>
+          <w:color w:val="auto"/>
           <w:sz w:val="24"/>
           <w:szCs w:val="24"/>
           <w:lang w:val="en-US"/>
@@ -4778,7 +6650,7 @@
           <w:i w:val="0"/>
           <w:iCs w:val="0"/>
           <w:noProof w:val="0"/>
-          <w:color w:val="000000" w:themeColor="text1" w:themeTint="FF" w:themeShade="FF"/>
+          <w:color w:val="auto"/>
           <w:sz w:val="24"/>
           <w:szCs w:val="24"/>
           <w:lang w:val="en-US"/>
@@ -4793,7 +6665,7 @@
           <w:i w:val="0"/>
           <w:iCs w:val="0"/>
           <w:noProof w:val="0"/>
-          <w:color w:val="000000" w:themeColor="text1" w:themeTint="FF" w:themeShade="FF"/>
+          <w:color w:val="auto"/>
           <w:sz w:val="24"/>
           <w:szCs w:val="24"/>
           <w:lang w:val="en-US"/>
@@ -4808,7 +6680,7 @@
           <w:i w:val="0"/>
           <w:iCs w:val="0"/>
           <w:noProof w:val="0"/>
-          <w:color w:val="000000" w:themeColor="text1" w:themeTint="FF" w:themeShade="FF"/>
+          <w:color w:val="auto"/>
           <w:sz w:val="24"/>
           <w:szCs w:val="24"/>
           <w:lang w:val="en-US"/>
@@ -4823,7 +6695,7 @@
           <w:i w:val="0"/>
           <w:iCs w:val="0"/>
           <w:noProof w:val="0"/>
-          <w:color w:val="000000" w:themeColor="text1" w:themeTint="FF" w:themeShade="FF"/>
+          <w:color w:val="auto"/>
           <w:sz w:val="24"/>
           <w:szCs w:val="24"/>
           <w:lang w:val="en-US"/>
@@ -4838,7 +6710,7 @@
           <w:i w:val="0"/>
           <w:iCs w:val="0"/>
           <w:noProof w:val="0"/>
-          <w:color w:val="000000" w:themeColor="text1" w:themeTint="FF" w:themeShade="FF"/>
+          <w:color w:val="auto"/>
           <w:sz w:val="24"/>
           <w:szCs w:val="24"/>
           <w:lang w:val="en-US"/>
@@ -4853,7 +6725,7 @@
           <w:i w:val="0"/>
           <w:iCs w:val="0"/>
           <w:noProof w:val="0"/>
-          <w:color w:val="000000" w:themeColor="text1" w:themeTint="FF" w:themeShade="FF"/>
+          <w:color w:val="auto"/>
           <w:sz w:val="24"/>
           <w:szCs w:val="24"/>
           <w:lang w:val="en-US"/>
@@ -4868,7 +6740,7 @@
           <w:i w:val="0"/>
           <w:iCs w:val="0"/>
           <w:noProof w:val="0"/>
-          <w:color w:val="000000" w:themeColor="text1" w:themeTint="FF" w:themeShade="FF"/>
+          <w:color w:val="auto"/>
           <w:sz w:val="24"/>
           <w:szCs w:val="24"/>
           <w:lang w:val="en-US"/>
@@ -4883,7 +6755,7 @@
           <w:i w:val="0"/>
           <w:iCs w:val="0"/>
           <w:noProof w:val="0"/>
-          <w:color w:val="000000" w:themeColor="text1" w:themeTint="FF" w:themeShade="FF"/>
+          <w:color w:val="auto"/>
           <w:sz w:val="24"/>
           <w:szCs w:val="24"/>
           <w:lang w:val="en-US"/>
@@ -4898,7 +6770,7 @@
           <w:i w:val="0"/>
           <w:iCs w:val="0"/>
           <w:noProof w:val="0"/>
-          <w:color w:val="000000" w:themeColor="text1" w:themeTint="FF" w:themeShade="FF"/>
+          <w:color w:val="auto"/>
           <w:sz w:val="24"/>
           <w:szCs w:val="24"/>
           <w:lang w:val="en-US"/>
@@ -4913,7 +6785,7 @@
           <w:i w:val="0"/>
           <w:iCs w:val="0"/>
           <w:noProof w:val="0"/>
-          <w:color w:val="000000" w:themeColor="text1" w:themeTint="FF" w:themeShade="FF"/>
+          <w:color w:val="auto"/>
           <w:sz w:val="24"/>
           <w:szCs w:val="24"/>
           <w:lang w:val="en-US"/>
@@ -4923,24 +6795,202 @@
     </w:p>
     <w:p>
       <w:pPr>
-        <w:pStyle w:val="Normal"/>
-        <w:spacing w:after="0" w:afterAutospacing="off" w:line="480" w:lineRule="auto"/>
+        <w:spacing w:before="0" w:beforeAutospacing="off" w:after="0" w:afterAutospacing="off" w:line="480" w:lineRule="auto"/>
+        <w:jc w:val="left"/>
+        <w:rPr>
+          <w:rFonts w:ascii="Times New Roman" w:hAnsi="Times New Roman" w:eastAsia="Times New Roman" w:cs="Times New Roman" w:asciiTheme="minorAscii" w:hAnsiTheme="minorAscii" w:eastAsiaTheme="minorAscii" w:cstheme="minorAscii"/>
+          <w:b w:val="0"/>
+          <w:bCs w:val="0"/>
+          <w:i w:val="0"/>
+          <w:iCs w:val="0"/>
+          <w:caps w:val="0"/>
+          <w:smallCaps w:val="0"/>
+          <w:strike w:val="0"/>
+          <w:dstrike w:val="0"/>
+          <w:noProof w:val="0"/>
+          <w:color w:val="auto" w:themeColor="text1" w:themeTint="FF" w:themeShade="FF"/>
+          <w:sz w:val="24"/>
+          <w:szCs w:val="24"/>
+          <w:u w:val="none"/>
+          <w:lang w:val="en-US"/>
+        </w:rPr>
+      </w:pPr>
+      <w:r>
         <w:rPr>
           <w:rFonts w:ascii="Times New Roman" w:hAnsi="Times New Roman" w:eastAsia="Times New Roman" w:cs="Times New Roman" w:asciiTheme="minorAscii" w:hAnsiTheme="minorAscii" w:eastAsiaTheme="minorAscii" w:cstheme="minorAscii"/>
           <w:b w:val="1"/>
           <w:bCs w:val="1"/>
-          <w:sz w:val="24"/>
-          <w:szCs w:val="24"/>
-        </w:rPr>
-      </w:pPr>
+          <w:i w:val="0"/>
+          <w:iCs w:val="0"/>
+          <w:caps w:val="0"/>
+          <w:smallCaps w:val="0"/>
+          <w:strike w:val="0"/>
+          <w:dstrike w:val="0"/>
+          <w:noProof w:val="0"/>
+          <w:color w:val="auto"/>
+          <w:sz w:val="24"/>
+          <w:szCs w:val="24"/>
+          <w:u w:val="none"/>
+          <w:lang w:val="en-US"/>
+        </w:rPr>
+        <w:t>Reproducible Research Information</w:t>
+      </w:r>
+      <w:r>
+        <w:br/>
+      </w:r>
+      <w:r>
+        <w:tab/>
+      </w:r>
+      <w:r>
+        <w:rPr>
+          <w:rFonts w:ascii="Times New Roman" w:hAnsi="Times New Roman" w:eastAsia="Times New Roman" w:cs="Times New Roman" w:asciiTheme="minorAscii" w:hAnsiTheme="minorAscii" w:eastAsiaTheme="minorAscii" w:cstheme="minorAscii"/>
+          <w:b w:val="0"/>
+          <w:bCs w:val="0"/>
+          <w:i w:val="0"/>
+          <w:iCs w:val="0"/>
+          <w:caps w:val="0"/>
+          <w:smallCaps w:val="0"/>
+          <w:strike w:val="0"/>
+          <w:dstrike w:val="0"/>
+          <w:noProof w:val="0"/>
+          <w:color w:val="auto"/>
+          <w:sz w:val="24"/>
+          <w:szCs w:val="24"/>
+          <w:u w:val="none"/>
+          <w:lang w:val="en-US"/>
+        </w:rPr>
+        <w:t xml:space="preserve">The data files and analysis code used to generate the data, results, tables, and figures in this report are available at: </w:t>
+      </w:r>
+      <w:hyperlink r:id="R760195475b224429">
+        <w:r>
+          <w:rPr>
+            <w:rStyle w:val="Hyperlink"/>
+            <w:rFonts w:ascii="Times New Roman" w:hAnsi="Times New Roman" w:eastAsia="Times New Roman" w:cs="Times New Roman" w:asciiTheme="minorAscii" w:hAnsiTheme="minorAscii" w:eastAsiaTheme="minorAscii" w:cstheme="minorAscii"/>
+            <w:b w:val="0"/>
+            <w:bCs w:val="0"/>
+            <w:i w:val="0"/>
+            <w:iCs w:val="0"/>
+            <w:caps w:val="0"/>
+            <w:smallCaps w:val="0"/>
+            <w:strike w:val="0"/>
+            <w:dstrike w:val="0"/>
+            <w:noProof w:val="0"/>
+            <w:color w:val="auto"/>
+            <w:sz w:val="24"/>
+            <w:szCs w:val="24"/>
+            <w:lang w:val="en-US"/>
+          </w:rPr>
+          <w:t>https://github.com/robledok/BIOS6624.git</w:t>
+        </w:r>
+      </w:hyperlink>
+      <w:r>
+        <w:rPr>
+          <w:rFonts w:ascii="Times New Roman" w:hAnsi="Times New Roman" w:eastAsia="Times New Roman" w:cs="Times New Roman" w:asciiTheme="minorAscii" w:hAnsiTheme="minorAscii" w:eastAsiaTheme="minorAscii" w:cstheme="minorAscii"/>
+          <w:b w:val="0"/>
+          <w:bCs w:val="0"/>
+          <w:i w:val="0"/>
+          <w:iCs w:val="0"/>
+          <w:caps w:val="0"/>
+          <w:smallCaps w:val="0"/>
+          <w:strike w:val="0"/>
+          <w:dstrike w:val="0"/>
+          <w:noProof w:val="0"/>
+          <w:color w:val="auto"/>
+          <w:sz w:val="24"/>
+          <w:szCs w:val="24"/>
+          <w:u w:val="none"/>
+          <w:lang w:val="en-US"/>
+        </w:rPr>
+        <w:t xml:space="preserve">. All </w:t>
+      </w:r>
+      <w:r>
+        <w:rPr>
+          <w:rFonts w:ascii="Times New Roman" w:hAnsi="Times New Roman" w:eastAsia="Times New Roman" w:cs="Times New Roman" w:asciiTheme="minorAscii" w:hAnsiTheme="minorAscii" w:eastAsiaTheme="minorAscii" w:cstheme="minorAscii"/>
+          <w:b w:val="0"/>
+          <w:bCs w:val="0"/>
+          <w:i w:val="0"/>
+          <w:iCs w:val="0"/>
+          <w:caps w:val="0"/>
+          <w:smallCaps w:val="0"/>
+          <w:strike w:val="0"/>
+          <w:dstrike w:val="0"/>
+          <w:noProof w:val="0"/>
+          <w:color w:val="auto"/>
+          <w:sz w:val="24"/>
+          <w:szCs w:val="24"/>
+          <w:u w:val="none"/>
+          <w:lang w:val="en-US"/>
+        </w:rPr>
+        <w:t xml:space="preserve">data generation and </w:t>
+      </w:r>
+      <w:r>
+        <w:rPr>
+          <w:rFonts w:ascii="Times New Roman" w:hAnsi="Times New Roman" w:eastAsia="Times New Roman" w:cs="Times New Roman" w:asciiTheme="minorAscii" w:hAnsiTheme="minorAscii" w:eastAsiaTheme="minorAscii" w:cstheme="minorAscii"/>
+          <w:b w:val="0"/>
+          <w:bCs w:val="0"/>
+          <w:i w:val="0"/>
+          <w:iCs w:val="0"/>
+          <w:caps w:val="0"/>
+          <w:smallCaps w:val="0"/>
+          <w:strike w:val="0"/>
+          <w:dstrike w:val="0"/>
+          <w:noProof w:val="0"/>
+          <w:color w:val="auto"/>
+          <w:sz w:val="24"/>
+          <w:szCs w:val="24"/>
+          <w:u w:val="none"/>
+          <w:lang w:val="en-US"/>
+        </w:rPr>
+        <w:t>analyses were conducted in Project 4/Code/01_Data_</w:t>
+      </w:r>
+      <w:r>
+        <w:rPr>
+          <w:rFonts w:ascii="Times New Roman" w:hAnsi="Times New Roman" w:eastAsia="Times New Roman" w:cs="Times New Roman" w:asciiTheme="minorAscii" w:hAnsiTheme="minorAscii" w:eastAsiaTheme="minorAscii" w:cstheme="minorAscii"/>
+          <w:b w:val="0"/>
+          <w:bCs w:val="0"/>
+          <w:i w:val="0"/>
+          <w:iCs w:val="0"/>
+          <w:caps w:val="0"/>
+          <w:smallCaps w:val="0"/>
+          <w:strike w:val="0"/>
+          <w:dstrike w:val="0"/>
+          <w:noProof w:val="0"/>
+          <w:color w:val="auto"/>
+          <w:sz w:val="24"/>
+          <w:szCs w:val="24"/>
+          <w:u w:val="none"/>
+          <w:lang w:val="en-US"/>
+        </w:rPr>
+        <w:t>Analysis.R</w:t>
+      </w:r>
+      <w:r>
+        <w:rPr>
+          <w:rFonts w:ascii="Times New Roman" w:hAnsi="Times New Roman" w:eastAsia="Times New Roman" w:cs="Times New Roman" w:asciiTheme="minorAscii" w:hAnsiTheme="minorAscii" w:eastAsiaTheme="minorAscii" w:cstheme="minorAscii"/>
+          <w:b w:val="0"/>
+          <w:bCs w:val="0"/>
+          <w:i w:val="0"/>
+          <w:iCs w:val="0"/>
+          <w:caps w:val="0"/>
+          <w:smallCaps w:val="0"/>
+          <w:strike w:val="0"/>
+          <w:dstrike w:val="0"/>
+          <w:noProof w:val="0"/>
+          <w:color w:val="auto"/>
+          <w:sz w:val="24"/>
+          <w:szCs w:val="24"/>
+          <w:u w:val="none"/>
+          <w:lang w:val="en-US"/>
+        </w:rPr>
+        <w:t xml:space="preserve">. </w:t>
+      </w:r>
     </w:p>
     <w:sectPr>
       <w:pgSz w:w="12240" w:h="15840" w:orient="portrait"/>
       <w:pgMar w:top="1440" w:right="1440" w:bottom="1440" w:left="1440" w:header="720" w:footer="720" w:gutter="0"/>
       <w:cols w:space="720"/>
       <w:docGrid w:linePitch="360"/>
-      <w:headerReference w:type="default" r:id="Rc3c1587a451b4c61"/>
-      <w:footerReference w:type="default" r:id="R794b1c1be08d4eb3"/>
+      <w:headerReference w:type="default" r:id="R7d9a963827fc47be"/>
+      <w:footerReference w:type="default" r:id="R2f603561f6b5474c"/>
     </w:sectPr>
   </w:body>
 </w:document>
@@ -5668,7 +7718,7 @@
     <w:name w:val="header"/>
     <w:basedOn w:val="Normal"/>
     <w:unhideWhenUsed/>
-    <w:rsid w:val="2436A727"/>
+    <w:rsid w:val="5E7F54DE"/>
     <w:pPr>
       <w:tabs>
         <w:tab w:val="center" w:leader="none" w:pos="4680"/>
@@ -5682,7 +7732,7 @@
     <w:name w:val="footer"/>
     <w:basedOn w:val="Normal"/>
     <w:unhideWhenUsed/>
-    <w:rsid w:val="2436A727"/>
+    <w:rsid w:val="5E7F54DE"/>
     <w:pPr>
       <w:tabs>
         <w:tab w:val="center" w:leader="none" w:pos="4680"/>
@@ -5696,12 +7746,23 @@
     <w:name w:val="List Paragraph"/>
     <w:basedOn w:val="Normal"/>
     <w:qFormat/>
-    <w:rsid w:val="2436A727"/>
+    <w:rsid w:val="5E7F54DE"/>
     <w:pPr>
       <w:spacing/>
       <w:ind w:left="720"/>
       <w:contextualSpacing/>
     </w:pPr>
+  </w:style>
+  <w:style w:type="character" w:styleId="Hyperlink">
+    <w:uiPriority w:val="99"/>
+    <w:name w:val="Hyperlink"/>
+    <w:basedOn w:val="DefaultParagraphFont"/>
+    <w:unhideWhenUsed/>
+    <w:rsid w:val="5E7F54DE"/>
+    <w:rPr>
+      <w:color w:val="467886"/>
+      <w:u w:val="single"/>
+    </w:rPr>
   </w:style>
   <w:style xmlns:w="http://schemas.openxmlformats.org/wordprocessingml/2006/main" w:type="table" w:styleId="TableGrid">
     <w:name xmlns:w="http://schemas.openxmlformats.org/wordprocessingml/2006/main" w:val="Table Grid"/>
